--- a/Ramapo620-50_syllabus1.1docx.docx
+++ b/Ramapo620-50_syllabus1.1docx.docx
@@ -7532,7 +7532,25 @@
             <w:sz w:val="24"/>
             <w:szCs w:val="24"/>
           </w:rPr>
-          <w:t>https://teropa.info/blog/2017/01/23/terry-rileys-in-c.html</w:t>
+          <w:t>https://teropa.in</w:t>
+        </w:r>
+        <w:r>
+          <w:rPr>
+            <w:rStyle w:val="Hyperlink"/>
+            <w:iCs/>
+            <w:sz w:val="24"/>
+            <w:szCs w:val="24"/>
+          </w:rPr>
+          <w:t>f</w:t>
+        </w:r>
+        <w:r>
+          <w:rPr>
+            <w:rStyle w:val="Hyperlink"/>
+            <w:iCs/>
+            <w:sz w:val="24"/>
+            <w:szCs w:val="24"/>
+          </w:rPr>
+          <w:t>o/blog/2017/01/23/terry-rileys-in-c.html</w:t>
         </w:r>
       </w:hyperlink>
     </w:p>
@@ -8349,7 +8367,7 @@
       <w:pPr>
         <w:pStyle w:val="Normal1"/>
         <w:rPr>
-          <w:i/>
+          <w:iCs/>
           <w:color w:val="000000" w:themeColor="text1"/>
           <w:sz w:val="24"/>
           <w:szCs w:val="24"/>
@@ -8364,251 +8382,56 @@
         </w:rPr>
         <w:t xml:space="preserve">We begin soldering </w:t>
       </w:r>
-      <w:r>
-        <w:rPr>
-          <w:i/>
-          <w:color w:val="000000" w:themeColor="text1"/>
-          <w:sz w:val="24"/>
-          <w:szCs w:val="24"/>
-        </w:rPr>
-        <w:t>Flying Fish</w:t>
-      </w:r>
-    </w:p>
-    <w:p>
-      <w:pPr>
-        <w:pStyle w:val="Normal1"/>
-        <w:rPr>
-          <w:i/>
-          <w:color w:val="000000" w:themeColor="text1"/>
-          <w:sz w:val="24"/>
-          <w:szCs w:val="24"/>
-        </w:rPr>
-      </w:pPr>
-      <w:hyperlink r:id="rId30" w:history="1">
-        <w:r>
-          <w:rPr>
-            <w:rStyle w:val="Hyperlink"/>
-            <w:i/>
-            <w:sz w:val="24"/>
-            <w:szCs w:val="24"/>
-          </w:rPr>
-          <w:t>https://github.com/dfict/flying_fish/</w:t>
-        </w:r>
-      </w:hyperlink>
-    </w:p>
-    <w:p>
-      <w:pPr>
-        <w:pStyle w:val="Normal1"/>
-        <w:rPr>
-          <w:i/>
-          <w:color w:val="000000" w:themeColor="text1"/>
-          <w:sz w:val="24"/>
-          <w:szCs w:val="24"/>
-        </w:rPr>
-      </w:pPr>
-    </w:p>
-    <w:p>
-      <w:pPr>
-        <w:pStyle w:val="Normal1"/>
-        <w:spacing w:line="240" w:lineRule="auto"/>
-        <w:ind w:left="720"/>
-        <w:rPr>
-          <w:sz w:val="24"/>
-          <w:szCs w:val="24"/>
-        </w:rPr>
-      </w:pPr>
-      <w:r>
-        <w:rPr>
-          <w:sz w:val="24"/>
-          <w:szCs w:val="24"/>
-        </w:rPr>
-        <w:t>Flying Fish is a reprogrammable, microcontroller-based synthesizer that runs the Karplus Strong Algorithm in order to produce plucked tones akin to the sounds of a zither. It is commanded by code, an analog input in the form of sunlight control, and a temperature sensor.</w:t>
-      </w:r>
-    </w:p>
-    <w:p>
-      <w:pPr>
-        <w:pStyle w:val="Normal1"/>
-        <w:jc w:val="center"/>
-        <w:rPr>
-          <w:iCs/>
-          <w:color w:val="000000" w:themeColor="text1"/>
-          <w:sz w:val="24"/>
-          <w:szCs w:val="24"/>
-        </w:rPr>
-      </w:pPr>
-      <w:r>
-        <w:rPr>
-          <w:b/>
+    </w:p>
+    <w:p>
+      <w:pPr>
+        <w:pStyle w:val="Normal1"/>
+        <w:rPr>
+          <w:i/>
+          <w:color w:val="000000" w:themeColor="text1"/>
+          <w:sz w:val="24"/>
+          <w:szCs w:val="24"/>
+        </w:rPr>
+      </w:pPr>
+      <w:r>
+        <w:rPr>
+          <w:i/>
+          <w:color w:val="000000" w:themeColor="text1"/>
+          <w:sz w:val="24"/>
+          <w:szCs w:val="24"/>
+        </w:rPr>
+        <w:t>and testing our guitar pedals</w:t>
+      </w:r>
+    </w:p>
+    <w:p>
+      <w:pPr>
+        <w:pStyle w:val="Normal1"/>
+        <w:rPr>
+          <w:i/>
+          <w:color w:val="000000" w:themeColor="text1"/>
+          <w:sz w:val="24"/>
+          <w:szCs w:val="24"/>
+        </w:rPr>
+      </w:pPr>
+    </w:p>
+    <w:p>
+      <w:pPr>
+        <w:pStyle w:val="Normal1"/>
+        <w:rPr>
+          <w:iCs/>
+          <w:color w:val="000000" w:themeColor="text1"/>
+          <w:sz w:val="24"/>
+          <w:szCs w:val="24"/>
+        </w:rPr>
+      </w:pPr>
+      <w:r>
+        <w:rPr>
           <w:noProof/>
-          <w:sz w:val="24"/>
-          <w:szCs w:val="24"/>
-        </w:rPr>
-        <w:drawing>
-          <wp:inline distT="0" distB="0" distL="0" distR="0" wp14:anchorId="78099015" wp14:editId="21E970F7">
-            <wp:extent cx="4415453" cy="3237998"/>
-            <wp:effectExtent l="0" t="0" r="4445" b="635"/>
-            <wp:docPr id="23" name="Picture 23" descr="A pair of blue circuit boards&#10;&#10;Description automatically generated"/>
-            <wp:cNvGraphicFramePr>
-              <a:graphicFrameLocks xmlns:a="http://schemas.openxmlformats.org/drawingml/2006/main" noChangeAspect="1"/>
-            </wp:cNvGraphicFramePr>
-            <a:graphic xmlns:a="http://schemas.openxmlformats.org/drawingml/2006/main">
-              <a:graphicData uri="http://schemas.openxmlformats.org/drawingml/2006/picture">
-                <pic:pic xmlns:pic="http://schemas.openxmlformats.org/drawingml/2006/picture">
-                  <pic:nvPicPr>
-                    <pic:cNvPr id="14" name="Picture 14" descr="A pair of blue circuit boards&#10;&#10;Description automatically generated"/>
-                    <pic:cNvPicPr/>
-                  </pic:nvPicPr>
-                  <pic:blipFill>
-                    <a:blip r:embed="rId31"/>
-                    <a:stretch>
-                      <a:fillRect/>
-                    </a:stretch>
-                  </pic:blipFill>
-                  <pic:spPr>
-                    <a:xfrm>
-                      <a:off x="0" y="0"/>
-                      <a:ext cx="4428134" cy="3247297"/>
-                    </a:xfrm>
-                    <a:prstGeom prst="rect">
-                      <a:avLst/>
-                    </a:prstGeom>
-                  </pic:spPr>
-                </pic:pic>
-              </a:graphicData>
-            </a:graphic>
-          </wp:inline>
-        </w:drawing>
-      </w:r>
-    </w:p>
-    <w:p>
-      <w:pPr>
-        <w:pStyle w:val="Normal1"/>
-        <w:rPr>
-          <w:iCs/>
-          <w:color w:val="000000" w:themeColor="text1"/>
-          <w:sz w:val="24"/>
-          <w:szCs w:val="24"/>
-        </w:rPr>
-      </w:pPr>
-    </w:p>
-    <w:p>
-      <w:pPr>
-        <w:pStyle w:val="Normal1"/>
-        <w:rPr>
-          <w:iCs/>
-          <w:color w:val="000000" w:themeColor="text1"/>
-          <w:sz w:val="24"/>
-          <w:szCs w:val="24"/>
-        </w:rPr>
-      </w:pPr>
-      <w:r>
-        <w:rPr>
-          <w:iCs/>
-          <w:color w:val="000000" w:themeColor="text1"/>
-          <w:sz w:val="24"/>
-          <w:szCs w:val="24"/>
-        </w:rPr>
-        <w:t xml:space="preserve">Etude </w:t>
-      </w:r>
-      <w:r>
-        <w:rPr>
-          <w:iCs/>
-          <w:color w:val="000000" w:themeColor="text1"/>
-          <w:sz w:val="24"/>
-          <w:szCs w:val="24"/>
-        </w:rPr>
-        <w:t>7</w:t>
-      </w:r>
-      <w:r>
-        <w:rPr>
-          <w:iCs/>
-          <w:color w:val="000000" w:themeColor="text1"/>
-          <w:sz w:val="24"/>
-          <w:szCs w:val="24"/>
-        </w:rPr>
-        <w:t>:</w:t>
-      </w:r>
-    </w:p>
-    <w:p>
-      <w:pPr>
-        <w:pStyle w:val="Normal1"/>
-        <w:ind w:left="720"/>
-        <w:rPr>
-          <w:iCs/>
-          <w:color w:val="000000" w:themeColor="text1"/>
-          <w:sz w:val="24"/>
-          <w:szCs w:val="24"/>
-        </w:rPr>
-      </w:pPr>
-      <w:r>
-        <w:rPr>
-          <w:iCs/>
-          <w:color w:val="000000" w:themeColor="text1"/>
-          <w:sz w:val="24"/>
-          <w:szCs w:val="24"/>
-        </w:rPr>
-        <w:t xml:space="preserve">Make sure you finish your working flying fish instrument. Request office </w:t>
-      </w:r>
-      <w:proofErr w:type="spellStart"/>
-      <w:r>
-        <w:rPr>
-          <w:iCs/>
-          <w:color w:val="000000" w:themeColor="text1"/>
-          <w:sz w:val="24"/>
-          <w:szCs w:val="24"/>
-        </w:rPr>
-        <w:t>hours time</w:t>
-      </w:r>
-      <w:proofErr w:type="spellEnd"/>
-      <w:r>
-        <w:rPr>
-          <w:iCs/>
-          <w:color w:val="000000" w:themeColor="text1"/>
-          <w:sz w:val="24"/>
-          <w:szCs w:val="24"/>
-        </w:rPr>
-        <w:t xml:space="preserve"> with Professor if needed.</w:t>
-      </w:r>
-      <w:r>
-        <w:rPr>
-          <w:iCs/>
-          <w:color w:val="000000" w:themeColor="text1"/>
-          <w:sz w:val="24"/>
-          <w:szCs w:val="24"/>
-        </w:rPr>
-        <w:t xml:space="preserve"> Upload a piece of code from the repo and validate whether it works.</w:t>
-      </w:r>
-    </w:p>
-    <w:p>
-      <w:pPr>
-        <w:pStyle w:val="Normal1"/>
-        <w:rPr>
-          <w:iCs/>
-          <w:color w:val="000000" w:themeColor="text1"/>
-          <w:sz w:val="24"/>
-          <w:szCs w:val="24"/>
-        </w:rPr>
-      </w:pPr>
-    </w:p>
-    <w:p>
-      <w:pPr>
-        <w:pStyle w:val="Normal1"/>
-        <w:spacing w:line="240" w:lineRule="auto"/>
-        <w:rPr>
-          <w:b/>
-          <w:color w:val="000000" w:themeColor="text1"/>
-          <w:sz w:val="24"/>
-          <w:szCs w:val="24"/>
-        </w:rPr>
-      </w:pPr>
-      <w:r>
-        <w:rPr>
-          <w:noProof/>
-          <w:color w:val="000000" w:themeColor="text1"/>
-          <w:sz w:val="24"/>
-          <w:szCs w:val="24"/>
-        </w:rPr>
-        <w:pict w14:anchorId="5F4BDA6C">
+          <w:color w:val="000000" w:themeColor="text1"/>
+          <w:sz w:val="24"/>
+          <w:szCs w:val="24"/>
+        </w:rPr>
+        <w:pict w14:anchorId="2274D626">
           <v:rect id="_x0000_i1033" alt="" style="width:468pt;height:.05pt;mso-width-percent:0;mso-height-percent:0;mso-width-percent:0;mso-height-percent:0" o:hralign="center" o:hrstd="t" o:hr="t" fillcolor="#a0a0a0" stroked="f"/>
         </w:pict>
       </w:r>
@@ -8616,6 +8439,18 @@
     <w:p>
       <w:pPr>
         <w:pStyle w:val="Normal1"/>
+        <w:spacing w:line="240" w:lineRule="auto"/>
+        <w:rPr>
+          <w:b/>
+          <w:color w:val="000000" w:themeColor="text1"/>
+          <w:sz w:val="24"/>
+          <w:szCs w:val="24"/>
+        </w:rPr>
+      </w:pPr>
+    </w:p>
+    <w:p>
+      <w:pPr>
+        <w:pStyle w:val="Normal1"/>
         <w:rPr>
           <w:i/>
           <w:color w:val="000000" w:themeColor="text1"/>
@@ -8657,26 +8492,6 @@
       <w:pPr>
         <w:pStyle w:val="Normal1"/>
         <w:rPr>
-          <w:i/>
-          <w:color w:val="000000" w:themeColor="text1"/>
-          <w:sz w:val="24"/>
-          <w:szCs w:val="24"/>
-        </w:rPr>
-      </w:pPr>
-      <w:r>
-        <w:rPr>
-          <w:i/>
-          <w:color w:val="000000" w:themeColor="text1"/>
-          <w:sz w:val="24"/>
-          <w:szCs w:val="24"/>
-        </w:rPr>
-        <w:t>Boxing up Flying Fish</w:t>
-      </w:r>
-    </w:p>
-    <w:p>
-      <w:pPr>
-        <w:pStyle w:val="Normal1"/>
-        <w:rPr>
           <w:b/>
           <w:bCs/>
           <w:i/>
@@ -8811,7 +8626,7 @@
           <w:szCs w:val="24"/>
         </w:rPr>
       </w:pPr>
-      <w:hyperlink r:id="rId32" w:history="1">
+      <w:hyperlink r:id="rId30" w:history="1">
         <w:r>
           <w:rPr>
             <w:rStyle w:val="Hyperlink"/>
@@ -9120,7 +8935,7 @@
           <w:szCs w:val="24"/>
         </w:rPr>
       </w:pPr>
-      <w:hyperlink r:id="rId33" w:history="1">
+      <w:hyperlink r:id="rId31" w:history="1">
         <w:r>
           <w:rPr>
             <w:rStyle w:val="Hyperlink"/>
@@ -9169,6 +8984,7 @@
           <w:sz w:val="24"/>
           <w:szCs w:val="24"/>
         </w:rPr>
+        <w:lastRenderedPageBreak/>
         <w:t xml:space="preserve">Exploration of Daisy </w:t>
       </w:r>
       <w:proofErr w:type="spellStart"/>
@@ -9248,7 +9064,7 @@
                     </pic:cNvPicPr>
                   </pic:nvPicPr>
                   <pic:blipFill>
-                    <a:blip r:embed="rId34">
+                    <a:blip r:embed="rId32">
                       <a:extLst>
                         <a:ext uri="{28A0092B-C50C-407E-A947-70E740481C1C}">
                           <a14:useLocalDpi xmlns:a14="http://schemas.microsoft.com/office/drawing/2010/main" val="0"/>
@@ -9304,7 +9120,7 @@
                     </pic:cNvPicPr>
                   </pic:nvPicPr>
                   <pic:blipFill>
-                    <a:blip r:embed="rId35">
+                    <a:blip r:embed="rId33">
                       <a:extLst>
                         <a:ext uri="{28A0092B-C50C-407E-A947-70E740481C1C}">
                           <a14:useLocalDpi xmlns:a14="http://schemas.microsoft.com/office/drawing/2010/main" val="0"/>
@@ -9673,7 +9489,7 @@
           <w:szCs w:val="24"/>
         </w:rPr>
       </w:pPr>
-      <w:hyperlink r:id="rId36" w:history="1">
+      <w:hyperlink r:id="rId34" w:history="1">
         <w:r>
           <w:rPr>
             <w:rStyle w:val="Hyperlink"/>
@@ -9793,7 +9609,17 @@
           <w:sz w:val="24"/>
           <w:szCs w:val="24"/>
         </w:rPr>
-        <w:t>, to allow groundbreaking sonic research into a rich unexploited area: the manipulation of large sound corpora. Indeed, with access to, genesis of, and storage of large sound banks now commonplace, novel ways of abstracting and manipulating them are needed to mine their inherent potential.</w:t>
+        <w:t xml:space="preserve">, to allow groundbreaking sonic research into a rich unexploited area: the manipulation of large sound corpora. Indeed, with access to, genesis of, and storage of large sound </w:t>
+      </w:r>
+      <w:r>
+        <w:rPr>
+          <w:iCs/>
+          <w:color w:val="000000" w:themeColor="text1"/>
+          <w:sz w:val="24"/>
+          <w:szCs w:val="24"/>
+        </w:rPr>
+        <w:lastRenderedPageBreak/>
+        <w:t>banks now commonplace, novel ways of abstracting and manipulating them are needed to mine their inherent potential.</w:t>
       </w:r>
       <w:r>
         <w:rPr>
@@ -10034,7 +9860,6 @@
           <w:sz w:val="24"/>
           <w:szCs w:val="24"/>
         </w:rPr>
-        <w:lastRenderedPageBreak/>
         <w:pict w14:anchorId="78D2CA2C">
           <v:rect id="_x0000_i1027" alt="" style="width:468pt;height:.05pt;mso-width-percent:0;mso-height-percent:0;mso-width-percent:0;mso-height-percent:0" o:hralign="center" o:hrstd="t" o:hr="t" fillcolor="#a0a0a0" stroked="f"/>
         </w:pict>
@@ -10307,12 +10132,12 @@
       </w:pPr>
     </w:p>
     <w:sectPr>
-      <w:headerReference w:type="even" r:id="rId37"/>
-      <w:headerReference w:type="default" r:id="rId38"/>
-      <w:footerReference w:type="even" r:id="rId39"/>
-      <w:footerReference w:type="default" r:id="rId40"/>
-      <w:headerReference w:type="first" r:id="rId41"/>
-      <w:footerReference w:type="first" r:id="rId42"/>
+      <w:headerReference w:type="even" r:id="rId35"/>
+      <w:headerReference w:type="default" r:id="rId36"/>
+      <w:footerReference w:type="even" r:id="rId37"/>
+      <w:footerReference w:type="default" r:id="rId38"/>
+      <w:headerReference w:type="first" r:id="rId39"/>
+      <w:footerReference w:type="first" r:id="rId40"/>
       <w:type w:val="continuous"/>
       <w:pgSz w:w="12240" w:h="15840"/>
       <w:pgMar w:top="1440" w:right="1440" w:bottom="1440" w:left="1440" w:header="720" w:footer="720" w:gutter="0"/>

--- a/Ramapo620-50_syllabus1.1docx.docx
+++ b/Ramapo620-50_syllabus1.1docx.docx
@@ -79,7 +79,6 @@
         </w:rPr>
         <w:t xml:space="preserve">0 - </w:t>
       </w:r>
-      <w:proofErr w:type="gramStart"/>
       <w:r>
         <w:rPr>
           <w:rFonts w:ascii="Arial" w:hAnsi="Arial" w:cs="Arial"/>
@@ -96,105 +95,95 @@
           <w:sz w:val="24"/>
           <w:szCs w:val="24"/>
         </w:rPr>
-        <w:t>0 :</w:t>
-      </w:r>
-      <w:proofErr w:type="gramEnd"/>
-      <w:r>
-        <w:rPr>
-          <w:rFonts w:ascii="Arial" w:hAnsi="Arial" w:cs="Arial"/>
+        <w:t xml:space="preserve">0 : </w:t>
+      </w:r>
+      <w:r>
+        <w:rPr>
+          <w:rFonts w:ascii="Arial" w:hAnsi="Arial" w:cs="Arial"/>
+          <w:color w:val="000000" w:themeColor="text1"/>
+          <w:sz w:val="24"/>
+          <w:szCs w:val="24"/>
+        </w:rPr>
+        <w:t>Creative Musical Coding</w:t>
+      </w:r>
+    </w:p>
+    <w:p>
+      <w:pPr>
+        <w:rPr>
+          <w:rFonts w:ascii="Arial" w:hAnsi="Arial" w:cs="Arial"/>
+          <w:color w:val="000000" w:themeColor="text1"/>
+          <w:sz w:val="24"/>
+          <w:szCs w:val="24"/>
+        </w:rPr>
+      </w:pPr>
+      <w:r>
+        <w:rPr>
+          <w:rFonts w:ascii="Arial" w:hAnsi="Arial" w:cs="Arial"/>
+          <w:color w:val="000000" w:themeColor="text1"/>
+          <w:sz w:val="24"/>
+          <w:szCs w:val="24"/>
+        </w:rPr>
+        <w:t>Fall</w:t>
+      </w:r>
+      <w:r>
+        <w:rPr>
+          <w:rFonts w:ascii="Arial" w:hAnsi="Arial" w:cs="Arial"/>
+          <w:color w:val="000000" w:themeColor="text1"/>
+          <w:sz w:val="24"/>
+          <w:szCs w:val="24"/>
+        </w:rPr>
+        <w:t xml:space="preserve"> 202</w:t>
+      </w:r>
+      <w:r>
+        <w:rPr>
+          <w:rFonts w:ascii="Arial" w:hAnsi="Arial" w:cs="Arial"/>
+          <w:color w:val="000000" w:themeColor="text1"/>
+          <w:sz w:val="24"/>
+          <w:szCs w:val="24"/>
+        </w:rPr>
+        <w:t>6</w:t>
+      </w:r>
+    </w:p>
+    <w:p>
+      <w:pPr>
+        <w:rPr>
+          <w:rFonts w:ascii="Arial" w:hAnsi="Arial" w:cs="Arial"/>
+          <w:color w:val="000000" w:themeColor="text1"/>
+          <w:sz w:val="24"/>
+          <w:szCs w:val="24"/>
+        </w:rPr>
+      </w:pPr>
+    </w:p>
+    <w:p>
+      <w:pPr>
+        <w:rPr>
+          <w:rFonts w:ascii="Arial" w:hAnsi="Arial" w:cs="Arial"/>
+          <w:bCs/>
+          <w:color w:val="000000" w:themeColor="text1"/>
+          <w:sz w:val="24"/>
+          <w:szCs w:val="24"/>
+        </w:rPr>
+      </w:pPr>
+      <w:r>
+        <w:rPr>
+          <w:rFonts w:ascii="Arial" w:hAnsi="Arial" w:cs="Arial"/>
+          <w:bCs/>
+          <w:color w:val="000000" w:themeColor="text1"/>
+          <w:sz w:val="24"/>
+          <w:szCs w:val="24"/>
+        </w:rPr>
+        <w:t>Daniel Fishkin</w:t>
+      </w:r>
+      <w:r>
+        <w:rPr>
+          <w:rFonts w:ascii="Arial" w:hAnsi="Arial" w:cs="Arial"/>
+          <w:bCs/>
           <w:color w:val="000000" w:themeColor="text1"/>
           <w:sz w:val="24"/>
           <w:szCs w:val="24"/>
         </w:rPr>
         <w:t xml:space="preserve"> </w:t>
       </w:r>
-      <w:r>
-        <w:rPr>
-          <w:rFonts w:ascii="Arial" w:hAnsi="Arial" w:cs="Arial"/>
-          <w:color w:val="000000" w:themeColor="text1"/>
-          <w:sz w:val="24"/>
-          <w:szCs w:val="24"/>
-        </w:rPr>
-        <w:t>Creative Musical Coding</w:t>
-      </w:r>
-    </w:p>
-    <w:p>
-      <w:pPr>
-        <w:rPr>
-          <w:rFonts w:ascii="Arial" w:hAnsi="Arial" w:cs="Arial"/>
-          <w:color w:val="000000" w:themeColor="text1"/>
-          <w:sz w:val="24"/>
-          <w:szCs w:val="24"/>
-        </w:rPr>
-      </w:pPr>
-      <w:r>
-        <w:rPr>
-          <w:rFonts w:ascii="Arial" w:hAnsi="Arial" w:cs="Arial"/>
-          <w:color w:val="000000" w:themeColor="text1"/>
-          <w:sz w:val="24"/>
-          <w:szCs w:val="24"/>
-        </w:rPr>
-        <w:t>Fall</w:t>
-      </w:r>
-      <w:r>
-        <w:rPr>
-          <w:rFonts w:ascii="Arial" w:hAnsi="Arial" w:cs="Arial"/>
-          <w:color w:val="000000" w:themeColor="text1"/>
-          <w:sz w:val="24"/>
-          <w:szCs w:val="24"/>
-        </w:rPr>
-        <w:t xml:space="preserve"> 202</w:t>
-      </w:r>
-      <w:r>
-        <w:rPr>
-          <w:rFonts w:ascii="Arial" w:hAnsi="Arial" w:cs="Arial"/>
-          <w:color w:val="000000" w:themeColor="text1"/>
-          <w:sz w:val="24"/>
-          <w:szCs w:val="24"/>
-        </w:rPr>
-        <w:t>5</w:t>
-      </w:r>
-    </w:p>
-    <w:p>
-      <w:pPr>
-        <w:rPr>
-          <w:rFonts w:ascii="Arial" w:hAnsi="Arial" w:cs="Arial"/>
-          <w:color w:val="000000" w:themeColor="text1"/>
-          <w:sz w:val="24"/>
-          <w:szCs w:val="24"/>
-        </w:rPr>
-      </w:pPr>
-    </w:p>
-    <w:p>
-      <w:pPr>
-        <w:rPr>
-          <w:rFonts w:ascii="Arial" w:hAnsi="Arial" w:cs="Arial"/>
-          <w:bCs/>
-          <w:color w:val="000000" w:themeColor="text1"/>
-          <w:sz w:val="24"/>
-          <w:szCs w:val="24"/>
-        </w:rPr>
-      </w:pPr>
-      <w:r>
-        <w:rPr>
-          <w:rFonts w:ascii="Arial" w:hAnsi="Arial" w:cs="Arial"/>
-          <w:bCs/>
-          <w:color w:val="000000" w:themeColor="text1"/>
-          <w:sz w:val="24"/>
-          <w:szCs w:val="24"/>
-        </w:rPr>
-        <w:t>Daniel Fishkin</w:t>
-      </w:r>
-      <w:r>
-        <w:rPr>
-          <w:rFonts w:ascii="Arial" w:hAnsi="Arial" w:cs="Arial"/>
-          <w:bCs/>
-          <w:color w:val="000000" w:themeColor="text1"/>
-          <w:sz w:val="24"/>
-          <w:szCs w:val="24"/>
-        </w:rPr>
-        <w:t xml:space="preserve"> </w:t>
-      </w:r>
     </w:p>
     <w:p>
       <w:pPr>
@@ -301,83 +290,6 @@
       <w:pPr>
         <w:rPr>
           <w:rFonts w:ascii="Arial" w:hAnsi="Arial" w:cs="Arial"/>
-          <w:sz w:val="24"/>
-          <w:szCs w:val="24"/>
-        </w:rPr>
-      </w:pPr>
-    </w:p>
-    <w:p>
-      <w:pPr>
-        <w:rPr>
-          <w:rFonts w:ascii="Arial" w:hAnsi="Arial" w:cs="Arial"/>
-          <w:b/>
-          <w:bCs/>
-          <w:sz w:val="24"/>
-          <w:szCs w:val="24"/>
-        </w:rPr>
-      </w:pPr>
-      <w:r>
-        <w:rPr>
-          <w:rFonts w:ascii="Arial" w:hAnsi="Arial" w:cs="Arial"/>
-          <w:b/>
-          <w:bCs/>
-          <w:sz w:val="24"/>
-          <w:szCs w:val="24"/>
-        </w:rPr>
-        <w:t xml:space="preserve">Class </w:t>
-      </w:r>
-      <w:proofErr w:type="spellStart"/>
-      <w:r>
-        <w:rPr>
-          <w:rFonts w:ascii="Arial" w:hAnsi="Arial" w:cs="Arial"/>
-          <w:b/>
-          <w:bCs/>
-          <w:sz w:val="24"/>
-          <w:szCs w:val="24"/>
-        </w:rPr>
-        <w:t>Github</w:t>
-      </w:r>
-      <w:proofErr w:type="spellEnd"/>
-      <w:r>
-        <w:rPr>
-          <w:rFonts w:ascii="Arial" w:hAnsi="Arial" w:cs="Arial"/>
-          <w:b/>
-          <w:bCs/>
-          <w:sz w:val="24"/>
-          <w:szCs w:val="24"/>
-        </w:rPr>
-        <w:t>:</w:t>
-      </w:r>
-    </w:p>
-    <w:p>
-      <w:pPr>
-        <w:rPr>
-          <w:rFonts w:ascii="Arial" w:hAnsi="Arial" w:cs="Arial"/>
-          <w:b/>
-          <w:color w:val="000000" w:themeColor="text1"/>
-          <w:sz w:val="24"/>
-          <w:szCs w:val="24"/>
-        </w:rPr>
-      </w:pPr>
-      <w:hyperlink r:id="rId8" w:history="1">
-        <w:r>
-          <w:rPr>
-            <w:rStyle w:val="Hyperlink"/>
-            <w:rFonts w:ascii="Arial" w:hAnsi="Arial" w:cs="Arial"/>
-            <w:b/>
-            <w:sz w:val="24"/>
-            <w:szCs w:val="24"/>
-          </w:rPr>
-          <w:t>https://github.com/dfict/MUSI-650-20</w:t>
-        </w:r>
-      </w:hyperlink>
-    </w:p>
-    <w:p>
-      <w:pPr>
-        <w:rPr>
-          <w:rFonts w:ascii="Arial" w:hAnsi="Arial" w:cs="Arial"/>
-          <w:b/>
-          <w:color w:val="000000" w:themeColor="text1"/>
           <w:sz w:val="24"/>
           <w:szCs w:val="24"/>
         </w:rPr>
@@ -475,27 +387,7 @@
           <w:sz w:val="24"/>
           <w:szCs w:val="24"/>
         </w:rPr>
-        <w:t xml:space="preserve">This course provides a foundational introduction to music programming languages. </w:t>
-      </w:r>
-      <w:proofErr w:type="spellStart"/>
-      <w:r>
-        <w:rPr>
-          <w:rFonts w:ascii="Arial" w:eastAsia="Times New Roman" w:hAnsi="Arial" w:cs="Arial"/>
-          <w:color w:val="000000" w:themeColor="text1"/>
-          <w:sz w:val="24"/>
-          <w:szCs w:val="24"/>
-        </w:rPr>
-        <w:t>SuperCollider</w:t>
-      </w:r>
-      <w:proofErr w:type="spellEnd"/>
-      <w:r>
-        <w:rPr>
-          <w:rFonts w:ascii="Arial" w:eastAsia="Times New Roman" w:hAnsi="Arial" w:cs="Arial"/>
-          <w:color w:val="000000" w:themeColor="text1"/>
-          <w:sz w:val="24"/>
-          <w:szCs w:val="24"/>
-        </w:rPr>
-        <w:t xml:space="preserve">, </w:t>
+        <w:t xml:space="preserve">This course provides a foundational introduction to music programming languages. SuperCollider, </w:t>
       </w:r>
       <w:r>
         <w:rPr>
@@ -940,7 +832,7 @@
         </w:rPr>
         <w:tab/>
       </w:r>
-      <w:hyperlink r:id="rId9" w:history="1">
+      <w:hyperlink r:id="rId8" w:history="1">
         <w:r>
           <w:rPr>
             <w:rStyle w:val="Hyperlink"/>
@@ -1052,16 +944,7 @@
           <w:sz w:val="24"/>
           <w:szCs w:val="24"/>
         </w:rPr>
-        <w:t>50</w:t>
-      </w:r>
-      <w:r>
-        <w:rPr>
-          <w:bCs/>
-          <w:color w:val="000000" w:themeColor="text1"/>
-          <w:sz w:val="24"/>
-          <w:szCs w:val="24"/>
-        </w:rPr>
-        <w:t xml:space="preserve"> </w:t>
+        <w:t>25</w:t>
       </w:r>
     </w:p>
     <w:p>
@@ -1081,7 +964,6 @@
           <w:i/>
           <w:color w:val="000000" w:themeColor="text1"/>
         </w:rPr>
-        <w:lastRenderedPageBreak/>
         <w:t>T</w:t>
       </w:r>
       <w:r>
@@ -1124,7 +1006,7 @@
         </w:rPr>
         <w:t xml:space="preserve">Bruno Ruviaro, A Gentle Introduction to Supercollider </w:t>
       </w:r>
-      <w:hyperlink r:id="rId10" w:history="1">
+      <w:hyperlink r:id="rId9" w:history="1">
         <w:r>
           <w:rPr>
             <w:rStyle w:val="Hyperlink"/>
@@ -1185,6 +1067,7 @@
           <w:sz w:val="24"/>
           <w:szCs w:val="24"/>
         </w:rPr>
+        <w:lastRenderedPageBreak/>
         <w:t xml:space="preserve">Shiffman, Daniel. </w:t>
       </w:r>
       <w:r>
@@ -1275,7 +1158,7 @@
           <w:szCs w:val="24"/>
         </w:rPr>
       </w:pPr>
-      <w:hyperlink r:id="rId11" w:history="1">
+      <w:hyperlink r:id="rId10" w:history="1">
         <w:r>
           <w:rPr>
             <w:rStyle w:val="Hyperlink"/>
@@ -1402,7 +1285,6 @@
           <w:szCs w:val="24"/>
         </w:rPr>
       </w:pPr>
-      <w:proofErr w:type="spellStart"/>
       <w:r>
         <w:rPr>
           <w:rFonts w:ascii="Arial" w:eastAsia="Times New Roman" w:hAnsi="Arial" w:cs="Arial"/>
@@ -1412,10 +1294,12 @@
           <w:sz w:val="24"/>
           <w:szCs w:val="24"/>
         </w:rPr>
-        <w:t>collection:"Tutorials</w:t>
-      </w:r>
-      <w:proofErr w:type="spellEnd"/>
-      <w:r>
+        <w:t>collection:"Tutorials/Max Tutorials@cycling74"</w:t>
+      </w:r>
+    </w:p>
+    <w:p>
+      <w:pPr>
+        <w:ind w:left="2160"/>
         <w:rPr>
           <w:rFonts w:ascii="Arial" w:eastAsia="Times New Roman" w:hAnsi="Arial" w:cs="Arial"/>
           <w:b/>
@@ -1424,12 +1308,8 @@
           <w:sz w:val="24"/>
           <w:szCs w:val="24"/>
         </w:rPr>
-        <w:t>/Max Tutorials@cycling74"</w:t>
-      </w:r>
-    </w:p>
-    <w:p>
-      <w:pPr>
-        <w:ind w:left="2160"/>
+      </w:pPr>
+      <w:r>
         <w:rPr>
           <w:rFonts w:ascii="Arial" w:eastAsia="Times New Roman" w:hAnsi="Arial" w:cs="Arial"/>
           <w:b/>
@@ -1438,30 +1318,7 @@
           <w:sz w:val="24"/>
           <w:szCs w:val="24"/>
         </w:rPr>
-      </w:pPr>
-      <w:proofErr w:type="spellStart"/>
-      <w:r>
-        <w:rPr>
-          <w:rFonts w:ascii="Arial" w:eastAsia="Times New Roman" w:hAnsi="Arial" w:cs="Arial"/>
-          <w:b/>
-          <w:iCs/>
-          <w:color w:val="000000"/>
-          <w:sz w:val="24"/>
-          <w:szCs w:val="24"/>
-        </w:rPr>
-        <w:t>collection:"Tutorials</w:t>
-      </w:r>
-      <w:proofErr w:type="spellEnd"/>
-      <w:r>
-        <w:rPr>
-          <w:rFonts w:ascii="Arial" w:eastAsia="Times New Roman" w:hAnsi="Arial" w:cs="Arial"/>
-          <w:b/>
-          <w:iCs/>
-          <w:color w:val="000000"/>
-          <w:sz w:val="24"/>
-          <w:szCs w:val="24"/>
-        </w:rPr>
-        <w:t>/MSP Tutorials@cycling74"</w:t>
+        <w:t>collection:"Tutorials/MSP Tutorials@cycling74"</w:t>
       </w:r>
     </w:p>
     <w:p>
@@ -1512,7 +1369,7 @@
           <w:szCs w:val="24"/>
         </w:rPr>
       </w:pPr>
-      <w:hyperlink r:id="rId12" w:history="1">
+      <w:hyperlink r:id="rId11" w:history="1">
         <w:r>
           <w:rPr>
             <w:rStyle w:val="Hyperlink"/>
@@ -1605,7 +1462,7 @@
           <w:szCs w:val="24"/>
         </w:rPr>
       </w:pPr>
-      <w:hyperlink r:id="rId13" w:history="1">
+      <w:hyperlink r:id="rId12" w:history="1">
         <w:r>
           <w:rPr>
             <w:rStyle w:val="Hyperlink"/>
@@ -1639,25 +1496,7 @@
     </w:p>
     <w:p>
       <w:pPr>
-        <w:rPr>
-          <w:rFonts w:ascii="Arial" w:eastAsia="Times New Roman" w:hAnsi="Arial" w:cs="Arial"/>
-          <w:color w:val="000000"/>
-          <w:sz w:val="24"/>
-          <w:szCs w:val="24"/>
-        </w:rPr>
-      </w:pPr>
-    </w:p>
-    <w:p>
-      <w:pPr>
-        <w:ind w:left="1440" w:firstLine="720"/>
-        <w:rPr>
-          <w:rFonts w:ascii="Arial" w:eastAsia="Times New Roman" w:hAnsi="Arial" w:cs="Arial"/>
-          <w:color w:val="000000"/>
-          <w:sz w:val="24"/>
-          <w:szCs w:val="24"/>
-        </w:rPr>
-      </w:pPr>
-      <w:r>
+        <w:ind w:left="2160"/>
         <w:rPr>
           <w:rFonts w:ascii="Arial" w:eastAsia="Times New Roman" w:hAnsi="Arial" w:cs="Arial"/>
           <w:b/>
@@ -1666,50 +1505,7 @@
           <w:sz w:val="24"/>
           <w:szCs w:val="24"/>
         </w:rPr>
-        <w:t>Audacity</w:t>
-      </w:r>
-    </w:p>
-    <w:p>
-      <w:pPr>
-        <w:ind w:left="2160"/>
-        <w:rPr>
-          <w:rFonts w:ascii="Arial" w:eastAsia="Times New Roman" w:hAnsi="Arial" w:cs="Arial"/>
-          <w:color w:val="000000"/>
-          <w:sz w:val="24"/>
-          <w:szCs w:val="24"/>
-        </w:rPr>
-      </w:pPr>
-      <w:hyperlink r:id="rId14" w:history="1">
-        <w:r>
-          <w:rPr>
-            <w:rStyle w:val="Hyperlink"/>
-            <w:rFonts w:ascii="Arial" w:eastAsia="Times New Roman" w:hAnsi="Arial" w:cs="Arial"/>
-            <w:sz w:val="24"/>
-            <w:szCs w:val="24"/>
-          </w:rPr>
-          <w:t>https://www.audacityteam.org/</w:t>
-        </w:r>
-      </w:hyperlink>
-    </w:p>
-    <w:p>
-      <w:pPr>
-        <w:ind w:left="2160"/>
-        <w:rPr>
-          <w:rFonts w:ascii="Arial" w:eastAsia="Times New Roman" w:hAnsi="Arial" w:cs="Arial"/>
-          <w:color w:val="000000"/>
-          <w:sz w:val="24"/>
-          <w:szCs w:val="24"/>
-        </w:rPr>
-      </w:pPr>
-      <w:r>
-        <w:rPr>
-          <w:rFonts w:ascii="Arial" w:eastAsia="Times New Roman" w:hAnsi="Arial" w:cs="Arial"/>
-          <w:color w:val="000000"/>
-          <w:sz w:val="24"/>
-          <w:szCs w:val="24"/>
-        </w:rPr>
-        <w:t>Audacity is a basic editing program that is excellent for transforming individual sounds.</w:t>
-      </w:r>
+      </w:pPr>
     </w:p>
     <w:p>
       <w:pPr>
@@ -1723,10 +1519,7 @@
           <w:szCs w:val="24"/>
         </w:rPr>
       </w:pPr>
-    </w:p>
-    <w:p>
-      <w:pPr>
-        <w:ind w:left="2160"/>
+      <w:r>
         <w:rPr>
           <w:rFonts w:ascii="Arial" w:eastAsia="Times New Roman" w:hAnsi="Arial" w:cs="Arial"/>
           <w:b/>
@@ -1735,16 +1528,6 @@
           <w:sz w:val="24"/>
           <w:szCs w:val="24"/>
         </w:rPr>
-      </w:pPr>
-      <w:r>
-        <w:rPr>
-          <w:rFonts w:ascii="Arial" w:eastAsia="Times New Roman" w:hAnsi="Arial" w:cs="Arial"/>
-          <w:b/>
-          <w:bCs/>
-          <w:color w:val="000000"/>
-          <w:sz w:val="24"/>
-          <w:szCs w:val="24"/>
-        </w:rPr>
         <w:t>Python</w:t>
       </w:r>
     </w:p>
@@ -1766,27 +1549,7 @@
           <w:sz w:val="24"/>
           <w:szCs w:val="24"/>
         </w:rPr>
-        <w:t xml:space="preserve">Extremely powerful </w:t>
-      </w:r>
-      <w:proofErr w:type="gramStart"/>
-      <w:r>
-        <w:rPr>
-          <w:rFonts w:ascii="Arial" w:eastAsia="Times New Roman" w:hAnsi="Arial" w:cs="Arial"/>
-          <w:color w:val="000000" w:themeColor="text1"/>
-          <w:sz w:val="24"/>
-          <w:szCs w:val="24"/>
-        </w:rPr>
-        <w:t>code based</w:t>
-      </w:r>
-      <w:proofErr w:type="gramEnd"/>
-      <w:r>
-        <w:rPr>
-          <w:rFonts w:ascii="Arial" w:eastAsia="Times New Roman" w:hAnsi="Arial" w:cs="Arial"/>
-          <w:color w:val="000000" w:themeColor="text1"/>
-          <w:sz w:val="24"/>
-          <w:szCs w:val="24"/>
-        </w:rPr>
-        <w:t xml:space="preserve"> platform</w:t>
+        <w:t>Extremely powerful code based platform</w:t>
       </w:r>
     </w:p>
     <w:p>
@@ -1800,7 +1563,7 @@
           <w:szCs w:val="24"/>
         </w:rPr>
       </w:pPr>
-      <w:hyperlink r:id="rId15" w:history="1">
+      <w:hyperlink r:id="rId13" w:history="1">
         <w:r>
           <w:rPr>
             <w:rStyle w:val="Hyperlink"/>
@@ -1815,18 +1578,17 @@
     <w:p>
       <w:pPr>
         <w:spacing w:line="240" w:lineRule="auto"/>
+        <w:ind w:left="2160"/>
         <w:rPr>
           <w:rFonts w:ascii="Arial" w:eastAsia="Times New Roman" w:hAnsi="Arial" w:cs="Arial"/>
-          <w:color w:val="000000" w:themeColor="text1"/>
-          <w:sz w:val="24"/>
-          <w:szCs w:val="24"/>
-        </w:rPr>
-      </w:pPr>
-    </w:p>
-    <w:p>
-      <w:pPr>
-        <w:spacing w:line="240" w:lineRule="auto"/>
-        <w:ind w:left="2160"/>
+          <w:b/>
+          <w:bCs/>
+          <w:color w:val="000000" w:themeColor="text1"/>
+          <w:sz w:val="24"/>
+          <w:szCs w:val="24"/>
+        </w:rPr>
+      </w:pPr>
+      <w:r>
         <w:rPr>
           <w:rFonts w:ascii="Arial" w:eastAsia="Times New Roman" w:hAnsi="Arial" w:cs="Arial"/>
           <w:b/>
@@ -1835,83 +1597,7 @@
           <w:sz w:val="24"/>
           <w:szCs w:val="24"/>
         </w:rPr>
-      </w:pPr>
-      <w:proofErr w:type="spellStart"/>
-      <w:r>
-        <w:rPr>
-          <w:rFonts w:ascii="Arial" w:eastAsia="Times New Roman" w:hAnsi="Arial" w:cs="Arial"/>
-          <w:b/>
-          <w:bCs/>
-          <w:color w:val="000000" w:themeColor="text1"/>
-          <w:sz w:val="24"/>
-          <w:szCs w:val="24"/>
-        </w:rPr>
-        <w:t>Csound</w:t>
-      </w:r>
-      <w:proofErr w:type="spellEnd"/>
-    </w:p>
-    <w:p>
-      <w:pPr>
-        <w:spacing w:line="240" w:lineRule="auto"/>
-        <w:ind w:left="2160"/>
-        <w:rPr>
-          <w:rStyle w:val="Hyperlink"/>
-          <w:rFonts w:ascii="Arial" w:eastAsia="Times New Roman" w:hAnsi="Arial" w:cs="Arial"/>
-          <w:i/>
-          <w:iCs/>
-          <w:sz w:val="24"/>
-          <w:szCs w:val="24"/>
-        </w:rPr>
-      </w:pPr>
-      <w:hyperlink r:id="rId16" w:history="1">
-        <w:r>
-          <w:rPr>
-            <w:rStyle w:val="Hyperlink"/>
-            <w:rFonts w:ascii="Arial" w:eastAsia="Times New Roman" w:hAnsi="Arial" w:cs="Arial"/>
-            <w:i/>
-            <w:iCs/>
-            <w:sz w:val="24"/>
-            <w:szCs w:val="24"/>
-          </w:rPr>
-          <w:t>https://github.com/dfict/clawyer</w:t>
-        </w:r>
-      </w:hyperlink>
-    </w:p>
-    <w:p>
-      <w:pPr>
-        <w:spacing w:line="240" w:lineRule="auto"/>
-        <w:rPr>
-          <w:rFonts w:ascii="Arial" w:eastAsia="Times New Roman" w:hAnsi="Arial" w:cs="Arial"/>
-          <w:i/>
-          <w:iCs/>
-          <w:color w:val="000000" w:themeColor="text1"/>
-          <w:sz w:val="24"/>
-          <w:szCs w:val="24"/>
-        </w:rPr>
-      </w:pPr>
-    </w:p>
-    <w:p>
-      <w:pPr>
-        <w:spacing w:line="240" w:lineRule="auto"/>
-        <w:ind w:left="2160"/>
-        <w:rPr>
-          <w:rFonts w:ascii="Arial" w:eastAsia="Times New Roman" w:hAnsi="Arial" w:cs="Arial"/>
-          <w:b/>
-          <w:bCs/>
-          <w:color w:val="000000" w:themeColor="text1"/>
-          <w:sz w:val="24"/>
-          <w:szCs w:val="24"/>
-        </w:rPr>
-      </w:pPr>
-      <w:r>
-        <w:rPr>
-          <w:rFonts w:ascii="Arial" w:eastAsia="Times New Roman" w:hAnsi="Arial" w:cs="Arial"/>
-          <w:b/>
-          <w:bCs/>
-          <w:color w:val="000000" w:themeColor="text1"/>
-          <w:sz w:val="24"/>
-          <w:szCs w:val="24"/>
-        </w:rPr>
+        <w:lastRenderedPageBreak/>
         <w:t>Arduino (Processing)</w:t>
       </w:r>
     </w:p>
@@ -1958,7 +1644,7 @@
                     </pic:cNvPicPr>
                   </pic:nvPicPr>
                   <pic:blipFill rotWithShape="1">
-                    <a:blip r:embed="rId17">
+                    <a:blip r:embed="rId14">
                       <a:extLst>
                         <a:ext uri="{28A0092B-C50C-407E-A947-70E740481C1C}">
                           <a14:useLocalDpi xmlns:a14="http://schemas.microsoft.com/office/drawing/2010/main" val="0"/>
@@ -2066,19 +1752,8 @@
           <w:sz w:val="24"/>
           <w:szCs w:val="24"/>
         </w:rPr>
-        <w:t xml:space="preserve">Daisy </w:t>
-      </w:r>
-      <w:proofErr w:type="spellStart"/>
-      <w:r>
-        <w:rPr>
-          <w:rFonts w:ascii="Arial" w:eastAsia="Times New Roman" w:hAnsi="Arial" w:cs="Arial"/>
-          <w:color w:val="000000" w:themeColor="text1"/>
-          <w:sz w:val="24"/>
-          <w:szCs w:val="24"/>
-        </w:rPr>
-        <w:t>ElectroSmith</w:t>
-      </w:r>
-      <w:proofErr w:type="spellEnd"/>
+        <w:t>Daisy ElectroSmith</w:t>
+      </w:r>
     </w:p>
     <w:p>
       <w:pPr>
@@ -2091,7 +1766,7 @@
           <w:szCs w:val="24"/>
         </w:rPr>
       </w:pPr>
-      <w:hyperlink r:id="rId18" w:history="1">
+      <w:hyperlink r:id="rId15" w:history="1">
         <w:r>
           <w:rPr>
             <w:rStyle w:val="Hyperlink"/>
@@ -2255,17 +1930,17 @@
           <w:szCs w:val="24"/>
         </w:rPr>
       </w:pPr>
-    </w:p>
-    <w:p>
-      <w:pPr>
-        <w:spacing w:line="240" w:lineRule="auto"/>
+      <w:r>
         <w:rPr>
           <w:rFonts w:ascii="Arial" w:eastAsia="Times New Roman" w:hAnsi="Arial" w:cs="Arial"/>
-          <w:color w:val="000000" w:themeColor="text1"/>
-          <w:sz w:val="24"/>
-          <w:szCs w:val="24"/>
-        </w:rPr>
-      </w:pPr>
+          <w:i/>
+          <w:iCs/>
+          <w:color w:val="000000" w:themeColor="text1"/>
+          <w:sz w:val="24"/>
+          <w:szCs w:val="24"/>
+        </w:rPr>
+        <w:t>Course Repository</w:t>
+      </w:r>
       <w:r>
         <w:rPr>
           <w:rFonts w:ascii="Arial" w:eastAsia="Times New Roman" w:hAnsi="Arial" w:cs="Arial"/>
@@ -2273,145 +1948,18 @@
           <w:sz w:val="24"/>
           <w:szCs w:val="24"/>
         </w:rPr>
+        <w:t>:</w:t>
+      </w:r>
+      <w:r>
+        <w:rPr>
+          <w:rFonts w:ascii="Arial" w:eastAsia="Times New Roman" w:hAnsi="Arial" w:cs="Arial"/>
+          <w:color w:val="000000" w:themeColor="text1"/>
+          <w:sz w:val="24"/>
+          <w:szCs w:val="24"/>
+        </w:rPr>
         <w:tab/>
       </w:r>
-      <w:r>
-        <w:rPr>
-          <w:rFonts w:ascii="Arial" w:eastAsia="Times New Roman" w:hAnsi="Arial" w:cs="Arial"/>
-          <w:color w:val="000000" w:themeColor="text1"/>
-          <w:sz w:val="24"/>
-          <w:szCs w:val="24"/>
-        </w:rPr>
-        <w:tab/>
-      </w:r>
-      <w:r>
-        <w:rPr>
-          <w:rFonts w:ascii="Arial" w:eastAsia="Times New Roman" w:hAnsi="Arial" w:cs="Arial"/>
-          <w:color w:val="000000" w:themeColor="text1"/>
-          <w:sz w:val="24"/>
-          <w:szCs w:val="24"/>
-        </w:rPr>
-        <w:tab/>
-        <w:t>Flying Fish PCB (</w:t>
-      </w:r>
-      <w:proofErr w:type="spellStart"/>
-      <w:r>
-        <w:rPr>
-          <w:rFonts w:ascii="Arial" w:eastAsia="Times New Roman" w:hAnsi="Arial" w:cs="Arial"/>
-          <w:color w:val="000000" w:themeColor="text1"/>
-          <w:sz w:val="24"/>
-          <w:szCs w:val="24"/>
-        </w:rPr>
-        <w:t>DFishkin</w:t>
-      </w:r>
-      <w:proofErr w:type="spellEnd"/>
-      <w:r>
-        <w:rPr>
-          <w:rFonts w:ascii="Arial" w:eastAsia="Times New Roman" w:hAnsi="Arial" w:cs="Arial"/>
-          <w:color w:val="000000" w:themeColor="text1"/>
-          <w:sz w:val="24"/>
-          <w:szCs w:val="24"/>
-        </w:rPr>
-        <w:t>)</w:t>
-      </w:r>
-    </w:p>
-    <w:p>
-      <w:pPr>
-        <w:spacing w:line="240" w:lineRule="auto"/>
-        <w:ind w:left="1440" w:firstLine="720"/>
-        <w:rPr>
-          <w:rFonts w:ascii="Arial" w:eastAsia="Times New Roman" w:hAnsi="Arial" w:cs="Arial"/>
-          <w:color w:val="0000FF" w:themeColor="hyperlink"/>
-          <w:sz w:val="24"/>
-          <w:szCs w:val="24"/>
-          <w:u w:val="single"/>
-        </w:rPr>
-      </w:pPr>
-      <w:hyperlink r:id="rId19" w:history="1">
-        <w:r>
-          <w:rPr>
-            <w:rStyle w:val="Hyperlink"/>
-            <w:rFonts w:ascii="Arial" w:eastAsia="Times New Roman" w:hAnsi="Arial" w:cs="Arial"/>
-            <w:sz w:val="24"/>
-            <w:szCs w:val="24"/>
-          </w:rPr>
-          <w:t>https://github.com/dfict/flying_fish</w:t>
-        </w:r>
-      </w:hyperlink>
-    </w:p>
-    <w:p>
-      <w:pPr>
-        <w:spacing w:line="240" w:lineRule="auto"/>
-        <w:ind w:left="2160"/>
-        <w:rPr>
-          <w:rFonts w:ascii="Arial" w:eastAsia="Times New Roman" w:hAnsi="Arial" w:cs="Arial"/>
-          <w:color w:val="000000" w:themeColor="text1"/>
-          <w:sz w:val="24"/>
-          <w:szCs w:val="24"/>
-        </w:rPr>
-      </w:pPr>
-      <w:r>
-        <w:rPr>
-          <w:rFonts w:ascii="Arial" w:eastAsia="Times New Roman" w:hAnsi="Arial" w:cs="Arial"/>
-          <w:color w:val="000000" w:themeColor="text1"/>
-          <w:sz w:val="24"/>
-          <w:szCs w:val="24"/>
-        </w:rPr>
-        <w:t>Flying Fish is a scrappy simple circuit using the venerated Atmega328</w:t>
-      </w:r>
-    </w:p>
-    <w:p>
-      <w:pPr>
-        <w:spacing w:line="240" w:lineRule="auto"/>
-        <w:ind w:left="2160"/>
-        <w:rPr>
-          <w:rFonts w:ascii="Arial" w:eastAsia="Times New Roman" w:hAnsi="Arial" w:cs="Arial"/>
-          <w:color w:val="000000" w:themeColor="text1"/>
-          <w:sz w:val="24"/>
-          <w:szCs w:val="24"/>
-        </w:rPr>
-      </w:pPr>
-    </w:p>
-    <w:p>
-      <w:pPr>
-        <w:spacing w:line="240" w:lineRule="auto"/>
-        <w:rPr>
-          <w:rFonts w:ascii="Arial" w:eastAsia="Times New Roman" w:hAnsi="Arial" w:cs="Arial"/>
-          <w:color w:val="000000" w:themeColor="text1"/>
-          <w:sz w:val="24"/>
-          <w:szCs w:val="24"/>
-        </w:rPr>
-      </w:pPr>
-      <w:r>
-        <w:rPr>
-          <w:rFonts w:ascii="Arial" w:eastAsia="Times New Roman" w:hAnsi="Arial" w:cs="Arial"/>
-          <w:i/>
-          <w:iCs/>
-          <w:color w:val="000000" w:themeColor="text1"/>
-          <w:sz w:val="24"/>
-          <w:szCs w:val="24"/>
-        </w:rPr>
-        <w:t>Course Repository</w:t>
-      </w:r>
-      <w:r>
-        <w:rPr>
-          <w:rFonts w:ascii="Arial" w:eastAsia="Times New Roman" w:hAnsi="Arial" w:cs="Arial"/>
-          <w:color w:val="000000" w:themeColor="text1"/>
-          <w:sz w:val="24"/>
-          <w:szCs w:val="24"/>
-        </w:rPr>
-        <w:t>:</w:t>
-      </w:r>
-      <w:r>
-        <w:rPr>
-          <w:rFonts w:ascii="Arial" w:eastAsia="Times New Roman" w:hAnsi="Arial" w:cs="Arial"/>
-          <w:color w:val="000000" w:themeColor="text1"/>
-          <w:sz w:val="24"/>
-          <w:szCs w:val="24"/>
-        </w:rPr>
-        <w:tab/>
-      </w:r>
-      <w:hyperlink r:id="rId20" w:history="1">
+      <w:hyperlink r:id="rId16" w:history="1">
         <w:r>
           <w:rPr>
             <w:rStyle w:val="Hyperlink"/>
@@ -2441,80 +1989,38 @@
           <w:sz w:val="24"/>
           <w:szCs w:val="24"/>
         </w:rPr>
-        <w:t xml:space="preserve">Since this is a coding class, we use Git for version tracking. I am </w:t>
-      </w:r>
-      <w:proofErr w:type="spellStart"/>
+        <w:t xml:space="preserve">Since this is a coding class, we use Git for version tracking. I am constanting updating, refining, refactoring, and revising code bases throughout the semester and many times throughout the week. Please learn to use </w:t>
+      </w:r>
       <w:r>
         <w:rPr>
           <w:rFonts w:ascii="Arial" w:eastAsia="Times New Roman" w:hAnsi="Arial" w:cs="Arial"/>
-          <w:color w:val="000000" w:themeColor="text1"/>
-          <w:sz w:val="24"/>
-          <w:szCs w:val="24"/>
-        </w:rPr>
-        <w:t>constanting</w:t>
-      </w:r>
-      <w:proofErr w:type="spellEnd"/>
+          <w:b/>
+          <w:bCs/>
+          <w:color w:val="000000" w:themeColor="text1"/>
+          <w:sz w:val="24"/>
+          <w:szCs w:val="24"/>
+        </w:rPr>
+        <w:t>Github</w:t>
+      </w:r>
       <w:r>
         <w:rPr>
           <w:rFonts w:ascii="Arial" w:eastAsia="Times New Roman" w:hAnsi="Arial" w:cs="Arial"/>
-          <w:color w:val="000000" w:themeColor="text1"/>
-          <w:sz w:val="24"/>
-          <w:szCs w:val="24"/>
-        </w:rPr>
-        <w:t xml:space="preserve"> updating, refining, refactoring, and revising code bases throughout the semester and many times throughout the week. Please learn to use </w:t>
-      </w:r>
-      <w:proofErr w:type="spellStart"/>
+          <w:b/>
+          <w:bCs/>
+          <w:color w:val="000000" w:themeColor="text1"/>
+          <w:sz w:val="24"/>
+          <w:szCs w:val="24"/>
+        </w:rPr>
+        <w:t xml:space="preserve">! </w:t>
+      </w:r>
       <w:r>
         <w:rPr>
           <w:rFonts w:ascii="Arial" w:eastAsia="Times New Roman" w:hAnsi="Arial" w:cs="Arial"/>
-          <w:b/>
-          <w:bCs/>
-          <w:color w:val="000000" w:themeColor="text1"/>
-          <w:sz w:val="24"/>
-          <w:szCs w:val="24"/>
-        </w:rPr>
-        <w:t>Github</w:t>
-      </w:r>
-      <w:proofErr w:type="spellEnd"/>
-      <w:r>
-        <w:rPr>
-          <w:rFonts w:ascii="Arial" w:eastAsia="Times New Roman" w:hAnsi="Arial" w:cs="Arial"/>
-          <w:b/>
-          <w:bCs/>
-          <w:color w:val="000000" w:themeColor="text1"/>
-          <w:sz w:val="24"/>
-          <w:szCs w:val="24"/>
-        </w:rPr>
-        <w:t xml:space="preserve">! </w:t>
-      </w:r>
-      <w:r>
-        <w:rPr>
-          <w:rFonts w:ascii="Arial" w:eastAsia="Times New Roman" w:hAnsi="Arial" w:cs="Arial"/>
-          <w:color w:val="000000" w:themeColor="text1"/>
-          <w:sz w:val="24"/>
-          <w:szCs w:val="24"/>
-        </w:rPr>
-        <w:t xml:space="preserve">Download </w:t>
-      </w:r>
-      <w:proofErr w:type="spellStart"/>
-      <w:r>
-        <w:rPr>
-          <w:rFonts w:ascii="Arial" w:eastAsia="Times New Roman" w:hAnsi="Arial" w:cs="Arial"/>
-          <w:color w:val="000000" w:themeColor="text1"/>
-          <w:sz w:val="24"/>
-          <w:szCs w:val="24"/>
-        </w:rPr>
-        <w:t>Github</w:t>
-      </w:r>
-      <w:proofErr w:type="spellEnd"/>
-      <w:r>
-        <w:rPr>
-          <w:rFonts w:ascii="Arial" w:eastAsia="Times New Roman" w:hAnsi="Arial" w:cs="Arial"/>
-          <w:color w:val="000000" w:themeColor="text1"/>
-          <w:sz w:val="24"/>
-          <w:szCs w:val="24"/>
-        </w:rPr>
-        <w:t xml:space="preserve"> Desktop and make an account asap.</w:t>
+          <w:color w:val="000000" w:themeColor="text1"/>
+          <w:sz w:val="24"/>
+          <w:szCs w:val="24"/>
+        </w:rPr>
+        <w:t>Download Github Desktop and make an account asap.</w:t>
       </w:r>
     </w:p>
     <w:p>
@@ -2528,6 +2034,174 @@
           <w:szCs w:val="24"/>
         </w:rPr>
       </w:pPr>
+    </w:p>
+    <w:p>
+      <w:pPr>
+        <w:keepNext/>
+        <w:jc w:val="center"/>
+      </w:pPr>
+      <w:r>
+        <w:rPr>
+          <w:rFonts w:ascii="Arial" w:hAnsi="Arial" w:cs="Arial"/>
+          <w:b/>
+          <w:noProof/>
+          <w:color w:val="000000" w:themeColor="text1"/>
+          <w:sz w:val="24"/>
+          <w:szCs w:val="24"/>
+        </w:rPr>
+        <w:drawing>
+          <wp:inline distT="0" distB="0" distL="0" distR="0" wp14:anchorId="677B26DB" wp14:editId="5E1C81F1">
+            <wp:extent cx="5725321" cy="3048000"/>
+            <wp:effectExtent l="0" t="0" r="2540" b="0"/>
+            <wp:docPr id="928599715" name="Picture 1" descr="A screenshot of a computer&#10;&#10;AI-generated content may be incorrect."/>
+            <wp:cNvGraphicFramePr>
+              <a:graphicFrameLocks xmlns:a="http://schemas.openxmlformats.org/drawingml/2006/main" noChangeAspect="1"/>
+            </wp:cNvGraphicFramePr>
+            <a:graphic xmlns:a="http://schemas.openxmlformats.org/drawingml/2006/main">
+              <a:graphicData uri="http://schemas.openxmlformats.org/drawingml/2006/picture">
+                <pic:pic xmlns:pic="http://schemas.openxmlformats.org/drawingml/2006/picture">
+                  <pic:nvPicPr>
+                    <pic:cNvPr id="928599715" name="Picture 1" descr="A screenshot of a computer&#10;&#10;AI-generated content may be incorrect."/>
+                    <pic:cNvPicPr/>
+                  </pic:nvPicPr>
+                  <pic:blipFill>
+                    <a:blip r:embed="rId17"/>
+                    <a:stretch>
+                      <a:fillRect/>
+                    </a:stretch>
+                  </pic:blipFill>
+                  <pic:spPr>
+                    <a:xfrm>
+                      <a:off x="0" y="0"/>
+                      <a:ext cx="5749556" cy="3060902"/>
+                    </a:xfrm>
+                    <a:prstGeom prst="rect">
+                      <a:avLst/>
+                    </a:prstGeom>
+                  </pic:spPr>
+                </pic:pic>
+              </a:graphicData>
+            </a:graphic>
+          </wp:inline>
+        </w:drawing>
+      </w:r>
+    </w:p>
+    <w:p>
+      <w:pPr>
+        <w:pStyle w:val="Caption"/>
+        <w:jc w:val="center"/>
+        <w:rPr>
+          <w:rFonts w:ascii="Arial" w:hAnsi="Arial" w:cs="Arial"/>
+          <w:b/>
+          <w:i w:val="0"/>
+          <w:iCs w:val="0"/>
+          <w:color w:val="000000" w:themeColor="text1"/>
+          <w:sz w:val="28"/>
+          <w:szCs w:val="28"/>
+        </w:rPr>
+      </w:pPr>
+      <w:r>
+        <w:rPr>
+          <w:rFonts w:ascii="Arial" w:hAnsi="Arial" w:cs="Arial"/>
+          <w:bCs/>
+          <w:i w:val="0"/>
+          <w:iCs w:val="0"/>
+          <w:color w:val="000000" w:themeColor="text1"/>
+          <w:sz w:val="28"/>
+          <w:szCs w:val="28"/>
+        </w:rPr>
+        <w:fldChar w:fldCharType="begin"/>
+      </w:r>
+      <w:r>
+        <w:rPr>
+          <w:rFonts w:ascii="Arial" w:hAnsi="Arial" w:cs="Arial"/>
+          <w:bCs/>
+          <w:i w:val="0"/>
+          <w:iCs w:val="0"/>
+          <w:color w:val="000000" w:themeColor="text1"/>
+          <w:sz w:val="28"/>
+          <w:szCs w:val="28"/>
+        </w:rPr>
+        <w:instrText xml:space="preserve"> SEQ Figure \* ARABIC </w:instrText>
+      </w:r>
+      <w:r>
+        <w:rPr>
+          <w:rFonts w:ascii="Arial" w:hAnsi="Arial" w:cs="Arial"/>
+          <w:bCs/>
+          <w:i w:val="0"/>
+          <w:iCs w:val="0"/>
+          <w:color w:val="000000" w:themeColor="text1"/>
+          <w:sz w:val="28"/>
+          <w:szCs w:val="28"/>
+        </w:rPr>
+        <w:fldChar w:fldCharType="separate"/>
+      </w:r>
+      <w:r>
+        <w:rPr>
+          <w:rFonts w:ascii="Arial" w:hAnsi="Arial" w:cs="Arial"/>
+          <w:bCs/>
+          <w:i w:val="0"/>
+          <w:iCs w:val="0"/>
+          <w:noProof/>
+          <w:color w:val="000000" w:themeColor="text1"/>
+          <w:sz w:val="28"/>
+          <w:szCs w:val="28"/>
+        </w:rPr>
+        <w:t>1</w:t>
+      </w:r>
+      <w:r>
+        <w:rPr>
+          <w:rFonts w:ascii="Arial" w:hAnsi="Arial" w:cs="Arial"/>
+          <w:bCs/>
+          <w:i w:val="0"/>
+          <w:iCs w:val="0"/>
+          <w:color w:val="000000" w:themeColor="text1"/>
+          <w:sz w:val="28"/>
+          <w:szCs w:val="28"/>
+        </w:rPr>
+        <w:fldChar w:fldCharType="end"/>
+      </w:r>
+      <w:r>
+        <w:rPr>
+          <w:bCs/>
+          <w:i w:val="0"/>
+          <w:iCs w:val="0"/>
+          <w:color w:val="000000" w:themeColor="text1"/>
+          <w:sz w:val="28"/>
+          <w:szCs w:val="28"/>
+        </w:rPr>
+        <w:t>:</w:t>
+      </w:r>
+      <w:r>
+        <w:rPr>
+          <w:i w:val="0"/>
+          <w:iCs w:val="0"/>
+          <w:color w:val="000000" w:themeColor="text1"/>
+          <w:sz w:val="28"/>
+          <w:szCs w:val="28"/>
+        </w:rPr>
+        <w:t xml:space="preserve"> Download Github desktop, </w:t>
+      </w:r>
+      <w:r>
+        <w:rPr>
+          <w:i w:val="0"/>
+          <w:iCs w:val="0"/>
+          <w:color w:val="000000" w:themeColor="text1"/>
+          <w:sz w:val="28"/>
+          <w:szCs w:val="28"/>
+        </w:rPr>
+        <w:t xml:space="preserve">Go to the link above, </w:t>
+      </w:r>
+      <w:r>
+        <w:rPr>
+          <w:i w:val="0"/>
+          <w:iCs w:val="0"/>
+          <w:color w:val="000000" w:themeColor="text1"/>
+          <w:sz w:val="28"/>
+          <w:szCs w:val="28"/>
+        </w:rPr>
+        <w:t>and click "open with github desktop". It will automatically download the class repository locally. You must check this every week, and see if I have pushed any changes.</w:t>
+      </w:r>
     </w:p>
     <w:p>
       <w:pPr>
@@ -2921,25 +2595,7 @@
           <w:sz w:val="24"/>
           <w:szCs w:val="24"/>
         </w:rPr>
-        <w:t xml:space="preserve">Demonstrate the ability to create programs in </w:t>
-      </w:r>
-      <w:proofErr w:type="spellStart"/>
-      <w:r>
-        <w:rPr>
-          <w:rFonts w:ascii="Arial" w:hAnsi="Arial" w:cs="Arial"/>
-          <w:sz w:val="24"/>
-          <w:szCs w:val="24"/>
-        </w:rPr>
-        <w:t>SuperCollider</w:t>
-      </w:r>
-      <w:proofErr w:type="spellEnd"/>
-      <w:r>
-        <w:rPr>
-          <w:rFonts w:ascii="Arial" w:hAnsi="Arial" w:cs="Arial"/>
-          <w:sz w:val="24"/>
-          <w:szCs w:val="24"/>
-        </w:rPr>
-        <w:t>, Python, Processing and C++ in the production of compositions an</w:t>
+        <w:t>Demonstrate the ability to create programs in SuperCollider, Python, Processing and C++ in the production of compositions an</w:t>
       </w:r>
       <w:r>
         <w:rPr>
@@ -2980,25 +2636,7 @@
           <w:sz w:val="24"/>
           <w:szCs w:val="24"/>
         </w:rPr>
-        <w:t xml:space="preserve">Understand the fundamentals of computer programming languages for music and be able to implement them to build original Audio Unit &amp; </w:t>
-      </w:r>
-      <w:proofErr w:type="spellStart"/>
-      <w:r>
-        <w:rPr>
-          <w:rFonts w:ascii="Arial" w:hAnsi="Arial" w:cs="Arial"/>
-          <w:sz w:val="24"/>
-          <w:szCs w:val="24"/>
-        </w:rPr>
-        <w:t>VSTplugins</w:t>
-      </w:r>
-      <w:proofErr w:type="spellEnd"/>
-      <w:r>
-        <w:rPr>
-          <w:rFonts w:ascii="Arial" w:hAnsi="Arial" w:cs="Arial"/>
-          <w:sz w:val="24"/>
-          <w:szCs w:val="24"/>
-        </w:rPr>
-        <w:t xml:space="preserve"> (Projects)</w:t>
+        <w:t>Understand the fundamentals of computer programming languages for music and be able to implement them to build original Audio Unit &amp; VSTplugins (Projects)</w:t>
       </w:r>
     </w:p>
     <w:p>
@@ -3702,18 +3340,8 @@
           <w:sz w:val="24"/>
           <w:szCs w:val="24"/>
         </w:rPr>
-        <w:t xml:space="preserve">catch </w:t>
-      </w:r>
-      <w:proofErr w:type="gramStart"/>
-      <w:r>
-        <w:rPr>
-          <w:color w:val="000000" w:themeColor="text1"/>
-          <w:sz w:val="24"/>
-          <w:szCs w:val="24"/>
-        </w:rPr>
-        <w:t>up!—</w:t>
-      </w:r>
-      <w:proofErr w:type="gramEnd"/>
+        <w:t>catch up!—</w:t>
+      </w:r>
       <w:r>
         <w:rPr>
           <w:color w:val="000000" w:themeColor="text1"/>
@@ -3870,25 +3498,7 @@
           <w:sz w:val="24"/>
           <w:szCs w:val="24"/>
         </w:rPr>
-        <w:t xml:space="preserve">, or an </w:t>
-      </w:r>
-      <w:proofErr w:type="spellStart"/>
-      <w:r>
-        <w:rPr>
-          <w:color w:val="000000" w:themeColor="text1"/>
-          <w:sz w:val="24"/>
-          <w:szCs w:val="24"/>
-        </w:rPr>
-        <w:t>instrumet</w:t>
-      </w:r>
-      <w:proofErr w:type="spellEnd"/>
-      <w:r>
-        <w:rPr>
-          <w:color w:val="000000" w:themeColor="text1"/>
-          <w:sz w:val="24"/>
-          <w:szCs w:val="24"/>
-        </w:rPr>
-        <w:t>,</w:t>
+        <w:t>, or an instrumet,</w:t>
       </w:r>
       <w:r>
         <w:rPr>
@@ -3985,25 +3595,7 @@
           <w:sz w:val="24"/>
           <w:szCs w:val="24"/>
         </w:rPr>
-        <w:t xml:space="preserve">It should be appropriately cited, referenced. You should not just link to </w:t>
-      </w:r>
-      <w:proofErr w:type="spellStart"/>
-      <w:r>
-        <w:rPr>
-          <w:color w:val="000000" w:themeColor="text1"/>
-          <w:sz w:val="24"/>
-          <w:szCs w:val="24"/>
-        </w:rPr>
-        <w:t>Youtube</w:t>
-      </w:r>
-      <w:proofErr w:type="spellEnd"/>
-      <w:r>
-        <w:rPr>
-          <w:color w:val="000000" w:themeColor="text1"/>
-          <w:sz w:val="24"/>
-          <w:szCs w:val="24"/>
-        </w:rPr>
-        <w:t xml:space="preserve"> videos and let the video do the talking.</w:t>
+        <w:t>It should be appropriately cited, referenced. You should not just link to Youtube videos and let the video do the talking.</w:t>
       </w:r>
     </w:p>
     <w:p>
@@ -4387,43 +3979,7 @@
           <w:sz w:val="24"/>
           <w:szCs w:val="24"/>
         </w:rPr>
-        <w:t xml:space="preserve">The use of Machine Learning tools such as ChatGPT and Claude are permitted, generally. In some </w:t>
-      </w:r>
-      <w:proofErr w:type="gramStart"/>
-      <w:r>
-        <w:rPr>
-          <w:rFonts w:ascii="Arial" w:hAnsi="Arial" w:cs="Arial"/>
-          <w:sz w:val="24"/>
-          <w:szCs w:val="24"/>
-        </w:rPr>
-        <w:t>cases</w:t>
-      </w:r>
-      <w:proofErr w:type="gramEnd"/>
-      <w:r>
-        <w:rPr>
-          <w:rFonts w:ascii="Arial" w:hAnsi="Arial" w:cs="Arial"/>
-          <w:sz w:val="24"/>
-          <w:szCs w:val="24"/>
-        </w:rPr>
-        <w:t xml:space="preserve"> we will explore them deliberately. In some </w:t>
-      </w:r>
-      <w:proofErr w:type="gramStart"/>
-      <w:r>
-        <w:rPr>
-          <w:rFonts w:ascii="Arial" w:hAnsi="Arial" w:cs="Arial"/>
-          <w:sz w:val="24"/>
-          <w:szCs w:val="24"/>
-        </w:rPr>
-        <w:t>instances</w:t>
-      </w:r>
-      <w:proofErr w:type="gramEnd"/>
-      <w:r>
-        <w:rPr>
-          <w:rFonts w:ascii="Arial" w:hAnsi="Arial" w:cs="Arial"/>
-          <w:sz w:val="24"/>
-          <w:szCs w:val="24"/>
-        </w:rPr>
-        <w:t xml:space="preserve"> you will be discouraged from using these tools. AI represents a sea change for humanity. It also represents a paradigm shift for pedagogy in digital literacy.  </w:t>
+        <w:t xml:space="preserve">The use of Machine Learning tools such as ChatGPT and Claude are permitted, generally. In some cases we will explore them deliberately. In some instances you will be discouraged from using these tools. AI represents a sea change for humanity. It also represents a paradigm shift for pedagogy in digital literacy.  </w:t>
       </w:r>
     </w:p>
     <w:p>
@@ -4688,27 +4244,7 @@
           <w:sz w:val="24"/>
           <w:szCs w:val="24"/>
         </w:rPr>
-        <w:t xml:space="preserve">As a faculty member, I am also required by our </w:t>
-      </w:r>
-      <w:proofErr w:type="gramStart"/>
-      <w:r>
-        <w:rPr>
-          <w:rFonts w:ascii="Arial" w:hAnsi="Arial" w:cs="Arial"/>
-          <w:color w:val="141414"/>
-          <w:sz w:val="24"/>
-          <w:szCs w:val="24"/>
-        </w:rPr>
-        <w:t>College</w:t>
-      </w:r>
-      <w:proofErr w:type="gramEnd"/>
-      <w:r>
-        <w:rPr>
-          <w:rFonts w:ascii="Arial" w:hAnsi="Arial" w:cs="Arial"/>
-          <w:color w:val="141414"/>
-          <w:sz w:val="24"/>
-          <w:szCs w:val="24"/>
-        </w:rPr>
-        <w:t xml:space="preserve"> to report incidents of sexual misconduct and thus cannot guarantee confidentiality, but I will respect your privacy and only share the information with those who have a duty to respond. Should I become aware of an incident involving sexual misconduct, I must provide our Title IX Coordinator with relevant details such as the names of those involved in the incident. </w:t>
+        <w:t xml:space="preserve">As a faculty member, I am also required by our College to report incidents of sexual misconduct and thus cannot guarantee confidentiality, but I will respect your privacy and only share the information with those who have a duty to respond. Should I become aware of an incident involving sexual misconduct, I must provide our Title IX Coordinator with relevant details such as the names of those involved in the incident. </w:t>
       </w:r>
     </w:p>
     <w:p>
@@ -4801,7 +4337,16 @@
           <w:sz w:val="24"/>
           <w:szCs w:val="24"/>
         </w:rPr>
-        <w:t>8/27</w:t>
+        <w:t>8/2</w:t>
+      </w:r>
+      <w:r>
+        <w:rPr>
+          <w:i/>
+          <w:color w:val="000000" w:themeColor="text1"/>
+          <w:sz w:val="24"/>
+          <w:szCs w:val="24"/>
+        </w:rPr>
+        <w:t>6</w:t>
       </w:r>
     </w:p>
     <w:p>
@@ -4890,25 +4435,7 @@
           <w:b/>
           <w:bCs/>
         </w:rPr>
-        <w:t xml:space="preserve">Introduction to the </w:t>
-      </w:r>
-      <w:proofErr w:type="spellStart"/>
-      <w:r>
-        <w:rPr>
-          <w:rFonts w:ascii="Arial" w:hAnsi="Arial" w:cs="Arial"/>
-          <w:b/>
-          <w:bCs/>
-        </w:rPr>
-        <w:t>SuperCollider</w:t>
-      </w:r>
-      <w:proofErr w:type="spellEnd"/>
-      <w:r>
-        <w:rPr>
-          <w:rFonts w:ascii="Arial" w:hAnsi="Arial" w:cs="Arial"/>
-          <w:b/>
-          <w:bCs/>
-        </w:rPr>
-        <w:t xml:space="preserve"> 3 </w:t>
+        <w:t xml:space="preserve">Introduction to the SuperCollider 3 </w:t>
       </w:r>
       <w:r>
         <w:rPr>
@@ -4993,7 +4520,7 @@
           <w:szCs w:val="24"/>
         </w:rPr>
       </w:pPr>
-      <w:hyperlink r:id="rId21" w:history="1">
+      <w:hyperlink r:id="rId18" w:history="1">
         <w:r>
           <w:rPr>
             <w:rStyle w:val="Hyperlink"/>
@@ -5058,7 +4585,7 @@
           <w:szCs w:val="24"/>
         </w:rPr>
       </w:pPr>
-      <w:hyperlink r:id="rId22" w:history="1">
+      <w:hyperlink r:id="rId19" w:history="1">
         <w:r>
           <w:rPr>
             <w:rStyle w:val="Hyperlink"/>
@@ -5225,7 +4752,7 @@
         </w:rPr>
         <w:t xml:space="preserve"> Go to </w:t>
       </w:r>
-      <w:hyperlink r:id="rId23" w:history="1">
+      <w:hyperlink r:id="rId20" w:history="1">
         <w:r>
           <w:rPr>
             <w:rStyle w:val="Hyperlink"/>
@@ -5328,7 +4855,6 @@
         </w:rPr>
         <w:t xml:space="preserve">ubmit it on </w:t>
       </w:r>
-      <w:proofErr w:type="spellStart"/>
       <w:r>
         <w:rPr>
           <w:rFonts w:ascii="Arial" w:hAnsi="Arial" w:cs="Arial"/>
@@ -5337,7 +4863,6 @@
         </w:rPr>
         <w:t>github</w:t>
       </w:r>
-      <w:proofErr w:type="spellEnd"/>
       <w:r>
         <w:rPr>
           <w:rFonts w:ascii="Arial" w:hAnsi="Arial" w:cs="Arial"/>
@@ -5402,45 +4927,9 @@
           <w:sz w:val="24"/>
           <w:szCs w:val="24"/>
         </w:rPr>
-        <w:t xml:space="preserve">Live Coding in </w:t>
-      </w:r>
-      <w:proofErr w:type="spellStart"/>
-      <w:r>
-        <w:rPr>
-          <w:color w:val="000000" w:themeColor="text1"/>
-          <w:sz w:val="24"/>
-          <w:szCs w:val="24"/>
-        </w:rPr>
-        <w:t>SuperCollider</w:t>
-      </w:r>
-      <w:proofErr w:type="spellEnd"/>
-      <w:r>
-        <w:rPr>
-          <w:color w:val="000000" w:themeColor="text1"/>
-          <w:sz w:val="24"/>
-          <w:szCs w:val="24"/>
-        </w:rPr>
-        <w:t xml:space="preserve">: a Tutorial with Eli </w:t>
-      </w:r>
-      <w:proofErr w:type="spellStart"/>
-      <w:r>
-        <w:rPr>
-          <w:color w:val="000000" w:themeColor="text1"/>
-          <w:sz w:val="24"/>
-          <w:szCs w:val="24"/>
-        </w:rPr>
-        <w:t>Fieldsteel</w:t>
-      </w:r>
-      <w:proofErr w:type="spellEnd"/>
-      <w:r>
-        <w:rPr>
-          <w:color w:val="000000" w:themeColor="text1"/>
-          <w:sz w:val="24"/>
-          <w:szCs w:val="24"/>
-        </w:rPr>
-        <w:t xml:space="preserve"> </w:t>
-      </w:r>
-      <w:hyperlink r:id="rId24" w:history="1">
+        <w:t xml:space="preserve">Live Coding in SuperCollider: a Tutorial with Eli Fieldsteel </w:t>
+      </w:r>
+      <w:hyperlink r:id="rId21" w:history="1">
         <w:r>
           <w:rPr>
             <w:rStyle w:val="Hyperlink"/>
@@ -5460,7 +4949,7 @@
           <w:szCs w:val="24"/>
         </w:rPr>
       </w:pPr>
-      <w:hyperlink r:id="rId25" w:history="1">
+      <w:hyperlink r:id="rId22" w:history="1">
         <w:r>
           <w:rPr>
             <w:rStyle w:val="Hyperlink"/>
@@ -5552,7 +5041,7 @@
           <w:sz w:val="24"/>
           <w:szCs w:val="24"/>
         </w:rPr>
-        <w:t>3</w:t>
+        <w:t>2</w:t>
       </w:r>
     </w:p>
     <w:p>
@@ -5615,65 +5104,34 @@
         </w:rPr>
         <w:t xml:space="preserve">Learning </w:t>
       </w:r>
-      <w:proofErr w:type="spellStart"/>
-      <w:r>
-        <w:rPr>
-          <w:iCs/>
-          <w:color w:val="000000" w:themeColor="text1"/>
-          <w:sz w:val="24"/>
-          <w:szCs w:val="24"/>
-        </w:rPr>
-        <w:t>NodeProxy</w:t>
-      </w:r>
-      <w:proofErr w:type="spellEnd"/>
-      <w:r>
-        <w:rPr>
-          <w:iCs/>
-          <w:color w:val="000000" w:themeColor="text1"/>
-          <w:sz w:val="24"/>
-          <w:szCs w:val="24"/>
-        </w:rPr>
-        <w:t>—The simplest and most direct way to recycle and utilize code in instruments, live, in Supercollider.</w:t>
-      </w:r>
-    </w:p>
-    <w:p>
-      <w:pPr>
-        <w:pStyle w:val="Normal1"/>
-        <w:rPr>
-          <w:iCs/>
-          <w:color w:val="000000" w:themeColor="text1"/>
-          <w:sz w:val="24"/>
-          <w:szCs w:val="24"/>
-        </w:rPr>
-      </w:pPr>
-      <w:r>
-        <w:rPr>
-          <w:iCs/>
-          <w:color w:val="000000" w:themeColor="text1"/>
-          <w:sz w:val="24"/>
-          <w:szCs w:val="24"/>
-        </w:rPr>
-        <w:t xml:space="preserve">Learning </w:t>
-      </w:r>
-      <w:proofErr w:type="spellStart"/>
-      <w:r>
-        <w:rPr>
-          <w:iCs/>
-          <w:color w:val="000000" w:themeColor="text1"/>
-          <w:sz w:val="24"/>
-          <w:szCs w:val="24"/>
-        </w:rPr>
-        <w:t>Synthdef</w:t>
-      </w:r>
-      <w:proofErr w:type="spellEnd"/>
-      <w:r>
-        <w:rPr>
-          <w:iCs/>
-          <w:color w:val="000000" w:themeColor="text1"/>
-          <w:sz w:val="24"/>
-          <w:szCs w:val="24"/>
-        </w:rPr>
-        <w:t>—the standard way to program synths for global programming concepts in SC</w:t>
+      <w:r>
+        <w:rPr>
+          <w:iCs/>
+          <w:color w:val="000000" w:themeColor="text1"/>
+          <w:sz w:val="24"/>
+          <w:szCs w:val="24"/>
+        </w:rPr>
+        <w:t>NodeProxy—The simplest and most direct way to recycle and utilize code in instruments, live, in Supercollider.</w:t>
+      </w:r>
+    </w:p>
+    <w:p>
+      <w:pPr>
+        <w:pStyle w:val="Normal1"/>
+        <w:rPr>
+          <w:iCs/>
+          <w:color w:val="000000" w:themeColor="text1"/>
+          <w:sz w:val="24"/>
+          <w:szCs w:val="24"/>
+        </w:rPr>
+      </w:pPr>
+      <w:r>
+        <w:rPr>
+          <w:iCs/>
+          <w:color w:val="000000" w:themeColor="text1"/>
+          <w:sz w:val="24"/>
+          <w:szCs w:val="24"/>
+        </w:rPr>
+        <w:t>Learning Synthdef—the standard way to program synths for global programming concepts in SC</w:t>
       </w:r>
     </w:p>
     <w:p>
@@ -5770,39 +5228,17 @@
           <w:sz w:val="24"/>
           <w:szCs w:val="24"/>
         </w:rPr>
-        <w:t xml:space="preserve">Prepare 3 synthesis tools in Supercollider that work with </w:t>
-      </w:r>
-      <w:proofErr w:type="spellStart"/>
-      <w:r>
-        <w:rPr>
-          <w:iCs/>
-          <w:color w:val="000000" w:themeColor="text1"/>
-          <w:sz w:val="24"/>
-          <w:szCs w:val="24"/>
-        </w:rPr>
-        <w:t>NodeProxy</w:t>
-      </w:r>
-      <w:proofErr w:type="spellEnd"/>
-      <w:r>
-        <w:rPr>
-          <w:iCs/>
-          <w:color w:val="000000" w:themeColor="text1"/>
-          <w:sz w:val="24"/>
-          <w:szCs w:val="24"/>
-        </w:rPr>
-        <w:t xml:space="preserve"> OR </w:t>
-      </w:r>
-      <w:proofErr w:type="spellStart"/>
-      <w:r>
-        <w:rPr>
-          <w:iCs/>
-          <w:color w:val="000000" w:themeColor="text1"/>
-          <w:sz w:val="24"/>
-          <w:szCs w:val="24"/>
-        </w:rPr>
-        <w:t>synthdef</w:t>
-      </w:r>
-      <w:proofErr w:type="spellEnd"/>
+        <w:t>Prepare 3 synthesis tools in Supercollider that work with NodeProxy</w:t>
+      </w:r>
+      <w:r>
+        <w:rPr>
+          <w:iCs/>
+          <w:color w:val="000000" w:themeColor="text1"/>
+          <w:sz w:val="24"/>
+          <w:szCs w:val="24"/>
+        </w:rPr>
+        <w:t xml:space="preserve"> OR synthdef</w:t>
+      </w:r>
       <w:r>
         <w:rPr>
           <w:iCs/>
@@ -5846,19 +5282,8 @@
           <w:sz w:val="24"/>
           <w:szCs w:val="24"/>
         </w:rPr>
-        <w:t xml:space="preserve"> </w:t>
-      </w:r>
-      <w:proofErr w:type="spellStart"/>
-      <w:r>
-        <w:rPr>
-          <w:iCs/>
-          <w:color w:val="000000" w:themeColor="text1"/>
-          <w:sz w:val="24"/>
-          <w:szCs w:val="24"/>
-        </w:rPr>
-        <w:t>gui</w:t>
-      </w:r>
-      <w:proofErr w:type="spellEnd"/>
+        <w:t xml:space="preserve"> gui</w:t>
+      </w:r>
       <w:r>
         <w:rPr>
           <w:iCs/>
@@ -6014,16 +5439,7 @@
           <w:sz w:val="24"/>
           <w:szCs w:val="24"/>
         </w:rPr>
-        <w:t>1</w:t>
-      </w:r>
-      <w:r>
-        <w:rPr>
-          <w:i/>
-          <w:color w:val="000000" w:themeColor="text1"/>
-          <w:sz w:val="24"/>
-          <w:szCs w:val="24"/>
-        </w:rPr>
-        <w:t>0</w:t>
+        <w:t>9</w:t>
       </w:r>
     </w:p>
     <w:p>
@@ -6098,21 +5514,8 @@
           <w:sz w:val="24"/>
           <w:szCs w:val="24"/>
         </w:rPr>
-        <w:t xml:space="preserve">Introduction to Max </w:t>
-      </w:r>
-      <w:proofErr w:type="spellStart"/>
-      <w:r>
-        <w:rPr>
-          <w:b/>
-          <w:bCs/>
-          <w:iCs/>
-          <w:color w:val="000000" w:themeColor="text1"/>
-          <w:sz w:val="24"/>
-          <w:szCs w:val="24"/>
-        </w:rPr>
-        <w:t>Msp</w:t>
-      </w:r>
-      <w:proofErr w:type="spellEnd"/>
+        <w:t>Introduction to Max Msp</w:t>
+      </w:r>
     </w:p>
     <w:p>
       <w:pPr>
@@ -6222,7 +5625,7 @@
                     </pic:cNvPicPr>
                   </pic:nvPicPr>
                   <pic:blipFill>
-                    <a:blip r:embed="rId26">
+                    <a:blip r:embed="rId23">
                       <a:extLst>
                         <a:ext uri="{28A0092B-C50C-407E-A947-70E740481C1C}">
                           <a14:useLocalDpi xmlns:a14="http://schemas.microsoft.com/office/drawing/2010/main" val="0"/>
@@ -6276,23 +5679,7 @@
           <w:sz w:val="24"/>
           <w:szCs w:val="24"/>
         </w:rPr>
-        <w:t xml:space="preserve">David Behrman is a composer and artist active since the 1960s. Over the years he has made sound and multimedia installations for gallery spaces as well as musical compositions for performance in concerts. Most of his pieces feature flexible structures and the use of technology in personal ways; compositions rely on interactive real-time relationships with imaginative performers. Together with Robert Ashley, Alvin Lucier and Gordon Mumma, Behrman founded the Sonic Arts Union in 1966. He had a long association with the Merce Cunningham Dance Company as composer and performer, created music for several of the Company’s repertory pieces, and was a member of the Company’s Music Committee during its last years. He was a fellow at the American Academy in Berlin in 2016. Audio recordings of his works are on the XI, Lovely Music, Pogus, New World, WERGO, Black Truffle Records and Alga </w:t>
-      </w:r>
-      <w:proofErr w:type="spellStart"/>
-      <w:r>
-        <w:rPr>
-          <w:sz w:val="24"/>
-          <w:szCs w:val="24"/>
-        </w:rPr>
-        <w:t>Marghen</w:t>
-      </w:r>
-      <w:proofErr w:type="spellEnd"/>
-      <w:r>
-        <w:rPr>
-          <w:sz w:val="24"/>
-          <w:szCs w:val="24"/>
-        </w:rPr>
-        <w:t xml:space="preserve"> labels. </w:t>
+        <w:t xml:space="preserve">David Behrman is a composer and artist active since the 1960s. Over the years he has made sound and multimedia installations for gallery spaces as well as musical compositions for performance in concerts. Most of his pieces feature flexible structures and the use of technology in personal ways; compositions rely on interactive real-time relationships with imaginative performers. Together with Robert Ashley, Alvin Lucier and Gordon Mumma, Behrman founded the Sonic Arts Union in 1966. He had a long association with the Merce Cunningham Dance Company as composer and performer, created music for several of the Company’s repertory pieces, and was a member of the Company’s Music Committee during its last years. He was a fellow at the American Academy in Berlin in 2016. Audio recordings of his works are on the XI, Lovely Music, Pogus, New World, WERGO, Black Truffle Records and Alga Marghen labels. </w:t>
       </w:r>
       <w:r>
         <w:rPr>
@@ -6369,27 +5756,7 @@
           <w:sz w:val="24"/>
           <w:szCs w:val="24"/>
         </w:rPr>
-        <w:t xml:space="preserve">and </w:t>
-      </w:r>
-      <w:proofErr w:type="spellStart"/>
-      <w:r>
-        <w:rPr>
-          <w:iCs/>
-          <w:color w:val="000000" w:themeColor="text1"/>
-          <w:sz w:val="24"/>
-          <w:szCs w:val="24"/>
-        </w:rPr>
-        <w:t>Leapday</w:t>
-      </w:r>
-      <w:proofErr w:type="spellEnd"/>
-      <w:r>
-        <w:rPr>
-          <w:iCs/>
-          <w:color w:val="000000" w:themeColor="text1"/>
-          <w:sz w:val="24"/>
-          <w:szCs w:val="24"/>
-        </w:rPr>
-        <w:t xml:space="preserve"> Night</w:t>
+        <w:t>and Leapday Night</w:t>
       </w:r>
     </w:p>
     <w:p>
@@ -6598,7 +5965,7 @@
           <w:sz w:val="24"/>
           <w:szCs w:val="24"/>
         </w:rPr>
-        <w:t>7</w:t>
+        <w:t>6</w:t>
       </w:r>
     </w:p>
     <w:p>
@@ -6921,29 +6288,7 @@
           <w:sz w:val="24"/>
           <w:szCs w:val="24"/>
         </w:rPr>
-        <w:t xml:space="preserve">No HW, but if you’re behind schedule office hours. Or write an </w:t>
-      </w:r>
-      <w:proofErr w:type="spellStart"/>
-      <w:r>
-        <w:rPr>
-          <w:rFonts w:ascii="Arial" w:hAnsi="Arial" w:cs="Arial"/>
-          <w:iCs/>
-          <w:color w:val="000000" w:themeColor="text1"/>
-          <w:sz w:val="24"/>
-          <w:szCs w:val="24"/>
-        </w:rPr>
-        <w:t>NodeProxy</w:t>
-      </w:r>
-      <w:proofErr w:type="spellEnd"/>
-      <w:r>
-        <w:rPr>
-          <w:rFonts w:ascii="Arial" w:hAnsi="Arial" w:cs="Arial"/>
-          <w:iCs/>
-          <w:color w:val="000000" w:themeColor="text1"/>
-          <w:sz w:val="24"/>
-          <w:szCs w:val="24"/>
-        </w:rPr>
-        <w:t xml:space="preserve"> instrument from Floating Point Errors or Crows with arguments that can be controlled.</w:t>
+        <w:t>No HW, but if you’re behind schedule office hours. Or write an NodeProxy instrument from Floating Point Errors or Crows with arguments that can be controlled.</w:t>
       </w:r>
     </w:p>
     <w:p>
@@ -6994,7 +6339,16 @@
           <w:sz w:val="24"/>
           <w:szCs w:val="24"/>
         </w:rPr>
-        <w:t>9/24</w:t>
+        <w:t>9/2</w:t>
+      </w:r>
+      <w:r>
+        <w:rPr>
+          <w:i/>
+          <w:color w:val="000000" w:themeColor="text1"/>
+          <w:sz w:val="24"/>
+          <w:szCs w:val="24"/>
+        </w:rPr>
+        <w:t>3</w:t>
       </w:r>
     </w:p>
     <w:p>
@@ -7009,282 +6363,6 @@
           <w:szCs w:val="24"/>
         </w:rPr>
       </w:pPr>
-    </w:p>
-    <w:p>
-      <w:pPr>
-        <w:pStyle w:val="Normal1"/>
-        <w:rPr>
-          <w:iCs/>
-          <w:color w:val="000000" w:themeColor="text1"/>
-          <w:sz w:val="24"/>
-          <w:szCs w:val="24"/>
-        </w:rPr>
-      </w:pPr>
-      <w:r>
-        <w:rPr>
-          <w:iCs/>
-          <w:color w:val="000000" w:themeColor="text1"/>
-          <w:sz w:val="24"/>
-          <w:szCs w:val="24"/>
-        </w:rPr>
-        <w:t xml:space="preserve">Field Trip to NYC for David </w:t>
-      </w:r>
-      <w:r>
-        <w:rPr>
-          <w:iCs/>
-          <w:color w:val="000000" w:themeColor="text1"/>
-          <w:sz w:val="24"/>
-          <w:szCs w:val="24"/>
-        </w:rPr>
-        <w:t>Behrman’s Concert</w:t>
-      </w:r>
-    </w:p>
-    <w:p>
-      <w:pPr>
-        <w:pStyle w:val="Normal1"/>
-        <w:spacing w:line="240" w:lineRule="auto"/>
-        <w:rPr>
-          <w:bCs/>
-          <w:color w:val="000000" w:themeColor="text1"/>
-          <w:sz w:val="24"/>
-          <w:szCs w:val="24"/>
-        </w:rPr>
-      </w:pPr>
-      <w:r>
-        <w:rPr>
-          <w:bCs/>
-          <w:color w:val="000000" w:themeColor="text1"/>
-          <w:sz w:val="24"/>
-          <w:szCs w:val="24"/>
-        </w:rPr>
-        <w:t>Issue Project Room</w:t>
-      </w:r>
-    </w:p>
-    <w:p>
-      <w:pPr>
-        <w:pStyle w:val="Normal1"/>
-        <w:rPr>
-          <w:iCs/>
-          <w:color w:val="000000" w:themeColor="text1"/>
-          <w:sz w:val="24"/>
-          <w:szCs w:val="24"/>
-        </w:rPr>
-      </w:pPr>
-    </w:p>
-    <w:p>
-      <w:pPr>
-        <w:pStyle w:val="Normal1"/>
-        <w:rPr>
-          <w:iCs/>
-          <w:color w:val="000000" w:themeColor="text1"/>
-          <w:sz w:val="24"/>
-          <w:szCs w:val="24"/>
-        </w:rPr>
-      </w:pPr>
-      <w:hyperlink r:id="rId27" w:history="1">
-        <w:r>
-          <w:rPr>
-            <w:rStyle w:val="Hyperlink"/>
-            <w:iCs/>
-            <w:sz w:val="24"/>
-            <w:szCs w:val="24"/>
-          </w:rPr>
-          <w:t>https://issueprojectroom.org/event/open-space-fast-david-behrman-fast-forward</w:t>
-        </w:r>
-      </w:hyperlink>
-    </w:p>
-    <w:p>
-      <w:pPr>
-        <w:pStyle w:val="Normal1"/>
-        <w:rPr>
-          <w:iCs/>
-          <w:color w:val="000000" w:themeColor="text1"/>
-          <w:sz w:val="24"/>
-          <w:szCs w:val="24"/>
-        </w:rPr>
-      </w:pPr>
-      <w:r>
-        <w:rPr>
-          <w:rStyle w:val="Strong"/>
-          <w:sz w:val="24"/>
-          <w:szCs w:val="24"/>
-        </w:rPr>
-        <w:t>Wednesday, September 24th at 8pm</w:t>
-      </w:r>
-      <w:r>
-        <w:rPr>
-          <w:sz w:val="24"/>
-          <w:szCs w:val="24"/>
-        </w:rPr>
-        <w:t xml:space="preserve">, as part of Celebrating David Behrman—a Fall series honoring the groundbreaking composer and 2025 ISSUE Gala honoree—ISSUE Project Room presents an evening of performances that illuminate Behrman’s enduring legacy of collaboration, technological innovation, and influence across generations of experimental music. The program features two works: </w:t>
-      </w:r>
-      <w:proofErr w:type="spellStart"/>
-      <w:r>
-        <w:rPr>
-          <w:rStyle w:val="Emphasis"/>
-          <w:sz w:val="24"/>
-          <w:szCs w:val="24"/>
-        </w:rPr>
-        <w:t>Runthrough</w:t>
-      </w:r>
-      <w:proofErr w:type="spellEnd"/>
-      <w:r>
-        <w:rPr>
-          <w:sz w:val="24"/>
-          <w:szCs w:val="24"/>
-        </w:rPr>
-        <w:t xml:space="preserve"> (1967–), originally developed with the Sonic Arts Union and performed on this occasion by friends of ISSUE, </w:t>
-      </w:r>
-      <w:r>
-        <w:rPr>
-          <w:rStyle w:val="Strong"/>
-          <w:sz w:val="24"/>
-          <w:szCs w:val="24"/>
-        </w:rPr>
-        <w:t>Frankie Mann</w:t>
-      </w:r>
-      <w:r>
-        <w:rPr>
-          <w:sz w:val="24"/>
-          <w:szCs w:val="24"/>
-        </w:rPr>
-        <w:t xml:space="preserve"> with </w:t>
-      </w:r>
-      <w:r>
-        <w:rPr>
-          <w:rStyle w:val="Strong"/>
-          <w:sz w:val="24"/>
-          <w:szCs w:val="24"/>
-        </w:rPr>
-        <w:t>Daniel Fishkin</w:t>
-      </w:r>
-      <w:r>
-        <w:rPr>
-          <w:sz w:val="24"/>
-          <w:szCs w:val="24"/>
-        </w:rPr>
-        <w:t xml:space="preserve"> &amp; </w:t>
-      </w:r>
-      <w:r>
-        <w:rPr>
-          <w:rStyle w:val="Strong"/>
-          <w:sz w:val="24"/>
-          <w:szCs w:val="24"/>
-        </w:rPr>
-        <w:t>Cleek Schrey</w:t>
-      </w:r>
-      <w:r>
-        <w:rPr>
-          <w:sz w:val="24"/>
-          <w:szCs w:val="24"/>
-        </w:rPr>
-        <w:t xml:space="preserve">; and </w:t>
-      </w:r>
-      <w:r>
-        <w:rPr>
-          <w:rStyle w:val="Emphasis"/>
-          <w:sz w:val="24"/>
-          <w:szCs w:val="24"/>
-        </w:rPr>
-        <w:t>Open Space with Fast</w:t>
-      </w:r>
-      <w:r>
-        <w:rPr>
-          <w:sz w:val="24"/>
-          <w:szCs w:val="24"/>
-        </w:rPr>
-        <w:t xml:space="preserve"> (2020–), a richly textural collaboration between </w:t>
-      </w:r>
-      <w:r>
-        <w:rPr>
-          <w:rStyle w:val="Strong"/>
-          <w:sz w:val="24"/>
-          <w:szCs w:val="24"/>
-        </w:rPr>
-        <w:t>David Behrman</w:t>
-      </w:r>
-      <w:r>
-        <w:rPr>
-          <w:sz w:val="24"/>
-          <w:szCs w:val="24"/>
-        </w:rPr>
-        <w:t xml:space="preserve"> and artistic partner </w:t>
-      </w:r>
-      <w:r>
-        <w:rPr>
-          <w:rStyle w:val="Strong"/>
-          <w:sz w:val="24"/>
-          <w:szCs w:val="24"/>
-        </w:rPr>
-        <w:t>Fast Forward</w:t>
-      </w:r>
-      <w:r>
-        <w:rPr>
-          <w:sz w:val="24"/>
-          <w:szCs w:val="24"/>
-        </w:rPr>
-        <w:t>.</w:t>
-      </w:r>
-    </w:p>
-    <w:p>
-      <w:pPr>
-        <w:pStyle w:val="Normal1"/>
-        <w:rPr>
-          <w:iCs/>
-          <w:color w:val="000000" w:themeColor="text1"/>
-          <w:sz w:val="24"/>
-          <w:szCs w:val="24"/>
-        </w:rPr>
-      </w:pPr>
-    </w:p>
-    <w:p>
-      <w:pPr>
-        <w:pStyle w:val="Normal1"/>
-        <w:rPr>
-          <w:iCs/>
-          <w:color w:val="000000" w:themeColor="text1"/>
-          <w:sz w:val="24"/>
-          <w:szCs w:val="24"/>
-        </w:rPr>
-      </w:pPr>
-      <w:r>
-        <w:rPr>
-          <w:iCs/>
-          <w:color w:val="000000" w:themeColor="text1"/>
-          <w:sz w:val="24"/>
-          <w:szCs w:val="24"/>
-        </w:rPr>
-        <w:t>Etude 5</w:t>
-      </w:r>
-      <w:r>
-        <w:rPr>
-          <w:iCs/>
-          <w:color w:val="000000" w:themeColor="text1"/>
-          <w:sz w:val="24"/>
-          <w:szCs w:val="24"/>
-        </w:rPr>
-        <w:t>:</w:t>
-      </w:r>
-    </w:p>
-    <w:p>
-      <w:pPr>
-        <w:pStyle w:val="Normal1"/>
-        <w:rPr>
-          <w:iCs/>
-          <w:color w:val="000000" w:themeColor="text1"/>
-          <w:sz w:val="24"/>
-          <w:szCs w:val="24"/>
-        </w:rPr>
-      </w:pPr>
-      <w:r>
-        <w:rPr>
-          <w:iCs/>
-          <w:color w:val="000000" w:themeColor="text1"/>
-          <w:sz w:val="24"/>
-          <w:szCs w:val="24"/>
-        </w:rPr>
-        <w:t>Write 1 page concert report.</w:t>
-      </w:r>
     </w:p>
     <w:p>
       <w:pPr>
@@ -7338,41 +6416,40 @@
           <w:sz w:val="24"/>
           <w:szCs w:val="24"/>
         </w:rPr>
-        <w:lastRenderedPageBreak/>
-        <w:t>Class 6 Wednesday 10/</w:t>
-      </w:r>
-      <w:r>
-        <w:rPr>
-          <w:i/>
-          <w:color w:val="000000" w:themeColor="text1"/>
-          <w:sz w:val="24"/>
-          <w:szCs w:val="24"/>
-        </w:rPr>
-        <w:t>1</w:t>
-      </w:r>
-    </w:p>
-    <w:p>
-      <w:pPr>
-        <w:pStyle w:val="Normal1"/>
-        <w:rPr>
-          <w:i/>
-          <w:color w:val="000000" w:themeColor="text1"/>
-          <w:sz w:val="24"/>
-          <w:szCs w:val="24"/>
-        </w:rPr>
-      </w:pPr>
-    </w:p>
-    <w:p>
-      <w:pPr>
-        <w:pStyle w:val="Normal1"/>
-        <w:rPr>
-          <w:iCs/>
-          <w:color w:val="000000" w:themeColor="text1"/>
-          <w:sz w:val="24"/>
-          <w:szCs w:val="24"/>
-        </w:rPr>
-      </w:pPr>
-      <w:hyperlink r:id="rId28" w:anchor="4AAAA+kUzNNDSKLGzM68pqQFSZpraJkC+GpBpaAwRAAA" w:history="1">
+        <w:t xml:space="preserve">Class 6 Wednesday </w:t>
+      </w:r>
+      <w:r>
+        <w:rPr>
+          <w:i/>
+          <w:color w:val="000000" w:themeColor="text1"/>
+          <w:sz w:val="24"/>
+          <w:szCs w:val="24"/>
+        </w:rPr>
+        <w:t>9/30</w:t>
+      </w:r>
+    </w:p>
+    <w:p>
+      <w:pPr>
+        <w:pStyle w:val="Normal1"/>
+        <w:rPr>
+          <w:i/>
+          <w:color w:val="000000" w:themeColor="text1"/>
+          <w:sz w:val="24"/>
+          <w:szCs w:val="24"/>
+        </w:rPr>
+      </w:pPr>
+    </w:p>
+    <w:p>
+      <w:pPr>
+        <w:pStyle w:val="Normal1"/>
+        <w:rPr>
+          <w:iCs/>
+          <w:color w:val="000000" w:themeColor="text1"/>
+          <w:sz w:val="24"/>
+          <w:szCs w:val="24"/>
+        </w:rPr>
+      </w:pPr>
+      <w:hyperlink r:id="rId24" w:anchor="4AAAA+kUzNNDSKLGzM68pqQFSZpraJkC+GpBpaAwRAAA" w:history="1">
         <w:r>
           <w:rPr>
             <w:rStyle w:val="Hyperlink"/>
@@ -7394,25 +6471,14 @@
           <w:szCs w:val="24"/>
         </w:rPr>
       </w:pPr>
-      <w:proofErr w:type="spellStart"/>
-      <w:r>
-        <w:rPr>
-          <w:iCs/>
-          <w:color w:val="000000" w:themeColor="text1"/>
-          <w:sz w:val="24"/>
-          <w:szCs w:val="24"/>
-        </w:rPr>
-        <w:t>bytebeat</w:t>
-      </w:r>
-      <w:proofErr w:type="spellEnd"/>
-      <w:r>
-        <w:rPr>
-          <w:iCs/>
-          <w:color w:val="000000" w:themeColor="text1"/>
-          <w:sz w:val="24"/>
-          <w:szCs w:val="24"/>
-        </w:rPr>
-        <w:t xml:space="preserve"> composer</w:t>
+      <w:r>
+        <w:rPr>
+          <w:iCs/>
+          <w:color w:val="000000" w:themeColor="text1"/>
+          <w:sz w:val="24"/>
+          <w:szCs w:val="24"/>
+        </w:rPr>
+        <w:t>bytebeat composer</w:t>
       </w:r>
     </w:p>
     <w:p>
@@ -7489,42 +6555,20 @@
           <w:szCs w:val="24"/>
           <w:u w:val="single"/>
         </w:rPr>
-        <w:t xml:space="preserve">Transcribe these measures into supercollider code for </w:t>
-      </w:r>
-      <w:proofErr w:type="gramStart"/>
-      <w:r>
-        <w:rPr>
-          <w:iCs/>
-          <w:color w:val="000000" w:themeColor="text1"/>
-          <w:sz w:val="24"/>
-          <w:szCs w:val="24"/>
-          <w:u w:val="single"/>
-        </w:rPr>
-        <w:t>In</w:t>
-      </w:r>
-      <w:proofErr w:type="gramEnd"/>
-      <w:r>
-        <w:rPr>
-          <w:iCs/>
-          <w:color w:val="000000" w:themeColor="text1"/>
-          <w:sz w:val="24"/>
-          <w:szCs w:val="24"/>
-          <w:u w:val="single"/>
-        </w:rPr>
-        <w:t xml:space="preserve"> C, make sure you follow the exact format.</w:t>
-      </w:r>
-    </w:p>
-    <w:p>
-      <w:pPr>
-        <w:pStyle w:val="Normal1"/>
-        <w:rPr>
-          <w:iCs/>
-          <w:color w:val="000000" w:themeColor="text1"/>
-          <w:sz w:val="24"/>
-          <w:szCs w:val="24"/>
-        </w:rPr>
-      </w:pPr>
-      <w:hyperlink r:id="rId29" w:history="1">
+        <w:t>Transcribe these measures into supercollider code for In C, make sure you follow the exact format.</w:t>
+      </w:r>
+    </w:p>
+    <w:p>
+      <w:pPr>
+        <w:pStyle w:val="Normal1"/>
+        <w:rPr>
+          <w:iCs/>
+          <w:color w:val="000000" w:themeColor="text1"/>
+          <w:sz w:val="24"/>
+          <w:szCs w:val="24"/>
+        </w:rPr>
+      </w:pPr>
+      <w:hyperlink r:id="rId25" w:history="1">
         <w:r>
           <w:rPr>
             <w:rStyle w:val="Hyperlink"/>
@@ -7532,25 +6576,7 @@
             <w:sz w:val="24"/>
             <w:szCs w:val="24"/>
           </w:rPr>
-          <w:t>https://teropa.in</w:t>
-        </w:r>
-        <w:r>
-          <w:rPr>
-            <w:rStyle w:val="Hyperlink"/>
-            <w:iCs/>
-            <w:sz w:val="24"/>
-            <w:szCs w:val="24"/>
-          </w:rPr>
-          <w:t>f</w:t>
-        </w:r>
-        <w:r>
-          <w:rPr>
-            <w:rStyle w:val="Hyperlink"/>
-            <w:iCs/>
-            <w:sz w:val="24"/>
-            <w:szCs w:val="24"/>
-          </w:rPr>
-          <w:t>o/blog/2017/01/23/terry-rileys-in-c.html</w:t>
+          <w:t>https://teropa.info/blog/2017/01/23/terry-rileys-in-c.html</w:t>
         </w:r>
       </w:hyperlink>
     </w:p>
@@ -7689,6 +6715,7 @@
           <w:sz w:val="24"/>
           <w:szCs w:val="24"/>
         </w:rPr>
+        <w:lastRenderedPageBreak/>
         <w:t>Joh</w:t>
       </w:r>
       <w:r>
@@ -7795,87 +6822,14 @@
           <w:szCs w:val="24"/>
         </w:rPr>
       </w:pPr>
-      <w:proofErr w:type="spellStart"/>
-      <w:proofErr w:type="gramStart"/>
-      <w:r>
-        <w:rPr>
-          <w:iCs/>
-          <w:color w:val="000000" w:themeColor="text1"/>
-          <w:sz w:val="24"/>
-          <w:szCs w:val="24"/>
-        </w:rPr>
-        <w:t>Its</w:t>
-      </w:r>
-      <w:proofErr w:type="spellEnd"/>
-      <w:proofErr w:type="gramEnd"/>
-      <w:r>
-        <w:rPr>
-          <w:iCs/>
-          <w:color w:val="000000" w:themeColor="text1"/>
-          <w:sz w:val="24"/>
-          <w:szCs w:val="24"/>
-        </w:rPr>
-        <w:t xml:space="preserve"> up to you. You can use stuff from </w:t>
-      </w:r>
-      <w:proofErr w:type="spellStart"/>
-      <w:r>
-        <w:rPr>
-          <w:iCs/>
-          <w:color w:val="000000" w:themeColor="text1"/>
-          <w:sz w:val="24"/>
-          <w:szCs w:val="24"/>
-        </w:rPr>
-        <w:t>thre</w:t>
-      </w:r>
-      <w:proofErr w:type="spellEnd"/>
-      <w:r>
-        <w:rPr>
-          <w:iCs/>
-          <w:color w:val="000000" w:themeColor="text1"/>
-          <w:sz w:val="24"/>
-          <w:szCs w:val="24"/>
-        </w:rPr>
-        <w:t xml:space="preserve"> SCLORK </w:t>
-      </w:r>
-      <w:proofErr w:type="spellStart"/>
-      <w:r>
-        <w:rPr>
-          <w:iCs/>
-          <w:color w:val="000000" w:themeColor="text1"/>
-          <w:sz w:val="24"/>
-          <w:szCs w:val="24"/>
-        </w:rPr>
-        <w:t>respository</w:t>
-      </w:r>
-      <w:proofErr w:type="spellEnd"/>
-      <w:r>
-        <w:rPr>
-          <w:iCs/>
-          <w:color w:val="000000" w:themeColor="text1"/>
-          <w:sz w:val="24"/>
-          <w:szCs w:val="24"/>
-        </w:rPr>
-        <w:t xml:space="preserve"> and you can design your own </w:t>
-      </w:r>
-      <w:proofErr w:type="spellStart"/>
-      <w:r>
-        <w:rPr>
-          <w:iCs/>
-          <w:color w:val="000000" w:themeColor="text1"/>
-          <w:sz w:val="24"/>
-          <w:szCs w:val="24"/>
-        </w:rPr>
-        <w:t>synthdefs</w:t>
-      </w:r>
-      <w:proofErr w:type="spellEnd"/>
-      <w:r>
-        <w:rPr>
-          <w:iCs/>
-          <w:color w:val="000000" w:themeColor="text1"/>
-          <w:sz w:val="24"/>
-          <w:szCs w:val="24"/>
-        </w:rPr>
-        <w:t>. And you can hack on effects like filters and reverbs.</w:t>
+      <w:r>
+        <w:rPr>
+          <w:iCs/>
+          <w:color w:val="000000" w:themeColor="text1"/>
+          <w:sz w:val="24"/>
+          <w:szCs w:val="24"/>
+        </w:rPr>
+        <w:t>Its up to you. You can use stuff from thre SCLORK respository and you can design your own synthdefs. And you can hack on effects like filters and reverbs.</w:t>
       </w:r>
     </w:p>
     <w:p>
@@ -7937,7 +6891,7 @@
           <w:sz w:val="24"/>
           <w:szCs w:val="24"/>
         </w:rPr>
-        <w:t>8</w:t>
+        <w:t>7</w:t>
       </w:r>
     </w:p>
     <w:p>
@@ -8007,10 +6961,12 @@
           <w:sz w:val="24"/>
           <w:szCs w:val="24"/>
         </w:rPr>
-        <w:t xml:space="preserve">Introduction to </w:t>
-      </w:r>
-      <w:proofErr w:type="spellStart"/>
-      <w:r>
+        <w:t>Introduction to Playbuf</w:t>
+      </w:r>
+    </w:p>
+    <w:p>
+      <w:pPr>
+        <w:pStyle w:val="Normal1"/>
         <w:rPr>
           <w:b/>
           <w:bCs/>
@@ -8019,13 +6975,8 @@
           <w:sz w:val="24"/>
           <w:szCs w:val="24"/>
         </w:rPr>
-        <w:t>Playbuf</w:t>
-      </w:r>
-      <w:proofErr w:type="spellEnd"/>
-    </w:p>
-    <w:p>
-      <w:pPr>
-        <w:pStyle w:val="Normal1"/>
+      </w:pPr>
+      <w:r>
         <w:rPr>
           <w:b/>
           <w:bCs/>
@@ -8034,8 +6985,12 @@
           <w:sz w:val="24"/>
           <w:szCs w:val="24"/>
         </w:rPr>
-      </w:pPr>
-      <w:r>
+        <w:t>Introduction to Granular Synthesis</w:t>
+      </w:r>
+    </w:p>
+    <w:p>
+      <w:pPr>
+        <w:pStyle w:val="Normal1"/>
         <w:rPr>
           <w:b/>
           <w:bCs/>
@@ -8044,12 +6999,8 @@
           <w:sz w:val="24"/>
           <w:szCs w:val="24"/>
         </w:rPr>
-        <w:t>Introduction to Granular Synthesis</w:t>
-      </w:r>
-    </w:p>
-    <w:p>
-      <w:pPr>
-        <w:pStyle w:val="Normal1"/>
+      </w:pPr>
+      <w:r>
         <w:rPr>
           <w:b/>
           <w:bCs/>
@@ -8058,44 +7009,8 @@
           <w:sz w:val="24"/>
           <w:szCs w:val="24"/>
         </w:rPr>
-      </w:pPr>
-      <w:proofErr w:type="spellStart"/>
-      <w:r>
-        <w:rPr>
-          <w:b/>
-          <w:bCs/>
-          <w:iCs/>
-          <w:color w:val="000000" w:themeColor="text1"/>
-          <w:sz w:val="24"/>
-          <w:szCs w:val="24"/>
-        </w:rPr>
-        <w:t>Introduciton</w:t>
-      </w:r>
-      <w:proofErr w:type="spellEnd"/>
-      <w:r>
-        <w:rPr>
-          <w:b/>
-          <w:bCs/>
-          <w:iCs/>
-          <w:color w:val="000000" w:themeColor="text1"/>
-          <w:sz w:val="24"/>
-          <w:szCs w:val="24"/>
-        </w:rPr>
-        <w:t xml:space="preserve"> to 2</w:t>
-      </w:r>
-      <w:proofErr w:type="gramStart"/>
-      <w:r>
-        <w:rPr>
-          <w:b/>
-          <w:bCs/>
-          <w:iCs/>
-          <w:color w:val="000000" w:themeColor="text1"/>
-          <w:sz w:val="24"/>
-          <w:szCs w:val="24"/>
-        </w:rPr>
-        <w:t>d.wave</w:t>
-      </w:r>
-      <w:proofErr w:type="gramEnd"/>
+        <w:t>Introduciton to 2d.wave</w:t>
+      </w:r>
     </w:p>
     <w:p>
       <w:pPr>
@@ -8182,128 +7097,7 @@
           <w:sz w:val="24"/>
           <w:szCs w:val="24"/>
         </w:rPr>
-        <w:lastRenderedPageBreak/>
-        <w:t xml:space="preserve">Incorporate a sampler into your favorite </w:t>
-      </w:r>
-      <w:proofErr w:type="spellStart"/>
-      <w:r>
-        <w:rPr>
-          <w:iCs/>
-          <w:color w:val="000000" w:themeColor="text1"/>
-          <w:sz w:val="24"/>
-          <w:szCs w:val="24"/>
-        </w:rPr>
-        <w:t>Synthdef</w:t>
-      </w:r>
-      <w:proofErr w:type="spellEnd"/>
-      <w:r>
-        <w:rPr>
-          <w:iCs/>
-          <w:color w:val="000000" w:themeColor="text1"/>
-          <w:sz w:val="24"/>
-          <w:szCs w:val="24"/>
-        </w:rPr>
-        <w:t xml:space="preserve"> or </w:t>
-      </w:r>
-      <w:proofErr w:type="spellStart"/>
-      <w:r>
-        <w:rPr>
-          <w:iCs/>
-          <w:color w:val="000000" w:themeColor="text1"/>
-          <w:sz w:val="24"/>
-          <w:szCs w:val="24"/>
-        </w:rPr>
-        <w:t>Nodeproxy</w:t>
-      </w:r>
-      <w:proofErr w:type="spellEnd"/>
-      <w:r>
-        <w:rPr>
-          <w:iCs/>
-          <w:color w:val="000000" w:themeColor="text1"/>
-          <w:sz w:val="24"/>
-          <w:szCs w:val="24"/>
-        </w:rPr>
-        <w:t xml:space="preserve"> tools thus far. Remove synthesis engine and replace it with </w:t>
-      </w:r>
-      <w:proofErr w:type="spellStart"/>
-      <w:r>
-        <w:rPr>
-          <w:iCs/>
-          <w:color w:val="000000" w:themeColor="text1"/>
-          <w:sz w:val="24"/>
-          <w:szCs w:val="24"/>
-        </w:rPr>
-        <w:t>Playbuf</w:t>
-      </w:r>
-      <w:proofErr w:type="spellEnd"/>
-      <w:r>
-        <w:rPr>
-          <w:iCs/>
-          <w:color w:val="000000" w:themeColor="text1"/>
-          <w:sz w:val="24"/>
-          <w:szCs w:val="24"/>
-        </w:rPr>
-        <w:t xml:space="preserve">, </w:t>
-      </w:r>
-      <w:proofErr w:type="spellStart"/>
-      <w:r>
-        <w:rPr>
-          <w:iCs/>
-          <w:color w:val="000000" w:themeColor="text1"/>
-          <w:sz w:val="24"/>
-          <w:szCs w:val="24"/>
-        </w:rPr>
-        <w:t>BufRd</w:t>
-      </w:r>
-      <w:proofErr w:type="spellEnd"/>
-      <w:r>
-        <w:rPr>
-          <w:iCs/>
-          <w:color w:val="000000" w:themeColor="text1"/>
-          <w:sz w:val="24"/>
-          <w:szCs w:val="24"/>
-        </w:rPr>
-        <w:t xml:space="preserve">, or </w:t>
-      </w:r>
-      <w:proofErr w:type="spellStart"/>
-      <w:r>
-        <w:rPr>
-          <w:iCs/>
-          <w:color w:val="000000" w:themeColor="text1"/>
-          <w:sz w:val="24"/>
-          <w:szCs w:val="24"/>
-        </w:rPr>
-        <w:t>Grainbuf</w:t>
-      </w:r>
-      <w:proofErr w:type="spellEnd"/>
-      <w:r>
-        <w:rPr>
-          <w:iCs/>
-          <w:color w:val="000000" w:themeColor="text1"/>
-          <w:sz w:val="24"/>
-          <w:szCs w:val="24"/>
-        </w:rPr>
-        <w:t>. You can “</w:t>
-      </w:r>
-      <w:proofErr w:type="spellStart"/>
-      <w:r>
-        <w:rPr>
-          <w:iCs/>
-          <w:color w:val="000000" w:themeColor="text1"/>
-          <w:sz w:val="24"/>
-          <w:szCs w:val="24"/>
-        </w:rPr>
-        <w:t>vibecode</w:t>
-      </w:r>
-      <w:proofErr w:type="spellEnd"/>
-      <w:r>
-        <w:rPr>
-          <w:iCs/>
-          <w:color w:val="000000" w:themeColor="text1"/>
-          <w:sz w:val="24"/>
-          <w:szCs w:val="24"/>
-        </w:rPr>
-        <w:t>.” The point is to get it to work somehow.</w:t>
+        <w:t>Incorporate a sampler into your favorite Synthdef or Nodeproxy tools thus far. Remove synthesis engine and replace it with Playbuf, BufRd, or Grainbuf. You can “vibecode.” The point is to get it to work somehow.</w:t>
       </w:r>
     </w:p>
     <w:p>
@@ -8474,7 +7268,16 @@
           <w:sz w:val="24"/>
           <w:szCs w:val="24"/>
         </w:rPr>
-        <w:t>15</w:t>
+        <w:t>1</w:t>
+      </w:r>
+      <w:r>
+        <w:rPr>
+          <w:i/>
+          <w:color w:val="000000" w:themeColor="text1"/>
+          <w:sz w:val="24"/>
+          <w:szCs w:val="24"/>
+        </w:rPr>
+        <w:t>4</w:t>
       </w:r>
     </w:p>
     <w:p>
@@ -8626,7 +7429,7 @@
           <w:szCs w:val="24"/>
         </w:rPr>
       </w:pPr>
-      <w:hyperlink r:id="rId30" w:history="1">
+      <w:hyperlink r:id="rId26" w:history="1">
         <w:r>
           <w:rPr>
             <w:rStyle w:val="Hyperlink"/>
@@ -8690,27 +7493,7 @@
           <w:sz w:val="24"/>
           <w:szCs w:val="24"/>
         </w:rPr>
-        <w:t xml:space="preserve">Upload and change your own code to flying fish sampler sketch. But first you need to prepare your sample, first by saving a 0.5 second wav file as an </w:t>
-      </w:r>
-      <w:proofErr w:type="gramStart"/>
-      <w:r>
-        <w:rPr>
-          <w:iCs/>
-          <w:color w:val="000000" w:themeColor="text1"/>
-          <w:sz w:val="24"/>
-          <w:szCs w:val="24"/>
-        </w:rPr>
-        <w:t>8 bit</w:t>
-      </w:r>
-      <w:proofErr w:type="gramEnd"/>
-      <w:r>
-        <w:rPr>
-          <w:iCs/>
-          <w:color w:val="000000" w:themeColor="text1"/>
-          <w:sz w:val="24"/>
-          <w:szCs w:val="24"/>
-        </w:rPr>
-        <w:t xml:space="preserve"> raw file, and then using the python script to encode your own digital array from that small sample. It needs to be 0.5 seconds, otherwise it will crash.</w:t>
+        <w:t>Upload and change your own code to flying fish sampler sketch. But first you need to prepare your sample, first by saving a 0.5 second wav file as an 8 bit raw file, and then using the python script to encode your own digital array from that small sample. It needs to be 0.5 seconds, otherwise it will crash.</w:t>
       </w:r>
     </w:p>
     <w:p>
@@ -8808,7 +7591,16 @@
           <w:sz w:val="24"/>
           <w:szCs w:val="24"/>
         </w:rPr>
-        <w:t>22</w:t>
+        <w:t>2</w:t>
+      </w:r>
+      <w:r>
+        <w:rPr>
+          <w:i/>
+          <w:color w:val="000000" w:themeColor="text1"/>
+          <w:sz w:val="24"/>
+          <w:szCs w:val="24"/>
+        </w:rPr>
+        <w:t>1</w:t>
       </w:r>
     </w:p>
     <w:p>
@@ -8911,31 +7703,20 @@
           <w:sz w:val="24"/>
           <w:szCs w:val="24"/>
         </w:rPr>
-        <w:t xml:space="preserve">Daisy </w:t>
-      </w:r>
-      <w:proofErr w:type="spellStart"/>
-      <w:r>
-        <w:rPr>
-          <w:i/>
-          <w:color w:val="000000" w:themeColor="text1"/>
-          <w:sz w:val="24"/>
-          <w:szCs w:val="24"/>
-        </w:rPr>
-        <w:t>ElectroSmith</w:t>
-      </w:r>
-      <w:proofErr w:type="spellEnd"/>
-    </w:p>
-    <w:p>
-      <w:pPr>
-        <w:pStyle w:val="Normal1"/>
-        <w:rPr>
-          <w:i/>
-          <w:color w:val="000000" w:themeColor="text1"/>
-          <w:sz w:val="24"/>
-          <w:szCs w:val="24"/>
-        </w:rPr>
-      </w:pPr>
-      <w:hyperlink r:id="rId31" w:history="1">
+        <w:t>Daisy ElectroSmith</w:t>
+      </w:r>
+    </w:p>
+    <w:p>
+      <w:pPr>
+        <w:pStyle w:val="Normal1"/>
+        <w:rPr>
+          <w:i/>
+          <w:color w:val="000000" w:themeColor="text1"/>
+          <w:sz w:val="24"/>
+          <w:szCs w:val="24"/>
+        </w:rPr>
+      </w:pPr>
+      <w:hyperlink r:id="rId27" w:history="1">
         <w:r>
           <w:rPr>
             <w:rStyle w:val="Hyperlink"/>
@@ -8984,28 +7765,7 @@
           <w:sz w:val="24"/>
           <w:szCs w:val="24"/>
         </w:rPr>
-        <w:lastRenderedPageBreak/>
-        <w:t xml:space="preserve">Exploration of Daisy </w:t>
-      </w:r>
-      <w:proofErr w:type="spellStart"/>
-      <w:r>
-        <w:rPr>
-          <w:i/>
-          <w:color w:val="000000" w:themeColor="text1"/>
-          <w:sz w:val="24"/>
-          <w:szCs w:val="24"/>
-        </w:rPr>
-        <w:t>Electrosmith</w:t>
-      </w:r>
-      <w:proofErr w:type="spellEnd"/>
-      <w:r>
-        <w:rPr>
-          <w:i/>
-          <w:color w:val="000000" w:themeColor="text1"/>
-          <w:sz w:val="24"/>
-          <w:szCs w:val="24"/>
-        </w:rPr>
-        <w:t xml:space="preserve"> and </w:t>
+        <w:t xml:space="preserve">Exploration of Daisy Electrosmith and </w:t>
       </w:r>
     </w:p>
     <w:p>
@@ -9064,7 +7824,7 @@
                     </pic:cNvPicPr>
                   </pic:nvPicPr>
                   <pic:blipFill>
-                    <a:blip r:embed="rId32">
+                    <a:blip r:embed="rId28">
                       <a:extLst>
                         <a:ext uri="{28A0092B-C50C-407E-A947-70E740481C1C}">
                           <a14:useLocalDpi xmlns:a14="http://schemas.microsoft.com/office/drawing/2010/main" val="0"/>
@@ -9120,7 +7880,7 @@
                     </pic:cNvPicPr>
                   </pic:nvPicPr>
                   <pic:blipFill>
-                    <a:blip r:embed="rId33">
+                    <a:blip r:embed="rId29">
                       <a:extLst>
                         <a:ext uri="{28A0092B-C50C-407E-A947-70E740481C1C}">
                           <a14:useLocalDpi xmlns:a14="http://schemas.microsoft.com/office/drawing/2010/main" val="0"/>
@@ -9205,25 +7965,14 @@
         </w:rPr>
         <w:t xml:space="preserve">Get some sounds working on your </w:t>
       </w:r>
-      <w:proofErr w:type="spellStart"/>
-      <w:r>
-        <w:rPr>
-          <w:i/>
-          <w:color w:val="000000" w:themeColor="text1"/>
-          <w:sz w:val="24"/>
-          <w:szCs w:val="24"/>
-        </w:rPr>
-        <w:t>electrosmith</w:t>
-      </w:r>
-      <w:proofErr w:type="spellEnd"/>
-      <w:r>
-        <w:rPr>
-          <w:i/>
-          <w:color w:val="000000" w:themeColor="text1"/>
-          <w:sz w:val="24"/>
-          <w:szCs w:val="24"/>
-        </w:rPr>
-        <w:t xml:space="preserve"> </w:t>
+      <w:r>
+        <w:rPr>
+          <w:i/>
+          <w:color w:val="000000" w:themeColor="text1"/>
+          <w:sz w:val="24"/>
+          <w:szCs w:val="24"/>
+        </w:rPr>
+        <w:t xml:space="preserve">electrosmith </w:t>
       </w:r>
       <w:r>
         <w:rPr>
@@ -9274,6 +8023,7 @@
           <w:sz w:val="24"/>
           <w:szCs w:val="24"/>
         </w:rPr>
+        <w:lastRenderedPageBreak/>
         <w:t xml:space="preserve">Class 10 Wednesday </w:t>
       </w:r>
       <w:r>
@@ -9283,7 +8033,16 @@
           <w:sz w:val="24"/>
           <w:szCs w:val="24"/>
         </w:rPr>
-        <w:t>10/29</w:t>
+        <w:t>10/2</w:t>
+      </w:r>
+      <w:r>
+        <w:rPr>
+          <w:i/>
+          <w:color w:val="000000" w:themeColor="text1"/>
+          <w:sz w:val="24"/>
+          <w:szCs w:val="24"/>
+        </w:rPr>
+        <w:t>8</w:t>
       </w:r>
     </w:p>
     <w:p>
@@ -9439,7 +8198,7 @@
           <w:sz w:val="24"/>
           <w:szCs w:val="24"/>
         </w:rPr>
-        <w:t>5</w:t>
+        <w:t>4</w:t>
       </w:r>
     </w:p>
     <w:p>
@@ -9489,7 +8248,7 @@
           <w:szCs w:val="24"/>
         </w:rPr>
       </w:pPr>
-      <w:hyperlink r:id="rId34" w:history="1">
+      <w:hyperlink r:id="rId30" w:history="1">
         <w:r>
           <w:rPr>
             <w:rStyle w:val="Hyperlink"/>
@@ -9520,27 +8279,7 @@
           <w:sz w:val="24"/>
           <w:szCs w:val="24"/>
         </w:rPr>
-        <w:t>The Fluid Corpus Manipulation project (</w:t>
-      </w:r>
-      <w:proofErr w:type="spellStart"/>
-      <w:r>
-        <w:rPr>
-          <w:iCs/>
-          <w:color w:val="000000" w:themeColor="text1"/>
-          <w:sz w:val="24"/>
-          <w:szCs w:val="24"/>
-        </w:rPr>
-        <w:t>FluCoMa</w:t>
-      </w:r>
-      <w:proofErr w:type="spellEnd"/>
-      <w:r>
-        <w:rPr>
-          <w:iCs/>
-          <w:color w:val="000000" w:themeColor="text1"/>
-          <w:sz w:val="24"/>
-          <w:szCs w:val="24"/>
-        </w:rPr>
-        <w:t>) instigates new musical ways of exploiting ever-growing banks of so</w:t>
+        <w:t>The Fluid Corpus Manipulation project (FluCoMa) instigates new musical ways of exploiting ever-growing banks of so</w:t>
       </w:r>
       <w:r>
         <w:rPr>
@@ -9589,37 +8328,7 @@
           <w:sz w:val="24"/>
           <w:szCs w:val="24"/>
         </w:rPr>
-        <w:t xml:space="preserve">These potent algorithms are currently partially available in closed bespoke software, or in laboratories, but not at a suitable level of modularity within the main coding environments used by the creative researchers, namely Max, Pd and </w:t>
-      </w:r>
-      <w:proofErr w:type="spellStart"/>
-      <w:r>
-        <w:rPr>
-          <w:iCs/>
-          <w:color w:val="000000" w:themeColor="text1"/>
-          <w:sz w:val="24"/>
-          <w:szCs w:val="24"/>
-        </w:rPr>
-        <w:t>SuperCollider</w:t>
-      </w:r>
-      <w:proofErr w:type="spellEnd"/>
-      <w:r>
-        <w:rPr>
-          <w:iCs/>
-          <w:color w:val="000000" w:themeColor="text1"/>
-          <w:sz w:val="24"/>
-          <w:szCs w:val="24"/>
-        </w:rPr>
-        <w:t xml:space="preserve">, to allow groundbreaking sonic research into a rich unexploited area: the manipulation of large sound corpora. Indeed, with access to, genesis of, and storage of large sound </w:t>
-      </w:r>
-      <w:r>
-        <w:rPr>
-          <w:iCs/>
-          <w:color w:val="000000" w:themeColor="text1"/>
-          <w:sz w:val="24"/>
-          <w:szCs w:val="24"/>
-        </w:rPr>
-        <w:lastRenderedPageBreak/>
-        <w:t>banks now commonplace, novel ways of abstracting and manipulating them are needed to mine their inherent potential.</w:t>
+        <w:t>These potent algorithms are currently partially available in closed bespoke software, or in laboratories, but not at a suitable level of modularity within the main coding environments used by the creative researchers, namely Max, Pd and SuperCollider, to allow groundbreaking sonic research into a rich unexploited area: the manipulation of large sound corpora. Indeed, with access to, genesis of, and storage of large sound banks now commonplace, novel ways of abstracting and manipulating them are needed to mine their inherent potential.</w:t>
       </w:r>
       <w:r>
         <w:rPr>
@@ -9670,7 +8379,16 @@
           <w:sz w:val="24"/>
           <w:szCs w:val="24"/>
         </w:rPr>
-        <w:t>12</w:t>
+        <w:t>1</w:t>
+      </w:r>
+      <w:r>
+        <w:rPr>
+          <w:i/>
+          <w:color w:val="000000" w:themeColor="text1"/>
+          <w:sz w:val="24"/>
+          <w:szCs w:val="24"/>
+        </w:rPr>
+        <w:t>1</w:t>
       </w:r>
     </w:p>
     <w:p>
@@ -9820,7 +8538,16 @@
           <w:sz w:val="24"/>
           <w:szCs w:val="24"/>
         </w:rPr>
-        <w:t>11/19</w:t>
+        <w:t>11/1</w:t>
+      </w:r>
+      <w:r>
+        <w:rPr>
+          <w:i/>
+          <w:color w:val="000000" w:themeColor="text1"/>
+          <w:sz w:val="24"/>
+          <w:szCs w:val="24"/>
+        </w:rPr>
+        <w:t>8</w:t>
       </w:r>
     </w:p>
     <w:p>
@@ -9891,7 +8618,43 @@
           <w:sz w:val="24"/>
           <w:szCs w:val="24"/>
         </w:rPr>
-        <w:t xml:space="preserve"> 11/26–11/30 NO CLASS</w:t>
+        <w:t xml:space="preserve"> 11/2</w:t>
+      </w:r>
+      <w:r>
+        <w:rPr>
+          <w:i/>
+          <w:color w:val="000000" w:themeColor="text1"/>
+          <w:sz w:val="24"/>
+          <w:szCs w:val="24"/>
+        </w:rPr>
+        <w:t>5</w:t>
+      </w:r>
+      <w:r>
+        <w:rPr>
+          <w:i/>
+          <w:color w:val="000000" w:themeColor="text1"/>
+          <w:sz w:val="24"/>
+          <w:szCs w:val="24"/>
+        </w:rPr>
+        <w:t>–11/</w:t>
+      </w:r>
+      <w:r>
+        <w:rPr>
+          <w:i/>
+          <w:color w:val="000000" w:themeColor="text1"/>
+          <w:sz w:val="24"/>
+          <w:szCs w:val="24"/>
+        </w:rPr>
+        <w:t>29</w:t>
+      </w:r>
+      <w:r>
+        <w:rPr>
+          <w:i/>
+          <w:color w:val="000000" w:themeColor="text1"/>
+          <w:sz w:val="24"/>
+          <w:szCs w:val="24"/>
+        </w:rPr>
+        <w:t xml:space="preserve"> NO CLASS</w:t>
       </w:r>
     </w:p>
     <w:p>
@@ -9944,6 +8707,7 @@
           <w:sz w:val="24"/>
           <w:szCs w:val="24"/>
         </w:rPr>
+        <w:lastRenderedPageBreak/>
         <w:t>Class 1</w:t>
       </w:r>
       <w:r>
@@ -9989,7 +8753,7 @@
           <w:sz w:val="24"/>
           <w:szCs w:val="24"/>
         </w:rPr>
-        <w:t>3</w:t>
+        <w:t>2</w:t>
       </w:r>
     </w:p>
     <w:p>
@@ -10075,16 +8839,7 @@
           <w:sz w:val="24"/>
           <w:szCs w:val="24"/>
         </w:rPr>
-        <w:t>10</w:t>
-      </w:r>
-      <w:r>
-        <w:rPr>
-          <w:i/>
-          <w:color w:val="000000" w:themeColor="text1"/>
-          <w:sz w:val="24"/>
-          <w:szCs w:val="24"/>
-        </w:rPr>
-        <w:t xml:space="preserve"> </w:t>
+        <w:t>9</w:t>
       </w:r>
     </w:p>
     <w:p>
@@ -10132,12 +8887,12 @@
       </w:pPr>
     </w:p>
     <w:sectPr>
-      <w:headerReference w:type="even" r:id="rId35"/>
-      <w:headerReference w:type="default" r:id="rId36"/>
-      <w:footerReference w:type="even" r:id="rId37"/>
-      <w:footerReference w:type="default" r:id="rId38"/>
-      <w:headerReference w:type="first" r:id="rId39"/>
-      <w:footerReference w:type="first" r:id="rId40"/>
+      <w:headerReference w:type="even" r:id="rId31"/>
+      <w:headerReference w:type="default" r:id="rId32"/>
+      <w:footerReference w:type="even" r:id="rId33"/>
+      <w:footerReference w:type="default" r:id="rId34"/>
+      <w:headerReference w:type="first" r:id="rId35"/>
+      <w:footerReference w:type="first" r:id="rId36"/>
       <w:type w:val="continuous"/>
       <w:pgSz w:w="12240" w:h="15840"/>
       <w:pgMar w:top="1440" w:right="1440" w:bottom="1440" w:left="1440" w:header="720" w:footer="720" w:gutter="0"/>
@@ -15427,6 +14182,25 @@
       <w:bCs/>
     </w:rPr>
   </w:style>
+  <w:style w:type="paragraph" w:styleId="Caption">
+    <w:name w:val="caption"/>
+    <w:basedOn w:val="Normal"/>
+    <w:next w:val="Normal"/>
+    <w:uiPriority w:val="35"/>
+    <w:unhideWhenUsed/>
+    <w:qFormat/>
+    <w:rsid w:val="00374F41"/>
+    <w:pPr>
+      <w:spacing w:after="200" w:line="240" w:lineRule="auto"/>
+    </w:pPr>
+    <w:rPr>
+      <w:i/>
+      <w:iCs/>
+      <w:color w:val="1F497D" w:themeColor="text2"/>
+      <w:sz w:val="18"/>
+      <w:szCs w:val="18"/>
+    </w:rPr>
+  </w:style>
 </w:styles>
 </file>
 

--- a/Ramapo620-50_syllabus1.1docx.docx
+++ b/Ramapo620-50_syllabus1.1docx.docx
@@ -79,6 +79,7 @@
         </w:rPr>
         <w:t xml:space="preserve">0 - </w:t>
       </w:r>
+      <w:proofErr w:type="gramStart"/>
       <w:r>
         <w:rPr>
           <w:rFonts w:ascii="Arial" w:hAnsi="Arial" w:cs="Arial"/>
@@ -95,7 +96,17 @@
           <w:sz w:val="24"/>
           <w:szCs w:val="24"/>
         </w:rPr>
-        <w:t xml:space="preserve">0 : </w:t>
+        <w:t>0 :</w:t>
+      </w:r>
+      <w:proofErr w:type="gramEnd"/>
+      <w:r>
+        <w:rPr>
+          <w:rFonts w:ascii="Arial" w:hAnsi="Arial" w:cs="Arial"/>
+          <w:color w:val="000000" w:themeColor="text1"/>
+          <w:sz w:val="24"/>
+          <w:szCs w:val="24"/>
+        </w:rPr>
+        <w:t xml:space="preserve"> </w:t>
       </w:r>
       <w:r>
         <w:rPr>
@@ -143,6 +154,60 @@
         </w:rPr>
         <w:t>6</w:t>
       </w:r>
+    </w:p>
+    <w:p>
+      <w:pPr>
+        <w:rPr>
+          <w:rFonts w:ascii="Arial" w:eastAsia="Times New Roman" w:hAnsi="Arial" w:cs="Arial"/>
+          <w:i/>
+          <w:iCs/>
+          <w:color w:val="000000" w:themeColor="text1"/>
+          <w:sz w:val="24"/>
+          <w:szCs w:val="24"/>
+        </w:rPr>
+      </w:pPr>
+    </w:p>
+    <w:p>
+      <w:r>
+        <w:rPr>
+          <w:rFonts w:ascii="Arial" w:eastAsia="Times New Roman" w:hAnsi="Arial" w:cs="Arial"/>
+          <w:i/>
+          <w:iCs/>
+          <w:color w:val="000000" w:themeColor="text1"/>
+          <w:sz w:val="24"/>
+          <w:szCs w:val="24"/>
+        </w:rPr>
+        <w:t>Course Repository</w:t>
+      </w:r>
+      <w:r>
+        <w:rPr>
+          <w:rFonts w:ascii="Arial" w:eastAsia="Times New Roman" w:hAnsi="Arial" w:cs="Arial"/>
+          <w:color w:val="000000" w:themeColor="text1"/>
+          <w:sz w:val="24"/>
+          <w:szCs w:val="24"/>
+        </w:rPr>
+        <w:t>:</w:t>
+      </w:r>
+      <w:r>
+        <w:rPr>
+          <w:rFonts w:ascii="Arial" w:eastAsia="Times New Roman" w:hAnsi="Arial" w:cs="Arial"/>
+          <w:color w:val="000000" w:themeColor="text1"/>
+          <w:sz w:val="24"/>
+          <w:szCs w:val="24"/>
+        </w:rPr>
+        <w:tab/>
+      </w:r>
+      <w:hyperlink r:id="rId8" w:history="1">
+        <w:r>
+          <w:rPr>
+            <w:rStyle w:val="Hyperlink"/>
+            <w:rFonts w:ascii="Arial" w:eastAsia="Times New Roman" w:hAnsi="Arial" w:cs="Arial"/>
+            <w:sz w:val="24"/>
+            <w:szCs w:val="24"/>
+          </w:rPr>
+          <w:t>https://github.com/dfict/MUSI-650-20</w:t>
+        </w:r>
+      </w:hyperlink>
     </w:p>
     <w:p>
       <w:pPr>
@@ -387,7 +452,27 @@
           <w:sz w:val="24"/>
           <w:szCs w:val="24"/>
         </w:rPr>
-        <w:t xml:space="preserve">This course provides a foundational introduction to music programming languages. SuperCollider, </w:t>
+        <w:t xml:space="preserve">This course provides a foundational introduction to music programming languages. </w:t>
+      </w:r>
+      <w:proofErr w:type="spellStart"/>
+      <w:r>
+        <w:rPr>
+          <w:rFonts w:ascii="Arial" w:eastAsia="Times New Roman" w:hAnsi="Arial" w:cs="Arial"/>
+          <w:color w:val="000000" w:themeColor="text1"/>
+          <w:sz w:val="24"/>
+          <w:szCs w:val="24"/>
+        </w:rPr>
+        <w:t>SuperCollider</w:t>
+      </w:r>
+      <w:proofErr w:type="spellEnd"/>
+      <w:r>
+        <w:rPr>
+          <w:rFonts w:ascii="Arial" w:eastAsia="Times New Roman" w:hAnsi="Arial" w:cs="Arial"/>
+          <w:color w:val="000000" w:themeColor="text1"/>
+          <w:sz w:val="24"/>
+          <w:szCs w:val="24"/>
+        </w:rPr>
+        <w:t xml:space="preserve">, </w:t>
       </w:r>
       <w:r>
         <w:rPr>
@@ -832,7 +917,7 @@
         </w:rPr>
         <w:tab/>
       </w:r>
-      <w:hyperlink r:id="rId8" w:history="1">
+      <w:hyperlink r:id="rId9" w:history="1">
         <w:r>
           <w:rPr>
             <w:rStyle w:val="Hyperlink"/>
@@ -964,6 +1049,7 @@
           <w:i/>
           <w:color w:val="000000" w:themeColor="text1"/>
         </w:rPr>
+        <w:lastRenderedPageBreak/>
         <w:t>T</w:t>
       </w:r>
       <w:r>
@@ -1006,7 +1092,7 @@
         </w:rPr>
         <w:t xml:space="preserve">Bruno Ruviaro, A Gentle Introduction to Supercollider </w:t>
       </w:r>
-      <w:hyperlink r:id="rId9" w:history="1">
+      <w:hyperlink r:id="rId10" w:history="1">
         <w:r>
           <w:rPr>
             <w:rStyle w:val="Hyperlink"/>
@@ -1067,7 +1153,6 @@
           <w:sz w:val="24"/>
           <w:szCs w:val="24"/>
         </w:rPr>
-        <w:lastRenderedPageBreak/>
         <w:t xml:space="preserve">Shiffman, Daniel. </w:t>
       </w:r>
       <w:r>
@@ -1158,7 +1243,7 @@
           <w:szCs w:val="24"/>
         </w:rPr>
       </w:pPr>
-      <w:hyperlink r:id="rId10" w:history="1">
+      <w:hyperlink r:id="rId11" w:history="1">
         <w:r>
           <w:rPr>
             <w:rStyle w:val="Hyperlink"/>
@@ -1285,6 +1370,7 @@
           <w:szCs w:val="24"/>
         </w:rPr>
       </w:pPr>
+      <w:proofErr w:type="spellStart"/>
       <w:r>
         <w:rPr>
           <w:rFonts w:ascii="Arial" w:eastAsia="Times New Roman" w:hAnsi="Arial" w:cs="Arial"/>
@@ -1294,7 +1380,19 @@
           <w:sz w:val="24"/>
           <w:szCs w:val="24"/>
         </w:rPr>
-        <w:t>collection:"Tutorials/Max Tutorials@cycling74"</w:t>
+        <w:t>collection:"Tutorials</w:t>
+      </w:r>
+      <w:proofErr w:type="spellEnd"/>
+      <w:r>
+        <w:rPr>
+          <w:rFonts w:ascii="Arial" w:eastAsia="Times New Roman" w:hAnsi="Arial" w:cs="Arial"/>
+          <w:b/>
+          <w:iCs/>
+          <w:color w:val="000000"/>
+          <w:sz w:val="24"/>
+          <w:szCs w:val="24"/>
+        </w:rPr>
+        <w:t>/Max Tutorials@cycling74"</w:t>
       </w:r>
     </w:p>
     <w:p>
@@ -1309,6 +1407,7 @@
           <w:szCs w:val="24"/>
         </w:rPr>
       </w:pPr>
+      <w:proofErr w:type="spellStart"/>
       <w:r>
         <w:rPr>
           <w:rFonts w:ascii="Arial" w:eastAsia="Times New Roman" w:hAnsi="Arial" w:cs="Arial"/>
@@ -1318,7 +1417,19 @@
           <w:sz w:val="24"/>
           <w:szCs w:val="24"/>
         </w:rPr>
-        <w:t>collection:"Tutorials/MSP Tutorials@cycling74"</w:t>
+        <w:t>collection:"Tutorials</w:t>
+      </w:r>
+      <w:proofErr w:type="spellEnd"/>
+      <w:r>
+        <w:rPr>
+          <w:rFonts w:ascii="Arial" w:eastAsia="Times New Roman" w:hAnsi="Arial" w:cs="Arial"/>
+          <w:b/>
+          <w:iCs/>
+          <w:color w:val="000000"/>
+          <w:sz w:val="24"/>
+          <w:szCs w:val="24"/>
+        </w:rPr>
+        <w:t>/MSP Tutorials@cycling74"</w:t>
       </w:r>
     </w:p>
     <w:p>
@@ -1369,7 +1480,7 @@
           <w:szCs w:val="24"/>
         </w:rPr>
       </w:pPr>
-      <w:hyperlink r:id="rId11" w:history="1">
+      <w:hyperlink r:id="rId12" w:history="1">
         <w:r>
           <w:rPr>
             <w:rStyle w:val="Hyperlink"/>
@@ -1462,7 +1573,7 @@
           <w:szCs w:val="24"/>
         </w:rPr>
       </w:pPr>
-      <w:hyperlink r:id="rId12" w:history="1">
+      <w:hyperlink r:id="rId13" w:history="1">
         <w:r>
           <w:rPr>
             <w:rStyle w:val="Hyperlink"/>
@@ -1549,7 +1660,27 @@
           <w:sz w:val="24"/>
           <w:szCs w:val="24"/>
         </w:rPr>
-        <w:t>Extremely powerful code based platform</w:t>
+        <w:t xml:space="preserve">Extremely powerful </w:t>
+      </w:r>
+      <w:proofErr w:type="gramStart"/>
+      <w:r>
+        <w:rPr>
+          <w:rFonts w:ascii="Arial" w:eastAsia="Times New Roman" w:hAnsi="Arial" w:cs="Arial"/>
+          <w:color w:val="000000" w:themeColor="text1"/>
+          <w:sz w:val="24"/>
+          <w:szCs w:val="24"/>
+        </w:rPr>
+        <w:t>code based</w:t>
+      </w:r>
+      <w:proofErr w:type="gramEnd"/>
+      <w:r>
+        <w:rPr>
+          <w:rFonts w:ascii="Arial" w:eastAsia="Times New Roman" w:hAnsi="Arial" w:cs="Arial"/>
+          <w:color w:val="000000" w:themeColor="text1"/>
+          <w:sz w:val="24"/>
+          <w:szCs w:val="24"/>
+        </w:rPr>
+        <w:t xml:space="preserve"> platform</w:t>
       </w:r>
     </w:p>
     <w:p>
@@ -1563,7 +1694,7 @@
           <w:szCs w:val="24"/>
         </w:rPr>
       </w:pPr>
-      <w:hyperlink r:id="rId13" w:history="1">
+      <w:hyperlink r:id="rId14" w:history="1">
         <w:r>
           <w:rPr>
             <w:rStyle w:val="Hyperlink"/>
@@ -1597,7 +1728,6 @@
           <w:sz w:val="24"/>
           <w:szCs w:val="24"/>
         </w:rPr>
-        <w:lastRenderedPageBreak/>
         <w:t>Arduino (Processing)</w:t>
       </w:r>
     </w:p>
@@ -1644,7 +1774,7 @@
                     </pic:cNvPicPr>
                   </pic:nvPicPr>
                   <pic:blipFill rotWithShape="1">
-                    <a:blip r:embed="rId14">
+                    <a:blip r:embed="rId15">
                       <a:extLst>
                         <a:ext uri="{28A0092B-C50C-407E-A947-70E740481C1C}">
                           <a14:useLocalDpi xmlns:a14="http://schemas.microsoft.com/office/drawing/2010/main" val="0"/>
@@ -1752,8 +1882,19 @@
           <w:sz w:val="24"/>
           <w:szCs w:val="24"/>
         </w:rPr>
-        <w:t>Daisy ElectroSmith</w:t>
-      </w:r>
+        <w:t xml:space="preserve">Daisy </w:t>
+      </w:r>
+      <w:proofErr w:type="spellStart"/>
+      <w:r>
+        <w:rPr>
+          <w:rFonts w:ascii="Arial" w:eastAsia="Times New Roman" w:hAnsi="Arial" w:cs="Arial"/>
+          <w:color w:val="000000" w:themeColor="text1"/>
+          <w:sz w:val="24"/>
+          <w:szCs w:val="24"/>
+        </w:rPr>
+        <w:t>ElectroSmith</w:t>
+      </w:r>
+      <w:proofErr w:type="spellEnd"/>
     </w:p>
     <w:p>
       <w:pPr>
@@ -1766,7 +1907,7 @@
           <w:szCs w:val="24"/>
         </w:rPr>
       </w:pPr>
-      <w:hyperlink r:id="rId15" w:history="1">
+      <w:hyperlink r:id="rId16" w:history="1">
         <w:r>
           <w:rPr>
             <w:rStyle w:val="Hyperlink"/>
@@ -1839,7 +1980,31 @@
           <w:sz w:val="24"/>
           <w:szCs w:val="24"/>
         </w:rPr>
-        <w:t>“Daisy is an embedded platform for music. It features everything you need for creating high fidelity audio hardware devices. Just plug in a USB cable and start making sound! Programming the Daisy is a breeze with support for a number of languages including C++, Arduino, and Max/MSP Gen~. To get started, simply upload an example program over USB, and start tweaking!”</w:t>
+        <w:t xml:space="preserve">“Daisy is an embedded platform for music. It features everything you need for creating high fidelity audio hardware devices. Just plug in a USB cable and start making sound! Programming the Daisy is a breeze with support for </w:t>
+      </w:r>
+      <w:proofErr w:type="gramStart"/>
+      <w:r>
+        <w:rPr>
+          <w:rFonts w:ascii="Arial" w:eastAsia="Times New Roman" w:hAnsi="Arial" w:cs="Arial"/>
+          <w:i/>
+          <w:iCs/>
+          <w:color w:val="000000" w:themeColor="text1"/>
+          <w:sz w:val="24"/>
+          <w:szCs w:val="24"/>
+        </w:rPr>
+        <w:t>a number of</w:t>
+      </w:r>
+      <w:proofErr w:type="gramEnd"/>
+      <w:r>
+        <w:rPr>
+          <w:rFonts w:ascii="Arial" w:eastAsia="Times New Roman" w:hAnsi="Arial" w:cs="Arial"/>
+          <w:i/>
+          <w:iCs/>
+          <w:color w:val="000000" w:themeColor="text1"/>
+          <w:sz w:val="24"/>
+          <w:szCs w:val="24"/>
+        </w:rPr>
+        <w:t xml:space="preserve"> languages including C++, Arduino, and Max/MSP Gen~. To get started, simply upload an example program over USB, and start tweaking!”</w:t>
       </w:r>
     </w:p>
     <w:p>
@@ -1959,7 +2124,7 @@
         </w:rPr>
         <w:tab/>
       </w:r>
-      <w:hyperlink r:id="rId16" w:history="1">
+      <w:hyperlink r:id="rId17" w:history="1">
         <w:r>
           <w:rPr>
             <w:rStyle w:val="Hyperlink"/>
@@ -1989,11 +2154,32 @@
           <w:sz w:val="24"/>
           <w:szCs w:val="24"/>
         </w:rPr>
-        <w:t xml:space="preserve">Since this is a coding class, we use Git for version tracking. I am constanting updating, refining, refactoring, and revising code bases throughout the semester and many times throughout the week. Please learn to use </w:t>
-      </w:r>
+        <w:t xml:space="preserve">Since this is a coding class, we use Git for version tracking. I am </w:t>
+      </w:r>
+      <w:proofErr w:type="spellStart"/>
       <w:r>
         <w:rPr>
           <w:rFonts w:ascii="Arial" w:eastAsia="Times New Roman" w:hAnsi="Arial" w:cs="Arial"/>
+          <w:color w:val="000000" w:themeColor="text1"/>
+          <w:sz w:val="24"/>
+          <w:szCs w:val="24"/>
+        </w:rPr>
+        <w:t>constanting</w:t>
+      </w:r>
+      <w:proofErr w:type="spellEnd"/>
+      <w:r>
+        <w:rPr>
+          <w:rFonts w:ascii="Arial" w:eastAsia="Times New Roman" w:hAnsi="Arial" w:cs="Arial"/>
+          <w:color w:val="000000" w:themeColor="text1"/>
+          <w:sz w:val="24"/>
+          <w:szCs w:val="24"/>
+        </w:rPr>
+        <w:t xml:space="preserve"> updating, refining, refactoring, and revising code bases throughout the semester and many times throughout the week. Please learn to use </w:t>
+      </w:r>
+      <w:proofErr w:type="spellStart"/>
+      <w:r>
+        <w:rPr>
+          <w:rFonts w:ascii="Arial" w:eastAsia="Times New Roman" w:hAnsi="Arial" w:cs="Arial"/>
           <w:b/>
           <w:bCs/>
           <w:color w:val="000000" w:themeColor="text1"/>
@@ -2002,6 +2188,7 @@
         </w:rPr>
         <w:t>Github</w:t>
       </w:r>
+      <w:proofErr w:type="spellEnd"/>
       <w:r>
         <w:rPr>
           <w:rFonts w:ascii="Arial" w:eastAsia="Times New Roman" w:hAnsi="Arial" w:cs="Arial"/>
@@ -2020,7 +2207,27 @@
           <w:sz w:val="24"/>
           <w:szCs w:val="24"/>
         </w:rPr>
-        <w:t>Download Github Desktop and make an account asap.</w:t>
+        <w:t xml:space="preserve">Download </w:t>
+      </w:r>
+      <w:proofErr w:type="spellStart"/>
+      <w:r>
+        <w:rPr>
+          <w:rFonts w:ascii="Arial" w:eastAsia="Times New Roman" w:hAnsi="Arial" w:cs="Arial"/>
+          <w:color w:val="000000" w:themeColor="text1"/>
+          <w:sz w:val="24"/>
+          <w:szCs w:val="24"/>
+        </w:rPr>
+        <w:t>Github</w:t>
+      </w:r>
+      <w:proofErr w:type="spellEnd"/>
+      <w:r>
+        <w:rPr>
+          <w:rFonts w:ascii="Arial" w:eastAsia="Times New Roman" w:hAnsi="Arial" w:cs="Arial"/>
+          <w:color w:val="000000" w:themeColor="text1"/>
+          <w:sz w:val="24"/>
+          <w:szCs w:val="24"/>
+        </w:rPr>
+        <w:t xml:space="preserve"> Desktop and make an account asap.</w:t>
       </w:r>
     </w:p>
     <w:p>
@@ -2049,6 +2256,7 @@
           <w:sz w:val="24"/>
           <w:szCs w:val="24"/>
         </w:rPr>
+        <w:lastRenderedPageBreak/>
         <w:drawing>
           <wp:inline distT="0" distB="0" distL="0" distR="0" wp14:anchorId="677B26DB" wp14:editId="5E1C81F1">
             <wp:extent cx="5725321" cy="3048000"/>
@@ -2065,7 +2273,7 @@
                     <pic:cNvPicPr/>
                   </pic:nvPicPr>
                   <pic:blipFill>
-                    <a:blip r:embed="rId17"/>
+                    <a:blip r:embed="rId18"/>
                     <a:stretch>
                       <a:fillRect/>
                     </a:stretch>
@@ -2180,8 +2388,9 @@
           <w:sz w:val="28"/>
           <w:szCs w:val="28"/>
         </w:rPr>
-        <w:t xml:space="preserve"> Download Github desktop, </w:t>
-      </w:r>
+        <w:t xml:space="preserve"> Download </w:t>
+      </w:r>
+      <w:proofErr w:type="spellStart"/>
       <w:r>
         <w:rPr>
           <w:i w:val="0"/>
@@ -2190,8 +2399,9 @@
           <w:sz w:val="28"/>
           <w:szCs w:val="28"/>
         </w:rPr>
-        <w:t xml:space="preserve">Go to the link above, </w:t>
-      </w:r>
+        <w:t>Github</w:t>
+      </w:r>
+      <w:proofErr w:type="spellEnd"/>
       <w:r>
         <w:rPr>
           <w:i w:val="0"/>
@@ -2200,7 +2410,73 @@
           <w:sz w:val="28"/>
           <w:szCs w:val="28"/>
         </w:rPr>
-        <w:t>and click "open with github desktop". It will automatically download the class repository locally. You must check this every week, and see if I have pushed any changes.</w:t>
+        <w:t xml:space="preserve"> desktop, </w:t>
+      </w:r>
+      <w:proofErr w:type="gramStart"/>
+      <w:r>
+        <w:rPr>
+          <w:i w:val="0"/>
+          <w:iCs w:val="0"/>
+          <w:color w:val="000000" w:themeColor="text1"/>
+          <w:sz w:val="28"/>
+          <w:szCs w:val="28"/>
+        </w:rPr>
+        <w:t>Go</w:t>
+      </w:r>
+      <w:proofErr w:type="gramEnd"/>
+      <w:r>
+        <w:rPr>
+          <w:i w:val="0"/>
+          <w:iCs w:val="0"/>
+          <w:color w:val="000000" w:themeColor="text1"/>
+          <w:sz w:val="28"/>
+          <w:szCs w:val="28"/>
+        </w:rPr>
+        <w:t xml:space="preserve"> to the link above, and click "open with </w:t>
+      </w:r>
+      <w:proofErr w:type="spellStart"/>
+      <w:r>
+        <w:rPr>
+          <w:i w:val="0"/>
+          <w:iCs w:val="0"/>
+          <w:color w:val="000000" w:themeColor="text1"/>
+          <w:sz w:val="28"/>
+          <w:szCs w:val="28"/>
+        </w:rPr>
+        <w:t>github</w:t>
+      </w:r>
+      <w:proofErr w:type="spellEnd"/>
+      <w:r>
+        <w:rPr>
+          <w:i w:val="0"/>
+          <w:iCs w:val="0"/>
+          <w:color w:val="000000" w:themeColor="text1"/>
+          <w:sz w:val="28"/>
+          <w:szCs w:val="28"/>
+        </w:rPr>
+        <w:t xml:space="preserve"> desktop". It will automatically download the class repository locally. You must check this every </w:t>
+      </w:r>
+      <w:proofErr w:type="gramStart"/>
+      <w:r>
+        <w:rPr>
+          <w:i w:val="0"/>
+          <w:iCs w:val="0"/>
+          <w:color w:val="000000" w:themeColor="text1"/>
+          <w:sz w:val="28"/>
+          <w:szCs w:val="28"/>
+        </w:rPr>
+        <w:t>week, and</w:t>
+      </w:r>
+      <w:proofErr w:type="gramEnd"/>
+      <w:r>
+        <w:rPr>
+          <w:i w:val="0"/>
+          <w:iCs w:val="0"/>
+          <w:color w:val="000000" w:themeColor="text1"/>
+          <w:sz w:val="28"/>
+          <w:szCs w:val="28"/>
+        </w:rPr>
+        <w:t xml:space="preserve"> see if I have pushed any changes.</w:t>
       </w:r>
     </w:p>
     <w:p>
@@ -2285,8 +2561,18 @@
           <w:sz w:val="24"/>
           <w:szCs w:val="24"/>
         </w:rPr>
-        <w:t>● Production Techniques: evaluate and apply advanced techniques in music production, synthesis, recording, programming, editing, and mastering;</w:t>
-      </w:r>
+        <w:t xml:space="preserve">● Production Techniques: evaluate and apply advanced techniques in music production, synthesis, recording, programming, editing, and </w:t>
+      </w:r>
+      <w:proofErr w:type="gramStart"/>
+      <w:r>
+        <w:rPr>
+          <w:rFonts w:ascii="Arial" w:hAnsi="Arial" w:cs="Arial"/>
+          <w:sz w:val="24"/>
+          <w:szCs w:val="24"/>
+        </w:rPr>
+        <w:t>mastering;</w:t>
+      </w:r>
+      <w:proofErr w:type="gramEnd"/>
     </w:p>
     <w:p>
       <w:pPr>
@@ -2318,8 +2604,18 @@
           <w:sz w:val="24"/>
           <w:szCs w:val="24"/>
         </w:rPr>
-        <w:t>Theoretical Foundations: identify and interpret core theoretical foundations of audio;</w:t>
-      </w:r>
+        <w:t xml:space="preserve">Theoretical Foundations: identify and interpret core theoretical foundations of </w:t>
+      </w:r>
+      <w:proofErr w:type="gramStart"/>
+      <w:r>
+        <w:rPr>
+          <w:rFonts w:ascii="Arial" w:hAnsi="Arial" w:cs="Arial"/>
+          <w:sz w:val="24"/>
+          <w:szCs w:val="24"/>
+        </w:rPr>
+        <w:t>audio;</w:t>
+      </w:r>
+      <w:proofErr w:type="gramEnd"/>
     </w:p>
     <w:p>
       <w:pPr>
@@ -2351,8 +2647,18 @@
           <w:sz w:val="24"/>
           <w:szCs w:val="24"/>
         </w:rPr>
-        <w:t>Context: analyze and articulate the importance of context in diverse practices within music technology;</w:t>
-      </w:r>
+        <w:t xml:space="preserve">Context: analyze and articulate the importance of context in diverse practices within music </w:t>
+      </w:r>
+      <w:proofErr w:type="gramStart"/>
+      <w:r>
+        <w:rPr>
+          <w:rFonts w:ascii="Arial" w:hAnsi="Arial" w:cs="Arial"/>
+          <w:sz w:val="24"/>
+          <w:szCs w:val="24"/>
+        </w:rPr>
+        <w:t>technology;</w:t>
+      </w:r>
+      <w:proofErr w:type="gramEnd"/>
     </w:p>
     <w:p>
       <w:pPr>
@@ -2384,8 +2690,18 @@
           <w:sz w:val="24"/>
           <w:szCs w:val="24"/>
         </w:rPr>
-        <w:t>Musicianship and Production: integrate traditional, non-Western, and experimental approaches to musicianship and composition with music production skills;</w:t>
-      </w:r>
+        <w:t xml:space="preserve">Musicianship and Production: integrate traditional, non-Western, and experimental approaches to musicianship and composition with music production </w:t>
+      </w:r>
+      <w:proofErr w:type="gramStart"/>
+      <w:r>
+        <w:rPr>
+          <w:rFonts w:ascii="Arial" w:hAnsi="Arial" w:cs="Arial"/>
+          <w:sz w:val="24"/>
+          <w:szCs w:val="24"/>
+        </w:rPr>
+        <w:t>skills;</w:t>
+      </w:r>
+      <w:proofErr w:type="gramEnd"/>
     </w:p>
     <w:p>
       <w:pPr>
@@ -2595,7 +2911,25 @@
           <w:sz w:val="24"/>
           <w:szCs w:val="24"/>
         </w:rPr>
-        <w:t>Demonstrate the ability to create programs in SuperCollider, Python, Processing and C++ in the production of compositions an</w:t>
+        <w:t xml:space="preserve">Demonstrate the ability to create programs in </w:t>
+      </w:r>
+      <w:proofErr w:type="spellStart"/>
+      <w:r>
+        <w:rPr>
+          <w:rFonts w:ascii="Arial" w:hAnsi="Arial" w:cs="Arial"/>
+          <w:sz w:val="24"/>
+          <w:szCs w:val="24"/>
+        </w:rPr>
+        <w:t>SuperCollider</w:t>
+      </w:r>
+      <w:proofErr w:type="spellEnd"/>
+      <w:r>
+        <w:rPr>
+          <w:rFonts w:ascii="Arial" w:hAnsi="Arial" w:cs="Arial"/>
+          <w:sz w:val="24"/>
+          <w:szCs w:val="24"/>
+        </w:rPr>
+        <w:t>, Python, Processing and C++ in the production of compositions an</w:t>
       </w:r>
       <w:r>
         <w:rPr>
@@ -2636,7 +2970,25 @@
           <w:sz w:val="24"/>
           <w:szCs w:val="24"/>
         </w:rPr>
-        <w:t>Understand the fundamentals of computer programming languages for music and be able to implement them to build original Audio Unit &amp; VSTplugins (Projects)</w:t>
+        <w:t xml:space="preserve">Understand the fundamentals of computer programming languages for music and be able to implement them to build original Audio Unit &amp; </w:t>
+      </w:r>
+      <w:proofErr w:type="spellStart"/>
+      <w:r>
+        <w:rPr>
+          <w:rFonts w:ascii="Arial" w:hAnsi="Arial" w:cs="Arial"/>
+          <w:sz w:val="24"/>
+          <w:szCs w:val="24"/>
+        </w:rPr>
+        <w:t>VSTplugins</w:t>
+      </w:r>
+      <w:proofErr w:type="spellEnd"/>
+      <w:r>
+        <w:rPr>
+          <w:rFonts w:ascii="Arial" w:hAnsi="Arial" w:cs="Arial"/>
+          <w:sz w:val="24"/>
+          <w:szCs w:val="24"/>
+        </w:rPr>
+        <w:t xml:space="preserve"> (Projects)</w:t>
       </w:r>
     </w:p>
     <w:p>
@@ -3162,7 +3514,25 @@
           <w:sz w:val="24"/>
           <w:szCs w:val="24"/>
         </w:rPr>
-        <w:t xml:space="preserve"> work and experiment in class. Discussions, critiques lectures and demonstrations provide the basis for the successful completion of projects, and they are difficult to re-create outside of class. In order to participate, you must be in attendance. </w:t>
+        <w:t xml:space="preserve"> work and experiment in class. Discussions, critiques lectures and demonstrations provide the basis for the successful completion of projects, and they are difficult to re-create outside of class. </w:t>
+      </w:r>
+      <w:proofErr w:type="gramStart"/>
+      <w:r>
+        <w:rPr>
+          <w:color w:val="000000" w:themeColor="text1"/>
+          <w:sz w:val="24"/>
+          <w:szCs w:val="24"/>
+        </w:rPr>
+        <w:t>In order to</w:t>
+      </w:r>
+      <w:proofErr w:type="gramEnd"/>
+      <w:r>
+        <w:rPr>
+          <w:color w:val="000000" w:themeColor="text1"/>
+          <w:sz w:val="24"/>
+          <w:szCs w:val="24"/>
+        </w:rPr>
+        <w:t xml:space="preserve"> participate, you must be in attendance. </w:t>
       </w:r>
     </w:p>
     <w:p>
@@ -3181,7 +3551,6 @@
           <w:sz w:val="24"/>
           <w:szCs w:val="24"/>
         </w:rPr>
-        <w:lastRenderedPageBreak/>
         <w:t xml:space="preserve">You have </w:t>
       </w:r>
       <w:r>
@@ -3340,8 +3709,18 @@
           <w:sz w:val="24"/>
           <w:szCs w:val="24"/>
         </w:rPr>
-        <w:t>catch up!—</w:t>
-      </w:r>
+        <w:t xml:space="preserve">catch </w:t>
+      </w:r>
+      <w:proofErr w:type="gramStart"/>
+      <w:r>
+        <w:rPr>
+          <w:color w:val="000000" w:themeColor="text1"/>
+          <w:sz w:val="24"/>
+          <w:szCs w:val="24"/>
+        </w:rPr>
+        <w:t>up!—</w:t>
+      </w:r>
+      <w:proofErr w:type="gramEnd"/>
       <w:r>
         <w:rPr>
           <w:color w:val="000000" w:themeColor="text1"/>
@@ -3498,7 +3877,25 @@
           <w:sz w:val="24"/>
           <w:szCs w:val="24"/>
         </w:rPr>
-        <w:t>, or an instrumet,</w:t>
+        <w:t xml:space="preserve">, or an </w:t>
+      </w:r>
+      <w:proofErr w:type="spellStart"/>
+      <w:r>
+        <w:rPr>
+          <w:color w:val="000000" w:themeColor="text1"/>
+          <w:sz w:val="24"/>
+          <w:szCs w:val="24"/>
+        </w:rPr>
+        <w:t>instrumet</w:t>
+      </w:r>
+      <w:proofErr w:type="spellEnd"/>
+      <w:r>
+        <w:rPr>
+          <w:color w:val="000000" w:themeColor="text1"/>
+          <w:sz w:val="24"/>
+          <w:szCs w:val="24"/>
+        </w:rPr>
+        <w:t>,</w:t>
       </w:r>
       <w:r>
         <w:rPr>
@@ -3576,7 +3973,25 @@
           <w:sz w:val="24"/>
           <w:szCs w:val="24"/>
         </w:rPr>
-        <w:t>You have to identify and explain a technological process.</w:t>
+        <w:t xml:space="preserve">You </w:t>
+      </w:r>
+      <w:proofErr w:type="gramStart"/>
+      <w:r>
+        <w:rPr>
+          <w:color w:val="000000" w:themeColor="text1"/>
+          <w:sz w:val="24"/>
+          <w:szCs w:val="24"/>
+        </w:rPr>
+        <w:t>have to</w:t>
+      </w:r>
+      <w:proofErr w:type="gramEnd"/>
+      <w:r>
+        <w:rPr>
+          <w:color w:val="000000" w:themeColor="text1"/>
+          <w:sz w:val="24"/>
+          <w:szCs w:val="24"/>
+        </w:rPr>
+        <w:t xml:space="preserve"> identify and explain a technological process.</w:t>
       </w:r>
     </w:p>
     <w:p>
@@ -3595,7 +4010,25 @@
           <w:sz w:val="24"/>
           <w:szCs w:val="24"/>
         </w:rPr>
-        <w:t>It should be appropriately cited, referenced. You should not just link to Youtube videos and let the video do the talking.</w:t>
+        <w:t xml:space="preserve">It should be appropriately cited, referenced. You should not just link to </w:t>
+      </w:r>
+      <w:proofErr w:type="spellStart"/>
+      <w:r>
+        <w:rPr>
+          <w:color w:val="000000" w:themeColor="text1"/>
+          <w:sz w:val="24"/>
+          <w:szCs w:val="24"/>
+        </w:rPr>
+        <w:t>Youtube</w:t>
+      </w:r>
+      <w:proofErr w:type="spellEnd"/>
+      <w:r>
+        <w:rPr>
+          <w:color w:val="000000" w:themeColor="text1"/>
+          <w:sz w:val="24"/>
+          <w:szCs w:val="24"/>
+        </w:rPr>
+        <w:t xml:space="preserve"> videos and let the video do the talking.</w:t>
       </w:r>
     </w:p>
     <w:p>
@@ -3665,6 +4098,7 @@
           <w:sz w:val="24"/>
           <w:szCs w:val="24"/>
         </w:rPr>
+        <w:lastRenderedPageBreak/>
         <w:t xml:space="preserve">Final Project </w:t>
       </w:r>
       <w:r>
@@ -3979,7 +4413,43 @@
           <w:sz w:val="24"/>
           <w:szCs w:val="24"/>
         </w:rPr>
-        <w:t xml:space="preserve">The use of Machine Learning tools such as ChatGPT and Claude are permitted, generally. In some cases we will explore them deliberately. In some instances you will be discouraged from using these tools. AI represents a sea change for humanity. It also represents a paradigm shift for pedagogy in digital literacy.  </w:t>
+        <w:t xml:space="preserve">The use of Machine Learning tools such as ChatGPT and Claude are permitted, generally. In some </w:t>
+      </w:r>
+      <w:proofErr w:type="gramStart"/>
+      <w:r>
+        <w:rPr>
+          <w:rFonts w:ascii="Arial" w:hAnsi="Arial" w:cs="Arial"/>
+          <w:sz w:val="24"/>
+          <w:szCs w:val="24"/>
+        </w:rPr>
+        <w:t>cases</w:t>
+      </w:r>
+      <w:proofErr w:type="gramEnd"/>
+      <w:r>
+        <w:rPr>
+          <w:rFonts w:ascii="Arial" w:hAnsi="Arial" w:cs="Arial"/>
+          <w:sz w:val="24"/>
+          <w:szCs w:val="24"/>
+        </w:rPr>
+        <w:t xml:space="preserve"> we will explore them deliberately. In some </w:t>
+      </w:r>
+      <w:proofErr w:type="gramStart"/>
+      <w:r>
+        <w:rPr>
+          <w:rFonts w:ascii="Arial" w:hAnsi="Arial" w:cs="Arial"/>
+          <w:sz w:val="24"/>
+          <w:szCs w:val="24"/>
+        </w:rPr>
+        <w:t>instances</w:t>
+      </w:r>
+      <w:proofErr w:type="gramEnd"/>
+      <w:r>
+        <w:rPr>
+          <w:rFonts w:ascii="Arial" w:hAnsi="Arial" w:cs="Arial"/>
+          <w:sz w:val="24"/>
+          <w:szCs w:val="24"/>
+        </w:rPr>
+        <w:t xml:space="preserve"> you will be discouraged from using these tools. AI represents a sea change for humanity. It also represents a paradigm shift for pedagogy in digital literacy.  </w:t>
       </w:r>
     </w:p>
     <w:p>
@@ -4007,7 +4477,25 @@
           <w:sz w:val="24"/>
           <w:szCs w:val="24"/>
         </w:rPr>
-        <w:t>I expect you will want to use AI (ChatGPT and image generation tools, at a minimum), in this class. In fact, some assignments will require it. Learning to use AI is an emerging skill—be aware of its limits. If you provide minimum effort prompts, you will get low quality results. You will need to refine your prompts in order to get good outcomes. This will take work.</w:t>
+        <w:t xml:space="preserve">I expect you will want to use AI (ChatGPT and image generation tools, at a minimum), in this class. In fact, some assignments will require it. Learning to use AI is an emerging skill—be aware of its limits. If you provide minimum effort prompts, you will get low quality results. You will need to refine your prompts </w:t>
+      </w:r>
+      <w:proofErr w:type="gramStart"/>
+      <w:r>
+        <w:rPr>
+          <w:rFonts w:ascii="Arial" w:hAnsi="Arial" w:cs="Arial"/>
+          <w:sz w:val="24"/>
+          <w:szCs w:val="24"/>
+        </w:rPr>
+        <w:t>in order to</w:t>
+      </w:r>
+      <w:proofErr w:type="gramEnd"/>
+      <w:r>
+        <w:rPr>
+          <w:rFonts w:ascii="Arial" w:hAnsi="Arial" w:cs="Arial"/>
+          <w:sz w:val="24"/>
+          <w:szCs w:val="24"/>
+        </w:rPr>
+        <w:t xml:space="preserve"> get good outcomes. This will take work.</w:t>
       </w:r>
     </w:p>
     <w:p>
@@ -4107,27 +4595,19 @@
           <w:sz w:val="24"/>
           <w:szCs w:val="24"/>
         </w:rPr>
-        <w:t xml:space="preserve">Ramapo College is committed to fostering a safe, productive learning environment. Title IX and our college policy prohibit discrimination on the basis of sex or gender. Sexual misconduct — including harassment, domestic and dating violence, sexual assault, and stalking are prohibited. The College encourages anyone experiencing sexual misconduct to talk to someone about what happened, so they can get the support they need and our college can respond appropriately. </w:t>
-      </w:r>
-    </w:p>
-    <w:p>
-      <w:pPr>
-        <w:rPr>
-          <w:rFonts w:ascii="Arial" w:hAnsi="Arial" w:cs="Arial"/>
-          <w:sz w:val="24"/>
-          <w:szCs w:val="24"/>
-        </w:rPr>
-      </w:pPr>
-    </w:p>
-    <w:p>
-      <w:pPr>
+        <w:t xml:space="preserve">Ramapo College is committed to fostering a safe, productive learning environment. Title IX and our college policy prohibit discrimination </w:t>
+      </w:r>
+      <w:proofErr w:type="gramStart"/>
+      <w:r>
         <w:rPr>
           <w:rFonts w:ascii="Arial" w:hAnsi="Arial" w:cs="Arial"/>
           <w:color w:val="141414"/>
           <w:sz w:val="24"/>
           <w:szCs w:val="24"/>
         </w:rPr>
-      </w:pPr>
+        <w:t>on the basis of</w:t>
+      </w:r>
+      <w:proofErr w:type="gramEnd"/>
       <w:r>
         <w:rPr>
           <w:rFonts w:ascii="Arial" w:hAnsi="Arial" w:cs="Arial"/>
@@ -4135,6 +4615,34 @@
           <w:sz w:val="24"/>
           <w:szCs w:val="24"/>
         </w:rPr>
+        <w:t xml:space="preserve"> sex or gender. Sexual misconduct — including harassment, domestic and dating violence, sexual assault, and stalking are prohibited. The College encourages anyone experiencing sexual misconduct to talk to someone about what happened, so they can get the support they need and our college can respond appropriately. </w:t>
+      </w:r>
+    </w:p>
+    <w:p>
+      <w:pPr>
+        <w:rPr>
+          <w:rFonts w:ascii="Arial" w:hAnsi="Arial" w:cs="Arial"/>
+          <w:sz w:val="24"/>
+          <w:szCs w:val="24"/>
+        </w:rPr>
+      </w:pPr>
+    </w:p>
+    <w:p>
+      <w:pPr>
+        <w:rPr>
+          <w:rFonts w:ascii="Arial" w:hAnsi="Arial" w:cs="Arial"/>
+          <w:color w:val="141414"/>
+          <w:sz w:val="24"/>
+          <w:szCs w:val="24"/>
+        </w:rPr>
+      </w:pPr>
+      <w:r>
+        <w:rPr>
+          <w:rFonts w:ascii="Arial" w:hAnsi="Arial" w:cs="Arial"/>
+          <w:color w:val="141414"/>
+          <w:sz w:val="24"/>
+          <w:szCs w:val="24"/>
+        </w:rPr>
         <w:t xml:space="preserve">If you wish to speak confidentially about an incident of sexual misconduct, please contact the Counseling Center at </w:t>
       </w:r>
       <w:r>
@@ -4216,6 +4724,7 @@
           <w:sz w:val="24"/>
           <w:szCs w:val="24"/>
         </w:rPr>
+        <w:lastRenderedPageBreak/>
         <w:t xml:space="preserve">The College is legally obligated to investigate reports of sexual misconduct, and therefore it cannot guarantee the confidentiality of a report, but it will consider a request for confidentiality and respect it to the extent possible. </w:t>
       </w:r>
     </w:p>
@@ -4244,7 +4753,27 @@
           <w:sz w:val="24"/>
           <w:szCs w:val="24"/>
         </w:rPr>
-        <w:t xml:space="preserve">As a faculty member, I am also required by our College to report incidents of sexual misconduct and thus cannot guarantee confidentiality, but I will respect your privacy and only share the information with those who have a duty to respond. Should I become aware of an incident involving sexual misconduct, I must provide our Title IX Coordinator with relevant details such as the names of those involved in the incident. </w:t>
+        <w:t xml:space="preserve">As a faculty member, I am also required by our </w:t>
+      </w:r>
+      <w:proofErr w:type="gramStart"/>
+      <w:r>
+        <w:rPr>
+          <w:rFonts w:ascii="Arial" w:hAnsi="Arial" w:cs="Arial"/>
+          <w:color w:val="141414"/>
+          <w:sz w:val="24"/>
+          <w:szCs w:val="24"/>
+        </w:rPr>
+        <w:t>College</w:t>
+      </w:r>
+      <w:proofErr w:type="gramEnd"/>
+      <w:r>
+        <w:rPr>
+          <w:rFonts w:ascii="Arial" w:hAnsi="Arial" w:cs="Arial"/>
+          <w:color w:val="141414"/>
+          <w:sz w:val="24"/>
+          <w:szCs w:val="24"/>
+        </w:rPr>
+        <w:t xml:space="preserve"> to report incidents of sexual misconduct and thus cannot guarantee confidentiality, but I will respect your privacy and only share the information with those who have a duty to respond. Should I become aware of an incident involving sexual misconduct, I must provide our Title IX Coordinator with relevant details such as the names of those involved in the incident. </w:t>
       </w:r>
     </w:p>
     <w:p>
@@ -4435,14 +4964,32 @@
           <w:b/>
           <w:bCs/>
         </w:rPr>
-        <w:t xml:space="preserve">Introduction to the SuperCollider 3 </w:t>
-      </w:r>
+        <w:t xml:space="preserve">Introduction to the </w:t>
+      </w:r>
+      <w:proofErr w:type="spellStart"/>
       <w:r>
         <w:rPr>
           <w:rFonts w:ascii="Arial" w:hAnsi="Arial" w:cs="Arial"/>
           <w:b/>
           <w:bCs/>
         </w:rPr>
+        <w:t>SuperCollider</w:t>
+      </w:r>
+      <w:proofErr w:type="spellEnd"/>
+      <w:r>
+        <w:rPr>
+          <w:rFonts w:ascii="Arial" w:hAnsi="Arial" w:cs="Arial"/>
+          <w:b/>
+          <w:bCs/>
+        </w:rPr>
+        <w:t xml:space="preserve"> 3 </w:t>
+      </w:r>
+      <w:r>
+        <w:rPr>
+          <w:rFonts w:ascii="Arial" w:hAnsi="Arial" w:cs="Arial"/>
+          <w:b/>
+          <w:bCs/>
+        </w:rPr>
         <w:t>environment</w:t>
       </w:r>
       <w:r>
@@ -4471,7 +5018,6 @@
           <w:sz w:val="24"/>
           <w:szCs w:val="24"/>
         </w:rPr>
-        <w:lastRenderedPageBreak/>
         <w:t>Server and Language</w:t>
       </w:r>
       <w:r>
@@ -4520,7 +5066,7 @@
           <w:szCs w:val="24"/>
         </w:rPr>
       </w:pPr>
-      <w:hyperlink r:id="rId18" w:history="1">
+      <w:hyperlink r:id="rId19" w:history="1">
         <w:r>
           <w:rPr>
             <w:rStyle w:val="Hyperlink"/>
@@ -4585,7 +5131,7 @@
           <w:szCs w:val="24"/>
         </w:rPr>
       </w:pPr>
-      <w:hyperlink r:id="rId19" w:history="1">
+      <w:hyperlink r:id="rId20" w:history="1">
         <w:r>
           <w:rPr>
             <w:rStyle w:val="Hyperlink"/>
@@ -4752,7 +5298,7 @@
         </w:rPr>
         <w:t xml:space="preserve"> Go to </w:t>
       </w:r>
-      <w:hyperlink r:id="rId20" w:history="1">
+      <w:hyperlink r:id="rId21" w:history="1">
         <w:r>
           <w:rPr>
             <w:rStyle w:val="Hyperlink"/>
@@ -4855,6 +5401,7 @@
         </w:rPr>
         <w:t xml:space="preserve">ubmit it on </w:t>
       </w:r>
+      <w:proofErr w:type="spellStart"/>
       <w:r>
         <w:rPr>
           <w:rFonts w:ascii="Arial" w:hAnsi="Arial" w:cs="Arial"/>
@@ -4863,6 +5410,7 @@
         </w:rPr>
         <w:t>github</w:t>
       </w:r>
+      <w:proofErr w:type="spellEnd"/>
       <w:r>
         <w:rPr>
           <w:rFonts w:ascii="Arial" w:hAnsi="Arial" w:cs="Arial"/>
@@ -4927,9 +5475,45 @@
           <w:sz w:val="24"/>
           <w:szCs w:val="24"/>
         </w:rPr>
-        <w:t xml:space="preserve">Live Coding in SuperCollider: a Tutorial with Eli Fieldsteel </w:t>
-      </w:r>
-      <w:hyperlink r:id="rId21" w:history="1">
+        <w:t xml:space="preserve">Live Coding in </w:t>
+      </w:r>
+      <w:proofErr w:type="spellStart"/>
+      <w:r>
+        <w:rPr>
+          <w:color w:val="000000" w:themeColor="text1"/>
+          <w:sz w:val="24"/>
+          <w:szCs w:val="24"/>
+        </w:rPr>
+        <w:t>SuperCollider</w:t>
+      </w:r>
+      <w:proofErr w:type="spellEnd"/>
+      <w:r>
+        <w:rPr>
+          <w:color w:val="000000" w:themeColor="text1"/>
+          <w:sz w:val="24"/>
+          <w:szCs w:val="24"/>
+        </w:rPr>
+        <w:t xml:space="preserve">: a Tutorial with Eli </w:t>
+      </w:r>
+      <w:proofErr w:type="spellStart"/>
+      <w:r>
+        <w:rPr>
+          <w:color w:val="000000" w:themeColor="text1"/>
+          <w:sz w:val="24"/>
+          <w:szCs w:val="24"/>
+        </w:rPr>
+        <w:t>Fieldsteel</w:t>
+      </w:r>
+      <w:proofErr w:type="spellEnd"/>
+      <w:r>
+        <w:rPr>
+          <w:color w:val="000000" w:themeColor="text1"/>
+          <w:sz w:val="24"/>
+          <w:szCs w:val="24"/>
+        </w:rPr>
+        <w:t xml:space="preserve"> </w:t>
+      </w:r>
+      <w:hyperlink r:id="rId22" w:history="1">
         <w:r>
           <w:rPr>
             <w:rStyle w:val="Hyperlink"/>
@@ -4949,7 +5533,7 @@
           <w:szCs w:val="24"/>
         </w:rPr>
       </w:pPr>
-      <w:hyperlink r:id="rId22" w:history="1">
+      <w:hyperlink r:id="rId23" w:history="1">
         <w:r>
           <w:rPr>
             <w:rStyle w:val="Hyperlink"/>
@@ -5104,34 +5688,65 @@
         </w:rPr>
         <w:t xml:space="preserve">Learning </w:t>
       </w:r>
-      <w:r>
-        <w:rPr>
-          <w:iCs/>
-          <w:color w:val="000000" w:themeColor="text1"/>
-          <w:sz w:val="24"/>
-          <w:szCs w:val="24"/>
-        </w:rPr>
-        <w:t>NodeProxy—The simplest and most direct way to recycle and utilize code in instruments, live, in Supercollider.</w:t>
-      </w:r>
-    </w:p>
-    <w:p>
-      <w:pPr>
-        <w:pStyle w:val="Normal1"/>
-        <w:rPr>
-          <w:iCs/>
-          <w:color w:val="000000" w:themeColor="text1"/>
-          <w:sz w:val="24"/>
-          <w:szCs w:val="24"/>
-        </w:rPr>
-      </w:pPr>
-      <w:r>
-        <w:rPr>
-          <w:iCs/>
-          <w:color w:val="000000" w:themeColor="text1"/>
-          <w:sz w:val="24"/>
-          <w:szCs w:val="24"/>
-        </w:rPr>
-        <w:t>Learning Synthdef—the standard way to program synths for global programming concepts in SC</w:t>
+      <w:proofErr w:type="spellStart"/>
+      <w:r>
+        <w:rPr>
+          <w:iCs/>
+          <w:color w:val="000000" w:themeColor="text1"/>
+          <w:sz w:val="24"/>
+          <w:szCs w:val="24"/>
+        </w:rPr>
+        <w:t>NodeProxy</w:t>
+      </w:r>
+      <w:proofErr w:type="spellEnd"/>
+      <w:r>
+        <w:rPr>
+          <w:iCs/>
+          <w:color w:val="000000" w:themeColor="text1"/>
+          <w:sz w:val="24"/>
+          <w:szCs w:val="24"/>
+        </w:rPr>
+        <w:t>—The simplest and most direct way to recycle and utilize code in instruments, live, in Supercollider.</w:t>
+      </w:r>
+    </w:p>
+    <w:p>
+      <w:pPr>
+        <w:pStyle w:val="Normal1"/>
+        <w:rPr>
+          <w:iCs/>
+          <w:color w:val="000000" w:themeColor="text1"/>
+          <w:sz w:val="24"/>
+          <w:szCs w:val="24"/>
+        </w:rPr>
+      </w:pPr>
+      <w:r>
+        <w:rPr>
+          <w:iCs/>
+          <w:color w:val="000000" w:themeColor="text1"/>
+          <w:sz w:val="24"/>
+          <w:szCs w:val="24"/>
+        </w:rPr>
+        <w:t xml:space="preserve">Learning </w:t>
+      </w:r>
+      <w:proofErr w:type="spellStart"/>
+      <w:r>
+        <w:rPr>
+          <w:iCs/>
+          <w:color w:val="000000" w:themeColor="text1"/>
+          <w:sz w:val="24"/>
+          <w:szCs w:val="24"/>
+        </w:rPr>
+        <w:t>Synthdef</w:t>
+      </w:r>
+      <w:proofErr w:type="spellEnd"/>
+      <w:r>
+        <w:rPr>
+          <w:iCs/>
+          <w:color w:val="000000" w:themeColor="text1"/>
+          <w:sz w:val="24"/>
+          <w:szCs w:val="24"/>
+        </w:rPr>
+        <w:t>—the standard way to program synths for global programming concepts in SC</w:t>
       </w:r>
     </w:p>
     <w:p>
@@ -5228,17 +5843,39 @@
           <w:sz w:val="24"/>
           <w:szCs w:val="24"/>
         </w:rPr>
-        <w:t>Prepare 3 synthesis tools in Supercollider that work with NodeProxy</w:t>
-      </w:r>
-      <w:r>
-        <w:rPr>
-          <w:iCs/>
-          <w:color w:val="000000" w:themeColor="text1"/>
-          <w:sz w:val="24"/>
-          <w:szCs w:val="24"/>
-        </w:rPr>
-        <w:t xml:space="preserve"> OR synthdef</w:t>
-      </w:r>
+        <w:t xml:space="preserve">Prepare 3 synthesis tools in Supercollider that work with </w:t>
+      </w:r>
+      <w:proofErr w:type="spellStart"/>
+      <w:r>
+        <w:rPr>
+          <w:iCs/>
+          <w:color w:val="000000" w:themeColor="text1"/>
+          <w:sz w:val="24"/>
+          <w:szCs w:val="24"/>
+        </w:rPr>
+        <w:t>NodeProxy</w:t>
+      </w:r>
+      <w:proofErr w:type="spellEnd"/>
+      <w:r>
+        <w:rPr>
+          <w:iCs/>
+          <w:color w:val="000000" w:themeColor="text1"/>
+          <w:sz w:val="24"/>
+          <w:szCs w:val="24"/>
+        </w:rPr>
+        <w:t xml:space="preserve"> OR </w:t>
+      </w:r>
+      <w:proofErr w:type="spellStart"/>
+      <w:r>
+        <w:rPr>
+          <w:iCs/>
+          <w:color w:val="000000" w:themeColor="text1"/>
+          <w:sz w:val="24"/>
+          <w:szCs w:val="24"/>
+        </w:rPr>
+        <w:t>synthdef</w:t>
+      </w:r>
+      <w:proofErr w:type="spellEnd"/>
       <w:r>
         <w:rPr>
           <w:iCs/>
@@ -5282,8 +5919,19 @@
           <w:sz w:val="24"/>
           <w:szCs w:val="24"/>
         </w:rPr>
-        <w:t xml:space="preserve"> gui</w:t>
-      </w:r>
+        <w:t xml:space="preserve"> </w:t>
+      </w:r>
+      <w:proofErr w:type="spellStart"/>
+      <w:r>
+        <w:rPr>
+          <w:iCs/>
+          <w:color w:val="000000" w:themeColor="text1"/>
+          <w:sz w:val="24"/>
+          <w:szCs w:val="24"/>
+        </w:rPr>
+        <w:t>gui</w:t>
+      </w:r>
+      <w:proofErr w:type="spellEnd"/>
       <w:r>
         <w:rPr>
           <w:iCs/>
@@ -5378,7 +6026,6 @@
           <w:sz w:val="24"/>
           <w:szCs w:val="24"/>
         </w:rPr>
-        <w:lastRenderedPageBreak/>
         <w:t>Bring to class these working instruments and prepare by learning how to use them. We will improvise together!</w:t>
       </w:r>
       <w:r>
@@ -5514,8 +6161,21 @@
           <w:sz w:val="24"/>
           <w:szCs w:val="24"/>
         </w:rPr>
-        <w:t>Introduction to Max Msp</w:t>
-      </w:r>
+        <w:t xml:space="preserve">Introduction to Max </w:t>
+      </w:r>
+      <w:proofErr w:type="spellStart"/>
+      <w:r>
+        <w:rPr>
+          <w:b/>
+          <w:bCs/>
+          <w:iCs/>
+          <w:color w:val="000000" w:themeColor="text1"/>
+          <w:sz w:val="24"/>
+          <w:szCs w:val="24"/>
+        </w:rPr>
+        <w:t>Msp</w:t>
+      </w:r>
+      <w:proofErr w:type="spellEnd"/>
     </w:p>
     <w:p>
       <w:pPr>
@@ -5625,7 +6285,7 @@
                     </pic:cNvPicPr>
                   </pic:nvPicPr>
                   <pic:blipFill>
-                    <a:blip r:embed="rId23">
+                    <a:blip r:embed="rId24">
                       <a:extLst>
                         <a:ext uri="{28A0092B-C50C-407E-A947-70E740481C1C}">
                           <a14:useLocalDpi xmlns:a14="http://schemas.microsoft.com/office/drawing/2010/main" val="0"/>
@@ -5679,7 +6339,31 @@
           <w:sz w:val="24"/>
           <w:szCs w:val="24"/>
         </w:rPr>
-        <w:t xml:space="preserve">David Behrman is a composer and artist active since the 1960s. Over the years he has made sound and multimedia installations for gallery spaces as well as musical compositions for performance in concerts. Most of his pieces feature flexible structures and the use of technology in personal ways; compositions rely on interactive real-time relationships with imaginative performers. Together with Robert Ashley, Alvin Lucier and Gordon Mumma, Behrman founded the Sonic Arts Union in 1966. He had a long association with the Merce Cunningham Dance Company as composer and performer, created music for several of the Company’s repertory pieces, and was a member of the Company’s Music Committee during its last years. He was a fellow at the American Academy in Berlin in 2016. Audio recordings of his works are on the XI, Lovely Music, Pogus, New World, WERGO, Black Truffle Records and Alga Marghen labels. </w:t>
+        <w:t xml:space="preserve">David Behrman is a composer and artist active since the 1960s. Over the years he has made sound and multimedia installations for gallery spaces as well as musical compositions for performance in concerts. Most of his pieces feature flexible structures and the use of technology in personal ways; compositions rely on interactive real-time relationships with imaginative </w:t>
+      </w:r>
+      <w:r>
+        <w:rPr>
+          <w:sz w:val="24"/>
+          <w:szCs w:val="24"/>
+        </w:rPr>
+        <w:lastRenderedPageBreak/>
+        <w:t xml:space="preserve">performers. Together with Robert Ashley, Alvin Lucier and Gordon Mumma, Behrman founded the Sonic Arts Union in 1966. He had a long association with the Merce Cunningham Dance Company as composer and performer, created music for several of the Company’s repertory pieces, and was a member of the Company’s Music Committee during its last years. He was a fellow at the American Academy in Berlin in 2016. Audio recordings of his works are on the XI, Lovely Music, Pogus, New World, WERGO, Black Truffle Records and Alga </w:t>
+      </w:r>
+      <w:proofErr w:type="spellStart"/>
+      <w:r>
+        <w:rPr>
+          <w:sz w:val="24"/>
+          <w:szCs w:val="24"/>
+        </w:rPr>
+        <w:t>Marghen</w:t>
+      </w:r>
+      <w:proofErr w:type="spellEnd"/>
+      <w:r>
+        <w:rPr>
+          <w:sz w:val="24"/>
+          <w:szCs w:val="24"/>
+        </w:rPr>
+        <w:t xml:space="preserve"> labels. </w:t>
       </w:r>
       <w:r>
         <w:rPr>
@@ -5756,7 +6440,27 @@
           <w:sz w:val="24"/>
           <w:szCs w:val="24"/>
         </w:rPr>
-        <w:t>and Leapday Night</w:t>
+        <w:t xml:space="preserve">and </w:t>
+      </w:r>
+      <w:proofErr w:type="spellStart"/>
+      <w:r>
+        <w:rPr>
+          <w:iCs/>
+          <w:color w:val="000000" w:themeColor="text1"/>
+          <w:sz w:val="24"/>
+          <w:szCs w:val="24"/>
+        </w:rPr>
+        <w:t>Leapday</w:t>
+      </w:r>
+      <w:proofErr w:type="spellEnd"/>
+      <w:r>
+        <w:rPr>
+          <w:iCs/>
+          <w:color w:val="000000" w:themeColor="text1"/>
+          <w:sz w:val="24"/>
+          <w:szCs w:val="24"/>
+        </w:rPr>
+        <w:t xml:space="preserve"> Night</w:t>
       </w:r>
     </w:p>
     <w:p>
@@ -6288,7 +6992,29 @@
           <w:sz w:val="24"/>
           <w:szCs w:val="24"/>
         </w:rPr>
-        <w:t>No HW, but if you’re behind schedule office hours. Or write an NodeProxy instrument from Floating Point Errors or Crows with arguments that can be controlled.</w:t>
+        <w:t xml:space="preserve">No HW, but if you’re behind schedule office hours. Or write an </w:t>
+      </w:r>
+      <w:proofErr w:type="spellStart"/>
+      <w:r>
+        <w:rPr>
+          <w:rFonts w:ascii="Arial" w:hAnsi="Arial" w:cs="Arial"/>
+          <w:iCs/>
+          <w:color w:val="000000" w:themeColor="text1"/>
+          <w:sz w:val="24"/>
+          <w:szCs w:val="24"/>
+        </w:rPr>
+        <w:t>NodeProxy</w:t>
+      </w:r>
+      <w:proofErr w:type="spellEnd"/>
+      <w:r>
+        <w:rPr>
+          <w:rFonts w:ascii="Arial" w:hAnsi="Arial" w:cs="Arial"/>
+          <w:iCs/>
+          <w:color w:val="000000" w:themeColor="text1"/>
+          <w:sz w:val="24"/>
+          <w:szCs w:val="24"/>
+        </w:rPr>
+        <w:t xml:space="preserve"> instrument from Floating Point Errors or Crows with arguments that can be controlled.</w:t>
       </w:r>
     </w:p>
     <w:p>
@@ -6449,7 +7175,7 @@
           <w:szCs w:val="24"/>
         </w:rPr>
       </w:pPr>
-      <w:hyperlink r:id="rId24" w:anchor="4AAAA+kUzNNDSKLGzM68pqQFSZpraJkC+GpBpaAwRAAA" w:history="1">
+      <w:hyperlink r:id="rId25" w:anchor="4AAAA+kUzNNDSKLGzM68pqQFSZpraJkC+GpBpaAwRAAA" w:history="1">
         <w:r>
           <w:rPr>
             <w:rStyle w:val="Hyperlink"/>
@@ -6471,14 +7197,25 @@
           <w:szCs w:val="24"/>
         </w:rPr>
       </w:pPr>
-      <w:r>
-        <w:rPr>
-          <w:iCs/>
-          <w:color w:val="000000" w:themeColor="text1"/>
-          <w:sz w:val="24"/>
-          <w:szCs w:val="24"/>
-        </w:rPr>
-        <w:t>bytebeat composer</w:t>
+      <w:proofErr w:type="spellStart"/>
+      <w:r>
+        <w:rPr>
+          <w:iCs/>
+          <w:color w:val="000000" w:themeColor="text1"/>
+          <w:sz w:val="24"/>
+          <w:szCs w:val="24"/>
+        </w:rPr>
+        <w:t>bytebeat</w:t>
+      </w:r>
+      <w:proofErr w:type="spellEnd"/>
+      <w:r>
+        <w:rPr>
+          <w:iCs/>
+          <w:color w:val="000000" w:themeColor="text1"/>
+          <w:sz w:val="24"/>
+          <w:szCs w:val="24"/>
+        </w:rPr>
+        <w:t xml:space="preserve"> composer</w:t>
       </w:r>
     </w:p>
     <w:p>
@@ -6555,20 +7292,42 @@
           <w:szCs w:val="24"/>
           <w:u w:val="single"/>
         </w:rPr>
-        <w:t>Transcribe these measures into supercollider code for In C, make sure you follow the exact format.</w:t>
-      </w:r>
-    </w:p>
-    <w:p>
-      <w:pPr>
-        <w:pStyle w:val="Normal1"/>
-        <w:rPr>
-          <w:iCs/>
-          <w:color w:val="000000" w:themeColor="text1"/>
-          <w:sz w:val="24"/>
-          <w:szCs w:val="24"/>
-        </w:rPr>
-      </w:pPr>
-      <w:hyperlink r:id="rId25" w:history="1">
+        <w:t xml:space="preserve">Transcribe these measures into supercollider code for </w:t>
+      </w:r>
+      <w:proofErr w:type="gramStart"/>
+      <w:r>
+        <w:rPr>
+          <w:iCs/>
+          <w:color w:val="000000" w:themeColor="text1"/>
+          <w:sz w:val="24"/>
+          <w:szCs w:val="24"/>
+          <w:u w:val="single"/>
+        </w:rPr>
+        <w:t>In</w:t>
+      </w:r>
+      <w:proofErr w:type="gramEnd"/>
+      <w:r>
+        <w:rPr>
+          <w:iCs/>
+          <w:color w:val="000000" w:themeColor="text1"/>
+          <w:sz w:val="24"/>
+          <w:szCs w:val="24"/>
+          <w:u w:val="single"/>
+        </w:rPr>
+        <w:t xml:space="preserve"> C, make sure you follow the exact format.</w:t>
+      </w:r>
+    </w:p>
+    <w:p>
+      <w:pPr>
+        <w:pStyle w:val="Normal1"/>
+        <w:rPr>
+          <w:iCs/>
+          <w:color w:val="000000" w:themeColor="text1"/>
+          <w:sz w:val="24"/>
+          <w:szCs w:val="24"/>
+        </w:rPr>
+      </w:pPr>
+      <w:hyperlink r:id="rId26" w:history="1">
         <w:r>
           <w:rPr>
             <w:rStyle w:val="Hyperlink"/>
@@ -6715,7 +7474,6 @@
           <w:sz w:val="24"/>
           <w:szCs w:val="24"/>
         </w:rPr>
-        <w:lastRenderedPageBreak/>
         <w:t>Joh</w:t>
       </w:r>
       <w:r>
@@ -6822,14 +7580,87 @@
           <w:szCs w:val="24"/>
         </w:rPr>
       </w:pPr>
-      <w:r>
-        <w:rPr>
-          <w:iCs/>
-          <w:color w:val="000000" w:themeColor="text1"/>
-          <w:sz w:val="24"/>
-          <w:szCs w:val="24"/>
-        </w:rPr>
-        <w:t>Its up to you. You can use stuff from thre SCLORK respository and you can design your own synthdefs. And you can hack on effects like filters and reverbs.</w:t>
+      <w:proofErr w:type="spellStart"/>
+      <w:proofErr w:type="gramStart"/>
+      <w:r>
+        <w:rPr>
+          <w:iCs/>
+          <w:color w:val="000000" w:themeColor="text1"/>
+          <w:sz w:val="24"/>
+          <w:szCs w:val="24"/>
+        </w:rPr>
+        <w:t>Its</w:t>
+      </w:r>
+      <w:proofErr w:type="spellEnd"/>
+      <w:proofErr w:type="gramEnd"/>
+      <w:r>
+        <w:rPr>
+          <w:iCs/>
+          <w:color w:val="000000" w:themeColor="text1"/>
+          <w:sz w:val="24"/>
+          <w:szCs w:val="24"/>
+        </w:rPr>
+        <w:t xml:space="preserve"> up to you. You can use stuff from </w:t>
+      </w:r>
+      <w:proofErr w:type="spellStart"/>
+      <w:r>
+        <w:rPr>
+          <w:iCs/>
+          <w:color w:val="000000" w:themeColor="text1"/>
+          <w:sz w:val="24"/>
+          <w:szCs w:val="24"/>
+        </w:rPr>
+        <w:t>thre</w:t>
+      </w:r>
+      <w:proofErr w:type="spellEnd"/>
+      <w:r>
+        <w:rPr>
+          <w:iCs/>
+          <w:color w:val="000000" w:themeColor="text1"/>
+          <w:sz w:val="24"/>
+          <w:szCs w:val="24"/>
+        </w:rPr>
+        <w:t xml:space="preserve"> SCLORK </w:t>
+      </w:r>
+      <w:proofErr w:type="spellStart"/>
+      <w:r>
+        <w:rPr>
+          <w:iCs/>
+          <w:color w:val="000000" w:themeColor="text1"/>
+          <w:sz w:val="24"/>
+          <w:szCs w:val="24"/>
+        </w:rPr>
+        <w:t>respository</w:t>
+      </w:r>
+      <w:proofErr w:type="spellEnd"/>
+      <w:r>
+        <w:rPr>
+          <w:iCs/>
+          <w:color w:val="000000" w:themeColor="text1"/>
+          <w:sz w:val="24"/>
+          <w:szCs w:val="24"/>
+        </w:rPr>
+        <w:t xml:space="preserve"> and you can design your own </w:t>
+      </w:r>
+      <w:proofErr w:type="spellStart"/>
+      <w:r>
+        <w:rPr>
+          <w:iCs/>
+          <w:color w:val="000000" w:themeColor="text1"/>
+          <w:sz w:val="24"/>
+          <w:szCs w:val="24"/>
+        </w:rPr>
+        <w:t>synthdefs</w:t>
+      </w:r>
+      <w:proofErr w:type="spellEnd"/>
+      <w:r>
+        <w:rPr>
+          <w:iCs/>
+          <w:color w:val="000000" w:themeColor="text1"/>
+          <w:sz w:val="24"/>
+          <w:szCs w:val="24"/>
+        </w:rPr>
+        <w:t>. And you can hack on effects like filters and reverbs.</w:t>
       </w:r>
     </w:p>
     <w:p>
@@ -6961,12 +7792,10 @@
           <w:sz w:val="24"/>
           <w:szCs w:val="24"/>
         </w:rPr>
-        <w:t>Introduction to Playbuf</w:t>
-      </w:r>
-    </w:p>
-    <w:p>
-      <w:pPr>
-        <w:pStyle w:val="Normal1"/>
+        <w:t xml:space="preserve">Introduction to </w:t>
+      </w:r>
+      <w:proofErr w:type="spellStart"/>
+      <w:r>
         <w:rPr>
           <w:b/>
           <w:bCs/>
@@ -6975,8 +7804,13 @@
           <w:sz w:val="24"/>
           <w:szCs w:val="24"/>
         </w:rPr>
-      </w:pPr>
-      <w:r>
+        <w:t>Playbuf</w:t>
+      </w:r>
+      <w:proofErr w:type="spellEnd"/>
+    </w:p>
+    <w:p>
+      <w:pPr>
+        <w:pStyle w:val="Normal1"/>
         <w:rPr>
           <w:b/>
           <w:bCs/>
@@ -6985,6 +7819,16 @@
           <w:sz w:val="24"/>
           <w:szCs w:val="24"/>
         </w:rPr>
+      </w:pPr>
+      <w:r>
+        <w:rPr>
+          <w:b/>
+          <w:bCs/>
+          <w:iCs/>
+          <w:color w:val="000000" w:themeColor="text1"/>
+          <w:sz w:val="24"/>
+          <w:szCs w:val="24"/>
+        </w:rPr>
         <w:t>Introduction to Granular Synthesis</w:t>
       </w:r>
     </w:p>
@@ -7000,6 +7844,7 @@
           <w:szCs w:val="24"/>
         </w:rPr>
       </w:pPr>
+      <w:proofErr w:type="spellStart"/>
       <w:r>
         <w:rPr>
           <w:b/>
@@ -7009,8 +7854,33 @@
           <w:sz w:val="24"/>
           <w:szCs w:val="24"/>
         </w:rPr>
-        <w:t>Introduciton to 2d.wave</w:t>
-      </w:r>
+        <w:t>Introduciton</w:t>
+      </w:r>
+      <w:proofErr w:type="spellEnd"/>
+      <w:r>
+        <w:rPr>
+          <w:b/>
+          <w:bCs/>
+          <w:iCs/>
+          <w:color w:val="000000" w:themeColor="text1"/>
+          <w:sz w:val="24"/>
+          <w:szCs w:val="24"/>
+        </w:rPr>
+        <w:t xml:space="preserve"> to 2</w:t>
+      </w:r>
+      <w:proofErr w:type="gramStart"/>
+      <w:r>
+        <w:rPr>
+          <w:b/>
+          <w:bCs/>
+          <w:iCs/>
+          <w:color w:val="000000" w:themeColor="text1"/>
+          <w:sz w:val="24"/>
+          <w:szCs w:val="24"/>
+        </w:rPr>
+        <w:t>d.wave</w:t>
+      </w:r>
+      <w:proofErr w:type="gramEnd"/>
     </w:p>
     <w:p>
       <w:pPr>
@@ -7097,7 +7967,128 @@
           <w:sz w:val="24"/>
           <w:szCs w:val="24"/>
         </w:rPr>
-        <w:t>Incorporate a sampler into your favorite Synthdef or Nodeproxy tools thus far. Remove synthesis engine and replace it with Playbuf, BufRd, or Grainbuf. You can “vibecode.” The point is to get it to work somehow.</w:t>
+        <w:lastRenderedPageBreak/>
+        <w:t xml:space="preserve">Incorporate a sampler into your favorite </w:t>
+      </w:r>
+      <w:proofErr w:type="spellStart"/>
+      <w:r>
+        <w:rPr>
+          <w:iCs/>
+          <w:color w:val="000000" w:themeColor="text1"/>
+          <w:sz w:val="24"/>
+          <w:szCs w:val="24"/>
+        </w:rPr>
+        <w:t>Synthdef</w:t>
+      </w:r>
+      <w:proofErr w:type="spellEnd"/>
+      <w:r>
+        <w:rPr>
+          <w:iCs/>
+          <w:color w:val="000000" w:themeColor="text1"/>
+          <w:sz w:val="24"/>
+          <w:szCs w:val="24"/>
+        </w:rPr>
+        <w:t xml:space="preserve"> or </w:t>
+      </w:r>
+      <w:proofErr w:type="spellStart"/>
+      <w:r>
+        <w:rPr>
+          <w:iCs/>
+          <w:color w:val="000000" w:themeColor="text1"/>
+          <w:sz w:val="24"/>
+          <w:szCs w:val="24"/>
+        </w:rPr>
+        <w:t>Nodeproxy</w:t>
+      </w:r>
+      <w:proofErr w:type="spellEnd"/>
+      <w:r>
+        <w:rPr>
+          <w:iCs/>
+          <w:color w:val="000000" w:themeColor="text1"/>
+          <w:sz w:val="24"/>
+          <w:szCs w:val="24"/>
+        </w:rPr>
+        <w:t xml:space="preserve"> tools thus far. Remove synthesis engine and replace it with </w:t>
+      </w:r>
+      <w:proofErr w:type="spellStart"/>
+      <w:r>
+        <w:rPr>
+          <w:iCs/>
+          <w:color w:val="000000" w:themeColor="text1"/>
+          <w:sz w:val="24"/>
+          <w:szCs w:val="24"/>
+        </w:rPr>
+        <w:t>Playbuf</w:t>
+      </w:r>
+      <w:proofErr w:type="spellEnd"/>
+      <w:r>
+        <w:rPr>
+          <w:iCs/>
+          <w:color w:val="000000" w:themeColor="text1"/>
+          <w:sz w:val="24"/>
+          <w:szCs w:val="24"/>
+        </w:rPr>
+        <w:t xml:space="preserve">, </w:t>
+      </w:r>
+      <w:proofErr w:type="spellStart"/>
+      <w:r>
+        <w:rPr>
+          <w:iCs/>
+          <w:color w:val="000000" w:themeColor="text1"/>
+          <w:sz w:val="24"/>
+          <w:szCs w:val="24"/>
+        </w:rPr>
+        <w:t>BufRd</w:t>
+      </w:r>
+      <w:proofErr w:type="spellEnd"/>
+      <w:r>
+        <w:rPr>
+          <w:iCs/>
+          <w:color w:val="000000" w:themeColor="text1"/>
+          <w:sz w:val="24"/>
+          <w:szCs w:val="24"/>
+        </w:rPr>
+        <w:t xml:space="preserve">, or </w:t>
+      </w:r>
+      <w:proofErr w:type="spellStart"/>
+      <w:r>
+        <w:rPr>
+          <w:iCs/>
+          <w:color w:val="000000" w:themeColor="text1"/>
+          <w:sz w:val="24"/>
+          <w:szCs w:val="24"/>
+        </w:rPr>
+        <w:t>Grainbuf</w:t>
+      </w:r>
+      <w:proofErr w:type="spellEnd"/>
+      <w:r>
+        <w:rPr>
+          <w:iCs/>
+          <w:color w:val="000000" w:themeColor="text1"/>
+          <w:sz w:val="24"/>
+          <w:szCs w:val="24"/>
+        </w:rPr>
+        <w:t>. You can “</w:t>
+      </w:r>
+      <w:proofErr w:type="spellStart"/>
+      <w:r>
+        <w:rPr>
+          <w:iCs/>
+          <w:color w:val="000000" w:themeColor="text1"/>
+          <w:sz w:val="24"/>
+          <w:szCs w:val="24"/>
+        </w:rPr>
+        <w:t>vibecode</w:t>
+      </w:r>
+      <w:proofErr w:type="spellEnd"/>
+      <w:r>
+        <w:rPr>
+          <w:iCs/>
+          <w:color w:val="000000" w:themeColor="text1"/>
+          <w:sz w:val="24"/>
+          <w:szCs w:val="24"/>
+        </w:rPr>
+        <w:t>.” The point is to get it to work somehow.</w:t>
       </w:r>
     </w:p>
     <w:p>
@@ -7429,7 +8420,7 @@
           <w:szCs w:val="24"/>
         </w:rPr>
       </w:pPr>
-      <w:hyperlink r:id="rId26" w:history="1">
+      <w:hyperlink r:id="rId27" w:history="1">
         <w:r>
           <w:rPr>
             <w:rStyle w:val="Hyperlink"/>
@@ -7493,7 +8484,47 @@
           <w:sz w:val="24"/>
           <w:szCs w:val="24"/>
         </w:rPr>
-        <w:t>Upload and change your own code to flying fish sampler sketch. But first you need to prepare your sample, first by saving a 0.5 second wav file as an 8 bit raw file, and then using the python script to encode your own digital array from that small sample. It needs to be 0.5 seconds, otherwise it will crash.</w:t>
+        <w:t xml:space="preserve">Upload and change your own code to flying fish sampler sketch. But first you need to prepare your sample, first by saving a 0.5 second wav file as an </w:t>
+      </w:r>
+      <w:proofErr w:type="gramStart"/>
+      <w:r>
+        <w:rPr>
+          <w:iCs/>
+          <w:color w:val="000000" w:themeColor="text1"/>
+          <w:sz w:val="24"/>
+          <w:szCs w:val="24"/>
+        </w:rPr>
+        <w:t>8 bit</w:t>
+      </w:r>
+      <w:proofErr w:type="gramEnd"/>
+      <w:r>
+        <w:rPr>
+          <w:iCs/>
+          <w:color w:val="000000" w:themeColor="text1"/>
+          <w:sz w:val="24"/>
+          <w:szCs w:val="24"/>
+        </w:rPr>
+        <w:t xml:space="preserve"> raw </w:t>
+      </w:r>
+      <w:proofErr w:type="gramStart"/>
+      <w:r>
+        <w:rPr>
+          <w:iCs/>
+          <w:color w:val="000000" w:themeColor="text1"/>
+          <w:sz w:val="24"/>
+          <w:szCs w:val="24"/>
+        </w:rPr>
+        <w:t>file, and</w:t>
+      </w:r>
+      <w:proofErr w:type="gramEnd"/>
+      <w:r>
+        <w:rPr>
+          <w:iCs/>
+          <w:color w:val="000000" w:themeColor="text1"/>
+          <w:sz w:val="24"/>
+          <w:szCs w:val="24"/>
+        </w:rPr>
+        <w:t xml:space="preserve"> then using the python script to encode your own digital array from that small sample. It needs to be 0.5 seconds, otherwise it will crash.</w:t>
       </w:r>
     </w:p>
     <w:p>
@@ -7703,20 +8734,31 @@
           <w:sz w:val="24"/>
           <w:szCs w:val="24"/>
         </w:rPr>
-        <w:t>Daisy ElectroSmith</w:t>
-      </w:r>
-    </w:p>
-    <w:p>
-      <w:pPr>
-        <w:pStyle w:val="Normal1"/>
-        <w:rPr>
-          <w:i/>
-          <w:color w:val="000000" w:themeColor="text1"/>
-          <w:sz w:val="24"/>
-          <w:szCs w:val="24"/>
-        </w:rPr>
-      </w:pPr>
-      <w:hyperlink r:id="rId27" w:history="1">
+        <w:t xml:space="preserve">Daisy </w:t>
+      </w:r>
+      <w:proofErr w:type="spellStart"/>
+      <w:r>
+        <w:rPr>
+          <w:i/>
+          <w:color w:val="000000" w:themeColor="text1"/>
+          <w:sz w:val="24"/>
+          <w:szCs w:val="24"/>
+        </w:rPr>
+        <w:t>ElectroSmith</w:t>
+      </w:r>
+      <w:proofErr w:type="spellEnd"/>
+    </w:p>
+    <w:p>
+      <w:pPr>
+        <w:pStyle w:val="Normal1"/>
+        <w:rPr>
+          <w:i/>
+          <w:color w:val="000000" w:themeColor="text1"/>
+          <w:sz w:val="24"/>
+          <w:szCs w:val="24"/>
+        </w:rPr>
+      </w:pPr>
+      <w:hyperlink r:id="rId28" w:history="1">
         <w:r>
           <w:rPr>
             <w:rStyle w:val="Hyperlink"/>
@@ -7765,7 +8807,28 @@
           <w:sz w:val="24"/>
           <w:szCs w:val="24"/>
         </w:rPr>
-        <w:t xml:space="preserve">Exploration of Daisy Electrosmith and </w:t>
+        <w:lastRenderedPageBreak/>
+        <w:t xml:space="preserve">Exploration of Daisy </w:t>
+      </w:r>
+      <w:proofErr w:type="spellStart"/>
+      <w:r>
+        <w:rPr>
+          <w:i/>
+          <w:color w:val="000000" w:themeColor="text1"/>
+          <w:sz w:val="24"/>
+          <w:szCs w:val="24"/>
+        </w:rPr>
+        <w:t>Electrosmith</w:t>
+      </w:r>
+      <w:proofErr w:type="spellEnd"/>
+      <w:r>
+        <w:rPr>
+          <w:i/>
+          <w:color w:val="000000" w:themeColor="text1"/>
+          <w:sz w:val="24"/>
+          <w:szCs w:val="24"/>
+        </w:rPr>
+        <w:t xml:space="preserve"> and </w:t>
       </w:r>
     </w:p>
     <w:p>
@@ -7824,7 +8887,7 @@
                     </pic:cNvPicPr>
                   </pic:nvPicPr>
                   <pic:blipFill>
-                    <a:blip r:embed="rId28">
+                    <a:blip r:embed="rId29">
                       <a:extLst>
                         <a:ext uri="{28A0092B-C50C-407E-A947-70E740481C1C}">
                           <a14:useLocalDpi xmlns:a14="http://schemas.microsoft.com/office/drawing/2010/main" val="0"/>
@@ -7880,7 +8943,7 @@
                     </pic:cNvPicPr>
                   </pic:nvPicPr>
                   <pic:blipFill>
-                    <a:blip r:embed="rId29">
+                    <a:blip r:embed="rId30">
                       <a:extLst>
                         <a:ext uri="{28A0092B-C50C-407E-A947-70E740481C1C}">
                           <a14:useLocalDpi xmlns:a14="http://schemas.microsoft.com/office/drawing/2010/main" val="0"/>
@@ -7965,14 +9028,25 @@
         </w:rPr>
         <w:t xml:space="preserve">Get some sounds working on your </w:t>
       </w:r>
-      <w:r>
-        <w:rPr>
-          <w:i/>
-          <w:color w:val="000000" w:themeColor="text1"/>
-          <w:sz w:val="24"/>
-          <w:szCs w:val="24"/>
-        </w:rPr>
-        <w:t xml:space="preserve">electrosmith </w:t>
+      <w:proofErr w:type="spellStart"/>
+      <w:r>
+        <w:rPr>
+          <w:i/>
+          <w:color w:val="000000" w:themeColor="text1"/>
+          <w:sz w:val="24"/>
+          <w:szCs w:val="24"/>
+        </w:rPr>
+        <w:t>electrosmith</w:t>
+      </w:r>
+      <w:proofErr w:type="spellEnd"/>
+      <w:r>
+        <w:rPr>
+          <w:i/>
+          <w:color w:val="000000" w:themeColor="text1"/>
+          <w:sz w:val="24"/>
+          <w:szCs w:val="24"/>
+        </w:rPr>
+        <w:t xml:space="preserve"> </w:t>
       </w:r>
       <w:r>
         <w:rPr>
@@ -8023,7 +9097,6 @@
           <w:sz w:val="24"/>
           <w:szCs w:val="24"/>
         </w:rPr>
-        <w:lastRenderedPageBreak/>
         <w:t xml:space="preserve">Class 10 Wednesday </w:t>
       </w:r>
       <w:r>
@@ -8248,7 +9321,7 @@
           <w:szCs w:val="24"/>
         </w:rPr>
       </w:pPr>
-      <w:hyperlink r:id="rId30" w:history="1">
+      <w:hyperlink r:id="rId31" w:history="1">
         <w:r>
           <w:rPr>
             <w:rStyle w:val="Hyperlink"/>
@@ -8279,7 +9352,27 @@
           <w:sz w:val="24"/>
           <w:szCs w:val="24"/>
         </w:rPr>
-        <w:t>The Fluid Corpus Manipulation project (FluCoMa) instigates new musical ways of exploiting ever-growing banks of so</w:t>
+        <w:t>The Fluid Corpus Manipulation project (</w:t>
+      </w:r>
+      <w:proofErr w:type="spellStart"/>
+      <w:r>
+        <w:rPr>
+          <w:iCs/>
+          <w:color w:val="000000" w:themeColor="text1"/>
+          <w:sz w:val="24"/>
+          <w:szCs w:val="24"/>
+        </w:rPr>
+        <w:t>FluCoMa</w:t>
+      </w:r>
+      <w:proofErr w:type="spellEnd"/>
+      <w:r>
+        <w:rPr>
+          <w:iCs/>
+          <w:color w:val="000000" w:themeColor="text1"/>
+          <w:sz w:val="24"/>
+          <w:szCs w:val="24"/>
+        </w:rPr>
+        <w:t>) instigates new musical ways of exploiting ever-growing banks of so</w:t>
       </w:r>
       <w:r>
         <w:rPr>
@@ -8328,7 +9421,37 @@
           <w:sz w:val="24"/>
           <w:szCs w:val="24"/>
         </w:rPr>
-        <w:t>These potent algorithms are currently partially available in closed bespoke software, or in laboratories, but not at a suitable level of modularity within the main coding environments used by the creative researchers, namely Max, Pd and SuperCollider, to allow groundbreaking sonic research into a rich unexploited area: the manipulation of large sound corpora. Indeed, with access to, genesis of, and storage of large sound banks now commonplace, novel ways of abstracting and manipulating them are needed to mine their inherent potential.</w:t>
+        <w:t xml:space="preserve">These potent algorithms are currently partially available in closed bespoke software, or in laboratories, but not at a suitable level of modularity within the main coding environments used by the creative researchers, namely Max, Pd and </w:t>
+      </w:r>
+      <w:proofErr w:type="spellStart"/>
+      <w:r>
+        <w:rPr>
+          <w:iCs/>
+          <w:color w:val="000000" w:themeColor="text1"/>
+          <w:sz w:val="24"/>
+          <w:szCs w:val="24"/>
+        </w:rPr>
+        <w:t>SuperCollider</w:t>
+      </w:r>
+      <w:proofErr w:type="spellEnd"/>
+      <w:r>
+        <w:rPr>
+          <w:iCs/>
+          <w:color w:val="000000" w:themeColor="text1"/>
+          <w:sz w:val="24"/>
+          <w:szCs w:val="24"/>
+        </w:rPr>
+        <w:t xml:space="preserve">, to allow groundbreaking sonic research into a rich unexploited area: the manipulation of large sound corpora. Indeed, with access to, genesis of, and storage of large sound </w:t>
+      </w:r>
+      <w:r>
+        <w:rPr>
+          <w:iCs/>
+          <w:color w:val="000000" w:themeColor="text1"/>
+          <w:sz w:val="24"/>
+          <w:szCs w:val="24"/>
+        </w:rPr>
+        <w:lastRenderedPageBreak/>
+        <w:t>banks now commonplace, novel ways of abstracting and manipulating them are needed to mine their inherent potential.</w:t>
       </w:r>
       <w:r>
         <w:rPr>
@@ -8707,7 +9830,6 @@
           <w:sz w:val="24"/>
           <w:szCs w:val="24"/>
         </w:rPr>
-        <w:lastRenderedPageBreak/>
         <w:t>Class 1</w:t>
       </w:r>
       <w:r>
@@ -8887,12 +10009,12 @@
       </w:pPr>
     </w:p>
     <w:sectPr>
-      <w:headerReference w:type="even" r:id="rId31"/>
-      <w:headerReference w:type="default" r:id="rId32"/>
-      <w:footerReference w:type="even" r:id="rId33"/>
-      <w:footerReference w:type="default" r:id="rId34"/>
-      <w:headerReference w:type="first" r:id="rId35"/>
-      <w:footerReference w:type="first" r:id="rId36"/>
+      <w:headerReference w:type="even" r:id="rId32"/>
+      <w:headerReference w:type="default" r:id="rId33"/>
+      <w:footerReference w:type="even" r:id="rId34"/>
+      <w:footerReference w:type="default" r:id="rId35"/>
+      <w:headerReference w:type="first" r:id="rId36"/>
+      <w:footerReference w:type="first" r:id="rId37"/>
       <w:type w:val="continuous"/>
       <w:pgSz w:w="12240" w:h="15840"/>
       <w:pgMar w:top="1440" w:right="1440" w:bottom="1440" w:left="1440" w:header="720" w:footer="720" w:gutter="0"/>

--- a/Ramapo620-50_syllabus1.1docx.docx
+++ b/Ramapo620-50_syllabus1.1docx.docx
@@ -9,17 +9,13 @@
           <w:rFonts w:ascii="Arial" w:hAnsi="Arial" w:cs="Arial"/>
           <w:b/>
           <w:color w:val="000000" w:themeColor="text1"/>
-          <w:sz w:val="24"/>
-          <w:szCs w:val="24"/>
-        </w:rPr>
-      </w:pPr>
-      <w:r>
-        <w:rPr>
-          <w:rFonts w:ascii="Arial" w:hAnsi="Arial" w:cs="Arial"/>
-          <w:b/>
-          <w:color w:val="000000" w:themeColor="text1"/>
-          <w:sz w:val="24"/>
-          <w:szCs w:val="24"/>
+        </w:rPr>
+      </w:pPr>
+      <w:r>
+        <w:rPr>
+          <w:rFonts w:ascii="Arial" w:hAnsi="Arial" w:cs="Arial"/>
+          <w:b/>
+          <w:color w:val="000000" w:themeColor="text1"/>
         </w:rPr>
         <w:t>Ramapo College of New Jersey</w:t>
       </w:r>
@@ -29,16 +25,12 @@
         <w:rPr>
           <w:rFonts w:ascii="Arial" w:hAnsi="Arial" w:cs="Arial"/>
           <w:color w:val="000000" w:themeColor="text1"/>
-          <w:sz w:val="24"/>
-          <w:szCs w:val="24"/>
-        </w:rPr>
-      </w:pPr>
-      <w:r>
-        <w:rPr>
-          <w:rFonts w:ascii="Arial" w:hAnsi="Arial" w:cs="Arial"/>
-          <w:color w:val="000000" w:themeColor="text1"/>
-          <w:sz w:val="24"/>
-          <w:szCs w:val="24"/>
+        </w:rPr>
+      </w:pPr>
+      <w:r>
+        <w:rPr>
+          <w:rFonts w:ascii="Arial" w:hAnsi="Arial" w:cs="Arial"/>
+          <w:color w:val="000000" w:themeColor="text1"/>
         </w:rPr>
         <w:t>School of Contemporary Arts</w:t>
       </w:r>
@@ -48,16 +40,12 @@
         <w:rPr>
           <w:rFonts w:ascii="Arial" w:hAnsi="Arial" w:cs="Arial"/>
           <w:color w:val="000000" w:themeColor="text1"/>
-          <w:sz w:val="24"/>
-          <w:szCs w:val="24"/>
-        </w:rPr>
-      </w:pPr>
-      <w:r>
-        <w:rPr>
-          <w:rFonts w:ascii="Arial" w:hAnsi="Arial" w:cs="Arial"/>
-          <w:color w:val="000000" w:themeColor="text1"/>
-          <w:sz w:val="24"/>
-          <w:szCs w:val="24"/>
+        </w:rPr>
+      </w:pPr>
+      <w:r>
+        <w:rPr>
+          <w:rFonts w:ascii="Arial" w:hAnsi="Arial" w:cs="Arial"/>
+          <w:color w:val="000000" w:themeColor="text1"/>
         </w:rPr>
         <w:t>MUSI 6</w:t>
       </w:r>
@@ -65,8 +53,6 @@
         <w:rPr>
           <w:rFonts w:ascii="Arial" w:hAnsi="Arial" w:cs="Arial"/>
           <w:color w:val="000000" w:themeColor="text1"/>
-          <w:sz w:val="24"/>
-          <w:szCs w:val="24"/>
         </w:rPr>
         <w:t>5</w:t>
       </w:r>
@@ -74,8 +60,6 @@
         <w:rPr>
           <w:rFonts w:ascii="Arial" w:hAnsi="Arial" w:cs="Arial"/>
           <w:color w:val="000000" w:themeColor="text1"/>
-          <w:sz w:val="24"/>
-          <w:szCs w:val="24"/>
         </w:rPr>
         <w:t xml:space="preserve">0 - </w:t>
       </w:r>
@@ -84,8 +68,6 @@
         <w:rPr>
           <w:rFonts w:ascii="Arial" w:hAnsi="Arial" w:cs="Arial"/>
           <w:color w:val="000000" w:themeColor="text1"/>
-          <w:sz w:val="24"/>
-          <w:szCs w:val="24"/>
         </w:rPr>
         <w:t>2</w:t>
       </w:r>
@@ -93,8 +75,6 @@
         <w:rPr>
           <w:rFonts w:ascii="Arial" w:hAnsi="Arial" w:cs="Arial"/>
           <w:color w:val="000000" w:themeColor="text1"/>
-          <w:sz w:val="24"/>
-          <w:szCs w:val="24"/>
         </w:rPr>
         <w:t>0 :</w:t>
       </w:r>
@@ -103,8 +83,6 @@
         <w:rPr>
           <w:rFonts w:ascii="Arial" w:hAnsi="Arial" w:cs="Arial"/>
           <w:color w:val="000000" w:themeColor="text1"/>
-          <w:sz w:val="24"/>
-          <w:szCs w:val="24"/>
         </w:rPr>
         <w:t xml:space="preserve"> </w:t>
       </w:r>
@@ -112,8 +90,6 @@
         <w:rPr>
           <w:rFonts w:ascii="Arial" w:hAnsi="Arial" w:cs="Arial"/>
           <w:color w:val="000000" w:themeColor="text1"/>
-          <w:sz w:val="24"/>
-          <w:szCs w:val="24"/>
         </w:rPr>
         <w:t>Creative Musical Coding</w:t>
       </w:r>
@@ -123,16 +99,12 @@
         <w:rPr>
           <w:rFonts w:ascii="Arial" w:hAnsi="Arial" w:cs="Arial"/>
           <w:color w:val="000000" w:themeColor="text1"/>
-          <w:sz w:val="24"/>
-          <w:szCs w:val="24"/>
-        </w:rPr>
-      </w:pPr>
-      <w:r>
-        <w:rPr>
-          <w:rFonts w:ascii="Arial" w:hAnsi="Arial" w:cs="Arial"/>
-          <w:color w:val="000000" w:themeColor="text1"/>
-          <w:sz w:val="24"/>
-          <w:szCs w:val="24"/>
+        </w:rPr>
+      </w:pPr>
+      <w:r>
+        <w:rPr>
+          <w:rFonts w:ascii="Arial" w:hAnsi="Arial" w:cs="Arial"/>
+          <w:color w:val="000000" w:themeColor="text1"/>
         </w:rPr>
         <w:t>Fall</w:t>
       </w:r>
@@ -140,8 +112,6 @@
         <w:rPr>
           <w:rFonts w:ascii="Arial" w:hAnsi="Arial" w:cs="Arial"/>
           <w:color w:val="000000" w:themeColor="text1"/>
-          <w:sz w:val="24"/>
-          <w:szCs w:val="24"/>
         </w:rPr>
         <w:t xml:space="preserve"> 202</w:t>
       </w:r>
@@ -149,8 +119,6 @@
         <w:rPr>
           <w:rFonts w:ascii="Arial" w:hAnsi="Arial" w:cs="Arial"/>
           <w:color w:val="000000" w:themeColor="text1"/>
-          <w:sz w:val="24"/>
-          <w:szCs w:val="24"/>
         </w:rPr>
         <w:t>6</w:t>
       </w:r>
@@ -158,42 +126,34 @@
     <w:p>
       <w:pPr>
         <w:rPr>
-          <w:rFonts w:ascii="Arial" w:eastAsia="Times New Roman" w:hAnsi="Arial" w:cs="Arial"/>
-          <w:i/>
-          <w:iCs/>
-          <w:color w:val="000000" w:themeColor="text1"/>
-          <w:sz w:val="24"/>
-          <w:szCs w:val="24"/>
-        </w:rPr>
-      </w:pPr>
-    </w:p>
-    <w:p>
-      <w:r>
-        <w:rPr>
-          <w:rFonts w:ascii="Arial" w:eastAsia="Times New Roman" w:hAnsi="Arial" w:cs="Arial"/>
-          <w:i/>
-          <w:iCs/>
-          <w:color w:val="000000" w:themeColor="text1"/>
-          <w:sz w:val="24"/>
-          <w:szCs w:val="24"/>
+          <w:rFonts w:ascii="Arial" w:hAnsi="Arial" w:cs="Arial"/>
+          <w:i/>
+          <w:iCs/>
+          <w:color w:val="000000" w:themeColor="text1"/>
+        </w:rPr>
+      </w:pPr>
+    </w:p>
+    <w:p>
+      <w:r>
+        <w:rPr>
+          <w:rFonts w:ascii="Arial" w:hAnsi="Arial" w:cs="Arial"/>
+          <w:i/>
+          <w:iCs/>
+          <w:color w:val="000000" w:themeColor="text1"/>
         </w:rPr>
         <w:t>Course Repository</w:t>
       </w:r>
       <w:r>
         <w:rPr>
-          <w:rFonts w:ascii="Arial" w:eastAsia="Times New Roman" w:hAnsi="Arial" w:cs="Arial"/>
-          <w:color w:val="000000" w:themeColor="text1"/>
-          <w:sz w:val="24"/>
-          <w:szCs w:val="24"/>
+          <w:rFonts w:ascii="Arial" w:hAnsi="Arial" w:cs="Arial"/>
+          <w:color w:val="000000" w:themeColor="text1"/>
         </w:rPr>
         <w:t>:</w:t>
       </w:r>
       <w:r>
         <w:rPr>
-          <w:rFonts w:ascii="Arial" w:eastAsia="Times New Roman" w:hAnsi="Arial" w:cs="Arial"/>
-          <w:color w:val="000000" w:themeColor="text1"/>
-          <w:sz w:val="24"/>
-          <w:szCs w:val="24"/>
+          <w:rFonts w:ascii="Arial" w:hAnsi="Arial" w:cs="Arial"/>
+          <w:color w:val="000000" w:themeColor="text1"/>
         </w:rPr>
         <w:tab/>
       </w:r>
@@ -201,9 +161,7 @@
         <w:r>
           <w:rPr>
             <w:rStyle w:val="Hyperlink"/>
-            <w:rFonts w:ascii="Arial" w:eastAsia="Times New Roman" w:hAnsi="Arial" w:cs="Arial"/>
-            <w:sz w:val="24"/>
-            <w:szCs w:val="24"/>
+            <w:rFonts w:ascii="Arial" w:hAnsi="Arial" w:cs="Arial"/>
           </w:rPr>
           <w:t>https://github.com/dfict/MUSI-650-20</w:t>
         </w:r>
@@ -214,8 +172,6 @@
         <w:rPr>
           <w:rFonts w:ascii="Arial" w:hAnsi="Arial" w:cs="Arial"/>
           <w:color w:val="000000" w:themeColor="text1"/>
-          <w:sz w:val="24"/>
-          <w:szCs w:val="24"/>
         </w:rPr>
       </w:pPr>
     </w:p>
@@ -225,8 +181,6 @@
           <w:rFonts w:ascii="Arial" w:hAnsi="Arial" w:cs="Arial"/>
           <w:bCs/>
           <w:color w:val="000000" w:themeColor="text1"/>
-          <w:sz w:val="24"/>
-          <w:szCs w:val="24"/>
         </w:rPr>
       </w:pPr>
       <w:r>
@@ -234,8 +188,6 @@
           <w:rFonts w:ascii="Arial" w:hAnsi="Arial" w:cs="Arial"/>
           <w:bCs/>
           <w:color w:val="000000" w:themeColor="text1"/>
-          <w:sz w:val="24"/>
-          <w:szCs w:val="24"/>
         </w:rPr>
         <w:t>Daniel Fishkin</w:t>
       </w:r>
@@ -244,8 +196,6 @@
           <w:rFonts w:ascii="Arial" w:hAnsi="Arial" w:cs="Arial"/>
           <w:bCs/>
           <w:color w:val="000000" w:themeColor="text1"/>
-          <w:sz w:val="24"/>
-          <w:szCs w:val="24"/>
         </w:rPr>
         <w:t xml:space="preserve"> </w:t>
       </w:r>
@@ -254,15 +204,11 @@
       <w:pPr>
         <w:rPr>
           <w:rFonts w:ascii="Arial" w:hAnsi="Arial" w:cs="Arial"/>
-          <w:sz w:val="24"/>
-          <w:szCs w:val="24"/>
-        </w:rPr>
-      </w:pPr>
-      <w:r>
-        <w:rPr>
-          <w:rFonts w:ascii="Arial" w:hAnsi="Arial" w:cs="Arial"/>
-          <w:sz w:val="24"/>
-          <w:szCs w:val="24"/>
+        </w:rPr>
+      </w:pPr>
+      <w:r>
+        <w:rPr>
+          <w:rFonts w:ascii="Arial" w:hAnsi="Arial" w:cs="Arial"/>
         </w:rPr>
         <w:t xml:space="preserve">Assistant Professor of Music (Production) </w:t>
       </w:r>
@@ -271,15 +217,11 @@
       <w:pPr>
         <w:rPr>
           <w:rFonts w:ascii="Arial" w:hAnsi="Arial" w:cs="Arial"/>
-          <w:sz w:val="24"/>
-          <w:szCs w:val="24"/>
-        </w:rPr>
-      </w:pPr>
-      <w:r>
-        <w:rPr>
-          <w:rFonts w:ascii="Arial" w:hAnsi="Arial" w:cs="Arial"/>
-          <w:sz w:val="24"/>
-          <w:szCs w:val="24"/>
+        </w:rPr>
+      </w:pPr>
+      <w:r>
+        <w:rPr>
+          <w:rFonts w:ascii="Arial" w:hAnsi="Arial" w:cs="Arial"/>
         </w:rPr>
         <w:t>Office: H-108</w:t>
       </w:r>
@@ -288,31 +230,23 @@
       <w:pPr>
         <w:rPr>
           <w:rFonts w:ascii="Arial" w:hAnsi="Arial" w:cs="Arial"/>
-          <w:sz w:val="24"/>
-          <w:szCs w:val="24"/>
-        </w:rPr>
-      </w:pPr>
-      <w:r>
-        <w:rPr>
-          <w:rFonts w:ascii="Arial" w:hAnsi="Arial" w:cs="Arial"/>
-          <w:sz w:val="24"/>
-          <w:szCs w:val="24"/>
+        </w:rPr>
+      </w:pPr>
+      <w:r>
+        <w:rPr>
+          <w:rFonts w:ascii="Arial" w:hAnsi="Arial" w:cs="Arial"/>
         </w:rPr>
         <w:t xml:space="preserve">Phone: </w:t>
       </w:r>
       <w:r>
         <w:rPr>
           <w:rFonts w:ascii="Arial" w:hAnsi="Arial" w:cs="Arial"/>
-          <w:sz w:val="24"/>
-          <w:szCs w:val="24"/>
         </w:rPr>
         <w:t xml:space="preserve">(201-684) </w:t>
       </w:r>
       <w:r>
         <w:rPr>
           <w:rFonts w:ascii="Arial" w:hAnsi="Arial" w:cs="Arial"/>
-          <w:sz w:val="24"/>
-          <w:szCs w:val="24"/>
         </w:rPr>
         <w:t>x7233</w:t>
       </w:r>
@@ -321,15 +255,11 @@
       <w:pPr>
         <w:rPr>
           <w:rFonts w:ascii="Arial" w:hAnsi="Arial" w:cs="Arial"/>
-          <w:sz w:val="24"/>
-          <w:szCs w:val="24"/>
-        </w:rPr>
-      </w:pPr>
-      <w:r>
-        <w:rPr>
-          <w:rFonts w:ascii="Arial" w:hAnsi="Arial" w:cs="Arial"/>
-          <w:sz w:val="24"/>
-          <w:szCs w:val="24"/>
+        </w:rPr>
+      </w:pPr>
+      <w:r>
+        <w:rPr>
+          <w:rFonts w:ascii="Arial" w:hAnsi="Arial" w:cs="Arial"/>
         </w:rPr>
         <w:t xml:space="preserve">Email: dfishkin@ramapo.edu </w:t>
       </w:r>
@@ -338,15 +268,11 @@
       <w:pPr>
         <w:rPr>
           <w:rFonts w:ascii="Arial" w:hAnsi="Arial" w:cs="Arial"/>
-          <w:sz w:val="24"/>
-          <w:szCs w:val="24"/>
-        </w:rPr>
-      </w:pPr>
-      <w:r>
-        <w:rPr>
-          <w:rFonts w:ascii="Arial" w:hAnsi="Arial" w:cs="Arial"/>
-          <w:sz w:val="24"/>
-          <w:szCs w:val="24"/>
+        </w:rPr>
+      </w:pPr>
+      <w:r>
+        <w:rPr>
+          <w:rFonts w:ascii="Arial" w:hAnsi="Arial" w:cs="Arial"/>
         </w:rPr>
         <w:t>Office Hours: Wednesday (by appointment) Thursday 1–3:30pm</w:t>
       </w:r>
@@ -355,8 +281,6 @@
       <w:pPr>
         <w:rPr>
           <w:rFonts w:ascii="Arial" w:hAnsi="Arial" w:cs="Arial"/>
-          <w:sz w:val="24"/>
-          <w:szCs w:val="24"/>
         </w:rPr>
       </w:pPr>
     </w:p>
@@ -366,8 +290,6 @@
           <w:rFonts w:ascii="Arial" w:hAnsi="Arial" w:cs="Arial"/>
           <w:bCs/>
           <w:color w:val="000000" w:themeColor="text1"/>
-          <w:sz w:val="24"/>
-          <w:szCs w:val="24"/>
           <w:u w:val="single"/>
         </w:rPr>
       </w:pPr>
@@ -376,8 +298,6 @@
           <w:rFonts w:ascii="Arial" w:hAnsi="Arial" w:cs="Arial"/>
           <w:bCs/>
           <w:color w:val="000000" w:themeColor="text1"/>
-          <w:sz w:val="24"/>
-          <w:szCs w:val="24"/>
           <w:u w:val="single"/>
         </w:rPr>
         <w:t>SYLLABUS IS SUBJECT TO REVISION DURING THE SEMESTER</w:t>
@@ -389,39 +309,30 @@
           <w:rFonts w:ascii="Arial" w:hAnsi="Arial" w:cs="Arial"/>
           <w:b/>
           <w:color w:val="000000" w:themeColor="text1"/>
-          <w:sz w:val="24"/>
-          <w:szCs w:val="24"/>
-        </w:rPr>
-      </w:pPr>
-      <w:r>
-        <w:rPr>
-          <w:rFonts w:ascii="Arial" w:hAnsi="Arial" w:cs="Arial"/>
-          <w:b/>
-          <w:color w:val="000000" w:themeColor="text1"/>
-          <w:sz w:val="24"/>
-          <w:szCs w:val="24"/>
+        </w:rPr>
+      </w:pPr>
+      <w:r>
+        <w:rPr>
+          <w:rFonts w:ascii="Arial" w:hAnsi="Arial" w:cs="Arial"/>
+          <w:b/>
+          <w:color w:val="000000" w:themeColor="text1"/>
         </w:rPr>
         <w:tab/>
       </w:r>
     </w:p>
     <w:p>
       <w:pPr>
-        <w:spacing w:line="240" w:lineRule="auto"/>
         <w:ind w:left="2160" w:hanging="2160"/>
         <w:rPr>
-          <w:rFonts w:ascii="Arial" w:eastAsia="Times New Roman" w:hAnsi="Arial" w:cs="Arial"/>
-          <w:color w:val="000000" w:themeColor="text1"/>
-          <w:sz w:val="24"/>
-          <w:szCs w:val="24"/>
-        </w:rPr>
-      </w:pPr>
-      <w:r>
-        <w:rPr>
-          <w:rFonts w:ascii="Arial" w:hAnsi="Arial" w:cs="Arial"/>
-          <w:iCs/>
-          <w:color w:val="000000" w:themeColor="text1"/>
-          <w:sz w:val="24"/>
-          <w:szCs w:val="24"/>
+          <w:rFonts w:ascii="Arial" w:hAnsi="Arial" w:cs="Arial"/>
+          <w:color w:val="000000" w:themeColor="text1"/>
+        </w:rPr>
+      </w:pPr>
+      <w:r>
+        <w:rPr>
+          <w:rFonts w:ascii="Arial" w:hAnsi="Arial" w:cs="Arial"/>
+          <w:iCs/>
+          <w:color w:val="000000" w:themeColor="text1"/>
         </w:rPr>
         <w:t>Course Description</w:t>
       </w:r>
@@ -430,8 +341,6 @@
           <w:rFonts w:ascii="Arial" w:hAnsi="Arial" w:cs="Arial"/>
           <w:iCs/>
           <w:color w:val="000000" w:themeColor="text1"/>
-          <w:sz w:val="24"/>
-          <w:szCs w:val="24"/>
         </w:rPr>
         <w:t>:</w:t>
       </w:r>
@@ -440,125 +349,97 @@
           <w:rFonts w:ascii="Arial" w:hAnsi="Arial" w:cs="Arial"/>
           <w:i/>
           <w:color w:val="000000" w:themeColor="text1"/>
-          <w:sz w:val="24"/>
-          <w:szCs w:val="24"/>
         </w:rPr>
         <w:tab/>
       </w:r>
       <w:r>
         <w:rPr>
-          <w:rFonts w:ascii="Arial" w:eastAsia="Times New Roman" w:hAnsi="Arial" w:cs="Arial"/>
-          <w:color w:val="000000" w:themeColor="text1"/>
-          <w:sz w:val="24"/>
-          <w:szCs w:val="24"/>
+          <w:rFonts w:ascii="Arial" w:hAnsi="Arial" w:cs="Arial"/>
+          <w:color w:val="000000" w:themeColor="text1"/>
         </w:rPr>
         <w:t xml:space="preserve">This course provides a foundational introduction to music programming languages. </w:t>
       </w:r>
       <w:proofErr w:type="spellStart"/>
       <w:r>
         <w:rPr>
-          <w:rFonts w:ascii="Arial" w:eastAsia="Times New Roman" w:hAnsi="Arial" w:cs="Arial"/>
-          <w:color w:val="000000" w:themeColor="text1"/>
-          <w:sz w:val="24"/>
-          <w:szCs w:val="24"/>
+          <w:rFonts w:ascii="Arial" w:hAnsi="Arial" w:cs="Arial"/>
+          <w:color w:val="000000" w:themeColor="text1"/>
         </w:rPr>
         <w:t>SuperCollider</w:t>
       </w:r>
       <w:proofErr w:type="spellEnd"/>
       <w:r>
         <w:rPr>
-          <w:rFonts w:ascii="Arial" w:eastAsia="Times New Roman" w:hAnsi="Arial" w:cs="Arial"/>
-          <w:color w:val="000000" w:themeColor="text1"/>
-          <w:sz w:val="24"/>
-          <w:szCs w:val="24"/>
+          <w:rFonts w:ascii="Arial" w:hAnsi="Arial" w:cs="Arial"/>
+          <w:color w:val="000000" w:themeColor="text1"/>
         </w:rPr>
         <w:t xml:space="preserve">, </w:t>
       </w:r>
       <w:r>
         <w:rPr>
-          <w:rFonts w:ascii="Arial" w:eastAsia="Times New Roman" w:hAnsi="Arial" w:cs="Arial"/>
-          <w:color w:val="000000" w:themeColor="text1"/>
-          <w:sz w:val="24"/>
-          <w:szCs w:val="24"/>
+          <w:rFonts w:ascii="Arial" w:hAnsi="Arial" w:cs="Arial"/>
+          <w:color w:val="000000" w:themeColor="text1"/>
         </w:rPr>
         <w:t>Max, Arduino</w:t>
       </w:r>
       <w:r>
         <w:rPr>
-          <w:rFonts w:ascii="Arial" w:eastAsia="Times New Roman" w:hAnsi="Arial" w:cs="Arial"/>
-          <w:color w:val="000000" w:themeColor="text1"/>
-          <w:sz w:val="24"/>
-          <w:szCs w:val="24"/>
+          <w:rFonts w:ascii="Arial" w:hAnsi="Arial" w:cs="Arial"/>
+          <w:color w:val="000000" w:themeColor="text1"/>
         </w:rPr>
         <w:t xml:space="preserve">, </w:t>
       </w:r>
       <w:r>
         <w:rPr>
-          <w:rFonts w:ascii="Arial" w:eastAsia="Times New Roman" w:hAnsi="Arial" w:cs="Arial"/>
-          <w:color w:val="000000" w:themeColor="text1"/>
-          <w:sz w:val="24"/>
-          <w:szCs w:val="24"/>
+          <w:rFonts w:ascii="Arial" w:hAnsi="Arial" w:cs="Arial"/>
+          <w:color w:val="000000" w:themeColor="text1"/>
         </w:rPr>
         <w:t>p5js</w:t>
       </w:r>
       <w:r>
         <w:rPr>
-          <w:rFonts w:ascii="Arial" w:eastAsia="Times New Roman" w:hAnsi="Arial" w:cs="Arial"/>
-          <w:color w:val="000000" w:themeColor="text1"/>
-          <w:sz w:val="24"/>
-          <w:szCs w:val="24"/>
+          <w:rFonts w:ascii="Arial" w:hAnsi="Arial" w:cs="Arial"/>
+          <w:color w:val="000000" w:themeColor="text1"/>
         </w:rPr>
         <w:t xml:space="preserve"> and </w:t>
       </w:r>
       <w:r>
         <w:rPr>
-          <w:rFonts w:ascii="Arial" w:eastAsia="Times New Roman" w:hAnsi="Arial" w:cs="Arial"/>
-          <w:color w:val="000000" w:themeColor="text1"/>
-          <w:sz w:val="24"/>
-          <w:szCs w:val="24"/>
+          <w:rFonts w:ascii="Arial" w:hAnsi="Arial" w:cs="Arial"/>
+          <w:color w:val="000000" w:themeColor="text1"/>
         </w:rPr>
         <w:t>straight C</w:t>
       </w:r>
       <w:r>
         <w:rPr>
-          <w:rFonts w:ascii="Arial" w:eastAsia="Times New Roman" w:hAnsi="Arial" w:cs="Arial"/>
-          <w:color w:val="000000" w:themeColor="text1"/>
-          <w:sz w:val="24"/>
-          <w:szCs w:val="24"/>
+          <w:rFonts w:ascii="Arial" w:hAnsi="Arial" w:cs="Arial"/>
+          <w:color w:val="000000" w:themeColor="text1"/>
         </w:rPr>
         <w:t xml:space="preserve"> will be explored through hands-on and creative applications. Students will gain experience with interactive visual art, audio/music signal processing, and machine learning. </w:t>
       </w:r>
     </w:p>
     <w:p>
       <w:pPr>
-        <w:spacing w:line="240" w:lineRule="auto"/>
         <w:ind w:left="2160"/>
         <w:rPr>
-          <w:rFonts w:ascii="Arial" w:eastAsia="Times New Roman" w:hAnsi="Arial" w:cs="Arial"/>
-          <w:color w:val="000000" w:themeColor="text1"/>
-          <w:sz w:val="24"/>
-          <w:szCs w:val="24"/>
-        </w:rPr>
-      </w:pPr>
-    </w:p>
-    <w:p>
-      <w:pPr>
-        <w:spacing w:line="240" w:lineRule="auto"/>
+          <w:rFonts w:ascii="Arial" w:hAnsi="Arial" w:cs="Arial"/>
+          <w:color w:val="000000" w:themeColor="text1"/>
+        </w:rPr>
+      </w:pPr>
+    </w:p>
+    <w:p>
+      <w:pPr>
         <w:ind w:left="2160"/>
         <w:rPr>
           <w:rFonts w:ascii="Arial" w:hAnsi="Arial" w:cs="Arial"/>
           <w:i/>
           <w:color w:val="000000" w:themeColor="text1"/>
-          <w:sz w:val="24"/>
-          <w:szCs w:val="24"/>
-        </w:rPr>
-      </w:pPr>
-      <w:r>
-        <w:rPr>
-          <w:rFonts w:ascii="Arial" w:eastAsia="Times New Roman" w:hAnsi="Arial" w:cs="Arial"/>
-          <w:color w:val="000000" w:themeColor="text1"/>
-          <w:sz w:val="24"/>
-          <w:szCs w:val="24"/>
+        </w:rPr>
+      </w:pPr>
+      <w:r>
+        <w:rPr>
+          <w:rFonts w:ascii="Arial" w:hAnsi="Arial" w:cs="Arial"/>
+          <w:color w:val="000000" w:themeColor="text1"/>
         </w:rPr>
         <w:t>This course does not provide a thorough introduction to any single computing language. Rather, it expects an encourages a humanistic approach translating higher level concepts of art to lower and very low levels of applications specific to your intent.</w:t>
       </w:r>
@@ -568,26 +449,20 @@
         <w:rPr>
           <w:rFonts w:ascii="Arial" w:hAnsi="Arial" w:cs="Arial"/>
           <w:color w:val="000000" w:themeColor="text1"/>
-          <w:sz w:val="24"/>
-          <w:szCs w:val="24"/>
-        </w:rPr>
-      </w:pPr>
-    </w:p>
-    <w:p>
-      <w:pPr>
-        <w:rPr>
-          <w:rFonts w:ascii="Arial" w:hAnsi="Arial" w:cs="Arial"/>
-          <w:color w:val="000000" w:themeColor="text1"/>
-          <w:sz w:val="24"/>
-          <w:szCs w:val="24"/>
-        </w:rPr>
-      </w:pPr>
-      <w:r>
-        <w:rPr>
-          <w:rFonts w:ascii="Arial" w:hAnsi="Arial" w:cs="Arial"/>
-          <w:color w:val="000000" w:themeColor="text1"/>
-          <w:sz w:val="24"/>
-          <w:szCs w:val="24"/>
+        </w:rPr>
+      </w:pPr>
+    </w:p>
+    <w:p>
+      <w:pPr>
+        <w:rPr>
+          <w:rFonts w:ascii="Arial" w:hAnsi="Arial" w:cs="Arial"/>
+          <w:color w:val="000000" w:themeColor="text1"/>
+        </w:rPr>
+      </w:pPr>
+      <w:r>
+        <w:rPr>
+          <w:rFonts w:ascii="Arial" w:hAnsi="Arial" w:cs="Arial"/>
+          <w:color w:val="000000" w:themeColor="text1"/>
         </w:rPr>
         <w:t xml:space="preserve">Course Instructor: </w:t>
       </w:r>
@@ -595,8 +470,6 @@
         <w:rPr>
           <w:rFonts w:ascii="Arial" w:hAnsi="Arial" w:cs="Arial"/>
           <w:color w:val="000000" w:themeColor="text1"/>
-          <w:sz w:val="24"/>
-          <w:szCs w:val="24"/>
         </w:rPr>
         <w:tab/>
         <w:t>Daniel Fishkin</w:t>
@@ -607,8 +480,6 @@
         <w:rPr>
           <w:rFonts w:ascii="Arial" w:hAnsi="Arial" w:cs="Arial"/>
           <w:color w:val="000000" w:themeColor="text1"/>
-          <w:sz w:val="24"/>
-          <w:szCs w:val="24"/>
         </w:rPr>
       </w:pPr>
     </w:p>
@@ -620,17 +491,13 @@
         <w:rPr>
           <w:rFonts w:ascii="Arial" w:hAnsi="Arial" w:cs="Arial"/>
           <w:color w:val="000000" w:themeColor="text1"/>
-          <w:sz w:val="24"/>
-          <w:szCs w:val="24"/>
-        </w:rPr>
-      </w:pPr>
-      <w:r>
-        <w:rPr>
-          <w:rFonts w:ascii="Arial" w:hAnsi="Arial" w:cs="Arial"/>
-          <w:i/>
-          <w:color w:val="000000" w:themeColor="text1"/>
-          <w:sz w:val="24"/>
-          <w:szCs w:val="24"/>
+        </w:rPr>
+      </w:pPr>
+      <w:r>
+        <w:rPr>
+          <w:rFonts w:ascii="Arial" w:hAnsi="Arial" w:cs="Arial"/>
+          <w:i/>
+          <w:color w:val="000000" w:themeColor="text1"/>
         </w:rPr>
         <w:t>Lecture</w:t>
       </w:r>
@@ -639,8 +506,6 @@
           <w:rFonts w:ascii="Arial" w:hAnsi="Arial" w:cs="Arial"/>
           <w:i/>
           <w:color w:val="000000" w:themeColor="text1"/>
-          <w:sz w:val="24"/>
-          <w:szCs w:val="24"/>
         </w:rPr>
         <w:t xml:space="preserve"> Time</w:t>
       </w:r>
@@ -649,8 +514,6 @@
           <w:rFonts w:ascii="Arial" w:hAnsi="Arial" w:cs="Arial"/>
           <w:i/>
           <w:color w:val="000000" w:themeColor="text1"/>
-          <w:sz w:val="24"/>
-          <w:szCs w:val="24"/>
         </w:rPr>
         <w:t>:</w:t>
       </w:r>
@@ -658,8 +521,6 @@
         <w:rPr>
           <w:rFonts w:ascii="Arial" w:hAnsi="Arial" w:cs="Arial"/>
           <w:color w:val="000000" w:themeColor="text1"/>
-          <w:sz w:val="24"/>
-          <w:szCs w:val="24"/>
         </w:rPr>
         <w:tab/>
       </w:r>
@@ -667,8 +528,6 @@
         <w:rPr>
           <w:rFonts w:ascii="Arial" w:hAnsi="Arial" w:cs="Arial"/>
           <w:color w:val="000000" w:themeColor="text1"/>
-          <w:sz w:val="24"/>
-          <w:szCs w:val="24"/>
         </w:rPr>
         <w:t>Wednesdays</w:t>
       </w:r>
@@ -676,8 +535,6 @@
         <w:rPr>
           <w:rFonts w:ascii="Arial" w:hAnsi="Arial" w:cs="Arial"/>
           <w:color w:val="000000" w:themeColor="text1"/>
-          <w:sz w:val="24"/>
-          <w:szCs w:val="24"/>
         </w:rPr>
         <w:t>, 6:05 pm — 9:35 pm</w:t>
       </w:r>
@@ -690,8 +547,6 @@
         <w:rPr>
           <w:rFonts w:ascii="Arial" w:hAnsi="Arial" w:cs="Arial"/>
           <w:color w:val="000000" w:themeColor="text1"/>
-          <w:sz w:val="24"/>
-          <w:szCs w:val="24"/>
         </w:rPr>
       </w:pPr>
     </w:p>
@@ -703,17 +558,13 @@
         <w:rPr>
           <w:rFonts w:ascii="Arial" w:hAnsi="Arial" w:cs="Arial"/>
           <w:color w:val="000000" w:themeColor="text1"/>
-          <w:sz w:val="24"/>
-          <w:szCs w:val="24"/>
-        </w:rPr>
-      </w:pPr>
-      <w:r>
-        <w:rPr>
-          <w:rFonts w:ascii="Arial" w:hAnsi="Arial" w:cs="Arial"/>
-          <w:i/>
-          <w:color w:val="000000" w:themeColor="text1"/>
-          <w:sz w:val="24"/>
-          <w:szCs w:val="24"/>
+        </w:rPr>
+      </w:pPr>
+      <w:r>
+        <w:rPr>
+          <w:rFonts w:ascii="Arial" w:hAnsi="Arial" w:cs="Arial"/>
+          <w:i/>
+          <w:color w:val="000000" w:themeColor="text1"/>
         </w:rPr>
         <w:t>Lecture Location:</w:t>
       </w:r>
@@ -721,8 +572,6 @@
         <w:rPr>
           <w:rFonts w:ascii="Arial" w:hAnsi="Arial" w:cs="Arial"/>
           <w:color w:val="000000" w:themeColor="text1"/>
-          <w:sz w:val="24"/>
-          <w:szCs w:val="24"/>
         </w:rPr>
         <w:tab/>
       </w:r>
@@ -730,24 +579,18 @@
         <w:rPr>
           <w:rFonts w:ascii="Arial" w:hAnsi="Arial" w:cs="Arial"/>
           <w:color w:val="000000" w:themeColor="text1"/>
-          <w:sz w:val="24"/>
-          <w:szCs w:val="24"/>
         </w:rPr>
         <w:t xml:space="preserve">Electronic Music Lab, </w:t>
       </w:r>
       <w:r>
         <w:rPr>
           <w:rFonts w:ascii="Arial" w:hAnsi="Arial" w:cs="Arial"/>
-          <w:sz w:val="24"/>
-          <w:szCs w:val="24"/>
         </w:rPr>
         <w:t>H-Wing 204</w:t>
       </w:r>
       <w:r>
         <w:rPr>
           <w:rFonts w:ascii="Arial" w:hAnsi="Arial" w:cs="Arial"/>
-          <w:sz w:val="24"/>
-          <w:szCs w:val="24"/>
         </w:rPr>
         <w:t xml:space="preserve"> or remote.</w:t>
       </w:r>
@@ -760,8 +603,6 @@
         <w:rPr>
           <w:rFonts w:ascii="Arial" w:hAnsi="Arial" w:cs="Arial"/>
           <w:color w:val="000000" w:themeColor="text1"/>
-          <w:sz w:val="24"/>
-          <w:szCs w:val="24"/>
         </w:rPr>
       </w:pPr>
     </w:p>
@@ -773,17 +614,13 @@
         <w:rPr>
           <w:rFonts w:ascii="Arial" w:hAnsi="Arial" w:cs="Arial"/>
           <w:color w:val="000000" w:themeColor="text1"/>
-          <w:sz w:val="24"/>
-          <w:szCs w:val="24"/>
-        </w:rPr>
-      </w:pPr>
-      <w:r>
-        <w:rPr>
-          <w:rFonts w:ascii="Arial" w:hAnsi="Arial" w:cs="Arial"/>
-          <w:i/>
-          <w:color w:val="000000" w:themeColor="text1"/>
-          <w:sz w:val="24"/>
-          <w:szCs w:val="24"/>
+        </w:rPr>
+      </w:pPr>
+      <w:r>
+        <w:rPr>
+          <w:rFonts w:ascii="Arial" w:hAnsi="Arial" w:cs="Arial"/>
+          <w:i/>
+          <w:color w:val="000000" w:themeColor="text1"/>
         </w:rPr>
         <w:t>Instructor:</w:t>
       </w:r>
@@ -791,8 +628,6 @@
         <w:rPr>
           <w:rFonts w:ascii="Arial" w:hAnsi="Arial" w:cs="Arial"/>
           <w:color w:val="000000" w:themeColor="text1"/>
-          <w:sz w:val="24"/>
-          <w:szCs w:val="24"/>
         </w:rPr>
         <w:t xml:space="preserve"> </w:t>
       </w:r>
@@ -800,8 +635,6 @@
         <w:rPr>
           <w:rFonts w:ascii="Arial" w:hAnsi="Arial" w:cs="Arial"/>
           <w:color w:val="000000" w:themeColor="text1"/>
-          <w:sz w:val="24"/>
-          <w:szCs w:val="24"/>
         </w:rPr>
         <w:tab/>
       </w:r>
@@ -809,8 +642,6 @@
         <w:rPr>
           <w:rFonts w:ascii="Arial" w:hAnsi="Arial" w:cs="Arial"/>
           <w:color w:val="000000" w:themeColor="text1"/>
-          <w:sz w:val="24"/>
-          <w:szCs w:val="24"/>
         </w:rPr>
         <w:t>Daniel Fishkin</w:t>
       </w:r>
@@ -823,17 +654,13 @@
         <w:rPr>
           <w:rFonts w:ascii="Arial" w:hAnsi="Arial" w:cs="Arial"/>
           <w:color w:val="000000" w:themeColor="text1"/>
-          <w:sz w:val="24"/>
-          <w:szCs w:val="24"/>
-        </w:rPr>
-      </w:pPr>
-      <w:r>
-        <w:rPr>
-          <w:rFonts w:ascii="Arial" w:hAnsi="Arial" w:cs="Arial"/>
-          <w:i/>
-          <w:color w:val="000000" w:themeColor="text1"/>
-          <w:sz w:val="24"/>
-          <w:szCs w:val="24"/>
+        </w:rPr>
+      </w:pPr>
+      <w:r>
+        <w:rPr>
+          <w:rFonts w:ascii="Arial" w:hAnsi="Arial" w:cs="Arial"/>
+          <w:i/>
+          <w:color w:val="000000" w:themeColor="text1"/>
         </w:rPr>
         <w:t>Office Hours:</w:t>
       </w:r>
@@ -841,8 +668,6 @@
         <w:rPr>
           <w:rFonts w:ascii="Arial" w:hAnsi="Arial" w:cs="Arial"/>
           <w:color w:val="000000" w:themeColor="text1"/>
-          <w:sz w:val="24"/>
-          <w:szCs w:val="24"/>
         </w:rPr>
         <w:t xml:space="preserve">  </w:t>
       </w:r>
@@ -850,8 +675,6 @@
         <w:rPr>
           <w:rFonts w:ascii="Arial" w:hAnsi="Arial" w:cs="Arial"/>
           <w:color w:val="000000" w:themeColor="text1"/>
-          <w:sz w:val="24"/>
-          <w:szCs w:val="24"/>
         </w:rPr>
         <w:tab/>
       </w:r>
@@ -860,8 +683,6 @@
           <w:rFonts w:ascii="Arial" w:hAnsi="Arial" w:cs="Arial"/>
           <w:b/>
           <w:color w:val="000000" w:themeColor="text1"/>
-          <w:sz w:val="24"/>
-          <w:szCs w:val="24"/>
         </w:rPr>
         <w:t xml:space="preserve">by appointment </w:t>
       </w:r>
@@ -870,8 +691,6 @@
           <w:rFonts w:ascii="Arial" w:hAnsi="Arial" w:cs="Arial"/>
           <w:b/>
           <w:color w:val="000000" w:themeColor="text1"/>
-          <w:sz w:val="24"/>
-          <w:szCs w:val="24"/>
         </w:rPr>
         <w:t>(IRL or Remote)</w:t>
       </w:r>
@@ -885,17 +704,13 @@
           <w:rStyle w:val="Hyperlink"/>
           <w:rFonts w:ascii="Arial" w:hAnsi="Arial" w:cs="Arial"/>
           <w:color w:val="000000" w:themeColor="text1"/>
-          <w:sz w:val="24"/>
-          <w:szCs w:val="24"/>
-        </w:rPr>
-      </w:pPr>
-      <w:r>
-        <w:rPr>
-          <w:rFonts w:ascii="Arial" w:hAnsi="Arial" w:cs="Arial"/>
-          <w:i/>
-          <w:color w:val="000000" w:themeColor="text1"/>
-          <w:sz w:val="24"/>
-          <w:szCs w:val="24"/>
+        </w:rPr>
+      </w:pPr>
+      <w:r>
+        <w:rPr>
+          <w:rFonts w:ascii="Arial" w:hAnsi="Arial" w:cs="Arial"/>
+          <w:i/>
+          <w:color w:val="000000" w:themeColor="text1"/>
         </w:rPr>
         <w:t>E-mail:</w:t>
       </w:r>
@@ -903,8 +718,6 @@
         <w:rPr>
           <w:rFonts w:ascii="Arial" w:hAnsi="Arial" w:cs="Arial"/>
           <w:color w:val="000000" w:themeColor="text1"/>
-          <w:sz w:val="24"/>
-          <w:szCs w:val="24"/>
         </w:rPr>
         <w:t xml:space="preserve">  </w:t>
       </w:r>
@@ -912,8 +725,6 @@
         <w:rPr>
           <w:rFonts w:ascii="Arial" w:hAnsi="Arial" w:cs="Arial"/>
           <w:color w:val="000000" w:themeColor="text1"/>
-          <w:sz w:val="24"/>
-          <w:szCs w:val="24"/>
         </w:rPr>
         <w:tab/>
       </w:r>
@@ -923,8 +734,6 @@
             <w:rStyle w:val="Hyperlink"/>
             <w:rFonts w:ascii="Arial" w:hAnsi="Arial" w:cs="Arial"/>
             <w:color w:val="000000" w:themeColor="text1"/>
-            <w:sz w:val="24"/>
-            <w:szCs w:val="24"/>
           </w:rPr>
           <w:t>daniel.fiction@gmail.com</w:t>
         </w:r>
@@ -939,8 +748,6 @@
           <w:rStyle w:val="Hyperlink"/>
           <w:rFonts w:ascii="Arial" w:hAnsi="Arial" w:cs="Arial"/>
           <w:color w:val="000000" w:themeColor="text1"/>
-          <w:sz w:val="24"/>
-          <w:szCs w:val="24"/>
         </w:rPr>
       </w:pPr>
       <w:r>
@@ -948,8 +755,6 @@
           <w:rStyle w:val="Hyperlink"/>
           <w:rFonts w:ascii="Arial" w:hAnsi="Arial" w:cs="Arial"/>
           <w:color w:val="000000" w:themeColor="text1"/>
-          <w:sz w:val="24"/>
-          <w:szCs w:val="24"/>
           <w:u w:val="none"/>
         </w:rPr>
         <w:tab/>
@@ -959,8 +764,6 @@
           <w:rStyle w:val="Hyperlink"/>
           <w:rFonts w:ascii="Arial" w:hAnsi="Arial" w:cs="Arial"/>
           <w:color w:val="000000" w:themeColor="text1"/>
-          <w:sz w:val="24"/>
-          <w:szCs w:val="24"/>
         </w:rPr>
         <w:t>dfishkin@ramapo.edu</w:t>
       </w:r>
@@ -973,8 +776,6 @@
           <w:i/>
           <w:iCs/>
           <w:color w:val="000000" w:themeColor="text1"/>
-          <w:sz w:val="24"/>
-          <w:szCs w:val="24"/>
         </w:rPr>
       </w:pPr>
     </w:p>
@@ -984,8 +785,6 @@
         <w:spacing w:line="480" w:lineRule="auto"/>
         <w:rPr>
           <w:bCs/>
-          <w:i/>
-          <w:iCs/>
           <w:color w:val="000000" w:themeColor="text1"/>
           <w:sz w:val="24"/>
           <w:szCs w:val="24"/>
@@ -1049,7 +848,6 @@
           <w:i/>
           <w:color w:val="000000" w:themeColor="text1"/>
         </w:rPr>
-        <w:lastRenderedPageBreak/>
         <w:t>T</w:t>
       </w:r>
       <w:r>
@@ -1135,34 +933,28 @@
     </w:p>
     <w:p>
       <w:pPr>
-        <w:spacing w:line="240" w:lineRule="auto"/>
         <w:ind w:left="2160"/>
         <w:rPr>
-          <w:rFonts w:ascii="Arial" w:eastAsia="Times New Roman" w:hAnsi="Arial" w:cs="Arial"/>
-          <w:i/>
-          <w:iCs/>
-          <w:color w:val="000000" w:themeColor="text1"/>
-          <w:sz w:val="24"/>
-          <w:szCs w:val="24"/>
-        </w:rPr>
-      </w:pPr>
-      <w:r>
-        <w:rPr>
-          <w:rFonts w:ascii="Arial" w:eastAsia="Times New Roman" w:hAnsi="Arial" w:cs="Arial"/>
-          <w:color w:val="000000" w:themeColor="text1"/>
-          <w:sz w:val="24"/>
-          <w:szCs w:val="24"/>
-        </w:rPr>
+          <w:rFonts w:ascii="Arial" w:hAnsi="Arial" w:cs="Arial"/>
+          <w:i/>
+          <w:iCs/>
+          <w:color w:val="000000" w:themeColor="text1"/>
+        </w:rPr>
+      </w:pPr>
+      <w:r>
+        <w:rPr>
+          <w:rFonts w:ascii="Arial" w:hAnsi="Arial" w:cs="Arial"/>
+          <w:color w:val="000000" w:themeColor="text1"/>
+        </w:rPr>
+        <w:lastRenderedPageBreak/>
         <w:t xml:space="preserve">Shiffman, Daniel. </w:t>
       </w:r>
       <w:r>
         <w:rPr>
-          <w:rFonts w:ascii="Arial" w:eastAsia="Times New Roman" w:hAnsi="Arial" w:cs="Arial"/>
-          <w:i/>
-          <w:iCs/>
-          <w:color w:val="000000" w:themeColor="text1"/>
-          <w:sz w:val="24"/>
-          <w:szCs w:val="24"/>
+          <w:rFonts w:ascii="Arial" w:hAnsi="Arial" w:cs="Arial"/>
+          <w:i/>
+          <w:iCs/>
+          <w:color w:val="000000" w:themeColor="text1"/>
         </w:rPr>
         <w:t>The Nature of Code. Creative Commons. 2012. 0985930802</w:t>
       </w:r>
@@ -1186,49 +978,39 @@
         <w:ind w:left="2880" w:hanging="2880"/>
         <w:rPr>
           <w:rFonts w:ascii="Arial" w:hAnsi="Arial" w:cs="Arial"/>
-          <w:sz w:val="24"/>
-          <w:szCs w:val="24"/>
-        </w:rPr>
-      </w:pPr>
-      <w:r>
-        <w:rPr>
-          <w:rFonts w:ascii="Arial" w:eastAsia="Times New Roman" w:hAnsi="Arial" w:cs="Arial"/>
+        </w:rPr>
+      </w:pPr>
+      <w:r>
+        <w:rPr>
+          <w:rFonts w:ascii="Arial" w:hAnsi="Arial" w:cs="Arial"/>
           <w:color w:val="000000"/>
-          <w:sz w:val="24"/>
-          <w:szCs w:val="24"/>
         </w:rPr>
         <w:t>Software</w:t>
       </w:r>
       <w:r>
         <w:rPr>
-          <w:rFonts w:ascii="Arial" w:eastAsia="Times New Roman" w:hAnsi="Arial" w:cs="Arial"/>
+          <w:rFonts w:ascii="Arial" w:hAnsi="Arial" w:cs="Arial"/>
           <w:b/>
           <w:bCs/>
           <w:color w:val="000000"/>
-          <w:sz w:val="24"/>
-          <w:szCs w:val="24"/>
         </w:rPr>
         <w:t xml:space="preserve"> </w:t>
       </w:r>
       <w:r>
         <w:rPr>
-          <w:rFonts w:ascii="Arial" w:eastAsia="Times New Roman" w:hAnsi="Arial" w:cs="Arial"/>
+          <w:rFonts w:ascii="Arial" w:hAnsi="Arial" w:cs="Arial"/>
           <w:b/>
           <w:bCs/>
           <w:color w:val="000000"/>
-          <w:sz w:val="24"/>
-          <w:szCs w:val="24"/>
         </w:rPr>
         <w:tab/>
       </w:r>
       <w:r>
         <w:rPr>
-          <w:rFonts w:ascii="Arial" w:eastAsia="Times New Roman" w:hAnsi="Arial" w:cs="Arial"/>
+          <w:rFonts w:ascii="Arial" w:hAnsi="Arial" w:cs="Arial"/>
           <w:b/>
           <w:bCs/>
           <w:color w:val="000000"/>
-          <w:sz w:val="24"/>
-          <w:szCs w:val="24"/>
         </w:rPr>
         <w:t>Max</w:t>
       </w:r>
@@ -1237,19 +1019,15 @@
       <w:pPr>
         <w:ind w:left="1440" w:firstLine="720"/>
         <w:rPr>
-          <w:rFonts w:ascii="Arial" w:eastAsia="Times New Roman" w:hAnsi="Arial" w:cs="Arial"/>
+          <w:rFonts w:ascii="Arial" w:hAnsi="Arial" w:cs="Arial"/>
           <w:color w:val="000000"/>
-          <w:sz w:val="24"/>
-          <w:szCs w:val="24"/>
         </w:rPr>
       </w:pPr>
       <w:hyperlink r:id="rId11" w:history="1">
         <w:r>
           <w:rPr>
             <w:rStyle w:val="Hyperlink"/>
-            <w:rFonts w:ascii="Arial" w:eastAsia="Times New Roman" w:hAnsi="Arial" w:cs="Arial"/>
-            <w:sz w:val="24"/>
-            <w:szCs w:val="24"/>
+            <w:rFonts w:ascii="Arial" w:hAnsi="Arial" w:cs="Arial"/>
           </w:rPr>
           <w:t>https://cycling74.com/</w:t>
         </w:r>
@@ -1259,18 +1037,14 @@
       <w:pPr>
         <w:ind w:left="2160"/>
         <w:rPr>
-          <w:rFonts w:ascii="Arial" w:eastAsia="Times New Roman" w:hAnsi="Arial" w:cs="Arial"/>
+          <w:rFonts w:ascii="Arial" w:hAnsi="Arial" w:cs="Arial"/>
           <w:color w:val="000000"/>
-          <w:sz w:val="24"/>
-          <w:szCs w:val="24"/>
-        </w:rPr>
-      </w:pPr>
-      <w:r>
-        <w:rPr>
-          <w:rFonts w:ascii="Arial" w:eastAsia="Times New Roman" w:hAnsi="Arial" w:cs="Arial"/>
+        </w:rPr>
+      </w:pPr>
+      <w:r>
+        <w:rPr>
+          <w:rFonts w:ascii="Arial" w:hAnsi="Arial" w:cs="Arial"/>
           <w:color w:val="000000"/>
-          <w:sz w:val="24"/>
-          <w:szCs w:val="24"/>
         </w:rPr>
         <w:t>Max is an object-oriented programming language that makes easy prototyping of sound environments/instruments accessible without needing to learn to code on levels like JS or C. It is a type of coding language in its own way, but the coding is done primarily with virtual representations of wires. It’s very fun and many of my class demos will get you excited about what’s possible—download it and see what you can get working off the bat! </w:t>
       </w:r>
@@ -1279,22 +1053,18 @@
       <w:pPr>
         <w:ind w:left="2160"/>
         <w:rPr>
-          <w:rFonts w:ascii="Arial" w:eastAsia="Times New Roman" w:hAnsi="Arial" w:cs="Arial"/>
+          <w:rFonts w:ascii="Arial" w:hAnsi="Arial" w:cs="Arial"/>
           <w:i/>
           <w:iCs/>
           <w:color w:val="000000"/>
-          <w:sz w:val="24"/>
-          <w:szCs w:val="24"/>
-        </w:rPr>
-      </w:pPr>
-      <w:r>
-        <w:rPr>
-          <w:rFonts w:ascii="Arial" w:eastAsia="Times New Roman" w:hAnsi="Arial" w:cs="Arial"/>
+        </w:rPr>
+      </w:pPr>
+      <w:r>
+        <w:rPr>
+          <w:rFonts w:ascii="Arial" w:hAnsi="Arial" w:cs="Arial"/>
           <w:i/>
           <w:iCs/>
           <w:color w:val="000000"/>
-          <w:sz w:val="24"/>
-          <w:szCs w:val="24"/>
         </w:rPr>
         <w:t>Note: you can try Max for free for 30 days, and thereafter you’ll need to purchase it, or sign up for a monthly or yearly student subscription. It is affordable. Conn College has Max on every machine in the computer lab!</w:t>
       </w:r>
@@ -1303,57 +1073,47 @@
       <w:pPr>
         <w:ind w:left="2160"/>
         <w:rPr>
-          <w:rFonts w:ascii="Arial" w:eastAsia="Times New Roman" w:hAnsi="Arial" w:cs="Arial"/>
+          <w:rFonts w:ascii="Arial" w:hAnsi="Arial" w:cs="Arial"/>
           <w:b/>
           <w:iCs/>
           <w:color w:val="000000"/>
-          <w:sz w:val="24"/>
-          <w:szCs w:val="24"/>
-        </w:rPr>
-      </w:pPr>
-      <w:r>
-        <w:rPr>
-          <w:rFonts w:ascii="Arial" w:eastAsia="Times New Roman" w:hAnsi="Arial" w:cs="Arial"/>
+        </w:rPr>
+      </w:pPr>
+      <w:r>
+        <w:rPr>
+          <w:rFonts w:ascii="Arial" w:hAnsi="Arial" w:cs="Arial"/>
           <w:b/>
           <w:iCs/>
           <w:color w:val="000000"/>
-          <w:sz w:val="24"/>
-          <w:szCs w:val="24"/>
         </w:rPr>
         <w:t xml:space="preserve">Max comes with an extensive body of educational materials, tutorials, help files, and project examples that can easily be copy/pasted into your own sketches. </w:t>
       </w:r>
       <w:r>
         <w:rPr>
-          <w:rFonts w:ascii="Arial" w:eastAsia="Times New Roman" w:hAnsi="Arial" w:cs="Arial"/>
+          <w:rFonts w:ascii="Arial" w:hAnsi="Arial" w:cs="Arial"/>
           <w:iCs/>
           <w:color w:val="000000"/>
-          <w:sz w:val="24"/>
-          <w:szCs w:val="24"/>
           <w:u w:val="single"/>
         </w:rPr>
-        <w:t>Students will be expected to read and study Max / MSP tutorials on their own and learn the syntax of the software throughout the course of the semester!</w:t>
+        <w:t xml:space="preserve">Students will be expected to read and study Max / MSP tutorials on their own </w:t>
       </w:r>
     </w:p>
     <w:p>
       <w:pPr>
         <w:ind w:left="2160"/>
         <w:rPr>
-          <w:rFonts w:ascii="Arial" w:eastAsia="Times New Roman" w:hAnsi="Arial" w:cs="Arial"/>
+          <w:rFonts w:ascii="Arial" w:hAnsi="Arial" w:cs="Arial"/>
           <w:b/>
           <w:iCs/>
           <w:color w:val="000000"/>
-          <w:sz w:val="24"/>
-          <w:szCs w:val="24"/>
-        </w:rPr>
-      </w:pPr>
-      <w:r>
-        <w:rPr>
-          <w:rFonts w:ascii="Arial" w:eastAsia="Times New Roman" w:hAnsi="Arial" w:cs="Arial"/>
+        </w:rPr>
+      </w:pPr>
+      <w:r>
+        <w:rPr>
+          <w:rFonts w:ascii="Arial" w:hAnsi="Arial" w:cs="Arial"/>
           <w:b/>
           <w:iCs/>
           <w:color w:val="000000"/>
-          <w:sz w:val="24"/>
-          <w:szCs w:val="24"/>
         </w:rPr>
         <w:t>Enter the MAX file browser and search:</w:t>
       </w:r>
@@ -1362,35 +1122,29 @@
       <w:pPr>
         <w:ind w:left="2160"/>
         <w:rPr>
-          <w:rFonts w:ascii="Arial" w:eastAsia="Times New Roman" w:hAnsi="Arial" w:cs="Arial"/>
+          <w:rFonts w:ascii="Arial" w:hAnsi="Arial" w:cs="Arial"/>
           <w:b/>
           <w:iCs/>
           <w:color w:val="000000"/>
-          <w:sz w:val="24"/>
-          <w:szCs w:val="24"/>
         </w:rPr>
       </w:pPr>
       <w:proofErr w:type="spellStart"/>
       <w:r>
         <w:rPr>
-          <w:rFonts w:ascii="Arial" w:eastAsia="Times New Roman" w:hAnsi="Arial" w:cs="Arial"/>
+          <w:rFonts w:ascii="Arial" w:hAnsi="Arial" w:cs="Arial"/>
           <w:b/>
           <w:iCs/>
           <w:color w:val="000000"/>
-          <w:sz w:val="24"/>
-          <w:szCs w:val="24"/>
         </w:rPr>
         <w:t>collection:"Tutorials</w:t>
       </w:r>
       <w:proofErr w:type="spellEnd"/>
       <w:r>
         <w:rPr>
-          <w:rFonts w:ascii="Arial" w:eastAsia="Times New Roman" w:hAnsi="Arial" w:cs="Arial"/>
+          <w:rFonts w:ascii="Arial" w:hAnsi="Arial" w:cs="Arial"/>
           <w:b/>
           <w:iCs/>
           <w:color w:val="000000"/>
-          <w:sz w:val="24"/>
-          <w:szCs w:val="24"/>
         </w:rPr>
         <w:t>/Max Tutorials@cycling74"</w:t>
       </w:r>
@@ -1399,35 +1153,29 @@
       <w:pPr>
         <w:ind w:left="2160"/>
         <w:rPr>
-          <w:rFonts w:ascii="Arial" w:eastAsia="Times New Roman" w:hAnsi="Arial" w:cs="Arial"/>
+          <w:rFonts w:ascii="Arial" w:hAnsi="Arial" w:cs="Arial"/>
           <w:b/>
           <w:iCs/>
           <w:color w:val="000000"/>
-          <w:sz w:val="24"/>
-          <w:szCs w:val="24"/>
         </w:rPr>
       </w:pPr>
       <w:proofErr w:type="spellStart"/>
       <w:r>
         <w:rPr>
-          <w:rFonts w:ascii="Arial" w:eastAsia="Times New Roman" w:hAnsi="Arial" w:cs="Arial"/>
+          <w:rFonts w:ascii="Arial" w:hAnsi="Arial" w:cs="Arial"/>
           <w:b/>
           <w:iCs/>
           <w:color w:val="000000"/>
-          <w:sz w:val="24"/>
-          <w:szCs w:val="24"/>
         </w:rPr>
         <w:t>collection:"Tutorials</w:t>
       </w:r>
       <w:proofErr w:type="spellEnd"/>
       <w:r>
         <w:rPr>
-          <w:rFonts w:ascii="Arial" w:eastAsia="Times New Roman" w:hAnsi="Arial" w:cs="Arial"/>
+          <w:rFonts w:ascii="Arial" w:hAnsi="Arial" w:cs="Arial"/>
           <w:b/>
           <w:iCs/>
           <w:color w:val="000000"/>
-          <w:sz w:val="24"/>
-          <w:szCs w:val="24"/>
         </w:rPr>
         <w:t>/MSP Tutorials@cycling74"</w:t>
       </w:r>
@@ -1435,12 +1183,10 @@
     <w:p>
       <w:pPr>
         <w:rPr>
-          <w:rFonts w:ascii="Arial" w:eastAsia="Times New Roman" w:hAnsi="Arial" w:cs="Arial"/>
+          <w:rFonts w:ascii="Arial" w:hAnsi="Arial" w:cs="Arial"/>
           <w:b/>
           <w:bCs/>
           <w:color w:val="000000"/>
-          <w:sz w:val="24"/>
-          <w:szCs w:val="24"/>
         </w:rPr>
       </w:pPr>
     </w:p>
@@ -1448,22 +1194,18 @@
       <w:pPr>
         <w:ind w:left="1440" w:firstLine="720"/>
         <w:rPr>
-          <w:rFonts w:ascii="Arial" w:eastAsia="Times New Roman" w:hAnsi="Arial" w:cs="Arial"/>
+          <w:rFonts w:ascii="Arial" w:hAnsi="Arial" w:cs="Arial"/>
           <w:b/>
           <w:bCs/>
           <w:color w:val="000000"/>
-          <w:sz w:val="24"/>
-          <w:szCs w:val="24"/>
-        </w:rPr>
-      </w:pPr>
-      <w:r>
-        <w:rPr>
-          <w:rFonts w:ascii="Arial" w:eastAsia="Times New Roman" w:hAnsi="Arial" w:cs="Arial"/>
+        </w:rPr>
+      </w:pPr>
+      <w:r>
+        <w:rPr>
+          <w:rFonts w:ascii="Arial" w:hAnsi="Arial" w:cs="Arial"/>
           <w:b/>
           <w:bCs/>
           <w:color w:val="000000"/>
-          <w:sz w:val="24"/>
-          <w:szCs w:val="24"/>
         </w:rPr>
         <w:t>Supercollider</w:t>
       </w:r>
@@ -1472,21 +1214,17 @@
       <w:pPr>
         <w:ind w:left="1440" w:firstLine="720"/>
         <w:rPr>
-          <w:rFonts w:ascii="Arial" w:eastAsia="Times New Roman" w:hAnsi="Arial" w:cs="Arial"/>
+          <w:rFonts w:ascii="Arial" w:hAnsi="Arial" w:cs="Arial"/>
           <w:b/>
           <w:bCs/>
           <w:color w:val="000000"/>
-          <w:sz w:val="24"/>
-          <w:szCs w:val="24"/>
         </w:rPr>
       </w:pPr>
       <w:hyperlink r:id="rId12" w:history="1">
         <w:r>
           <w:rPr>
             <w:rStyle w:val="Hyperlink"/>
-            <w:rFonts w:ascii="Arial" w:eastAsia="Times New Roman" w:hAnsi="Arial" w:cs="Arial"/>
-            <w:sz w:val="24"/>
-            <w:szCs w:val="24"/>
+            <w:rFonts w:ascii="Arial" w:hAnsi="Arial" w:cs="Arial"/>
           </w:rPr>
           <w:t>https://supercollider.github.io/downloads.html</w:t>
         </w:r>
@@ -1496,18 +1234,14 @@
       <w:pPr>
         <w:ind w:left="2160" w:hanging="2070"/>
         <w:rPr>
-          <w:rFonts w:ascii="Arial" w:eastAsia="Times New Roman" w:hAnsi="Arial" w:cs="Arial"/>
+          <w:rFonts w:ascii="Arial" w:hAnsi="Arial" w:cs="Arial"/>
           <w:color w:val="000000"/>
-          <w:sz w:val="24"/>
-          <w:szCs w:val="24"/>
-        </w:rPr>
-      </w:pPr>
-      <w:r>
-        <w:rPr>
-          <w:rFonts w:ascii="Arial" w:eastAsia="Times New Roman" w:hAnsi="Arial" w:cs="Arial"/>
+        </w:rPr>
+      </w:pPr>
+      <w:r>
+        <w:rPr>
+          <w:rFonts w:ascii="Arial" w:hAnsi="Arial" w:cs="Arial"/>
           <w:color w:val="000000"/>
-          <w:sz w:val="24"/>
-          <w:szCs w:val="24"/>
         </w:rPr>
         <w:tab/>
         <w:t>Supercollider is a platform for audio synthesis and algorithmic composition, used by musicians, artists and researchers working with sound. It is code-based, completely free, light in size, and a little hard to work with.</w:t>
@@ -1516,27 +1250,21 @@
     <w:p>
       <w:pPr>
         <w:rPr>
-          <w:rFonts w:ascii="Arial" w:eastAsia="Times New Roman" w:hAnsi="Arial" w:cs="Arial"/>
+          <w:rFonts w:ascii="Arial" w:hAnsi="Arial" w:cs="Arial"/>
           <w:color w:val="000000"/>
-          <w:sz w:val="24"/>
-          <w:szCs w:val="24"/>
-        </w:rPr>
-      </w:pPr>
-      <w:r>
-        <w:rPr>
-          <w:rFonts w:ascii="Arial" w:eastAsia="Times New Roman" w:hAnsi="Arial" w:cs="Arial"/>
+        </w:rPr>
+      </w:pPr>
+      <w:r>
+        <w:rPr>
+          <w:rFonts w:ascii="Arial" w:hAnsi="Arial" w:cs="Arial"/>
           <w:color w:val="000000"/>
-          <w:sz w:val="24"/>
-          <w:szCs w:val="24"/>
         </w:rPr>
         <w:tab/>
       </w:r>
       <w:r>
         <w:rPr>
-          <w:rFonts w:ascii="Arial" w:eastAsia="Times New Roman" w:hAnsi="Arial" w:cs="Arial"/>
+          <w:rFonts w:ascii="Arial" w:hAnsi="Arial" w:cs="Arial"/>
           <w:color w:val="000000"/>
-          <w:sz w:val="24"/>
-          <w:szCs w:val="24"/>
         </w:rPr>
         <w:tab/>
       </w:r>
@@ -1545,20 +1273,16 @@
       <w:pPr>
         <w:ind w:left="1440" w:firstLine="720"/>
         <w:rPr>
-          <w:rFonts w:ascii="Arial" w:eastAsia="Times New Roman" w:hAnsi="Arial" w:cs="Arial"/>
+          <w:rFonts w:ascii="Arial" w:hAnsi="Arial" w:cs="Arial"/>
           <w:color w:val="000000"/>
-          <w:sz w:val="24"/>
-          <w:szCs w:val="24"/>
-        </w:rPr>
-      </w:pPr>
-      <w:r>
-        <w:rPr>
-          <w:rFonts w:ascii="Arial" w:eastAsia="Times New Roman" w:hAnsi="Arial" w:cs="Arial"/>
+        </w:rPr>
+      </w:pPr>
+      <w:r>
+        <w:rPr>
+          <w:rFonts w:ascii="Arial" w:hAnsi="Arial" w:cs="Arial"/>
           <w:b/>
           <w:bCs/>
           <w:color w:val="000000"/>
-          <w:sz w:val="24"/>
-          <w:szCs w:val="24"/>
         </w:rPr>
         <w:t>Spear</w:t>
       </w:r>
@@ -1567,19 +1291,15 @@
       <w:pPr>
         <w:ind w:left="1440" w:firstLine="720"/>
         <w:rPr>
-          <w:rFonts w:ascii="Arial" w:eastAsia="Times New Roman" w:hAnsi="Arial" w:cs="Arial"/>
+          <w:rFonts w:ascii="Arial" w:hAnsi="Arial" w:cs="Arial"/>
           <w:color w:val="000000"/>
-          <w:sz w:val="24"/>
-          <w:szCs w:val="24"/>
         </w:rPr>
       </w:pPr>
       <w:hyperlink r:id="rId13" w:history="1">
         <w:r>
           <w:rPr>
             <w:rStyle w:val="Hyperlink"/>
-            <w:rFonts w:ascii="Arial" w:eastAsia="Times New Roman" w:hAnsi="Arial" w:cs="Arial"/>
-            <w:sz w:val="24"/>
-            <w:szCs w:val="24"/>
+            <w:rFonts w:ascii="Arial" w:hAnsi="Arial" w:cs="Arial"/>
           </w:rPr>
           <w:t>https://www.klingbeil.com/spear/</w:t>
         </w:r>
@@ -1589,18 +1309,14 @@
       <w:pPr>
         <w:ind w:left="2160"/>
         <w:rPr>
-          <w:rFonts w:ascii="Arial" w:eastAsia="Times New Roman" w:hAnsi="Arial" w:cs="Arial"/>
+          <w:rFonts w:ascii="Arial" w:hAnsi="Arial" w:cs="Arial"/>
           <w:color w:val="000000"/>
-          <w:sz w:val="24"/>
-          <w:szCs w:val="24"/>
-        </w:rPr>
-      </w:pPr>
-      <w:r>
-        <w:rPr>
-          <w:rFonts w:ascii="Arial" w:eastAsia="Times New Roman" w:hAnsi="Arial" w:cs="Arial"/>
+        </w:rPr>
+      </w:pPr>
+      <w:r>
+        <w:rPr>
+          <w:rFonts w:ascii="Arial" w:hAnsi="Arial" w:cs="Arial"/>
           <w:color w:val="000000"/>
-          <w:sz w:val="24"/>
-          <w:szCs w:val="24"/>
         </w:rPr>
         <w:t>Spear performs Fourier Analysis in sound files. This is free software that allows you to turn recordings into individual sine waves and edit/select them.</w:t>
       </w:r>
@@ -1609,12 +1325,10 @@
       <w:pPr>
         <w:ind w:left="2160"/>
         <w:rPr>
-          <w:rFonts w:ascii="Arial" w:eastAsia="Times New Roman" w:hAnsi="Arial" w:cs="Arial"/>
+          <w:rFonts w:ascii="Arial" w:hAnsi="Arial" w:cs="Arial"/>
           <w:b/>
           <w:bCs/>
           <w:color w:val="000000"/>
-          <w:sz w:val="24"/>
-          <w:szCs w:val="24"/>
         </w:rPr>
       </w:pPr>
     </w:p>
@@ -1622,85 +1336,67 @@
       <w:pPr>
         <w:ind w:left="2160"/>
         <w:rPr>
-          <w:rFonts w:ascii="Arial" w:eastAsia="Times New Roman" w:hAnsi="Arial" w:cs="Arial"/>
+          <w:rFonts w:ascii="Arial" w:hAnsi="Arial" w:cs="Arial"/>
           <w:b/>
           <w:bCs/>
           <w:color w:val="000000"/>
-          <w:sz w:val="24"/>
-          <w:szCs w:val="24"/>
-        </w:rPr>
-      </w:pPr>
-      <w:r>
-        <w:rPr>
-          <w:rFonts w:ascii="Arial" w:eastAsia="Times New Roman" w:hAnsi="Arial" w:cs="Arial"/>
+        </w:rPr>
+      </w:pPr>
+      <w:r>
+        <w:rPr>
+          <w:rFonts w:ascii="Arial" w:hAnsi="Arial" w:cs="Arial"/>
           <w:b/>
           <w:bCs/>
           <w:color w:val="000000"/>
-          <w:sz w:val="24"/>
-          <w:szCs w:val="24"/>
         </w:rPr>
         <w:t>Python</w:t>
       </w:r>
     </w:p>
     <w:p>
       <w:pPr>
-        <w:spacing w:line="240" w:lineRule="auto"/>
         <w:ind w:left="2160"/>
         <w:rPr>
-          <w:rFonts w:ascii="Arial" w:eastAsia="Times New Roman" w:hAnsi="Arial" w:cs="Arial"/>
-          <w:color w:val="000000" w:themeColor="text1"/>
-          <w:sz w:val="24"/>
-          <w:szCs w:val="24"/>
-        </w:rPr>
-      </w:pPr>
-      <w:r>
-        <w:rPr>
-          <w:rFonts w:ascii="Arial" w:eastAsia="Times New Roman" w:hAnsi="Arial" w:cs="Arial"/>
-          <w:color w:val="000000" w:themeColor="text1"/>
-          <w:sz w:val="24"/>
-          <w:szCs w:val="24"/>
+          <w:rFonts w:ascii="Arial" w:hAnsi="Arial" w:cs="Arial"/>
+          <w:color w:val="000000" w:themeColor="text1"/>
+        </w:rPr>
+      </w:pPr>
+      <w:r>
+        <w:rPr>
+          <w:rFonts w:ascii="Arial" w:hAnsi="Arial" w:cs="Arial"/>
+          <w:color w:val="000000" w:themeColor="text1"/>
         </w:rPr>
         <w:t xml:space="preserve">Extremely powerful </w:t>
       </w:r>
       <w:proofErr w:type="gramStart"/>
       <w:r>
         <w:rPr>
-          <w:rFonts w:ascii="Arial" w:eastAsia="Times New Roman" w:hAnsi="Arial" w:cs="Arial"/>
-          <w:color w:val="000000" w:themeColor="text1"/>
-          <w:sz w:val="24"/>
-          <w:szCs w:val="24"/>
+          <w:rFonts w:ascii="Arial" w:hAnsi="Arial" w:cs="Arial"/>
+          <w:color w:val="000000" w:themeColor="text1"/>
         </w:rPr>
         <w:t>code based</w:t>
       </w:r>
       <w:proofErr w:type="gramEnd"/>
       <w:r>
         <w:rPr>
-          <w:rFonts w:ascii="Arial" w:eastAsia="Times New Roman" w:hAnsi="Arial" w:cs="Arial"/>
-          <w:color w:val="000000" w:themeColor="text1"/>
-          <w:sz w:val="24"/>
-          <w:szCs w:val="24"/>
+          <w:rFonts w:ascii="Arial" w:hAnsi="Arial" w:cs="Arial"/>
+          <w:color w:val="000000" w:themeColor="text1"/>
         </w:rPr>
         <w:t xml:space="preserve"> platform</w:t>
       </w:r>
     </w:p>
     <w:p>
       <w:pPr>
-        <w:spacing w:line="240" w:lineRule="auto"/>
         <w:ind w:left="2160"/>
         <w:rPr>
-          <w:rFonts w:ascii="Arial" w:eastAsia="Times New Roman" w:hAnsi="Arial" w:cs="Arial"/>
-          <w:color w:val="000000" w:themeColor="text1"/>
-          <w:sz w:val="24"/>
-          <w:szCs w:val="24"/>
+          <w:rFonts w:ascii="Arial" w:hAnsi="Arial" w:cs="Arial"/>
+          <w:color w:val="000000" w:themeColor="text1"/>
         </w:rPr>
       </w:pPr>
       <w:hyperlink r:id="rId14" w:history="1">
         <w:r>
           <w:rPr>
             <w:rStyle w:val="Hyperlink"/>
-            <w:rFonts w:ascii="Arial" w:eastAsia="Times New Roman" w:hAnsi="Arial" w:cs="Arial"/>
-            <w:sz w:val="24"/>
-            <w:szCs w:val="24"/>
+            <w:rFonts w:ascii="Arial" w:hAnsi="Arial" w:cs="Arial"/>
           </w:rPr>
           <w:t>https://www.python.org/downloads/</w:t>
         </w:r>
@@ -1708,45 +1404,35 @@
     </w:p>
     <w:p>
       <w:pPr>
-        <w:spacing w:line="240" w:lineRule="auto"/>
         <w:ind w:left="2160"/>
         <w:rPr>
-          <w:rFonts w:ascii="Arial" w:eastAsia="Times New Roman" w:hAnsi="Arial" w:cs="Arial"/>
+          <w:rFonts w:ascii="Arial" w:hAnsi="Arial" w:cs="Arial"/>
           <w:b/>
           <w:bCs/>
           <w:color w:val="000000" w:themeColor="text1"/>
-          <w:sz w:val="24"/>
-          <w:szCs w:val="24"/>
-        </w:rPr>
-      </w:pPr>
-      <w:r>
-        <w:rPr>
-          <w:rFonts w:ascii="Arial" w:eastAsia="Times New Roman" w:hAnsi="Arial" w:cs="Arial"/>
+        </w:rPr>
+      </w:pPr>
+      <w:r>
+        <w:rPr>
+          <w:rFonts w:ascii="Arial" w:hAnsi="Arial" w:cs="Arial"/>
           <w:b/>
           <w:bCs/>
           <w:color w:val="000000" w:themeColor="text1"/>
-          <w:sz w:val="24"/>
-          <w:szCs w:val="24"/>
         </w:rPr>
         <w:t>Arduino (Processing)</w:t>
       </w:r>
     </w:p>
     <w:p>
       <w:pPr>
-        <w:spacing w:line="240" w:lineRule="auto"/>
         <w:ind w:left="2160"/>
         <w:rPr>
-          <w:rFonts w:ascii="Arial" w:eastAsia="Times New Roman" w:hAnsi="Arial" w:cs="Arial"/>
-          <w:color w:val="000000" w:themeColor="text1"/>
-          <w:sz w:val="24"/>
-          <w:szCs w:val="24"/>
+          <w:rFonts w:ascii="Arial" w:hAnsi="Arial" w:cs="Arial"/>
+          <w:color w:val="000000" w:themeColor="text1"/>
         </w:rPr>
       </w:pPr>
       <w:r>
         <w:rPr>
           <w:noProof/>
-          <w:sz w:val="24"/>
-          <w:szCs w:val="24"/>
         </w:rPr>
         <w:drawing>
           <wp:anchor distT="0" distB="0" distL="114300" distR="114300" simplePos="0" relativeHeight="251658240" behindDoc="1" locked="0" layoutInCell="1" allowOverlap="1" wp14:anchorId="59600E00" wp14:editId="378FC7A6">
@@ -1816,81 +1502,63 @@
       </w:r>
       <w:r>
         <w:rPr>
-          <w:rFonts w:ascii="Arial" w:eastAsia="Times New Roman" w:hAnsi="Arial" w:cs="Arial"/>
-          <w:color w:val="000000" w:themeColor="text1"/>
-          <w:sz w:val="24"/>
-          <w:szCs w:val="24"/>
+          <w:rFonts w:ascii="Arial" w:hAnsi="Arial" w:cs="Arial"/>
+          <w:color w:val="000000" w:themeColor="text1"/>
         </w:rPr>
         <w:t>Hardware coding 101!</w:t>
       </w:r>
     </w:p>
     <w:p>
       <w:pPr>
-        <w:spacing w:line="240" w:lineRule="auto"/>
         <w:ind w:left="2160"/>
         <w:rPr>
-          <w:rFonts w:ascii="Arial" w:eastAsia="Times New Roman" w:hAnsi="Arial" w:cs="Arial"/>
-          <w:i/>
-          <w:iCs/>
-          <w:color w:val="000000" w:themeColor="text1"/>
-          <w:sz w:val="24"/>
-          <w:szCs w:val="24"/>
-        </w:rPr>
-      </w:pPr>
-    </w:p>
-    <w:p>
-      <w:pPr>
-        <w:spacing w:line="240" w:lineRule="auto"/>
-        <w:rPr>
-          <w:rFonts w:ascii="Arial" w:eastAsia="Times New Roman" w:hAnsi="Arial" w:cs="Arial"/>
-          <w:color w:val="000000" w:themeColor="text1"/>
-          <w:sz w:val="24"/>
-          <w:szCs w:val="24"/>
-        </w:rPr>
-      </w:pPr>
-      <w:r>
-        <w:rPr>
-          <w:rFonts w:ascii="Arial" w:eastAsia="Times New Roman" w:hAnsi="Arial" w:cs="Arial"/>
-          <w:color w:val="000000" w:themeColor="text1"/>
-          <w:sz w:val="24"/>
-          <w:szCs w:val="24"/>
+          <w:rFonts w:ascii="Arial" w:hAnsi="Arial" w:cs="Arial"/>
+          <w:i/>
+          <w:iCs/>
+          <w:color w:val="000000" w:themeColor="text1"/>
+        </w:rPr>
+      </w:pPr>
+    </w:p>
+    <w:p>
+      <w:pPr>
+        <w:rPr>
+          <w:rFonts w:ascii="Arial" w:hAnsi="Arial" w:cs="Arial"/>
+          <w:color w:val="000000" w:themeColor="text1"/>
+        </w:rPr>
+      </w:pPr>
+      <w:r>
+        <w:rPr>
+          <w:rFonts w:ascii="Arial" w:hAnsi="Arial" w:cs="Arial"/>
+          <w:color w:val="000000" w:themeColor="text1"/>
         </w:rPr>
         <w:t>Hardware:</w:t>
       </w:r>
       <w:r>
         <w:rPr>
-          <w:rFonts w:ascii="Arial" w:eastAsia="Times New Roman" w:hAnsi="Arial" w:cs="Arial"/>
-          <w:color w:val="000000" w:themeColor="text1"/>
-          <w:sz w:val="24"/>
-          <w:szCs w:val="24"/>
+          <w:rFonts w:ascii="Arial" w:hAnsi="Arial" w:cs="Arial"/>
+          <w:color w:val="000000" w:themeColor="text1"/>
         </w:rPr>
         <w:tab/>
       </w:r>
       <w:r>
         <w:rPr>
-          <w:rFonts w:ascii="Arial" w:eastAsia="Times New Roman" w:hAnsi="Arial" w:cs="Arial"/>
-          <w:color w:val="000000" w:themeColor="text1"/>
-          <w:sz w:val="24"/>
-          <w:szCs w:val="24"/>
+          <w:rFonts w:ascii="Arial" w:hAnsi="Arial" w:cs="Arial"/>
+          <w:color w:val="000000" w:themeColor="text1"/>
         </w:rPr>
         <w:tab/>
       </w:r>
       <w:r>
         <w:rPr>
-          <w:rFonts w:ascii="Arial" w:eastAsia="Times New Roman" w:hAnsi="Arial" w:cs="Arial"/>
-          <w:color w:val="000000" w:themeColor="text1"/>
-          <w:sz w:val="24"/>
-          <w:szCs w:val="24"/>
+          <w:rFonts w:ascii="Arial" w:hAnsi="Arial" w:cs="Arial"/>
+          <w:color w:val="000000" w:themeColor="text1"/>
         </w:rPr>
         <w:t xml:space="preserve">Daisy </w:t>
       </w:r>
       <w:proofErr w:type="spellStart"/>
       <w:r>
         <w:rPr>
-          <w:rFonts w:ascii="Arial" w:eastAsia="Times New Roman" w:hAnsi="Arial" w:cs="Arial"/>
-          <w:color w:val="000000" w:themeColor="text1"/>
-          <w:sz w:val="24"/>
-          <w:szCs w:val="24"/>
+          <w:rFonts w:ascii="Arial" w:hAnsi="Arial" w:cs="Arial"/>
+          <w:color w:val="000000" w:themeColor="text1"/>
         </w:rPr>
         <w:t>ElectroSmith</w:t>
       </w:r>
@@ -1898,22 +1566,17 @@
     </w:p>
     <w:p>
       <w:pPr>
-        <w:spacing w:line="240" w:lineRule="auto"/>
         <w:ind w:left="1440" w:firstLine="720"/>
         <w:rPr>
-          <w:rFonts w:ascii="Arial" w:eastAsia="Times New Roman" w:hAnsi="Arial" w:cs="Arial"/>
-          <w:color w:val="000000" w:themeColor="text1"/>
-          <w:sz w:val="24"/>
-          <w:szCs w:val="24"/>
+          <w:rFonts w:ascii="Arial" w:hAnsi="Arial" w:cs="Arial"/>
+          <w:color w:val="000000" w:themeColor="text1"/>
         </w:rPr>
       </w:pPr>
       <w:hyperlink r:id="rId16" w:history="1">
         <w:r>
           <w:rPr>
             <w:rStyle w:val="Hyperlink"/>
-            <w:rFonts w:ascii="Arial" w:eastAsia="Times New Roman" w:hAnsi="Arial" w:cs="Arial"/>
-            <w:sz w:val="24"/>
-            <w:szCs w:val="24"/>
+            <w:rFonts w:ascii="Arial" w:hAnsi="Arial" w:cs="Arial"/>
           </w:rPr>
           <w:t>https://electro-smith.com</w:t>
         </w:r>
@@ -1921,38 +1584,29 @@
     </w:p>
     <w:p>
       <w:pPr>
-        <w:spacing w:line="240" w:lineRule="auto"/>
-        <w:rPr>
-          <w:rFonts w:ascii="Arial" w:eastAsia="Times New Roman" w:hAnsi="Arial" w:cs="Arial"/>
-          <w:color w:val="000000" w:themeColor="text1"/>
-          <w:sz w:val="24"/>
-          <w:szCs w:val="24"/>
-        </w:rPr>
-      </w:pPr>
-      <w:r>
-        <w:rPr>
-          <w:rFonts w:ascii="Arial" w:eastAsia="Times New Roman" w:hAnsi="Arial" w:cs="Arial"/>
-          <w:color w:val="000000" w:themeColor="text1"/>
-          <w:sz w:val="24"/>
-          <w:szCs w:val="24"/>
+        <w:rPr>
+          <w:rFonts w:ascii="Arial" w:hAnsi="Arial" w:cs="Arial"/>
+          <w:color w:val="000000" w:themeColor="text1"/>
+        </w:rPr>
+      </w:pPr>
+      <w:r>
+        <w:rPr>
+          <w:rFonts w:ascii="Arial" w:hAnsi="Arial" w:cs="Arial"/>
+          <w:color w:val="000000" w:themeColor="text1"/>
         </w:rPr>
         <w:tab/>
       </w:r>
       <w:r>
         <w:rPr>
-          <w:rFonts w:ascii="Arial" w:eastAsia="Times New Roman" w:hAnsi="Arial" w:cs="Arial"/>
-          <w:color w:val="000000" w:themeColor="text1"/>
-          <w:sz w:val="24"/>
-          <w:szCs w:val="24"/>
+          <w:rFonts w:ascii="Arial" w:hAnsi="Arial" w:cs="Arial"/>
+          <w:color w:val="000000" w:themeColor="text1"/>
         </w:rPr>
         <w:tab/>
       </w:r>
       <w:r>
         <w:rPr>
-          <w:rFonts w:ascii="Arial" w:eastAsia="Times New Roman" w:hAnsi="Arial" w:cs="Arial"/>
-          <w:color w:val="000000" w:themeColor="text1"/>
-          <w:sz w:val="24"/>
-          <w:szCs w:val="24"/>
+          <w:rFonts w:ascii="Arial" w:hAnsi="Arial" w:cs="Arial"/>
+          <w:color w:val="000000" w:themeColor="text1"/>
         </w:rPr>
         <w:tab/>
         <w:t xml:space="preserve">Small low powered microcontroller </w:t>
@@ -1960,167 +1614,122 @@
     </w:p>
     <w:p>
       <w:pPr>
-        <w:spacing w:line="240" w:lineRule="auto"/>
         <w:ind w:left="2160" w:right="1350"/>
         <w:rPr>
-          <w:rFonts w:ascii="Arial" w:eastAsia="Times New Roman" w:hAnsi="Arial" w:cs="Arial"/>
-          <w:i/>
-          <w:iCs/>
-          <w:color w:val="000000" w:themeColor="text1"/>
-          <w:sz w:val="24"/>
-          <w:szCs w:val="24"/>
-        </w:rPr>
-      </w:pPr>
-      <w:r>
-        <w:rPr>
-          <w:rFonts w:ascii="Arial" w:eastAsia="Times New Roman" w:hAnsi="Arial" w:cs="Arial"/>
-          <w:i/>
-          <w:iCs/>
-          <w:color w:val="000000" w:themeColor="text1"/>
-          <w:sz w:val="24"/>
-          <w:szCs w:val="24"/>
-        </w:rPr>
+          <w:rFonts w:ascii="Arial" w:hAnsi="Arial" w:cs="Arial"/>
+          <w:i/>
+          <w:iCs/>
+          <w:color w:val="000000" w:themeColor="text1"/>
+        </w:rPr>
+      </w:pPr>
+      <w:r>
+        <w:rPr>
+          <w:rFonts w:ascii="Arial" w:hAnsi="Arial" w:cs="Arial"/>
+          <w:i/>
+          <w:iCs/>
+          <w:color w:val="000000" w:themeColor="text1"/>
+        </w:rPr>
+        <w:lastRenderedPageBreak/>
         <w:t xml:space="preserve">“Daisy is an embedded platform for music. It features everything you need for creating high fidelity audio hardware devices. Just plug in a USB cable and start making sound! Programming the Daisy is a breeze with support for </w:t>
       </w:r>
       <w:proofErr w:type="gramStart"/>
       <w:r>
         <w:rPr>
-          <w:rFonts w:ascii="Arial" w:eastAsia="Times New Roman" w:hAnsi="Arial" w:cs="Arial"/>
-          <w:i/>
-          <w:iCs/>
-          <w:color w:val="000000" w:themeColor="text1"/>
-          <w:sz w:val="24"/>
-          <w:szCs w:val="24"/>
+          <w:rFonts w:ascii="Arial" w:hAnsi="Arial" w:cs="Arial"/>
+          <w:i/>
+          <w:iCs/>
+          <w:color w:val="000000" w:themeColor="text1"/>
         </w:rPr>
         <w:t>a number of</w:t>
       </w:r>
       <w:proofErr w:type="gramEnd"/>
       <w:r>
         <w:rPr>
-          <w:rFonts w:ascii="Arial" w:eastAsia="Times New Roman" w:hAnsi="Arial" w:cs="Arial"/>
-          <w:i/>
-          <w:iCs/>
-          <w:color w:val="000000" w:themeColor="text1"/>
-          <w:sz w:val="24"/>
-          <w:szCs w:val="24"/>
+          <w:rFonts w:ascii="Arial" w:hAnsi="Arial" w:cs="Arial"/>
+          <w:i/>
+          <w:iCs/>
+          <w:color w:val="000000" w:themeColor="text1"/>
         </w:rPr>
         <w:t xml:space="preserve"> languages including C++, Arduino, and Max/MSP Gen~. To get started, simply upload an example program over USB, and start tweaking!”</w:t>
       </w:r>
     </w:p>
     <w:p>
       <w:pPr>
-        <w:spacing w:line="240" w:lineRule="auto"/>
         <w:ind w:left="2160"/>
         <w:rPr>
-          <w:rFonts w:ascii="Arial" w:eastAsia="Times New Roman" w:hAnsi="Arial" w:cs="Arial"/>
-          <w:i/>
-          <w:iCs/>
-          <w:color w:val="000000" w:themeColor="text1"/>
-          <w:sz w:val="24"/>
-          <w:szCs w:val="24"/>
-        </w:rPr>
-      </w:pPr>
-    </w:p>
-    <w:p>
-      <w:pPr>
-        <w:spacing w:line="240" w:lineRule="auto"/>
+          <w:rFonts w:ascii="Arial" w:hAnsi="Arial" w:cs="Arial"/>
+          <w:i/>
+          <w:iCs/>
+          <w:color w:val="000000" w:themeColor="text1"/>
+        </w:rPr>
+      </w:pPr>
+    </w:p>
+    <w:p>
+      <w:pPr>
         <w:ind w:left="2160"/>
         <w:rPr>
-          <w:rFonts w:ascii="Arial" w:eastAsia="Times New Roman" w:hAnsi="Arial" w:cs="Arial"/>
-          <w:i/>
-          <w:iCs/>
-          <w:color w:val="000000" w:themeColor="text1"/>
-          <w:sz w:val="24"/>
-          <w:szCs w:val="24"/>
-        </w:rPr>
-      </w:pPr>
-      <w:r>
-        <w:rPr>
-          <w:sz w:val="24"/>
-          <w:szCs w:val="24"/>
-        </w:rPr>
+          <w:rFonts w:ascii="Arial" w:hAnsi="Arial" w:cs="Arial"/>
+          <w:i/>
+          <w:iCs/>
+          <w:color w:val="000000" w:themeColor="text1"/>
+        </w:rPr>
+      </w:pPr>
+      <w:r>
         <w:fldChar w:fldCharType="begin"/>
       </w:r>
       <w:r>
-        <w:rPr>
-          <w:sz w:val="24"/>
-          <w:szCs w:val="24"/>
-        </w:rPr>
         <w:instrText xml:space="preserve"> INCLUDEPICTURE "https://electro-smith.com/cdn/shop/files/daisy-hero-1.png?v=1754593115&amp;width=800" \* MERGEFORMATINET </w:instrText>
       </w:r>
       <w:r>
-        <w:rPr>
-          <w:sz w:val="24"/>
-          <w:szCs w:val="24"/>
-        </w:rPr>
         <w:fldChar w:fldCharType="separate"/>
       </w:r>
       <w:r>
-        <w:rPr>
-          <w:sz w:val="24"/>
-          <w:szCs w:val="24"/>
-        </w:rPr>
         <w:fldChar w:fldCharType="end"/>
       </w:r>
     </w:p>
     <w:p>
       <w:pPr>
-        <w:spacing w:line="240" w:lineRule="auto"/>
-        <w:rPr>
-          <w:rFonts w:ascii="Arial" w:eastAsia="Times New Roman" w:hAnsi="Arial" w:cs="Arial"/>
-          <w:color w:val="000000" w:themeColor="text1"/>
-          <w:sz w:val="24"/>
-          <w:szCs w:val="24"/>
-        </w:rPr>
-      </w:pPr>
-    </w:p>
-    <w:p>
-      <w:pPr>
-        <w:spacing w:line="240" w:lineRule="auto"/>
-        <w:rPr>
-          <w:rFonts w:ascii="Arial" w:eastAsia="Times New Roman" w:hAnsi="Arial" w:cs="Arial"/>
-          <w:color w:val="000000" w:themeColor="text1"/>
-          <w:sz w:val="24"/>
-          <w:szCs w:val="24"/>
-        </w:rPr>
-      </w:pPr>
-    </w:p>
-    <w:p>
-      <w:pPr>
-        <w:spacing w:line="240" w:lineRule="auto"/>
-        <w:rPr>
-          <w:rFonts w:ascii="Arial" w:eastAsia="Times New Roman" w:hAnsi="Arial" w:cs="Arial"/>
-          <w:color w:val="000000" w:themeColor="text1"/>
-          <w:sz w:val="24"/>
-          <w:szCs w:val="24"/>
-        </w:rPr>
-      </w:pPr>
-      <w:r>
-        <w:rPr>
-          <w:rFonts w:ascii="Arial" w:eastAsia="Times New Roman" w:hAnsi="Arial" w:cs="Arial"/>
-          <w:i/>
-          <w:iCs/>
-          <w:color w:val="000000" w:themeColor="text1"/>
-          <w:sz w:val="24"/>
-          <w:szCs w:val="24"/>
+        <w:rPr>
+          <w:rFonts w:ascii="Arial" w:hAnsi="Arial" w:cs="Arial"/>
+          <w:color w:val="000000" w:themeColor="text1"/>
+        </w:rPr>
+      </w:pPr>
+    </w:p>
+    <w:p>
+      <w:pPr>
+        <w:rPr>
+          <w:rFonts w:ascii="Arial" w:hAnsi="Arial" w:cs="Arial"/>
+          <w:color w:val="000000" w:themeColor="text1"/>
+        </w:rPr>
+      </w:pPr>
+    </w:p>
+    <w:p>
+      <w:pPr>
+        <w:rPr>
+          <w:rFonts w:ascii="Arial" w:hAnsi="Arial" w:cs="Arial"/>
+          <w:color w:val="000000" w:themeColor="text1"/>
+        </w:rPr>
+      </w:pPr>
+      <w:r>
+        <w:rPr>
+          <w:rFonts w:ascii="Arial" w:hAnsi="Arial" w:cs="Arial"/>
+          <w:i/>
+          <w:iCs/>
+          <w:color w:val="000000" w:themeColor="text1"/>
         </w:rPr>
         <w:t>Course Repository</w:t>
       </w:r>
       <w:r>
         <w:rPr>
-          <w:rFonts w:ascii="Arial" w:eastAsia="Times New Roman" w:hAnsi="Arial" w:cs="Arial"/>
-          <w:color w:val="000000" w:themeColor="text1"/>
-          <w:sz w:val="24"/>
-          <w:szCs w:val="24"/>
+          <w:rFonts w:ascii="Arial" w:hAnsi="Arial" w:cs="Arial"/>
+          <w:color w:val="000000" w:themeColor="text1"/>
         </w:rPr>
         <w:t>:</w:t>
       </w:r>
       <w:r>
         <w:rPr>
-          <w:rFonts w:ascii="Arial" w:eastAsia="Times New Roman" w:hAnsi="Arial" w:cs="Arial"/>
-          <w:color w:val="000000" w:themeColor="text1"/>
-          <w:sz w:val="24"/>
-          <w:szCs w:val="24"/>
+          <w:rFonts w:ascii="Arial" w:hAnsi="Arial" w:cs="Arial"/>
+          <w:color w:val="000000" w:themeColor="text1"/>
         </w:rPr>
         <w:tab/>
       </w:r>
@@ -2128,9 +1737,7 @@
         <w:r>
           <w:rPr>
             <w:rStyle w:val="Hyperlink"/>
-            <w:rFonts w:ascii="Arial" w:eastAsia="Times New Roman" w:hAnsi="Arial" w:cs="Arial"/>
-            <w:sz w:val="24"/>
-            <w:szCs w:val="24"/>
+            <w:rFonts w:ascii="Arial" w:hAnsi="Arial" w:cs="Arial"/>
           </w:rPr>
           <w:t>https://github.com/dfict/MUSI-650-20</w:t>
         </w:r>
@@ -2138,107 +1745,85 @@
     </w:p>
     <w:p>
       <w:pPr>
-        <w:spacing w:line="240" w:lineRule="auto"/>
         <w:ind w:left="2160"/>
         <w:rPr>
-          <w:rFonts w:ascii="Arial" w:eastAsia="Times New Roman" w:hAnsi="Arial" w:cs="Arial"/>
-          <w:color w:val="000000" w:themeColor="text1"/>
-          <w:sz w:val="24"/>
-          <w:szCs w:val="24"/>
-        </w:rPr>
-      </w:pPr>
-      <w:r>
-        <w:rPr>
-          <w:rFonts w:ascii="Arial" w:eastAsia="Times New Roman" w:hAnsi="Arial" w:cs="Arial"/>
-          <w:color w:val="000000" w:themeColor="text1"/>
-          <w:sz w:val="24"/>
-          <w:szCs w:val="24"/>
+          <w:rFonts w:ascii="Arial" w:hAnsi="Arial" w:cs="Arial"/>
+          <w:color w:val="000000" w:themeColor="text1"/>
+        </w:rPr>
+      </w:pPr>
+      <w:r>
+        <w:rPr>
+          <w:rFonts w:ascii="Arial" w:hAnsi="Arial" w:cs="Arial"/>
+          <w:color w:val="000000" w:themeColor="text1"/>
         </w:rPr>
         <w:t xml:space="preserve">Since this is a coding class, we use Git for version tracking. I am </w:t>
       </w:r>
       <w:proofErr w:type="spellStart"/>
       <w:r>
         <w:rPr>
-          <w:rFonts w:ascii="Arial" w:eastAsia="Times New Roman" w:hAnsi="Arial" w:cs="Arial"/>
-          <w:color w:val="000000" w:themeColor="text1"/>
-          <w:sz w:val="24"/>
-          <w:szCs w:val="24"/>
+          <w:rFonts w:ascii="Arial" w:hAnsi="Arial" w:cs="Arial"/>
+          <w:color w:val="000000" w:themeColor="text1"/>
         </w:rPr>
         <w:t>constanting</w:t>
       </w:r>
       <w:proofErr w:type="spellEnd"/>
       <w:r>
         <w:rPr>
-          <w:rFonts w:ascii="Arial" w:eastAsia="Times New Roman" w:hAnsi="Arial" w:cs="Arial"/>
-          <w:color w:val="000000" w:themeColor="text1"/>
-          <w:sz w:val="24"/>
-          <w:szCs w:val="24"/>
+          <w:rFonts w:ascii="Arial" w:hAnsi="Arial" w:cs="Arial"/>
+          <w:color w:val="000000" w:themeColor="text1"/>
         </w:rPr>
         <w:t xml:space="preserve"> updating, refining, refactoring, and revising code bases throughout the semester and many times throughout the week. Please learn to use </w:t>
       </w:r>
       <w:proofErr w:type="spellStart"/>
       <w:r>
         <w:rPr>
-          <w:rFonts w:ascii="Arial" w:eastAsia="Times New Roman" w:hAnsi="Arial" w:cs="Arial"/>
+          <w:rFonts w:ascii="Arial" w:hAnsi="Arial" w:cs="Arial"/>
           <w:b/>
           <w:bCs/>
           <w:color w:val="000000" w:themeColor="text1"/>
-          <w:sz w:val="24"/>
-          <w:szCs w:val="24"/>
         </w:rPr>
         <w:t>Github</w:t>
       </w:r>
       <w:proofErr w:type="spellEnd"/>
       <w:r>
         <w:rPr>
-          <w:rFonts w:ascii="Arial" w:eastAsia="Times New Roman" w:hAnsi="Arial" w:cs="Arial"/>
+          <w:rFonts w:ascii="Arial" w:hAnsi="Arial" w:cs="Arial"/>
           <w:b/>
           <w:bCs/>
           <w:color w:val="000000" w:themeColor="text1"/>
-          <w:sz w:val="24"/>
-          <w:szCs w:val="24"/>
         </w:rPr>
         <w:t xml:space="preserve">! </w:t>
       </w:r>
       <w:r>
         <w:rPr>
-          <w:rFonts w:ascii="Arial" w:eastAsia="Times New Roman" w:hAnsi="Arial" w:cs="Arial"/>
-          <w:color w:val="000000" w:themeColor="text1"/>
-          <w:sz w:val="24"/>
-          <w:szCs w:val="24"/>
+          <w:rFonts w:ascii="Arial" w:hAnsi="Arial" w:cs="Arial"/>
+          <w:color w:val="000000" w:themeColor="text1"/>
         </w:rPr>
         <w:t xml:space="preserve">Download </w:t>
       </w:r>
       <w:proofErr w:type="spellStart"/>
       <w:r>
         <w:rPr>
-          <w:rFonts w:ascii="Arial" w:eastAsia="Times New Roman" w:hAnsi="Arial" w:cs="Arial"/>
-          <w:color w:val="000000" w:themeColor="text1"/>
-          <w:sz w:val="24"/>
-          <w:szCs w:val="24"/>
+          <w:rFonts w:ascii="Arial" w:hAnsi="Arial" w:cs="Arial"/>
+          <w:color w:val="000000" w:themeColor="text1"/>
         </w:rPr>
         <w:t>Github</w:t>
       </w:r>
       <w:proofErr w:type="spellEnd"/>
       <w:r>
         <w:rPr>
-          <w:rFonts w:ascii="Arial" w:eastAsia="Times New Roman" w:hAnsi="Arial" w:cs="Arial"/>
-          <w:color w:val="000000" w:themeColor="text1"/>
-          <w:sz w:val="24"/>
-          <w:szCs w:val="24"/>
+          <w:rFonts w:ascii="Arial" w:hAnsi="Arial" w:cs="Arial"/>
+          <w:color w:val="000000" w:themeColor="text1"/>
         </w:rPr>
         <w:t xml:space="preserve"> Desktop and make an account asap.</w:t>
       </w:r>
     </w:p>
     <w:p>
       <w:pPr>
-        <w:spacing w:line="240" w:lineRule="auto"/>
         <w:ind w:left="2160"/>
         <w:rPr>
-          <w:rFonts w:ascii="Arial" w:eastAsia="Times New Roman" w:hAnsi="Arial" w:cs="Arial"/>
-          <w:color w:val="000000" w:themeColor="text1"/>
-          <w:sz w:val="24"/>
-          <w:szCs w:val="24"/>
+          <w:rFonts w:ascii="Arial" w:hAnsi="Arial" w:cs="Arial"/>
+          <w:color w:val="000000" w:themeColor="text1"/>
         </w:rPr>
       </w:pPr>
     </w:p>
@@ -2253,14 +1838,11 @@
           <w:b/>
           <w:noProof/>
           <w:color w:val="000000" w:themeColor="text1"/>
-          <w:sz w:val="24"/>
-          <w:szCs w:val="24"/>
-        </w:rPr>
-        <w:lastRenderedPageBreak/>
+        </w:rPr>
         <w:drawing>
-          <wp:inline distT="0" distB="0" distL="0" distR="0" wp14:anchorId="677B26DB" wp14:editId="5E1C81F1">
-            <wp:extent cx="5725321" cy="3048000"/>
-            <wp:effectExtent l="0" t="0" r="2540" b="0"/>
+          <wp:inline distT="0" distB="0" distL="0" distR="0" wp14:anchorId="677B26DB" wp14:editId="6FE4C8DA">
+            <wp:extent cx="5465460" cy="2909657"/>
+            <wp:effectExtent l="0" t="0" r="0" b="0"/>
             <wp:docPr id="928599715" name="Picture 1" descr="A screenshot of a computer&#10;&#10;AI-generated content may be incorrect."/>
             <wp:cNvGraphicFramePr>
               <a:graphicFrameLocks xmlns:a="http://schemas.openxmlformats.org/drawingml/2006/main" noChangeAspect="1"/>
@@ -2281,7 +1863,7 @@
                   <pic:spPr>
                     <a:xfrm>
                       <a:off x="0" y="0"/>
-                      <a:ext cx="5749556" cy="3060902"/>
+                      <a:ext cx="5499240" cy="2927641"/>
                     </a:xfrm>
                     <a:prstGeom prst="rect">
                       <a:avLst/>
@@ -2481,13 +2063,10 @@
     </w:p>
     <w:p>
       <w:pPr>
-        <w:spacing w:line="240" w:lineRule="auto"/>
         <w:ind w:left="2160"/>
         <w:rPr>
-          <w:rFonts w:ascii="Arial" w:eastAsia="Times New Roman" w:hAnsi="Arial" w:cs="Arial"/>
-          <w:color w:val="000000" w:themeColor="text1"/>
-          <w:sz w:val="24"/>
-          <w:szCs w:val="24"/>
+          <w:rFonts w:ascii="Arial" w:hAnsi="Arial" w:cs="Arial"/>
+          <w:color w:val="000000" w:themeColor="text1"/>
         </w:rPr>
       </w:pPr>
     </w:p>
@@ -2500,40 +2079,30 @@
           <w:rFonts w:ascii="Arial" w:hAnsi="Arial" w:cs="Arial"/>
           <w:i/>
           <w:color w:val="000000" w:themeColor="text1"/>
-          <w:sz w:val="24"/>
-          <w:szCs w:val="24"/>
-        </w:rPr>
-      </w:pPr>
-    </w:p>
-    <w:p>
-      <w:pPr>
-        <w:rPr>
-          <w:rFonts w:ascii="Arial" w:hAnsi="Arial" w:cs="Arial"/>
-          <w:sz w:val="24"/>
-          <w:szCs w:val="24"/>
-        </w:rPr>
-      </w:pPr>
-      <w:r>
-        <w:rPr>
-          <w:rFonts w:ascii="Arial" w:hAnsi="Arial" w:cs="Arial"/>
-          <w:sz w:val="24"/>
-          <w:szCs w:val="24"/>
+        </w:rPr>
+      </w:pPr>
+    </w:p>
+    <w:p>
+      <w:pPr>
+        <w:rPr>
+          <w:rFonts w:ascii="Arial" w:hAnsi="Arial" w:cs="Arial"/>
+        </w:rPr>
+      </w:pPr>
+      <w:r>
+        <w:rPr>
+          <w:rFonts w:ascii="Arial" w:hAnsi="Arial" w:cs="Arial"/>
         </w:rPr>
         <w:t>Course Objective</w:t>
       </w:r>
       <w:r>
         <w:rPr>
           <w:rFonts w:ascii="Arial" w:hAnsi="Arial" w:cs="Arial"/>
-          <w:sz w:val="24"/>
-          <w:szCs w:val="24"/>
         </w:rPr>
         <w:t>s</w:t>
       </w:r>
       <w:r>
         <w:rPr>
           <w:rFonts w:ascii="Arial" w:hAnsi="Arial" w:cs="Arial"/>
-          <w:sz w:val="24"/>
-          <w:szCs w:val="24"/>
         </w:rPr>
         <w:t>:</w:t>
       </w:r>
@@ -2542,24 +2111,18 @@
       <w:pPr>
         <w:rPr>
           <w:rFonts w:ascii="Arial" w:hAnsi="Arial" w:cs="Arial"/>
-          <w:sz w:val="24"/>
-          <w:szCs w:val="24"/>
-        </w:rPr>
-      </w:pPr>
-    </w:p>
-    <w:p>
-      <w:pPr>
-        <w:rPr>
-          <w:rFonts w:ascii="Arial" w:hAnsi="Arial" w:cs="Arial"/>
-          <w:sz w:val="24"/>
-          <w:szCs w:val="24"/>
-        </w:rPr>
-      </w:pPr>
-      <w:r>
-        <w:rPr>
-          <w:rFonts w:ascii="Arial" w:hAnsi="Arial" w:cs="Arial"/>
-          <w:sz w:val="24"/>
-          <w:szCs w:val="24"/>
+        </w:rPr>
+      </w:pPr>
+    </w:p>
+    <w:p>
+      <w:pPr>
+        <w:rPr>
+          <w:rFonts w:ascii="Arial" w:hAnsi="Arial" w:cs="Arial"/>
+        </w:rPr>
+      </w:pPr>
+      <w:r>
+        <w:rPr>
+          <w:rFonts w:ascii="Arial" w:hAnsi="Arial" w:cs="Arial"/>
         </w:rPr>
         <w:t xml:space="preserve">● Production Techniques: evaluate and apply advanced techniques in music production, synthesis, recording, programming, editing, and </w:t>
       </w:r>
@@ -2567,8 +2130,6 @@
       <w:r>
         <w:rPr>
           <w:rFonts w:ascii="Arial" w:hAnsi="Arial" w:cs="Arial"/>
-          <w:sz w:val="24"/>
-          <w:szCs w:val="24"/>
         </w:rPr>
         <w:t>mastering;</w:t>
       </w:r>
@@ -2578,31 +2139,23 @@
       <w:pPr>
         <w:rPr>
           <w:rFonts w:ascii="Arial" w:hAnsi="Arial" w:cs="Arial"/>
-          <w:sz w:val="24"/>
-          <w:szCs w:val="24"/>
-        </w:rPr>
-      </w:pPr>
-      <w:r>
-        <w:rPr>
-          <w:rFonts w:ascii="Arial" w:hAnsi="Arial" w:cs="Arial"/>
-          <w:sz w:val="24"/>
-          <w:szCs w:val="24"/>
+        </w:rPr>
+      </w:pPr>
+      <w:r>
+        <w:rPr>
+          <w:rFonts w:ascii="Arial" w:hAnsi="Arial" w:cs="Arial"/>
         </w:rPr>
         <w:t>●</w:t>
       </w:r>
       <w:r>
         <w:rPr>
           <w:rFonts w:ascii="Arial" w:hAnsi="Arial" w:cs="Arial"/>
-          <w:sz w:val="24"/>
-          <w:szCs w:val="24"/>
         </w:rPr>
         <w:t xml:space="preserve"> </w:t>
       </w:r>
       <w:r>
         <w:rPr>
           <w:rFonts w:ascii="Arial" w:hAnsi="Arial" w:cs="Arial"/>
-          <w:sz w:val="24"/>
-          <w:szCs w:val="24"/>
         </w:rPr>
         <w:t xml:space="preserve">Theoretical Foundations: identify and interpret core theoretical foundations of </w:t>
       </w:r>
@@ -2610,8 +2163,6 @@
       <w:r>
         <w:rPr>
           <w:rFonts w:ascii="Arial" w:hAnsi="Arial" w:cs="Arial"/>
-          <w:sz w:val="24"/>
-          <w:szCs w:val="24"/>
         </w:rPr>
         <w:t>audio;</w:t>
       </w:r>
@@ -2621,31 +2172,24 @@
       <w:pPr>
         <w:rPr>
           <w:rFonts w:ascii="Arial" w:hAnsi="Arial" w:cs="Arial"/>
-          <w:sz w:val="24"/>
-          <w:szCs w:val="24"/>
-        </w:rPr>
-      </w:pPr>
-      <w:r>
-        <w:rPr>
-          <w:rFonts w:ascii="Arial" w:hAnsi="Arial" w:cs="Arial"/>
-          <w:sz w:val="24"/>
-          <w:szCs w:val="24"/>
-        </w:rPr>
+        </w:rPr>
+      </w:pPr>
+      <w:r>
+        <w:rPr>
+          <w:rFonts w:ascii="Arial" w:hAnsi="Arial" w:cs="Arial"/>
+        </w:rPr>
+        <w:lastRenderedPageBreak/>
         <w:t>●</w:t>
       </w:r>
       <w:r>
         <w:rPr>
           <w:rFonts w:ascii="Arial" w:hAnsi="Arial" w:cs="Arial"/>
-          <w:sz w:val="24"/>
-          <w:szCs w:val="24"/>
         </w:rPr>
         <w:t xml:space="preserve"> </w:t>
       </w:r>
       <w:r>
         <w:rPr>
           <w:rFonts w:ascii="Arial" w:hAnsi="Arial" w:cs="Arial"/>
-          <w:sz w:val="24"/>
-          <w:szCs w:val="24"/>
         </w:rPr>
         <w:t xml:space="preserve">Context: analyze and articulate the importance of context in diverse practices within music </w:t>
       </w:r>
@@ -2653,8 +2197,6 @@
       <w:r>
         <w:rPr>
           <w:rFonts w:ascii="Arial" w:hAnsi="Arial" w:cs="Arial"/>
-          <w:sz w:val="24"/>
-          <w:szCs w:val="24"/>
         </w:rPr>
         <w:t>technology;</w:t>
       </w:r>
@@ -2664,31 +2206,23 @@
       <w:pPr>
         <w:rPr>
           <w:rFonts w:ascii="Arial" w:hAnsi="Arial" w:cs="Arial"/>
-          <w:sz w:val="24"/>
-          <w:szCs w:val="24"/>
-        </w:rPr>
-      </w:pPr>
-      <w:r>
-        <w:rPr>
-          <w:rFonts w:ascii="Arial" w:hAnsi="Arial" w:cs="Arial"/>
-          <w:sz w:val="24"/>
-          <w:szCs w:val="24"/>
+        </w:rPr>
+      </w:pPr>
+      <w:r>
+        <w:rPr>
+          <w:rFonts w:ascii="Arial" w:hAnsi="Arial" w:cs="Arial"/>
         </w:rPr>
         <w:t>●</w:t>
       </w:r>
       <w:r>
         <w:rPr>
           <w:rFonts w:ascii="Arial" w:hAnsi="Arial" w:cs="Arial"/>
-          <w:sz w:val="24"/>
-          <w:szCs w:val="24"/>
         </w:rPr>
         <w:t xml:space="preserve"> </w:t>
       </w:r>
       <w:r>
         <w:rPr>
           <w:rFonts w:ascii="Arial" w:hAnsi="Arial" w:cs="Arial"/>
-          <w:sz w:val="24"/>
-          <w:szCs w:val="24"/>
         </w:rPr>
         <w:t xml:space="preserve">Musicianship and Production: integrate traditional, non-Western, and experimental approaches to musicianship and composition with music production </w:t>
       </w:r>
@@ -2696,8 +2230,6 @@
       <w:r>
         <w:rPr>
           <w:rFonts w:ascii="Arial" w:hAnsi="Arial" w:cs="Arial"/>
-          <w:sz w:val="24"/>
-          <w:szCs w:val="24"/>
         </w:rPr>
         <w:t>skills;</w:t>
       </w:r>
@@ -2707,31 +2239,23 @@
       <w:pPr>
         <w:rPr>
           <w:rFonts w:ascii="Arial" w:hAnsi="Arial" w:cs="Arial"/>
-          <w:sz w:val="24"/>
-          <w:szCs w:val="24"/>
-        </w:rPr>
-      </w:pPr>
-      <w:r>
-        <w:rPr>
-          <w:rFonts w:ascii="Arial" w:hAnsi="Arial" w:cs="Arial"/>
-          <w:sz w:val="24"/>
-          <w:szCs w:val="24"/>
+        </w:rPr>
+      </w:pPr>
+      <w:r>
+        <w:rPr>
+          <w:rFonts w:ascii="Arial" w:hAnsi="Arial" w:cs="Arial"/>
         </w:rPr>
         <w:t>●</w:t>
       </w:r>
       <w:r>
         <w:rPr>
           <w:rFonts w:ascii="Arial" w:hAnsi="Arial" w:cs="Arial"/>
-          <w:sz w:val="24"/>
-          <w:szCs w:val="24"/>
         </w:rPr>
         <w:t xml:space="preserve"> </w:t>
       </w:r>
       <w:r>
         <w:rPr>
           <w:rFonts w:ascii="Arial" w:hAnsi="Arial" w:cs="Arial"/>
-          <w:sz w:val="24"/>
-          <w:szCs w:val="24"/>
         </w:rPr>
         <w:t>Collaboration: collaborate with others effectively and demonstrate leadership in professional situations; and</w:t>
       </w:r>
@@ -2740,15 +2264,11 @@
       <w:pPr>
         <w:rPr>
           <w:rFonts w:ascii="Arial" w:hAnsi="Arial" w:cs="Arial"/>
-          <w:sz w:val="24"/>
-          <w:szCs w:val="24"/>
-        </w:rPr>
-      </w:pPr>
-      <w:r>
-        <w:rPr>
-          <w:rFonts w:ascii="Arial" w:hAnsi="Arial" w:cs="Arial"/>
-          <w:sz w:val="24"/>
-          <w:szCs w:val="24"/>
+        </w:rPr>
+      </w:pPr>
+      <w:r>
+        <w:rPr>
+          <w:rFonts w:ascii="Arial" w:hAnsi="Arial" w:cs="Arial"/>
         </w:rPr>
         <w:t>● Innovation: recognize and formulate innovative approaches to music technologies and careers.</w:t>
       </w:r>
@@ -2756,29 +2276,23 @@
     <w:p>
       <w:pPr>
         <w:rPr>
-          <w:rFonts w:ascii="Arial" w:eastAsia="Times New Roman" w:hAnsi="Arial" w:cs="Arial"/>
-          <w:sz w:val="24"/>
-          <w:szCs w:val="24"/>
-        </w:rPr>
-      </w:pPr>
-    </w:p>
-    <w:p>
-      <w:pPr>
-        <w:rPr>
-          <w:rFonts w:ascii="Arial" w:eastAsia="Times New Roman" w:hAnsi="Arial" w:cs="Arial"/>
+          <w:rFonts w:ascii="Arial" w:hAnsi="Arial" w:cs="Arial"/>
+        </w:rPr>
+      </w:pPr>
+    </w:p>
+    <w:p>
+      <w:pPr>
+        <w:rPr>
+          <w:rFonts w:ascii="Arial" w:hAnsi="Arial" w:cs="Arial"/>
           <w:b/>
           <w:bCs/>
-          <w:sz w:val="24"/>
-          <w:szCs w:val="24"/>
-        </w:rPr>
-      </w:pPr>
-      <w:r>
-        <w:rPr>
-          <w:rFonts w:ascii="Arial" w:eastAsia="Times New Roman" w:hAnsi="Arial" w:cs="Arial"/>
+        </w:rPr>
+      </w:pPr>
+      <w:r>
+        <w:rPr>
+          <w:rFonts w:ascii="Arial" w:hAnsi="Arial" w:cs="Arial"/>
           <w:b/>
           <w:bCs/>
-          <w:sz w:val="24"/>
-          <w:szCs w:val="24"/>
         </w:rPr>
         <w:t>Course Goals</w:t>
       </w:r>
@@ -2786,16 +2300,12 @@
     <w:p>
       <w:pPr>
         <w:rPr>
-          <w:rFonts w:ascii="Arial" w:eastAsia="Times New Roman" w:hAnsi="Arial" w:cs="Arial"/>
-          <w:sz w:val="24"/>
-          <w:szCs w:val="24"/>
-        </w:rPr>
-      </w:pPr>
-      <w:r>
-        <w:rPr>
-          <w:rFonts w:ascii="Arial" w:eastAsia="Times New Roman" w:hAnsi="Arial" w:cs="Arial"/>
-          <w:sz w:val="24"/>
-          <w:szCs w:val="24"/>
+          <w:rFonts w:ascii="Arial" w:hAnsi="Arial" w:cs="Arial"/>
+        </w:rPr>
+      </w:pPr>
+      <w:r>
+        <w:rPr>
+          <w:rFonts w:ascii="Arial" w:hAnsi="Arial" w:cs="Arial"/>
         </w:rPr>
         <w:t>● Understanding the relationship between computer programming, music, and digital audio</w:t>
       </w:r>
@@ -2803,16 +2313,12 @@
     <w:p>
       <w:pPr>
         <w:rPr>
-          <w:rFonts w:ascii="Arial" w:eastAsia="Times New Roman" w:hAnsi="Arial" w:cs="Arial"/>
-          <w:sz w:val="24"/>
-          <w:szCs w:val="24"/>
-        </w:rPr>
-      </w:pPr>
-      <w:r>
-        <w:rPr>
-          <w:rFonts w:ascii="Arial" w:eastAsia="Times New Roman" w:hAnsi="Arial" w:cs="Arial"/>
-          <w:sz w:val="24"/>
-          <w:szCs w:val="24"/>
+          <w:rFonts w:ascii="Arial" w:hAnsi="Arial" w:cs="Arial"/>
+        </w:rPr>
+      </w:pPr>
+      <w:r>
+        <w:rPr>
+          <w:rFonts w:ascii="Arial" w:hAnsi="Arial" w:cs="Arial"/>
         </w:rPr>
         <w:t>● Developing core proficiencies relevant to algorithmic composition, interface design, computer programming, analysis and signal processing</w:t>
       </w:r>
@@ -2820,16 +2326,12 @@
     <w:p>
       <w:pPr>
         <w:rPr>
-          <w:rFonts w:ascii="Arial" w:eastAsia="Times New Roman" w:hAnsi="Arial" w:cs="Arial"/>
-          <w:sz w:val="24"/>
-          <w:szCs w:val="24"/>
-        </w:rPr>
-      </w:pPr>
-      <w:r>
-        <w:rPr>
-          <w:rFonts w:ascii="Arial" w:eastAsia="Times New Roman" w:hAnsi="Arial" w:cs="Arial"/>
-          <w:sz w:val="24"/>
-          <w:szCs w:val="24"/>
+          <w:rFonts w:ascii="Arial" w:hAnsi="Arial" w:cs="Arial"/>
+        </w:rPr>
+      </w:pPr>
+      <w:r>
+        <w:rPr>
+          <w:rFonts w:ascii="Arial" w:hAnsi="Arial" w:cs="Arial"/>
         </w:rPr>
         <w:t>● Gaining the ability to read, write, and modify computer code related to music.</w:t>
       </w:r>
@@ -2837,29 +2339,23 @@
     <w:p>
       <w:pPr>
         <w:rPr>
-          <w:rFonts w:ascii="Arial" w:eastAsia="Times New Roman" w:hAnsi="Arial" w:cs="Arial"/>
-          <w:sz w:val="24"/>
-          <w:szCs w:val="24"/>
-        </w:rPr>
-      </w:pPr>
-    </w:p>
-    <w:p>
-      <w:pPr>
-        <w:rPr>
-          <w:rFonts w:ascii="Arial" w:eastAsia="Times New Roman" w:hAnsi="Arial" w:cs="Arial"/>
+          <w:rFonts w:ascii="Arial" w:hAnsi="Arial" w:cs="Arial"/>
+        </w:rPr>
+      </w:pPr>
+    </w:p>
+    <w:p>
+      <w:pPr>
+        <w:rPr>
+          <w:rFonts w:ascii="Arial" w:hAnsi="Arial" w:cs="Arial"/>
           <w:b/>
           <w:bCs/>
-          <w:sz w:val="24"/>
-          <w:szCs w:val="24"/>
-        </w:rPr>
-      </w:pPr>
-      <w:r>
-        <w:rPr>
-          <w:rFonts w:ascii="Arial" w:eastAsia="Times New Roman" w:hAnsi="Arial" w:cs="Arial"/>
+        </w:rPr>
+      </w:pPr>
+      <w:r>
+        <w:rPr>
+          <w:rFonts w:ascii="Arial" w:hAnsi="Arial" w:cs="Arial"/>
           <w:b/>
           <w:bCs/>
-          <w:sz w:val="24"/>
-          <w:szCs w:val="24"/>
         </w:rPr>
         <w:t>Measurable Student Learning Outcomes </w:t>
       </w:r>
@@ -2868,23 +2364,17 @@
       <w:pPr>
         <w:rPr>
           <w:rFonts w:ascii="Arial" w:hAnsi="Arial" w:cs="Arial"/>
-          <w:sz w:val="24"/>
-          <w:szCs w:val="24"/>
-        </w:rPr>
-      </w:pPr>
-      <w:r>
-        <w:rPr>
-          <w:rFonts w:ascii="Arial" w:eastAsia="Times New Roman" w:hAnsi="Arial" w:cs="Arial"/>
-          <w:sz w:val="24"/>
-          <w:szCs w:val="24"/>
+        </w:rPr>
+      </w:pPr>
+      <w:r>
+        <w:rPr>
+          <w:rFonts w:ascii="Arial" w:hAnsi="Arial" w:cs="Arial"/>
         </w:rPr>
         <w:t xml:space="preserve">● </w:t>
       </w:r>
       <w:r>
         <w:rPr>
           <w:rFonts w:ascii="Arial" w:hAnsi="Arial" w:cs="Arial"/>
-          <w:sz w:val="24"/>
-          <w:szCs w:val="24"/>
         </w:rPr>
         <w:t>Comprehend the importance of music programming in improvised and notated contemporary music (Projects)</w:t>
       </w:r>
@@ -2893,23 +2383,17 @@
       <w:pPr>
         <w:rPr>
           <w:rFonts w:ascii="Arial" w:hAnsi="Arial" w:cs="Arial"/>
-          <w:sz w:val="24"/>
-          <w:szCs w:val="24"/>
-        </w:rPr>
-      </w:pPr>
-      <w:r>
-        <w:rPr>
-          <w:rFonts w:ascii="Arial" w:eastAsia="Times New Roman" w:hAnsi="Arial" w:cs="Arial"/>
-          <w:sz w:val="24"/>
-          <w:szCs w:val="24"/>
+        </w:rPr>
+      </w:pPr>
+      <w:r>
+        <w:rPr>
+          <w:rFonts w:ascii="Arial" w:hAnsi="Arial" w:cs="Arial"/>
         </w:rPr>
         <w:t xml:space="preserve">● </w:t>
       </w:r>
       <w:r>
         <w:rPr>
           <w:rFonts w:ascii="Arial" w:hAnsi="Arial" w:cs="Arial"/>
-          <w:sz w:val="24"/>
-          <w:szCs w:val="24"/>
         </w:rPr>
         <w:t xml:space="preserve">Demonstrate the ability to create programs in </w:t>
       </w:r>
@@ -2917,8 +2401,6 @@
       <w:r>
         <w:rPr>
           <w:rFonts w:ascii="Arial" w:hAnsi="Arial" w:cs="Arial"/>
-          <w:sz w:val="24"/>
-          <w:szCs w:val="24"/>
         </w:rPr>
         <w:t>SuperCollider</w:t>
       </w:r>
@@ -2926,24 +2408,18 @@
       <w:r>
         <w:rPr>
           <w:rFonts w:ascii="Arial" w:hAnsi="Arial" w:cs="Arial"/>
-          <w:sz w:val="24"/>
-          <w:szCs w:val="24"/>
         </w:rPr>
         <w:t>, Python, Processing and C++ in the production of compositions an</w:t>
       </w:r>
       <w:r>
         <w:rPr>
           <w:rFonts w:ascii="Arial" w:hAnsi="Arial" w:cs="Arial"/>
-          <w:sz w:val="24"/>
-          <w:szCs w:val="24"/>
         </w:rPr>
         <w:t>d</w:t>
       </w:r>
       <w:r>
         <w:rPr>
           <w:rFonts w:ascii="Arial" w:hAnsi="Arial" w:cs="Arial"/>
-          <w:sz w:val="24"/>
-          <w:szCs w:val="24"/>
         </w:rPr>
         <w:t xml:space="preserve"> performances (Projects)</w:t>
       </w:r>
@@ -2952,23 +2428,17 @@
       <w:pPr>
         <w:rPr>
           <w:rFonts w:ascii="Arial" w:hAnsi="Arial" w:cs="Arial"/>
-          <w:sz w:val="24"/>
-          <w:szCs w:val="24"/>
-        </w:rPr>
-      </w:pPr>
-      <w:r>
-        <w:rPr>
-          <w:rFonts w:ascii="Arial" w:eastAsia="Times New Roman" w:hAnsi="Arial" w:cs="Arial"/>
-          <w:sz w:val="24"/>
-          <w:szCs w:val="24"/>
+        </w:rPr>
+      </w:pPr>
+      <w:r>
+        <w:rPr>
+          <w:rFonts w:ascii="Arial" w:hAnsi="Arial" w:cs="Arial"/>
         </w:rPr>
         <w:t xml:space="preserve">● </w:t>
       </w:r>
       <w:r>
         <w:rPr>
           <w:rFonts w:ascii="Arial" w:hAnsi="Arial" w:cs="Arial"/>
-          <w:sz w:val="24"/>
-          <w:szCs w:val="24"/>
         </w:rPr>
         <w:t xml:space="preserve">Understand the fundamentals of computer programming languages for music and be able to implement them to build original Audio Unit &amp; </w:t>
       </w:r>
@@ -2976,8 +2446,6 @@
       <w:r>
         <w:rPr>
           <w:rFonts w:ascii="Arial" w:hAnsi="Arial" w:cs="Arial"/>
-          <w:sz w:val="24"/>
-          <w:szCs w:val="24"/>
         </w:rPr>
         <w:t>VSTplugins</w:t>
       </w:r>
@@ -2985,8 +2453,6 @@
       <w:r>
         <w:rPr>
           <w:rFonts w:ascii="Arial" w:hAnsi="Arial" w:cs="Arial"/>
-          <w:sz w:val="24"/>
-          <w:szCs w:val="24"/>
         </w:rPr>
         <w:t xml:space="preserve"> (Projects)</w:t>
       </w:r>
@@ -3545,6 +3011,17 @@
           <w:szCs w:val="24"/>
         </w:rPr>
       </w:pPr>
+    </w:p>
+    <w:p>
+      <w:pPr>
+        <w:pStyle w:val="Normal1"/>
+        <w:spacing w:line="240" w:lineRule="auto"/>
+        <w:rPr>
+          <w:color w:val="000000" w:themeColor="text1"/>
+          <w:sz w:val="24"/>
+          <w:szCs w:val="24"/>
+        </w:rPr>
+      </w:pPr>
       <w:r>
         <w:rPr>
           <w:color w:val="000000" w:themeColor="text1"/>
@@ -3571,6 +3048,138 @@
         </w:rPr>
         <w:t xml:space="preserve"> unexcused absence permitted for the semester. Your final grade will drop by 4 points for each further unexcused absence. More than four absences will result in a failing grade for the course. You are expected to participate actively in class by asking questions, bringing energy to discussions, and arriving with prepared homework/projects. Independent motivation is expected. </w:t>
       </w:r>
+    </w:p>
+    <w:p>
+      <w:pPr>
+        <w:pStyle w:val="Normal1"/>
+        <w:spacing w:line="240" w:lineRule="auto"/>
+        <w:rPr>
+          <w:color w:val="000000" w:themeColor="text1"/>
+          <w:sz w:val="24"/>
+          <w:szCs w:val="24"/>
+        </w:rPr>
+      </w:pPr>
+    </w:p>
+    <w:p>
+      <w:pPr>
+        <w:rPr>
+          <w:b/>
+          <w:bCs/>
+        </w:rPr>
+      </w:pPr>
+      <w:r>
+        <w:rPr>
+          <w:b/>
+          <w:bCs/>
+        </w:rPr>
+        <w:t>The following classes will be online</w:t>
+      </w:r>
+    </w:p>
+    <w:p>
+      <w:pPr>
+        <w:rPr>
+          <w:b/>
+          <w:bCs/>
+        </w:rPr>
+      </w:pPr>
+      <w:r>
+        <w:rPr>
+          <w:b/>
+          <w:bCs/>
+        </w:rPr>
+        <w:t>(that does not mean cancelled)</w:t>
+      </w:r>
+    </w:p>
+    <w:p>
+      <w:pPr>
+        <w:rPr>
+          <w:b/>
+          <w:bCs/>
+        </w:rPr>
+      </w:pPr>
+      <w:r>
+        <w:rPr>
+          <w:b/>
+          <w:bCs/>
+        </w:rPr>
+        <w:t>9/9</w:t>
+      </w:r>
+    </w:p>
+    <w:p>
+      <w:pPr>
+        <w:rPr>
+          <w:b/>
+          <w:bCs/>
+        </w:rPr>
+      </w:pPr>
+      <w:r>
+        <w:rPr>
+          <w:b/>
+          <w:bCs/>
+        </w:rPr>
+        <w:t>9/16</w:t>
+      </w:r>
+    </w:p>
+    <w:p>
+      <w:pPr>
+        <w:rPr>
+          <w:b/>
+          <w:bCs/>
+        </w:rPr>
+      </w:pPr>
+      <w:r>
+        <w:rPr>
+          <w:b/>
+          <w:bCs/>
+        </w:rPr>
+        <w:lastRenderedPageBreak/>
+        <w:t>10/14</w:t>
+      </w:r>
+    </w:p>
+    <w:p>
+      <w:pPr>
+        <w:rPr>
+          <w:b/>
+          <w:bCs/>
+        </w:rPr>
+      </w:pPr>
+      <w:r>
+        <w:rPr>
+          <w:b/>
+          <w:bCs/>
+        </w:rPr>
+        <w:t>11/11</w:t>
+      </w:r>
+    </w:p>
+    <w:p/>
+    <w:p>
+      <w:r>
+        <w:t>10/7 (possibly)</w:t>
+      </w:r>
+    </w:p>
+    <w:p>
+      <w:r>
+        <w:t>11/4 (possibly)</w:t>
+      </w:r>
+    </w:p>
+    <w:p>
+      <w:pPr>
+        <w:rPr>
+          <w:b/>
+          <w:bCs/>
+        </w:rPr>
+      </w:pPr>
+    </w:p>
+    <w:p>
+      <w:pPr>
+        <w:pStyle w:val="Normal1"/>
+        <w:spacing w:line="240" w:lineRule="auto"/>
+        <w:rPr>
+          <w:color w:val="000000" w:themeColor="text1"/>
+          <w:sz w:val="24"/>
+          <w:szCs w:val="24"/>
+        </w:rPr>
+      </w:pPr>
     </w:p>
     <w:p>
       <w:pPr>
@@ -3879,6 +3488,137 @@
         </w:rPr>
         <w:t xml:space="preserve">, or an </w:t>
       </w:r>
+      <w:r>
+        <w:rPr>
+          <w:color w:val="000000" w:themeColor="text1"/>
+          <w:sz w:val="24"/>
+          <w:szCs w:val="24"/>
+        </w:rPr>
+        <w:t>instrument</w:t>
+      </w:r>
+      <w:r>
+        <w:rPr>
+          <w:color w:val="000000" w:themeColor="text1"/>
+          <w:sz w:val="24"/>
+          <w:szCs w:val="24"/>
+        </w:rPr>
+        <w:t>,</w:t>
+      </w:r>
+      <w:r>
+        <w:rPr>
+          <w:color w:val="000000" w:themeColor="text1"/>
+          <w:sz w:val="24"/>
+          <w:szCs w:val="24"/>
+        </w:rPr>
+        <w:t xml:space="preserve"> or piece of art that inspires you</w:t>
+      </w:r>
+      <w:r>
+        <w:rPr>
+          <w:color w:val="000000" w:themeColor="text1"/>
+          <w:sz w:val="24"/>
+          <w:szCs w:val="24"/>
+        </w:rPr>
+        <w:t>, taking into note how computation / programming is used as an integral part</w:t>
+      </w:r>
+      <w:r>
+        <w:rPr>
+          <w:color w:val="000000" w:themeColor="text1"/>
+          <w:sz w:val="24"/>
+          <w:szCs w:val="24"/>
+        </w:rPr>
+        <w:t xml:space="preserve">. </w:t>
+      </w:r>
+    </w:p>
+    <w:p>
+      <w:pPr>
+        <w:pStyle w:val="Normal1"/>
+        <w:spacing w:line="240" w:lineRule="auto"/>
+        <w:rPr>
+          <w:color w:val="000000" w:themeColor="text1"/>
+          <w:sz w:val="24"/>
+          <w:szCs w:val="24"/>
+        </w:rPr>
+      </w:pPr>
+      <w:r>
+        <w:rPr>
+          <w:color w:val="000000" w:themeColor="text1"/>
+          <w:sz w:val="24"/>
+          <w:szCs w:val="24"/>
+        </w:rPr>
+        <w:t xml:space="preserve">It’s not </w:t>
+      </w:r>
+      <w:r>
+        <w:rPr>
+          <w:color w:val="000000" w:themeColor="text1"/>
+          <w:sz w:val="24"/>
+          <w:szCs w:val="24"/>
+        </w:rPr>
+        <w:t>enough to merely</w:t>
+      </w:r>
+      <w:r>
+        <w:rPr>
+          <w:color w:val="000000" w:themeColor="text1"/>
+          <w:sz w:val="24"/>
+          <w:szCs w:val="24"/>
+        </w:rPr>
+        <w:t xml:space="preserve"> talk about a musician you like, and some synths they use. </w:t>
+      </w:r>
+    </w:p>
+    <w:p>
+      <w:pPr>
+        <w:pStyle w:val="Normal1"/>
+        <w:spacing w:line="240" w:lineRule="auto"/>
+        <w:rPr>
+          <w:color w:val="000000" w:themeColor="text1"/>
+          <w:sz w:val="24"/>
+          <w:szCs w:val="24"/>
+        </w:rPr>
+      </w:pPr>
+      <w:r>
+        <w:rPr>
+          <w:color w:val="000000" w:themeColor="text1"/>
+          <w:sz w:val="24"/>
+          <w:szCs w:val="24"/>
+        </w:rPr>
+        <w:t xml:space="preserve">You </w:t>
+      </w:r>
+      <w:proofErr w:type="gramStart"/>
+      <w:r>
+        <w:rPr>
+          <w:color w:val="000000" w:themeColor="text1"/>
+          <w:sz w:val="24"/>
+          <w:szCs w:val="24"/>
+        </w:rPr>
+        <w:t>have to</w:t>
+      </w:r>
+      <w:proofErr w:type="gramEnd"/>
+      <w:r>
+        <w:rPr>
+          <w:color w:val="000000" w:themeColor="text1"/>
+          <w:sz w:val="24"/>
+          <w:szCs w:val="24"/>
+        </w:rPr>
+        <w:t xml:space="preserve"> identify and explain a technological process.</w:t>
+      </w:r>
+    </w:p>
+    <w:p>
+      <w:pPr>
+        <w:pStyle w:val="Normal1"/>
+        <w:spacing w:line="240" w:lineRule="auto"/>
+        <w:rPr>
+          <w:color w:val="000000" w:themeColor="text1"/>
+          <w:sz w:val="24"/>
+          <w:szCs w:val="24"/>
+        </w:rPr>
+      </w:pPr>
+      <w:r>
+        <w:rPr>
+          <w:color w:val="000000" w:themeColor="text1"/>
+          <w:sz w:val="24"/>
+          <w:szCs w:val="24"/>
+        </w:rPr>
+        <w:t xml:space="preserve">It should be appropriately cited, referenced. You should not just link to </w:t>
+      </w:r>
       <w:proofErr w:type="spellStart"/>
       <w:r>
         <w:rPr>
@@ -3886,7 +3626,7 @@
           <w:sz w:val="24"/>
           <w:szCs w:val="24"/>
         </w:rPr>
-        <w:t>instrumet</w:t>
+        <w:t>Youtube</w:t>
       </w:r>
       <w:proofErr w:type="spellEnd"/>
       <w:r>
@@ -3895,31 +3635,7 @@
           <w:sz w:val="24"/>
           <w:szCs w:val="24"/>
         </w:rPr>
-        <w:t>,</w:t>
-      </w:r>
-      <w:r>
-        <w:rPr>
-          <w:color w:val="000000" w:themeColor="text1"/>
-          <w:sz w:val="24"/>
-          <w:szCs w:val="24"/>
-        </w:rPr>
-        <w:t xml:space="preserve"> or piece of art that inspires you</w:t>
-      </w:r>
-      <w:r>
-        <w:rPr>
-          <w:color w:val="000000" w:themeColor="text1"/>
-          <w:sz w:val="24"/>
-          <w:szCs w:val="24"/>
-        </w:rPr>
-        <w:t>, taking into note how computation / programming is used as an integral part</w:t>
-      </w:r>
-      <w:r>
-        <w:rPr>
-          <w:color w:val="000000" w:themeColor="text1"/>
-          <w:sz w:val="24"/>
-          <w:szCs w:val="24"/>
-        </w:rPr>
-        <w:t xml:space="preserve">. </w:t>
+        <w:t xml:space="preserve"> videos and let the video do the talking.</w:t>
       </w:r>
     </w:p>
     <w:p>
@@ -3938,23 +3654,7 @@
           <w:sz w:val="24"/>
           <w:szCs w:val="24"/>
         </w:rPr>
-        <w:t xml:space="preserve">It’s not </w:t>
-      </w:r>
-      <w:r>
-        <w:rPr>
-          <w:color w:val="000000" w:themeColor="text1"/>
-          <w:sz w:val="24"/>
-          <w:szCs w:val="24"/>
-        </w:rPr>
-        <w:t>enough to merely</w:t>
-      </w:r>
-      <w:r>
-        <w:rPr>
-          <w:color w:val="000000" w:themeColor="text1"/>
-          <w:sz w:val="24"/>
-          <w:szCs w:val="24"/>
-        </w:rPr>
-        <w:t xml:space="preserve"> talk about a musician you like, and some synths they use. </w:t>
+        <w:t xml:space="preserve">The purpose of this assignment is to aid the development of your final project by creating an opportunity to research something that interests you for your own creative purposes and research agenda. </w:t>
       </w:r>
     </w:p>
     <w:p>
@@ -3973,25 +3673,7 @@
           <w:sz w:val="24"/>
           <w:szCs w:val="24"/>
         </w:rPr>
-        <w:t xml:space="preserve">You </w:t>
-      </w:r>
-      <w:proofErr w:type="gramStart"/>
-      <w:r>
-        <w:rPr>
-          <w:color w:val="000000" w:themeColor="text1"/>
-          <w:sz w:val="24"/>
-          <w:szCs w:val="24"/>
-        </w:rPr>
-        <w:t>have to</w:t>
-      </w:r>
-      <w:proofErr w:type="gramEnd"/>
-      <w:r>
-        <w:rPr>
-          <w:color w:val="000000" w:themeColor="text1"/>
-          <w:sz w:val="24"/>
-          <w:szCs w:val="24"/>
-        </w:rPr>
-        <w:t xml:space="preserve"> identify and explain a technological process.</w:t>
+        <w:t xml:space="preserve">25 min. </w:t>
       </w:r>
     </w:p>
     <w:p>
@@ -4004,101 +3686,25 @@
           <w:szCs w:val="24"/>
         </w:rPr>
       </w:pPr>
-      <w:r>
-        <w:rPr>
-          <w:color w:val="000000" w:themeColor="text1"/>
-          <w:sz w:val="24"/>
-          <w:szCs w:val="24"/>
-        </w:rPr>
-        <w:t xml:space="preserve">It should be appropriately cited, referenced. You should not just link to </w:t>
-      </w:r>
-      <w:proofErr w:type="spellStart"/>
-      <w:r>
-        <w:rPr>
-          <w:color w:val="000000" w:themeColor="text1"/>
-          <w:sz w:val="24"/>
-          <w:szCs w:val="24"/>
-        </w:rPr>
-        <w:t>Youtube</w:t>
-      </w:r>
-      <w:proofErr w:type="spellEnd"/>
-      <w:r>
-        <w:rPr>
-          <w:color w:val="000000" w:themeColor="text1"/>
-          <w:sz w:val="24"/>
-          <w:szCs w:val="24"/>
-        </w:rPr>
-        <w:t xml:space="preserve"> videos and let the video do the talking.</w:t>
-      </w:r>
     </w:p>
     <w:p>
       <w:pPr>
         <w:pStyle w:val="Normal1"/>
         <w:spacing w:line="240" w:lineRule="auto"/>
         <w:rPr>
-          <w:color w:val="000000" w:themeColor="text1"/>
-          <w:sz w:val="24"/>
-          <w:szCs w:val="24"/>
-        </w:rPr>
-      </w:pPr>
-      <w:r>
-        <w:rPr>
-          <w:color w:val="000000" w:themeColor="text1"/>
-          <w:sz w:val="24"/>
-          <w:szCs w:val="24"/>
-        </w:rPr>
-        <w:t xml:space="preserve">The purpose of this assignment is to aid the development of your final project by creating an opportunity to research something that interests you for your own creative purposes and research agenda. </w:t>
-      </w:r>
-    </w:p>
-    <w:p>
-      <w:pPr>
-        <w:pStyle w:val="Normal1"/>
-        <w:spacing w:line="240" w:lineRule="auto"/>
-        <w:rPr>
-          <w:color w:val="000000" w:themeColor="text1"/>
-          <w:sz w:val="24"/>
-          <w:szCs w:val="24"/>
-        </w:rPr>
-      </w:pPr>
-      <w:r>
-        <w:rPr>
-          <w:color w:val="000000" w:themeColor="text1"/>
-          <w:sz w:val="24"/>
-          <w:szCs w:val="24"/>
-        </w:rPr>
-        <w:t xml:space="preserve">25 min. </w:t>
-      </w:r>
-    </w:p>
-    <w:p>
-      <w:pPr>
-        <w:pStyle w:val="Normal1"/>
-        <w:spacing w:line="240" w:lineRule="auto"/>
-        <w:rPr>
-          <w:color w:val="000000" w:themeColor="text1"/>
-          <w:sz w:val="24"/>
-          <w:szCs w:val="24"/>
-        </w:rPr>
-      </w:pPr>
-    </w:p>
-    <w:p>
-      <w:pPr>
-        <w:pStyle w:val="Normal1"/>
-        <w:spacing w:line="240" w:lineRule="auto"/>
-        <w:rPr>
-          <w:b/>
-          <w:color w:val="000000" w:themeColor="text1"/>
-          <w:sz w:val="24"/>
-          <w:szCs w:val="24"/>
-        </w:rPr>
-      </w:pPr>
-      <w:r>
-        <w:rPr>
-          <w:b/>
-          <w:color w:val="000000" w:themeColor="text1"/>
-          <w:sz w:val="24"/>
-          <w:szCs w:val="24"/>
-        </w:rPr>
-        <w:lastRenderedPageBreak/>
+          <w:b/>
+          <w:color w:val="000000" w:themeColor="text1"/>
+          <w:sz w:val="24"/>
+          <w:szCs w:val="24"/>
+        </w:rPr>
+      </w:pPr>
+      <w:r>
+        <w:rPr>
+          <w:b/>
+          <w:color w:val="000000" w:themeColor="text1"/>
+          <w:sz w:val="24"/>
+          <w:szCs w:val="24"/>
+        </w:rPr>
         <w:t xml:space="preserve">Final Project </w:t>
       </w:r>
       <w:r>
@@ -4283,7 +3889,7 @@
           <w:sz w:val="24"/>
           <w:szCs w:val="24"/>
         </w:rPr>
-        <w:t xml:space="preserve"> something mentioned in class but not explicitly explored. </w:t>
+        <w:t xml:space="preserve"> something mentioned in class but not explicitly explored.</w:t>
       </w:r>
       <w:r>
         <w:rPr>
@@ -4292,7 +3898,7 @@
           <w:sz w:val="24"/>
           <w:szCs w:val="24"/>
         </w:rPr>
-        <w:t xml:space="preserve">You can write code for the Flying Fish Board, for a Noise Toy, in Supercollider. </w:t>
+        <w:t xml:space="preserve"> </w:t>
       </w:r>
       <w:r>
         <w:rPr>
@@ -4330,66 +3936,39 @@
         </w:rPr>
         <w:t xml:space="preserve">Students may work collaboratively. The project must be proposed and accepted by instructor. </w:t>
       </w:r>
-      <w:r>
-        <w:rPr>
+    </w:p>
+    <w:p>
+      <w:pPr>
+        <w:pStyle w:val="noformatting"/>
+        <w:rPr>
+          <w:rFonts w:ascii="Arial" w:hAnsi="Arial" w:cs="Arial"/>
+          <w:b/>
           <w:bCs/>
-          <w:color w:val="000000" w:themeColor="text1"/>
-          <w:sz w:val="24"/>
-          <w:szCs w:val="24"/>
-        </w:rPr>
-        <w:t>We may present these projects at the Tristan Perich concert, on 12/11</w:t>
-      </w:r>
-      <w:r>
-        <w:rPr>
+          <w:i/>
+          <w:color w:val="000000" w:themeColor="text1"/>
+          <w:sz w:val="24"/>
+          <w:szCs w:val="24"/>
+        </w:rPr>
+      </w:pPr>
+    </w:p>
+    <w:p>
+      <w:pPr>
+        <w:pStyle w:val="noformatting"/>
+        <w:rPr>
+          <w:rFonts w:ascii="Arial" w:hAnsi="Arial" w:cs="Arial"/>
+          <w:b/>
           <w:bCs/>
-          <w:color w:val="000000" w:themeColor="text1"/>
-          <w:sz w:val="24"/>
-          <w:szCs w:val="24"/>
-        </w:rPr>
-        <w:t>, pending feasibility and student interest</w:t>
-      </w:r>
-      <w:r>
-        <w:rPr>
+          <w:iCs/>
+          <w:color w:val="000000" w:themeColor="text1"/>
+          <w:sz w:val="24"/>
+          <w:szCs w:val="24"/>
+        </w:rPr>
+      </w:pPr>
+      <w:r>
+        <w:rPr>
+          <w:rFonts w:ascii="Arial" w:hAnsi="Arial" w:cs="Arial"/>
+          <w:b/>
           <w:bCs/>
-          <w:color w:val="000000" w:themeColor="text1"/>
-          <w:sz w:val="24"/>
-          <w:szCs w:val="24"/>
-        </w:rPr>
-        <w:t>.</w:t>
-      </w:r>
-    </w:p>
-    <w:p>
-      <w:pPr>
-        <w:pStyle w:val="noformatting"/>
-        <w:rPr>
-          <w:rFonts w:ascii="Arial" w:hAnsi="Arial" w:cs="Arial"/>
-          <w:b/>
-          <w:bCs/>
-          <w:i/>
-          <w:color w:val="000000" w:themeColor="text1"/>
-          <w:sz w:val="24"/>
-          <w:szCs w:val="24"/>
-        </w:rPr>
-      </w:pPr>
-    </w:p>
-    <w:p>
-      <w:pPr>
-        <w:pStyle w:val="noformatting"/>
-        <w:rPr>
-          <w:rFonts w:ascii="Arial" w:hAnsi="Arial" w:cs="Arial"/>
-          <w:b/>
-          <w:bCs/>
-          <w:iCs/>
-          <w:color w:val="000000" w:themeColor="text1"/>
-          <w:sz w:val="24"/>
-          <w:szCs w:val="24"/>
-        </w:rPr>
-      </w:pPr>
-      <w:r>
-        <w:rPr>
-          <w:rFonts w:ascii="Arial" w:hAnsi="Arial" w:cs="Arial"/>
-          <w:b/>
-          <w:bCs/>
           <w:iCs/>
           <w:color w:val="000000" w:themeColor="text1"/>
           <w:sz w:val="24"/>
@@ -4400,18 +3979,13 @@
     </w:p>
     <w:p>
       <w:pPr>
-        <w:spacing w:line="240" w:lineRule="auto"/>
-        <w:rPr>
-          <w:rFonts w:ascii="Arial" w:hAnsi="Arial" w:cs="Arial"/>
-          <w:sz w:val="24"/>
-          <w:szCs w:val="24"/>
-        </w:rPr>
-      </w:pPr>
-      <w:r>
-        <w:rPr>
-          <w:rFonts w:ascii="Arial" w:hAnsi="Arial" w:cs="Arial"/>
-          <w:sz w:val="24"/>
-          <w:szCs w:val="24"/>
+        <w:rPr>
+          <w:rFonts w:ascii="Arial" w:hAnsi="Arial" w:cs="Arial"/>
+        </w:rPr>
+      </w:pPr>
+      <w:r>
+        <w:rPr>
+          <w:rFonts w:ascii="Arial" w:hAnsi="Arial" w:cs="Arial"/>
         </w:rPr>
         <w:t xml:space="preserve">The use of Machine Learning tools such as ChatGPT and Claude are permitted, generally. In some </w:t>
       </w:r>
@@ -4419,8 +3993,6 @@
       <w:r>
         <w:rPr>
           <w:rFonts w:ascii="Arial" w:hAnsi="Arial" w:cs="Arial"/>
-          <w:sz w:val="24"/>
-          <w:szCs w:val="24"/>
         </w:rPr>
         <w:t>cases</w:t>
       </w:r>
@@ -4428,8 +4000,6 @@
       <w:r>
         <w:rPr>
           <w:rFonts w:ascii="Arial" w:hAnsi="Arial" w:cs="Arial"/>
-          <w:sz w:val="24"/>
-          <w:szCs w:val="24"/>
         </w:rPr>
         <w:t xml:space="preserve"> we will explore them deliberately. In some </w:t>
       </w:r>
@@ -4437,8 +4007,6 @@
       <w:r>
         <w:rPr>
           <w:rFonts w:ascii="Arial" w:hAnsi="Arial" w:cs="Arial"/>
-          <w:sz w:val="24"/>
-          <w:szCs w:val="24"/>
         </w:rPr>
         <w:t>instances</w:t>
       </w:r>
@@ -4446,36 +4014,26 @@
       <w:r>
         <w:rPr>
           <w:rFonts w:ascii="Arial" w:hAnsi="Arial" w:cs="Arial"/>
-          <w:sz w:val="24"/>
-          <w:szCs w:val="24"/>
         </w:rPr>
         <w:t xml:space="preserve"> you will be discouraged from using these tools. AI represents a sea change for humanity. It also represents a paradigm shift for pedagogy in digital literacy.  </w:t>
       </w:r>
     </w:p>
     <w:p>
       <w:pPr>
-        <w:spacing w:line="240" w:lineRule="auto"/>
-        <w:rPr>
-          <w:rFonts w:ascii="Arial" w:hAnsi="Arial" w:cs="Arial"/>
-          <w:sz w:val="24"/>
-          <w:szCs w:val="24"/>
-        </w:rPr>
-      </w:pPr>
-    </w:p>
-    <w:p>
-      <w:pPr>
-        <w:spacing w:line="240" w:lineRule="auto"/>
-        <w:rPr>
-          <w:rFonts w:ascii="Arial" w:hAnsi="Arial" w:cs="Arial"/>
-          <w:sz w:val="24"/>
-          <w:szCs w:val="24"/>
-        </w:rPr>
-      </w:pPr>
-      <w:r>
-        <w:rPr>
-          <w:rFonts w:ascii="Arial" w:hAnsi="Arial" w:cs="Arial"/>
-          <w:sz w:val="24"/>
-          <w:szCs w:val="24"/>
+        <w:rPr>
+          <w:rFonts w:ascii="Arial" w:hAnsi="Arial" w:cs="Arial"/>
+        </w:rPr>
+      </w:pPr>
+    </w:p>
+    <w:p>
+      <w:pPr>
+        <w:rPr>
+          <w:rFonts w:ascii="Arial" w:hAnsi="Arial" w:cs="Arial"/>
+        </w:rPr>
+      </w:pPr>
+      <w:r>
+        <w:rPr>
+          <w:rFonts w:ascii="Arial" w:hAnsi="Arial" w:cs="Arial"/>
         </w:rPr>
         <w:t xml:space="preserve">I expect you will want to use AI (ChatGPT and image generation tools, at a minimum), in this class. In fact, some assignments will require it. Learning to use AI is an emerging skill—be aware of its limits. If you provide minimum effort prompts, you will get low quality results. You will need to refine your prompts </w:t>
       </w:r>
@@ -4483,8 +4041,6 @@
       <w:r>
         <w:rPr>
           <w:rFonts w:ascii="Arial" w:hAnsi="Arial" w:cs="Arial"/>
-          <w:sz w:val="24"/>
-          <w:szCs w:val="24"/>
         </w:rPr>
         <w:t>in order to</w:t>
       </w:r>
@@ -4492,55 +4048,46 @@
       <w:r>
         <w:rPr>
           <w:rFonts w:ascii="Arial" w:hAnsi="Arial" w:cs="Arial"/>
-          <w:sz w:val="24"/>
-          <w:szCs w:val="24"/>
         </w:rPr>
         <w:t xml:space="preserve"> get good outcomes. This will take work.</w:t>
       </w:r>
     </w:p>
     <w:p>
       <w:pPr>
-        <w:spacing w:line="240" w:lineRule="auto"/>
-        <w:rPr>
-          <w:rFonts w:ascii="Arial" w:hAnsi="Arial" w:cs="Arial"/>
-          <w:sz w:val="24"/>
-          <w:szCs w:val="24"/>
-        </w:rPr>
-      </w:pPr>
-    </w:p>
-    <w:p>
-      <w:pPr>
-        <w:spacing w:line="240" w:lineRule="auto"/>
-        <w:rPr>
-          <w:rFonts w:ascii="Arial" w:hAnsi="Arial" w:cs="Arial"/>
-          <w:sz w:val="24"/>
-          <w:szCs w:val="24"/>
-        </w:rPr>
-      </w:pPr>
-      <w:r>
-        <w:rPr>
-          <w:rFonts w:ascii="Arial" w:hAnsi="Arial" w:cs="Arial"/>
-          <w:sz w:val="24"/>
-          <w:szCs w:val="24"/>
+        <w:rPr>
+          <w:rFonts w:ascii="Arial" w:hAnsi="Arial" w:cs="Arial"/>
+        </w:rPr>
+      </w:pPr>
+    </w:p>
+    <w:p>
+      <w:pPr>
+        <w:rPr>
+          <w:rFonts w:ascii="Arial" w:hAnsi="Arial" w:cs="Arial"/>
+        </w:rPr>
+      </w:pPr>
+      <w:r>
+        <w:rPr>
+          <w:rFonts w:ascii="Arial" w:hAnsi="Arial" w:cs="Arial"/>
         </w:rPr>
         <w:t xml:space="preserve">Don’t trust any code that your AI provides you. You will be responsible for any errors or omissions provided by the tool. AI is a tool, but one that you need to acknowledge using. Please include a paragraph or citation on any assignment that uses AI explaining what you used the AI for and what prompts you used to get the results. Failure to do so </w:t>
       </w:r>
       <w:r>
         <w:rPr>
           <w:rFonts w:ascii="Arial" w:hAnsi="Arial" w:cs="Arial"/>
-          <w:sz w:val="24"/>
-          <w:szCs w:val="24"/>
         </w:rPr>
         <w:t>is in violation of the academic honesty policies.</w:t>
       </w:r>
-    </w:p>
-    <w:p>
-      <w:pPr>
-        <w:spacing w:line="240" w:lineRule="auto"/>
-        <w:rPr>
-          <w:rFonts w:ascii="Arial" w:hAnsi="Arial" w:cs="Arial"/>
-          <w:sz w:val="24"/>
-          <w:szCs w:val="24"/>
+      <w:r>
+        <w:rPr>
+          <w:rFonts w:ascii="Arial" w:hAnsi="Arial" w:cs="Arial"/>
+        </w:rPr>
+        <w:t xml:space="preserve"> Remember: it’s valuable to flow from functional code to interesting code and sharing that evolution shares your thought process.</w:t>
+      </w:r>
+    </w:p>
+    <w:p>
+      <w:pPr>
+        <w:rPr>
+          <w:rFonts w:ascii="Arial" w:hAnsi="Arial" w:cs="Arial"/>
         </w:rPr>
       </w:pPr>
     </w:p>
@@ -4551,8 +4098,6 @@
           <w:b/>
           <w:bCs/>
           <w:color w:val="141414"/>
-          <w:sz w:val="24"/>
-          <w:szCs w:val="24"/>
         </w:rPr>
       </w:pPr>
       <w:r>
@@ -4561,8 +4106,6 @@
           <w:b/>
           <w:bCs/>
           <w:color w:val="141414"/>
-          <w:sz w:val="24"/>
-          <w:szCs w:val="24"/>
         </w:rPr>
         <w:t>A Note on Sexual Misconduct</w:t>
       </w:r>
@@ -4572,8 +4115,6 @@
           <w:b/>
           <w:bCs/>
           <w:color w:val="141414"/>
-          <w:sz w:val="24"/>
-          <w:szCs w:val="24"/>
         </w:rPr>
         <w:t>  </w:t>
@@ -4584,16 +4125,12 @@
         <w:rPr>
           <w:rFonts w:ascii="Arial" w:hAnsi="Arial" w:cs="Arial"/>
           <w:color w:val="141414"/>
-          <w:sz w:val="24"/>
-          <w:szCs w:val="24"/>
         </w:rPr>
       </w:pPr>
       <w:r>
         <w:rPr>
           <w:rFonts w:ascii="Arial" w:hAnsi="Arial" w:cs="Arial"/>
           <w:color w:val="141414"/>
-          <w:sz w:val="24"/>
-          <w:szCs w:val="24"/>
         </w:rPr>
         <w:t xml:space="preserve">Ramapo College is committed to fostering a safe, productive learning environment. Title IX and our college policy prohibit discrimination </w:t>
       </w:r>
@@ -4602,8 +4139,6 @@
         <w:rPr>
           <w:rFonts w:ascii="Arial" w:hAnsi="Arial" w:cs="Arial"/>
           <w:color w:val="141414"/>
-          <w:sz w:val="24"/>
-          <w:szCs w:val="24"/>
         </w:rPr>
         <w:t>on the basis of</w:t>
       </w:r>
@@ -4612,8 +4147,6 @@
         <w:rPr>
           <w:rFonts w:ascii="Arial" w:hAnsi="Arial" w:cs="Arial"/>
           <w:color w:val="141414"/>
-          <w:sz w:val="24"/>
-          <w:szCs w:val="24"/>
         </w:rPr>
         <w:t xml:space="preserve"> sex or gender. Sexual misconduct — including harassment, domestic and dating violence, sexual assault, and stalking are prohibited. The College encourages anyone experiencing sexual misconduct to talk to someone about what happened, so they can get the support they need and our college can respond appropriately. </w:t>
       </w:r>
@@ -4622,8 +4155,6 @@
       <w:pPr>
         <w:rPr>
           <w:rFonts w:ascii="Arial" w:hAnsi="Arial" w:cs="Arial"/>
-          <w:sz w:val="24"/>
-          <w:szCs w:val="24"/>
         </w:rPr>
       </w:pPr>
     </w:p>
@@ -4632,16 +4163,12 @@
         <w:rPr>
           <w:rFonts w:ascii="Arial" w:hAnsi="Arial" w:cs="Arial"/>
           <w:color w:val="141414"/>
-          <w:sz w:val="24"/>
-          <w:szCs w:val="24"/>
         </w:rPr>
       </w:pPr>
       <w:r>
         <w:rPr>
           <w:rFonts w:ascii="Arial" w:hAnsi="Arial" w:cs="Arial"/>
           <w:color w:val="141414"/>
-          <w:sz w:val="24"/>
-          <w:szCs w:val="24"/>
         </w:rPr>
         <w:t xml:space="preserve">If you wish to speak confidentially about an incident of sexual misconduct, please contact the Counseling Center at </w:t>
       </w:r>
@@ -4649,8 +4176,6 @@
         <w:rPr>
           <w:rFonts w:ascii="Arial" w:hAnsi="Arial" w:cs="Arial"/>
           <w:color w:val="0E24B2"/>
-          <w:sz w:val="24"/>
-          <w:szCs w:val="24"/>
         </w:rPr>
         <w:t xml:space="preserve">201-684-7522 </w:t>
       </w:r>
@@ -4658,8 +4183,6 @@
         <w:rPr>
           <w:rFonts w:ascii="Arial" w:hAnsi="Arial" w:cs="Arial"/>
           <w:color w:val="141414"/>
-          <w:sz w:val="24"/>
-          <w:szCs w:val="24"/>
         </w:rPr>
         <w:t xml:space="preserve">or </w:t>
       </w:r>
@@ -4667,8 +4190,6 @@
         <w:rPr>
           <w:rFonts w:ascii="Arial" w:hAnsi="Arial" w:cs="Arial"/>
           <w:color w:val="0E24B2"/>
-          <w:sz w:val="24"/>
-          <w:szCs w:val="24"/>
         </w:rPr>
         <w:t xml:space="preserve">201-684-6666 </w:t>
       </w:r>
@@ -4676,8 +4197,6 @@
         <w:rPr>
           <w:rFonts w:ascii="Arial" w:hAnsi="Arial" w:cs="Arial"/>
           <w:color w:val="141414"/>
-          <w:sz w:val="24"/>
-          <w:szCs w:val="24"/>
         </w:rPr>
         <w:t xml:space="preserve">during nights and weekends. If you wish to report sexual misconduct or have questions about policies and procedures regarding sexual misconduct, please contact the College’s Title IX Coordinator at </w:t>
       </w:r>
@@ -4685,8 +4204,6 @@
         <w:rPr>
           <w:rFonts w:ascii="Arial" w:hAnsi="Arial" w:cs="Arial"/>
           <w:color w:val="0E24B2"/>
-          <w:sz w:val="24"/>
-          <w:szCs w:val="24"/>
         </w:rPr>
         <w:t>201-684-7540</w:t>
       </w:r>
@@ -4694,8 +4211,6 @@
         <w:rPr>
           <w:rFonts w:ascii="Arial" w:hAnsi="Arial" w:cs="Arial"/>
           <w:color w:val="141414"/>
-          <w:sz w:val="24"/>
-          <w:szCs w:val="24"/>
         </w:rPr>
         <w:t xml:space="preserve">. </w:t>
       </w:r>
@@ -4704,27 +4219,20 @@
       <w:pPr>
         <w:rPr>
           <w:rFonts w:ascii="Arial" w:hAnsi="Arial" w:cs="Arial"/>
-          <w:sz w:val="24"/>
-          <w:szCs w:val="24"/>
-        </w:rPr>
-      </w:pPr>
-    </w:p>
-    <w:p>
-      <w:pPr>
-        <w:rPr>
-          <w:rFonts w:ascii="Arial" w:hAnsi="Arial" w:cs="Arial"/>
-          <w:sz w:val="24"/>
-          <w:szCs w:val="24"/>
+        </w:rPr>
+      </w:pPr>
+    </w:p>
+    <w:p>
+      <w:pPr>
+        <w:rPr>
+          <w:rFonts w:ascii="Arial" w:hAnsi="Arial" w:cs="Arial"/>
         </w:rPr>
       </w:pPr>
       <w:r>
         <w:rPr>
           <w:rFonts w:ascii="Arial" w:hAnsi="Arial" w:cs="Arial"/>
           <w:color w:val="141414"/>
-          <w:sz w:val="24"/>
-          <w:szCs w:val="24"/>
-        </w:rPr>
-        <w:lastRenderedPageBreak/>
+        </w:rPr>
         <w:t xml:space="preserve">The College is legally obligated to investigate reports of sexual misconduct, and therefore it cannot guarantee the confidentiality of a report, but it will consider a request for confidentiality and respect it to the extent possible. </w:t>
       </w:r>
     </w:p>
@@ -4732,8 +4240,6 @@
       <w:pPr>
         <w:rPr>
           <w:rFonts w:ascii="Arial" w:hAnsi="Arial" w:cs="Arial"/>
-          <w:sz w:val="24"/>
-          <w:szCs w:val="24"/>
         </w:rPr>
       </w:pPr>
     </w:p>
@@ -4742,16 +4248,12 @@
         <w:rPr>
           <w:rFonts w:ascii="Arial" w:hAnsi="Arial" w:cs="Arial"/>
           <w:color w:val="141414"/>
-          <w:sz w:val="24"/>
-          <w:szCs w:val="24"/>
         </w:rPr>
       </w:pPr>
       <w:r>
         <w:rPr>
           <w:rFonts w:ascii="Arial" w:hAnsi="Arial" w:cs="Arial"/>
           <w:color w:val="141414"/>
-          <w:sz w:val="24"/>
-          <w:szCs w:val="24"/>
         </w:rPr>
         <w:t xml:space="preserve">As a faculty member, I am also required by our </w:t>
       </w:r>
@@ -4760,8 +4262,6 @@
         <w:rPr>
           <w:rFonts w:ascii="Arial" w:hAnsi="Arial" w:cs="Arial"/>
           <w:color w:val="141414"/>
-          <w:sz w:val="24"/>
-          <w:szCs w:val="24"/>
         </w:rPr>
         <w:t>College</w:t>
       </w:r>
@@ -4770,19 +4270,14 @@
         <w:rPr>
           <w:rFonts w:ascii="Arial" w:hAnsi="Arial" w:cs="Arial"/>
           <w:color w:val="141414"/>
-          <w:sz w:val="24"/>
-          <w:szCs w:val="24"/>
         </w:rPr>
         <w:t xml:space="preserve"> to report incidents of sexual misconduct and thus cannot guarantee confidentiality, but I will respect your privacy and only share the information with those who have a duty to respond. Should I become aware of an incident involving sexual misconduct, I must provide our Title IX Coordinator with relevant details such as the names of those involved in the incident. </w:t>
       </w:r>
     </w:p>
     <w:p>
       <w:pPr>
-        <w:spacing w:line="240" w:lineRule="auto"/>
-        <w:rPr>
-          <w:rFonts w:ascii="Arial" w:hAnsi="Arial" w:cs="Arial"/>
-          <w:sz w:val="24"/>
-          <w:szCs w:val="24"/>
+        <w:rPr>
+          <w:rFonts w:ascii="Arial" w:hAnsi="Arial" w:cs="Arial"/>
         </w:rPr>
       </w:pPr>
     </w:p>
@@ -5018,6 +4513,7 @@
           <w:sz w:val="24"/>
           <w:szCs w:val="24"/>
         </w:rPr>
+        <w:lastRenderedPageBreak/>
         <w:t>Server and Language</w:t>
       </w:r>
       <w:r>
@@ -5108,15 +4604,11 @@
       <w:pPr>
         <w:rPr>
           <w:rFonts w:ascii="Arial" w:hAnsi="Arial" w:cs="Arial"/>
-          <w:sz w:val="24"/>
-          <w:szCs w:val="24"/>
-        </w:rPr>
-      </w:pPr>
-      <w:r>
-        <w:rPr>
-          <w:rFonts w:ascii="Arial" w:hAnsi="Arial" w:cs="Arial"/>
-          <w:sz w:val="24"/>
-          <w:szCs w:val="24"/>
+        </w:rPr>
+      </w:pPr>
+      <w:r>
+        <w:rPr>
+          <w:rFonts w:ascii="Arial" w:hAnsi="Arial" w:cs="Arial"/>
         </w:rPr>
         <w:br/>
         <w:t xml:space="preserve">SC tutorial: Getting Started With SC: sections 1 – 5 </w:t>
@@ -5127,8 +4619,6 @@
         <w:rPr>
           <w:rStyle w:val="Hyperlink"/>
           <w:rFonts w:ascii="Arial" w:hAnsi="Arial" w:cs="Arial"/>
-          <w:sz w:val="24"/>
-          <w:szCs w:val="24"/>
         </w:rPr>
       </w:pPr>
       <w:hyperlink r:id="rId20" w:history="1">
@@ -5136,8 +4626,6 @@
           <w:rPr>
             <w:rStyle w:val="Hyperlink"/>
             <w:rFonts w:ascii="Arial" w:hAnsi="Arial" w:cs="Arial"/>
-            <w:sz w:val="24"/>
-            <w:szCs w:val="24"/>
           </w:rPr>
           <w:t>https://doc.sccode.org/Tutorials/Getting-Started/00-Getting-Started-With-SC.html</w:t>
         </w:r>
@@ -5147,8 +4635,6 @@
       <w:pPr>
         <w:rPr>
           <w:rFonts w:ascii="Arial" w:hAnsi="Arial" w:cs="Arial"/>
-          <w:sz w:val="24"/>
-          <w:szCs w:val="24"/>
         </w:rPr>
       </w:pPr>
     </w:p>
@@ -5158,8 +4644,6 @@
           <w:rFonts w:ascii="Arial" w:hAnsi="Arial" w:cs="Arial"/>
           <w:b/>
           <w:bCs/>
-          <w:sz w:val="24"/>
-          <w:szCs w:val="24"/>
         </w:rPr>
       </w:pPr>
       <w:r>
@@ -5167,8 +4651,6 @@
           <w:rFonts w:ascii="Arial" w:hAnsi="Arial" w:cs="Arial"/>
           <w:b/>
           <w:bCs/>
-          <w:sz w:val="24"/>
-          <w:szCs w:val="24"/>
         </w:rPr>
         <w:t>Etude</w:t>
       </w:r>
@@ -5177,8 +4659,6 @@
           <w:rFonts w:ascii="Arial" w:hAnsi="Arial" w:cs="Arial"/>
           <w:b/>
           <w:bCs/>
-          <w:sz w:val="24"/>
-          <w:szCs w:val="24"/>
         </w:rPr>
         <w:t xml:space="preserve"> </w:t>
       </w:r>
@@ -5187,8 +4667,6 @@
           <w:rFonts w:ascii="Arial" w:hAnsi="Arial" w:cs="Arial"/>
           <w:b/>
           <w:bCs/>
-          <w:sz w:val="24"/>
-          <w:szCs w:val="24"/>
         </w:rPr>
         <w:t>1</w:t>
       </w:r>
@@ -5197,8 +4675,6 @@
           <w:rFonts w:ascii="Arial" w:hAnsi="Arial" w:cs="Arial"/>
           <w:b/>
           <w:bCs/>
-          <w:sz w:val="24"/>
-          <w:szCs w:val="24"/>
         </w:rPr>
         <w:t xml:space="preserve"> (due 9/</w:t>
       </w:r>
@@ -5207,8 +4683,6 @@
           <w:rFonts w:ascii="Arial" w:hAnsi="Arial" w:cs="Arial"/>
           <w:b/>
           <w:bCs/>
-          <w:sz w:val="24"/>
-          <w:szCs w:val="24"/>
         </w:rPr>
         <w:t xml:space="preserve">3 </w:t>
       </w:r>
@@ -5217,8 +4691,6 @@
           <w:rFonts w:ascii="Arial" w:hAnsi="Arial" w:cs="Arial"/>
           <w:b/>
           <w:bCs/>
-          <w:sz w:val="24"/>
-          <w:szCs w:val="24"/>
         </w:rPr>
         <w:t xml:space="preserve">next week): </w:t>
       </w:r>
@@ -5229,17 +4701,13 @@
           <w:rFonts w:ascii="Arial" w:hAnsi="Arial" w:cs="Arial"/>
           <w:i/>
           <w:iCs/>
-          <w:sz w:val="24"/>
-          <w:szCs w:val="24"/>
-        </w:rPr>
-      </w:pPr>
-      <w:r>
-        <w:rPr>
-          <w:rFonts w:ascii="Arial" w:hAnsi="Arial" w:cs="Arial"/>
-          <w:i/>
-          <w:iCs/>
-          <w:sz w:val="24"/>
-          <w:szCs w:val="24"/>
+        </w:rPr>
+      </w:pPr>
+      <w:r>
+        <w:rPr>
+          <w:rFonts w:ascii="Arial" w:hAnsi="Arial" w:cs="Arial"/>
+          <w:i/>
+          <w:iCs/>
         </w:rPr>
         <w:t xml:space="preserve">Go shopping! </w:t>
       </w:r>
@@ -5248,16 +4716,12 @@
       <w:pPr>
         <w:rPr>
           <w:rFonts w:ascii="Arial" w:hAnsi="Arial" w:cs="Arial"/>
-          <w:sz w:val="24"/>
-          <w:szCs w:val="24"/>
-        </w:rPr>
-      </w:pPr>
-      <w:r>
-        <w:rPr>
-          <w:rFonts w:ascii="Arial" w:hAnsi="Arial" w:cs="Arial"/>
-          <w:color w:val="000000" w:themeColor="text1"/>
-          <w:sz w:val="24"/>
-          <w:szCs w:val="24"/>
+        </w:rPr>
+      </w:pPr>
+      <w:r>
+        <w:rPr>
+          <w:rFonts w:ascii="Arial" w:hAnsi="Arial" w:cs="Arial"/>
+          <w:color w:val="000000" w:themeColor="text1"/>
         </w:rPr>
         <w:t>Try out all examples from 2 - SC2-examples_1.</w:t>
       </w:r>
@@ -5267,16 +4731,12 @@
         <w:rPr>
           <w:rFonts w:ascii="Arial" w:hAnsi="Arial" w:cs="Arial"/>
           <w:color w:val="000000" w:themeColor="text1"/>
-          <w:sz w:val="24"/>
-          <w:szCs w:val="24"/>
-        </w:rPr>
-      </w:pPr>
-      <w:r>
-        <w:rPr>
-          <w:rFonts w:ascii="Arial" w:hAnsi="Arial" w:cs="Arial"/>
-          <w:color w:val="000000" w:themeColor="text1"/>
-          <w:sz w:val="24"/>
-          <w:szCs w:val="24"/>
+        </w:rPr>
+      </w:pPr>
+      <w:r>
+        <w:rPr>
+          <w:rFonts w:ascii="Arial" w:hAnsi="Arial" w:cs="Arial"/>
+          <w:color w:val="000000" w:themeColor="text1"/>
         </w:rPr>
         <w:t>Or</w:t>
       </w:r>
@@ -5285,16 +4745,12 @@
       <w:pPr>
         <w:rPr>
           <w:rFonts w:ascii="Arial" w:hAnsi="Arial" w:cs="Arial"/>
-          <w:sz w:val="24"/>
-          <w:szCs w:val="24"/>
-        </w:rPr>
-      </w:pPr>
-      <w:r>
-        <w:rPr>
-          <w:rFonts w:ascii="Arial" w:hAnsi="Arial" w:cs="Arial"/>
-          <w:color w:val="000000" w:themeColor="text1"/>
-          <w:sz w:val="24"/>
-          <w:szCs w:val="24"/>
+        </w:rPr>
+      </w:pPr>
+      <w:r>
+        <w:rPr>
+          <w:rFonts w:ascii="Arial" w:hAnsi="Arial" w:cs="Arial"/>
+          <w:color w:val="000000" w:themeColor="text1"/>
         </w:rPr>
         <w:t xml:space="preserve"> Go to </w:t>
       </w:r>
@@ -5303,8 +4759,6 @@
           <w:rPr>
             <w:rStyle w:val="Hyperlink"/>
             <w:rFonts w:ascii="Arial" w:hAnsi="Arial" w:cs="Arial"/>
-            <w:sz w:val="24"/>
-            <w:szCs w:val="24"/>
           </w:rPr>
           <w:t>http://sccode.org/</w:t>
         </w:r>
@@ -5313,16 +4767,12 @@
         <w:rPr>
           <w:rFonts w:ascii="Arial" w:hAnsi="Arial" w:cs="Arial"/>
           <w:color w:val="000000" w:themeColor="text1"/>
-          <w:sz w:val="24"/>
-          <w:szCs w:val="24"/>
         </w:rPr>
         <w:t xml:space="preserve">  </w:t>
       </w:r>
       <w:r>
         <w:rPr>
           <w:rFonts w:ascii="Arial" w:hAnsi="Arial" w:cs="Arial"/>
-          <w:sz w:val="24"/>
-          <w:szCs w:val="24"/>
         </w:rPr>
         <w:t xml:space="preserve">Try out at least 10 sound examples. </w:t>
       </w:r>
@@ -5331,31 +4781,23 @@
       <w:pPr>
         <w:rPr>
           <w:rFonts w:ascii="Arial" w:hAnsi="Arial" w:cs="Arial"/>
-          <w:sz w:val="24"/>
-          <w:szCs w:val="24"/>
-        </w:rPr>
-      </w:pPr>
-      <w:r>
-        <w:rPr>
-          <w:rFonts w:ascii="Arial" w:hAnsi="Arial" w:cs="Arial"/>
-          <w:sz w:val="24"/>
-          <w:szCs w:val="24"/>
+        </w:rPr>
+      </w:pPr>
+      <w:r>
+        <w:rPr>
+          <w:rFonts w:ascii="Arial" w:hAnsi="Arial" w:cs="Arial"/>
         </w:rPr>
         <w:t>Select one that you would like to understand better and</w:t>
       </w:r>
       <w:r>
         <w:rPr>
           <w:rFonts w:ascii="Arial" w:hAnsi="Arial" w:cs="Arial"/>
-          <w:sz w:val="24"/>
-          <w:szCs w:val="24"/>
         </w:rPr>
         <w:t xml:space="preserve"> modify it.</w:t>
       </w:r>
       <w:r>
         <w:rPr>
           <w:rFonts w:ascii="Arial" w:hAnsi="Arial" w:cs="Arial"/>
-          <w:sz w:val="24"/>
-          <w:szCs w:val="24"/>
         </w:rPr>
         <w:t xml:space="preserve"> </w:t>
       </w:r>
@@ -5364,15 +4806,11 @@
       <w:pPr>
         <w:rPr>
           <w:rFonts w:ascii="Arial" w:hAnsi="Arial" w:cs="Arial"/>
-          <w:sz w:val="24"/>
-          <w:szCs w:val="24"/>
-        </w:rPr>
-      </w:pPr>
-      <w:r>
-        <w:rPr>
-          <w:rFonts w:ascii="Arial" w:hAnsi="Arial" w:cs="Arial"/>
-          <w:sz w:val="24"/>
-          <w:szCs w:val="24"/>
+        </w:rPr>
+      </w:pPr>
+      <w:r>
+        <w:rPr>
+          <w:rFonts w:ascii="Arial" w:hAnsi="Arial" w:cs="Arial"/>
         </w:rPr>
         <w:t>Modify it so it sounds like something you are excited about.</w:t>
       </w:r>
@@ -5381,23 +4819,17 @@
       <w:pPr>
         <w:rPr>
           <w:rFonts w:ascii="Arial" w:hAnsi="Arial" w:cs="Arial"/>
-          <w:sz w:val="24"/>
-          <w:szCs w:val="24"/>
-        </w:rPr>
-      </w:pPr>
-      <w:r>
-        <w:rPr>
-          <w:rFonts w:ascii="Arial" w:hAnsi="Arial" w:cs="Arial"/>
-          <w:sz w:val="24"/>
-          <w:szCs w:val="24"/>
+        </w:rPr>
+      </w:pPr>
+      <w:r>
+        <w:rPr>
+          <w:rFonts w:ascii="Arial" w:hAnsi="Arial" w:cs="Arial"/>
         </w:rPr>
         <w:t>S</w:t>
       </w:r>
       <w:r>
         <w:rPr>
           <w:rFonts w:ascii="Arial" w:hAnsi="Arial" w:cs="Arial"/>
-          <w:sz w:val="24"/>
-          <w:szCs w:val="24"/>
         </w:rPr>
         <w:t xml:space="preserve">ubmit it on </w:t>
       </w:r>
@@ -5405,8 +4837,6 @@
       <w:r>
         <w:rPr>
           <w:rFonts w:ascii="Arial" w:hAnsi="Arial" w:cs="Arial"/>
-          <w:sz w:val="24"/>
-          <w:szCs w:val="24"/>
         </w:rPr>
         <w:t>github</w:t>
       </w:r>
@@ -5414,16 +4844,12 @@
       <w:r>
         <w:rPr>
           <w:rFonts w:ascii="Arial" w:hAnsi="Arial" w:cs="Arial"/>
-          <w:sz w:val="24"/>
-          <w:szCs w:val="24"/>
         </w:rPr>
         <w:t>.</w:t>
       </w:r>
       <w:r>
         <w:rPr>
           <w:rFonts w:ascii="Arial" w:hAnsi="Arial" w:cs="Arial"/>
-          <w:sz w:val="24"/>
-          <w:szCs w:val="24"/>
         </w:rPr>
         <w:t xml:space="preserve"> </w:t>
       </w:r>
@@ -6026,6 +5452,7 @@
           <w:sz w:val="24"/>
           <w:szCs w:val="24"/>
         </w:rPr>
+        <w:lastRenderedPageBreak/>
         <w:t>Bring to class these working instruments and prepare by learning how to use them. We will improvise together!</w:t>
       </w:r>
       <w:r>
@@ -6339,15 +5766,7 @@
           <w:sz w:val="24"/>
           <w:szCs w:val="24"/>
         </w:rPr>
-        <w:t xml:space="preserve">David Behrman is a composer and artist active since the 1960s. Over the years he has made sound and multimedia installations for gallery spaces as well as musical compositions for performance in concerts. Most of his pieces feature flexible structures and the use of technology in personal ways; compositions rely on interactive real-time relationships with imaginative </w:t>
-      </w:r>
-      <w:r>
-        <w:rPr>
-          <w:sz w:val="24"/>
-          <w:szCs w:val="24"/>
-        </w:rPr>
-        <w:lastRenderedPageBreak/>
-        <w:t xml:space="preserve">performers. Together with Robert Ashley, Alvin Lucier and Gordon Mumma, Behrman founded the Sonic Arts Union in 1966. He had a long association with the Merce Cunningham Dance Company as composer and performer, created music for several of the Company’s repertory pieces, and was a member of the Company’s Music Committee during its last years. He was a fellow at the American Academy in Berlin in 2016. Audio recordings of his works are on the XI, Lovely Music, Pogus, New World, WERGO, Black Truffle Records and Alga </w:t>
+        <w:t xml:space="preserve">David Behrman is a composer and artist active since the 1960s. Over the years he has made sound and multimedia installations for gallery spaces as well as musical compositions for performance in concerts. Most of his pieces feature flexible structures and the use of technology in personal ways; compositions rely on interactive real-time relationships with imaginative performers. Together with Robert Ashley, Alvin Lucier and Gordon Mumma, Behrman founded the Sonic Arts Union in 1966. He had a long association with the Merce Cunningham Dance Company as composer and performer, created music for several of the Company’s repertory pieces, and was a member of the Company’s Music Committee during its last years. He was a fellow at the American Academy in Berlin in 2016. Audio recordings of his works are on the XI, Lovely Music, Pogus, New World, WERGO, Black Truffle Records and Alga </w:t>
       </w:r>
       <w:proofErr w:type="spellStart"/>
       <w:r>
@@ -7474,6 +6893,7 @@
           <w:sz w:val="24"/>
           <w:szCs w:val="24"/>
         </w:rPr>
+        <w:lastRenderedPageBreak/>
         <w:t>Joh</w:t>
       </w:r>
       <w:r>
@@ -7967,7 +7387,6 @@
           <w:sz w:val="24"/>
           <w:szCs w:val="24"/>
         </w:rPr>
-        <w:lastRenderedPageBreak/>
         <w:t xml:space="preserve">Incorporate a sampler into your favorite </w:t>
       </w:r>
       <w:proofErr w:type="spellStart"/>
@@ -8807,7 +8226,6 @@
           <w:sz w:val="24"/>
           <w:szCs w:val="24"/>
         </w:rPr>
-        <w:lastRenderedPageBreak/>
         <w:t xml:space="preserve">Exploration of Daisy </w:t>
       </w:r>
       <w:proofErr w:type="spellStart"/>
@@ -9097,6 +8515,7 @@
           <w:sz w:val="24"/>
           <w:szCs w:val="24"/>
         </w:rPr>
+        <w:lastRenderedPageBreak/>
         <w:t xml:space="preserve">Class 10 Wednesday </w:t>
       </w:r>
       <w:r>
@@ -9441,17 +8860,7 @@
           <w:sz w:val="24"/>
           <w:szCs w:val="24"/>
         </w:rPr>
-        <w:t xml:space="preserve">, to allow groundbreaking sonic research into a rich unexploited area: the manipulation of large sound corpora. Indeed, with access to, genesis of, and storage of large sound </w:t>
-      </w:r>
-      <w:r>
-        <w:rPr>
-          <w:iCs/>
-          <w:color w:val="000000" w:themeColor="text1"/>
-          <w:sz w:val="24"/>
-          <w:szCs w:val="24"/>
-        </w:rPr>
-        <w:lastRenderedPageBreak/>
-        <w:t>banks now commonplace, novel ways of abstracting and manipulating them are needed to mine their inherent potential.</w:t>
+        <w:t>, to allow groundbreaking sonic research into a rich unexploited area: the manipulation of large sound corpora. Indeed, with access to, genesis of, and storage of large sound banks now commonplace, novel ways of abstracting and manipulating them are needed to mine their inherent potential.</w:t>
       </w:r>
       <w:r>
         <w:rPr>
@@ -9830,6 +9239,7 @@
           <w:sz w:val="24"/>
           <w:szCs w:val="24"/>
         </w:rPr>
+        <w:lastRenderedPageBreak/>
         <w:t>Class 1</w:t>
       </w:r>
       <w:r>
@@ -10003,8 +9413,6 @@
         <w:rPr>
           <w:rFonts w:ascii="Arial" w:hAnsi="Arial" w:cs="Arial"/>
           <w:color w:val="000000" w:themeColor="text1"/>
-          <w:sz w:val="24"/>
-          <w:szCs w:val="24"/>
         </w:rPr>
       </w:pPr>
     </w:p>
@@ -10029,9 +9437,6 @@
 <w:endnotes xmlns:wpc="http://schemas.microsoft.com/office/word/2010/wordprocessingCanvas" xmlns:cx="http://schemas.microsoft.com/office/drawing/2014/chartex" xmlns:cx1="http://schemas.microsoft.com/office/drawing/2015/9/8/chartex" xmlns:cx2="http://schemas.microsoft.com/office/drawing/2015/10/21/chartex" xmlns:cx3="http://schemas.microsoft.com/office/drawing/2016/5/9/chartex" xmlns:cx4="http://schemas.microsoft.com/office/drawing/2016/5/10/chartex" xmlns:cx5="http://schemas.microsoft.com/office/drawing/2016/5/11/chartex" xmlns:cx6="http://schemas.microsoft.com/office/drawing/2016/5/12/chartex" xmlns:cx7="http://schemas.microsoft.com/office/drawing/2016/5/13/chartex" xmlns:cx8="http://schemas.microsoft.com/office/drawing/2016/5/14/chartex" xmlns:mc="http://schemas.openxmlformats.org/markup-compatibility/2006" xmlns:aink="http://schemas.microsoft.com/office/drawing/2016/ink" xmlns:am3d="http://schemas.microsoft.com/office/drawing/2017/model3d" xmlns:o="urn:schemas-microsoft-com:office:office" xmlns:oel="http://schemas.microsoft.com/office/2019/extlst" xmlns:r="http://schemas.openxmlformats.org/officeDocument/2006/relationships" xmlns:m="http://schemas.openxmlformats.org/officeDocument/2006/math" xmlns:v="urn:schemas-microsoft-com:vml" xmlns:wp14="http://schemas.microsoft.com/office/word/2010/wordprocessingDrawing" xmlns:wp="http://schemas.openxmlformats.org/drawingml/2006/wordprocessingDrawing" xmlns:w10="urn:schemas-microsoft-com:office:word" xmlns:w="http://schemas.openxmlformats.org/wordprocessingml/2006/main" xmlns:w14="http://schemas.microsoft.com/office/word/2010/wordml" xmlns:w15="http://schemas.microsoft.com/office/word/2012/wordml" xmlns:w16cex="http://schemas.microsoft.com/office/word/2018/wordml/cex" xmlns:w16cid="http://schemas.microsoft.com/office/word/2016/wordml/cid" xmlns:w16="http://schemas.microsoft.com/office/word/2018/wordml" xmlns:w16du="http://schemas.microsoft.com/office/word/2023/wordml/word16du" xmlns:w16sdtdh="http://schemas.microsoft.com/office/word/2020/wordml/sdtdatahash" xmlns:w16sdtfl="http://schemas.microsoft.com/office/word/2024/wordml/sdtformatlock" xmlns:w16se="http://schemas.microsoft.com/office/word/2015/wordml/symex" xmlns:wpg="http://schemas.microsoft.com/office/word/2010/wordprocessingGroup" xmlns:wpi="http://schemas.microsoft.com/office/word/2010/wordprocessingInk" xmlns:wne="http://schemas.microsoft.com/office/word/2006/wordml" xmlns:wps="http://schemas.microsoft.com/office/word/2010/wordprocessingShape" mc:Ignorable="w14 w15 w16se w16cid w16 w16cex w16sdtdh w16sdtfl w16du wp14">
   <w:endnote w:type="separator" w:id="-1">
     <w:p>
-      <w:pPr>
-        <w:spacing w:line="240" w:lineRule="auto"/>
-      </w:pPr>
       <w:r>
         <w:separator/>
       </w:r>
@@ -10039,9 +9444,6 @@
   </w:endnote>
   <w:endnote w:type="continuationSeparator" w:id="0">
     <w:p>
-      <w:pPr>
-        <w:spacing w:line="240" w:lineRule="auto"/>
-      </w:pPr>
       <w:r>
         <w:continuationSeparator/>
       </w:r>
@@ -10084,9 +9486,6 @@
 <w:footnotes xmlns:wpc="http://schemas.microsoft.com/office/word/2010/wordprocessingCanvas" xmlns:cx="http://schemas.microsoft.com/office/drawing/2014/chartex" xmlns:cx1="http://schemas.microsoft.com/office/drawing/2015/9/8/chartex" xmlns:cx2="http://schemas.microsoft.com/office/drawing/2015/10/21/chartex" xmlns:cx3="http://schemas.microsoft.com/office/drawing/2016/5/9/chartex" xmlns:cx4="http://schemas.microsoft.com/office/drawing/2016/5/10/chartex" xmlns:cx5="http://schemas.microsoft.com/office/drawing/2016/5/11/chartex" xmlns:cx6="http://schemas.microsoft.com/office/drawing/2016/5/12/chartex" xmlns:cx7="http://schemas.microsoft.com/office/drawing/2016/5/13/chartex" xmlns:cx8="http://schemas.microsoft.com/office/drawing/2016/5/14/chartex" xmlns:mc="http://schemas.openxmlformats.org/markup-compatibility/2006" xmlns:aink="http://schemas.microsoft.com/office/drawing/2016/ink" xmlns:am3d="http://schemas.microsoft.com/office/drawing/2017/model3d" xmlns:o="urn:schemas-microsoft-com:office:office" xmlns:oel="http://schemas.microsoft.com/office/2019/extlst" xmlns:r="http://schemas.openxmlformats.org/officeDocument/2006/relationships" xmlns:m="http://schemas.openxmlformats.org/officeDocument/2006/math" xmlns:v="urn:schemas-microsoft-com:vml" xmlns:wp14="http://schemas.microsoft.com/office/word/2010/wordprocessingDrawing" xmlns:wp="http://schemas.openxmlformats.org/drawingml/2006/wordprocessingDrawing" xmlns:w10="urn:schemas-microsoft-com:office:word" xmlns:w="http://schemas.openxmlformats.org/wordprocessingml/2006/main" xmlns:w14="http://schemas.microsoft.com/office/word/2010/wordml" xmlns:w15="http://schemas.microsoft.com/office/word/2012/wordml" xmlns:w16cex="http://schemas.microsoft.com/office/word/2018/wordml/cex" xmlns:w16cid="http://schemas.microsoft.com/office/word/2016/wordml/cid" xmlns:w16="http://schemas.microsoft.com/office/word/2018/wordml" xmlns:w16du="http://schemas.microsoft.com/office/word/2023/wordml/word16du" xmlns:w16sdtdh="http://schemas.microsoft.com/office/word/2020/wordml/sdtdatahash" xmlns:w16sdtfl="http://schemas.microsoft.com/office/word/2024/wordml/sdtformatlock" xmlns:w16se="http://schemas.microsoft.com/office/word/2015/wordml/symex" xmlns:wpg="http://schemas.microsoft.com/office/word/2010/wordprocessingGroup" xmlns:wpi="http://schemas.microsoft.com/office/word/2010/wordprocessingInk" xmlns:wne="http://schemas.microsoft.com/office/word/2006/wordml" xmlns:wps="http://schemas.microsoft.com/office/word/2010/wordprocessingShape" mc:Ignorable="w14 w15 w16se w16cid w16 w16cex w16sdtdh w16sdtfl w16du wp14">
   <w:footnote w:type="separator" w:id="-1">
     <w:p>
-      <w:pPr>
-        <w:spacing w:line="240" w:lineRule="auto"/>
-      </w:pPr>
       <w:r>
         <w:separator/>
       </w:r>
@@ -10094,9 +9493,6 @@
   </w:footnote>
   <w:footnote w:type="continuationSeparator" w:id="0">
     <w:p>
-      <w:pPr>
-        <w:spacing w:line="240" w:lineRule="auto"/>
-      </w:pPr>
       <w:r>
         <w:continuationSeparator/>
       </w:r>
@@ -14874,12 +14270,14 @@
   <w:style w:type="paragraph" w:default="1" w:styleId="Normal">
     <w:name w:val="Normal"/>
     <w:qFormat/>
-    <w:rsid w:val="000F7326"/>
+    <w:rsid w:val="00B86F06"/>
     <w:pPr>
-      <w:spacing w:after="0"/>
+      <w:spacing w:after="0" w:line="240" w:lineRule="auto"/>
     </w:pPr>
     <w:rPr>
-      <w:rFonts w:ascii="Times New Roman" w:hAnsi="Times New Roman"/>
+      <w:rFonts w:ascii="Times New Roman" w:eastAsia="Times New Roman" w:hAnsi="Times New Roman" w:cs="Times New Roman"/>
+      <w:sz w:val="24"/>
+      <w:szCs w:val="24"/>
     </w:rPr>
   </w:style>
   <w:style w:type="paragraph" w:styleId="Heading2">
@@ -14890,11 +14288,10 @@
     <w:qFormat/>
     <w:rsid w:val="00832527"/>
     <w:pPr>
-      <w:spacing w:before="100" w:beforeAutospacing="1" w:after="100" w:afterAutospacing="1" w:line="240" w:lineRule="auto"/>
+      <w:spacing w:before="100" w:beforeAutospacing="1" w:after="100" w:afterAutospacing="1"/>
       <w:outlineLvl w:val="1"/>
     </w:pPr>
     <w:rPr>
-      <w:rFonts w:eastAsia="Times New Roman" w:cs="Times New Roman"/>
       <w:b/>
       <w:bCs/>
       <w:sz w:val="36"/>
@@ -14966,9 +14363,6 @@
     <w:semiHidden/>
     <w:unhideWhenUsed/>
     <w:rsid w:val="007D5786"/>
-    <w:pPr>
-      <w:spacing w:line="240" w:lineRule="auto"/>
-    </w:pPr>
     <w:rPr>
       <w:rFonts w:ascii="Tahoma" w:hAnsi="Tahoma" w:cs="Tahoma"/>
       <w:sz w:val="16"/>
@@ -14995,12 +14389,14 @@
     <w:qFormat/>
     <w:rsid w:val="009F2409"/>
     <w:pPr>
-      <w:spacing w:after="200"/>
+      <w:spacing w:after="200" w:line="276" w:lineRule="auto"/>
       <w:ind w:left="720"/>
       <w:contextualSpacing/>
     </w:pPr>
     <w:rPr>
-      <w:rFonts w:asciiTheme="minorHAnsi" w:hAnsiTheme="minorHAnsi"/>
+      <w:rFonts w:asciiTheme="minorHAnsi" w:eastAsiaTheme="minorHAnsi" w:hAnsiTheme="minorHAnsi" w:cstheme="minorBidi"/>
+      <w:sz w:val="22"/>
+      <w:szCs w:val="22"/>
     </w:rPr>
   </w:style>
   <w:style w:type="paragraph" w:styleId="NormalWeb">
@@ -15010,13 +14406,8 @@
     <w:unhideWhenUsed/>
     <w:rsid w:val="00386D11"/>
     <w:pPr>
-      <w:spacing w:before="100" w:beforeAutospacing="1" w:after="100" w:afterAutospacing="1" w:line="240" w:lineRule="auto"/>
+      <w:spacing w:before="100" w:beforeAutospacing="1" w:after="100" w:afterAutospacing="1"/>
     </w:pPr>
-    <w:rPr>
-      <w:rFonts w:eastAsia="Times New Roman" w:cs="Times New Roman"/>
-      <w:sz w:val="24"/>
-      <w:szCs w:val="24"/>
-    </w:rPr>
   </w:style>
   <w:style w:type="paragraph" w:styleId="Header">
     <w:name w:val="header"/>
@@ -15030,8 +14421,12 @@
         <w:tab w:val="center" w:pos="4680"/>
         <w:tab w:val="right" w:pos="9360"/>
       </w:tabs>
-      <w:spacing w:line="240" w:lineRule="auto"/>
     </w:pPr>
+    <w:rPr>
+      <w:rFonts w:eastAsiaTheme="minorHAnsi" w:cstheme="minorBidi"/>
+      <w:sz w:val="22"/>
+      <w:szCs w:val="22"/>
+    </w:rPr>
   </w:style>
   <w:style w:type="character" w:customStyle="1" w:styleId="HeaderChar">
     <w:name w:val="Header Char"/>
@@ -15055,8 +14450,12 @@
         <w:tab w:val="center" w:pos="4680"/>
         <w:tab w:val="right" w:pos="9360"/>
       </w:tabs>
-      <w:spacing w:line="240" w:lineRule="auto"/>
     </w:pPr>
+    <w:rPr>
+      <w:rFonts w:eastAsiaTheme="minorHAnsi" w:cstheme="minorBidi"/>
+      <w:sz w:val="22"/>
+      <w:szCs w:val="22"/>
+    </w:rPr>
   </w:style>
   <w:style w:type="character" w:customStyle="1" w:styleId="FooterChar">
     <w:name w:val="Footer Char"/>
@@ -15090,10 +14489,11 @@
     <w:rsid w:val="00570BB8"/>
     <w:pPr>
       <w:widowControl w:val="0"/>
-      <w:spacing w:line="240" w:lineRule="auto"/>
     </w:pPr>
     <w:rPr>
-      <w:rFonts w:ascii="Calibri" w:hAnsi="Calibri" w:cs="Times New Roman"/>
+      <w:rFonts w:ascii="Calibri" w:eastAsiaTheme="minorHAnsi" w:hAnsi="Calibri"/>
+      <w:sz w:val="22"/>
+      <w:szCs w:val="22"/>
     </w:rPr>
   </w:style>
   <w:style w:type="character" w:styleId="FollowedHyperlink">
@@ -15135,10 +14535,9 @@
         <w:tab w:val="left" w:pos="13740"/>
         <w:tab w:val="left" w:pos="14656"/>
       </w:tabs>
-      <w:spacing w:line="240" w:lineRule="auto"/>
     </w:pPr>
     <w:rPr>
-      <w:rFonts w:ascii="Courier New" w:eastAsia="Times New Roman" w:hAnsi="Courier New" w:cs="Courier New"/>
+      <w:rFonts w:ascii="Courier New" w:hAnsi="Courier New" w:cs="Courier New"/>
       <w:sz w:val="20"/>
       <w:szCs w:val="20"/>
     </w:rPr>
@@ -15199,10 +14598,8 @@
     <w:semiHidden/>
     <w:unhideWhenUsed/>
     <w:rsid w:val="00DE59D3"/>
-    <w:pPr>
-      <w:spacing w:line="240" w:lineRule="auto"/>
-    </w:pPr>
     <w:rPr>
+      <w:rFonts w:eastAsiaTheme="minorHAnsi" w:cstheme="minorBidi"/>
       <w:sz w:val="20"/>
       <w:szCs w:val="20"/>
     </w:rPr>
@@ -15313,9 +14710,10 @@
     <w:qFormat/>
     <w:rsid w:val="00374F41"/>
     <w:pPr>
-      <w:spacing w:after="200" w:line="240" w:lineRule="auto"/>
+      <w:spacing w:after="200"/>
     </w:pPr>
     <w:rPr>
+      <w:rFonts w:eastAsiaTheme="minorHAnsi" w:cstheme="minorBidi"/>
       <w:i/>
       <w:iCs/>
       <w:color w:val="1F497D" w:themeColor="text2"/>

--- a/Ramapo620-50_syllabus1.1docx.docx
+++ b/Ramapo620-50_syllabus1.1docx.docx
@@ -63,7 +63,6 @@
         </w:rPr>
         <w:t xml:space="preserve">0 - </w:t>
       </w:r>
-      <w:proofErr w:type="gramStart"/>
       <w:r>
         <w:rPr>
           <w:rFonts w:ascii="Arial" w:hAnsi="Arial" w:cs="Arial"/>
@@ -76,15 +75,7 @@
           <w:rFonts w:ascii="Arial" w:hAnsi="Arial" w:cs="Arial"/>
           <w:color w:val="000000" w:themeColor="text1"/>
         </w:rPr>
-        <w:t>0 :</w:t>
-      </w:r>
-      <w:proofErr w:type="gramEnd"/>
-      <w:r>
-        <w:rPr>
-          <w:rFonts w:ascii="Arial" w:hAnsi="Arial" w:cs="Arial"/>
-          <w:color w:val="000000" w:themeColor="text1"/>
-        </w:rPr>
-        <w:t xml:space="preserve"> </w:t>
+        <w:t xml:space="preserve">0 : </w:t>
       </w:r>
       <w:r>
         <w:rPr>
@@ -357,23 +348,7 @@
           <w:rFonts w:ascii="Arial" w:hAnsi="Arial" w:cs="Arial"/>
           <w:color w:val="000000" w:themeColor="text1"/>
         </w:rPr>
-        <w:t xml:space="preserve">This course provides a foundational introduction to music programming languages. </w:t>
-      </w:r>
-      <w:proofErr w:type="spellStart"/>
-      <w:r>
-        <w:rPr>
-          <w:rFonts w:ascii="Arial" w:hAnsi="Arial" w:cs="Arial"/>
-          <w:color w:val="000000" w:themeColor="text1"/>
-        </w:rPr>
-        <w:t>SuperCollider</w:t>
-      </w:r>
-      <w:proofErr w:type="spellEnd"/>
-      <w:r>
-        <w:rPr>
-          <w:rFonts w:ascii="Arial" w:hAnsi="Arial" w:cs="Arial"/>
-          <w:color w:val="000000" w:themeColor="text1"/>
-        </w:rPr>
-        <w:t xml:space="preserve">, </w:t>
+        <w:t xml:space="preserve">This course provides a foundational introduction to music programming languages. SuperCollider, </w:t>
       </w:r>
       <w:r>
         <w:rPr>
@@ -1128,7 +1103,6 @@
           <w:color w:val="000000"/>
         </w:rPr>
       </w:pPr>
-      <w:proofErr w:type="spellStart"/>
       <w:r>
         <w:rPr>
           <w:rFonts w:ascii="Arial" w:hAnsi="Arial" w:cs="Arial"/>
@@ -1136,48 +1110,27 @@
           <w:iCs/>
           <w:color w:val="000000"/>
         </w:rPr>
-        <w:t>collection:"Tutorials</w:t>
-      </w:r>
-      <w:proofErr w:type="spellEnd"/>
-      <w:r>
+        <w:t>collection:"Tutorials/Max Tutorials@cycling74"</w:t>
+      </w:r>
+    </w:p>
+    <w:p>
+      <w:pPr>
+        <w:ind w:left="2160"/>
         <w:rPr>
           <w:rFonts w:ascii="Arial" w:hAnsi="Arial" w:cs="Arial"/>
           <w:b/>
           <w:iCs/>
           <w:color w:val="000000"/>
         </w:rPr>
-        <w:t>/Max Tutorials@cycling74"</w:t>
-      </w:r>
-    </w:p>
-    <w:p>
-      <w:pPr>
-        <w:ind w:left="2160"/>
+      </w:pPr>
+      <w:r>
         <w:rPr>
           <w:rFonts w:ascii="Arial" w:hAnsi="Arial" w:cs="Arial"/>
           <w:b/>
           <w:iCs/>
           <w:color w:val="000000"/>
         </w:rPr>
-      </w:pPr>
-      <w:proofErr w:type="spellStart"/>
-      <w:r>
-        <w:rPr>
-          <w:rFonts w:ascii="Arial" w:hAnsi="Arial" w:cs="Arial"/>
-          <w:b/>
-          <w:iCs/>
-          <w:color w:val="000000"/>
-        </w:rPr>
-        <w:t>collection:"Tutorials</w:t>
-      </w:r>
-      <w:proofErr w:type="spellEnd"/>
-      <w:r>
-        <w:rPr>
-          <w:rFonts w:ascii="Arial" w:hAnsi="Arial" w:cs="Arial"/>
-          <w:b/>
-          <w:iCs/>
-          <w:color w:val="000000"/>
-        </w:rPr>
-        <w:t>/MSP Tutorials@cycling74"</w:t>
+        <w:t>collection:"Tutorials/MSP Tutorials@cycling74"</w:t>
       </w:r>
     </w:p>
     <w:p>
@@ -1365,23 +1318,7 @@
           <w:rFonts w:ascii="Arial" w:hAnsi="Arial" w:cs="Arial"/>
           <w:color w:val="000000" w:themeColor="text1"/>
         </w:rPr>
-        <w:t xml:space="preserve">Extremely powerful </w:t>
-      </w:r>
-      <w:proofErr w:type="gramStart"/>
-      <w:r>
-        <w:rPr>
-          <w:rFonts w:ascii="Arial" w:hAnsi="Arial" w:cs="Arial"/>
-          <w:color w:val="000000" w:themeColor="text1"/>
-        </w:rPr>
-        <w:t>code based</w:t>
-      </w:r>
-      <w:proofErr w:type="gramEnd"/>
-      <w:r>
-        <w:rPr>
-          <w:rFonts w:ascii="Arial" w:hAnsi="Arial" w:cs="Arial"/>
-          <w:color w:val="000000" w:themeColor="text1"/>
-        </w:rPr>
-        <w:t xml:space="preserve"> platform</w:t>
+        <w:t>Extremely powerful code based platform</w:t>
       </w:r>
     </w:p>
     <w:p>
@@ -1552,17 +1489,8 @@
           <w:rFonts w:ascii="Arial" w:hAnsi="Arial" w:cs="Arial"/>
           <w:color w:val="000000" w:themeColor="text1"/>
         </w:rPr>
-        <w:t xml:space="preserve">Daisy </w:t>
-      </w:r>
-      <w:proofErr w:type="spellStart"/>
-      <w:r>
-        <w:rPr>
-          <w:rFonts w:ascii="Arial" w:hAnsi="Arial" w:cs="Arial"/>
-          <w:color w:val="000000" w:themeColor="text1"/>
-        </w:rPr>
-        <w:t>ElectroSmith</w:t>
-      </w:r>
-      <w:proofErr w:type="spellEnd"/>
+        <w:t>Daisy ElectroSmith</w:t>
+      </w:r>
     </w:p>
     <w:p>
       <w:pPr>
@@ -1630,27 +1558,7 @@
           <w:color w:val="000000" w:themeColor="text1"/>
         </w:rPr>
         <w:lastRenderedPageBreak/>
-        <w:t xml:space="preserve">“Daisy is an embedded platform for music. It features everything you need for creating high fidelity audio hardware devices. Just plug in a USB cable and start making sound! Programming the Daisy is a breeze with support for </w:t>
-      </w:r>
-      <w:proofErr w:type="gramStart"/>
-      <w:r>
-        <w:rPr>
-          <w:rFonts w:ascii="Arial" w:hAnsi="Arial" w:cs="Arial"/>
-          <w:i/>
-          <w:iCs/>
-          <w:color w:val="000000" w:themeColor="text1"/>
-        </w:rPr>
-        <w:t>a number of</w:t>
-      </w:r>
-      <w:proofErr w:type="gramEnd"/>
-      <w:r>
-        <w:rPr>
-          <w:rFonts w:ascii="Arial" w:hAnsi="Arial" w:cs="Arial"/>
-          <w:i/>
-          <w:iCs/>
-          <w:color w:val="000000" w:themeColor="text1"/>
-        </w:rPr>
-        <w:t xml:space="preserve"> languages including C++, Arduino, and Max/MSP Gen~. To get started, simply upload an example program over USB, and start tweaking!”</w:t>
+        <w:t>“Daisy is an embedded platform for music. It features everything you need for creating high fidelity audio hardware devices. Just plug in a USB cable and start making sound! Programming the Daisy is a breeze with support for a number of languages including C++, Arduino, and Max/MSP Gen~. To get started, simply upload an example program over USB, and start tweaking!”</w:t>
       </w:r>
     </w:p>
     <w:p>
@@ -1756,25 +1664,8 @@
           <w:rFonts w:ascii="Arial" w:hAnsi="Arial" w:cs="Arial"/>
           <w:color w:val="000000" w:themeColor="text1"/>
         </w:rPr>
-        <w:t xml:space="preserve">Since this is a coding class, we use Git for version tracking. I am </w:t>
-      </w:r>
-      <w:proofErr w:type="spellStart"/>
-      <w:r>
-        <w:rPr>
-          <w:rFonts w:ascii="Arial" w:hAnsi="Arial" w:cs="Arial"/>
-          <w:color w:val="000000" w:themeColor="text1"/>
-        </w:rPr>
-        <w:t>constanting</w:t>
-      </w:r>
-      <w:proofErr w:type="spellEnd"/>
-      <w:r>
-        <w:rPr>
-          <w:rFonts w:ascii="Arial" w:hAnsi="Arial" w:cs="Arial"/>
-          <w:color w:val="000000" w:themeColor="text1"/>
-        </w:rPr>
-        <w:t xml:space="preserve"> updating, refining, refactoring, and revising code bases throughout the semester and many times throughout the week. Please learn to use </w:t>
-      </w:r>
-      <w:proofErr w:type="spellStart"/>
+        <w:t xml:space="preserve">Since this is a coding class, we use Git for version tracking. I am constanting updating, refining, refactoring, and revising code bases throughout the semester and many times throughout the week. Please learn to use </w:t>
+      </w:r>
       <w:r>
         <w:rPr>
           <w:rFonts w:ascii="Arial" w:hAnsi="Arial" w:cs="Arial"/>
@@ -1784,7 +1675,6 @@
         </w:rPr>
         <w:t>Github</w:t>
       </w:r>
-      <w:proofErr w:type="spellEnd"/>
       <w:r>
         <w:rPr>
           <w:rFonts w:ascii="Arial" w:hAnsi="Arial" w:cs="Arial"/>
@@ -1799,23 +1689,7 @@
           <w:rFonts w:ascii="Arial" w:hAnsi="Arial" w:cs="Arial"/>
           <w:color w:val="000000" w:themeColor="text1"/>
         </w:rPr>
-        <w:t xml:space="preserve">Download </w:t>
-      </w:r>
-      <w:proofErr w:type="spellStart"/>
-      <w:r>
-        <w:rPr>
-          <w:rFonts w:ascii="Arial" w:hAnsi="Arial" w:cs="Arial"/>
-          <w:color w:val="000000" w:themeColor="text1"/>
-        </w:rPr>
-        <w:t>Github</w:t>
-      </w:r>
-      <w:proofErr w:type="spellEnd"/>
-      <w:r>
-        <w:rPr>
-          <w:rFonts w:ascii="Arial" w:hAnsi="Arial" w:cs="Arial"/>
-          <w:color w:val="000000" w:themeColor="text1"/>
-        </w:rPr>
-        <w:t xml:space="preserve"> Desktop and make an account asap.</w:t>
+        <w:t>Download Github Desktop and make an account asap.</w:t>
       </w:r>
     </w:p>
     <w:p>
@@ -1970,95 +1844,7 @@
           <w:sz w:val="28"/>
           <w:szCs w:val="28"/>
         </w:rPr>
-        <w:t xml:space="preserve"> Download </w:t>
-      </w:r>
-      <w:proofErr w:type="spellStart"/>
-      <w:r>
-        <w:rPr>
-          <w:i w:val="0"/>
-          <w:iCs w:val="0"/>
-          <w:color w:val="000000" w:themeColor="text1"/>
-          <w:sz w:val="28"/>
-          <w:szCs w:val="28"/>
-        </w:rPr>
-        <w:t>Github</w:t>
-      </w:r>
-      <w:proofErr w:type="spellEnd"/>
-      <w:r>
-        <w:rPr>
-          <w:i w:val="0"/>
-          <w:iCs w:val="0"/>
-          <w:color w:val="000000" w:themeColor="text1"/>
-          <w:sz w:val="28"/>
-          <w:szCs w:val="28"/>
-        </w:rPr>
-        <w:t xml:space="preserve"> desktop, </w:t>
-      </w:r>
-      <w:proofErr w:type="gramStart"/>
-      <w:r>
-        <w:rPr>
-          <w:i w:val="0"/>
-          <w:iCs w:val="0"/>
-          <w:color w:val="000000" w:themeColor="text1"/>
-          <w:sz w:val="28"/>
-          <w:szCs w:val="28"/>
-        </w:rPr>
-        <w:t>Go</w:t>
-      </w:r>
-      <w:proofErr w:type="gramEnd"/>
-      <w:r>
-        <w:rPr>
-          <w:i w:val="0"/>
-          <w:iCs w:val="0"/>
-          <w:color w:val="000000" w:themeColor="text1"/>
-          <w:sz w:val="28"/>
-          <w:szCs w:val="28"/>
-        </w:rPr>
-        <w:t xml:space="preserve"> to the link above, and click "open with </w:t>
-      </w:r>
-      <w:proofErr w:type="spellStart"/>
-      <w:r>
-        <w:rPr>
-          <w:i w:val="0"/>
-          <w:iCs w:val="0"/>
-          <w:color w:val="000000" w:themeColor="text1"/>
-          <w:sz w:val="28"/>
-          <w:szCs w:val="28"/>
-        </w:rPr>
-        <w:t>github</w:t>
-      </w:r>
-      <w:proofErr w:type="spellEnd"/>
-      <w:r>
-        <w:rPr>
-          <w:i w:val="0"/>
-          <w:iCs w:val="0"/>
-          <w:color w:val="000000" w:themeColor="text1"/>
-          <w:sz w:val="28"/>
-          <w:szCs w:val="28"/>
-        </w:rPr>
-        <w:t xml:space="preserve"> desktop". It will automatically download the class repository locally. You must check this every </w:t>
-      </w:r>
-      <w:proofErr w:type="gramStart"/>
-      <w:r>
-        <w:rPr>
-          <w:i w:val="0"/>
-          <w:iCs w:val="0"/>
-          <w:color w:val="000000" w:themeColor="text1"/>
-          <w:sz w:val="28"/>
-          <w:szCs w:val="28"/>
-        </w:rPr>
-        <w:t>week, and</w:t>
-      </w:r>
-      <w:proofErr w:type="gramEnd"/>
-      <w:r>
-        <w:rPr>
-          <w:i w:val="0"/>
-          <w:iCs w:val="0"/>
-          <w:color w:val="000000" w:themeColor="text1"/>
-          <w:sz w:val="28"/>
-          <w:szCs w:val="28"/>
-        </w:rPr>
-        <w:t xml:space="preserve"> see if I have pushed any changes.</w:t>
+        <w:t xml:space="preserve"> Download Github desktop, Go to the link above, and click "open with github desktop". It will automatically download the class repository locally. You must check this every week, and see if I have pushed any changes.</w:t>
       </w:r>
     </w:p>
     <w:p>
@@ -2124,16 +1910,8 @@
         <w:rPr>
           <w:rFonts w:ascii="Arial" w:hAnsi="Arial" w:cs="Arial"/>
         </w:rPr>
-        <w:t xml:space="preserve">● Production Techniques: evaluate and apply advanced techniques in music production, synthesis, recording, programming, editing, and </w:t>
-      </w:r>
-      <w:proofErr w:type="gramStart"/>
-      <w:r>
-        <w:rPr>
-          <w:rFonts w:ascii="Arial" w:hAnsi="Arial" w:cs="Arial"/>
-        </w:rPr>
-        <w:t>mastering;</w:t>
-      </w:r>
-      <w:proofErr w:type="gramEnd"/>
+        <w:t>● Production Techniques: evaluate and apply advanced techniques in music production, synthesis, recording, programming, editing, and mastering;</w:t>
+      </w:r>
     </w:p>
     <w:p>
       <w:pPr>
@@ -2157,16 +1935,8 @@
         <w:rPr>
           <w:rFonts w:ascii="Arial" w:hAnsi="Arial" w:cs="Arial"/>
         </w:rPr>
-        <w:t xml:space="preserve">Theoretical Foundations: identify and interpret core theoretical foundations of </w:t>
-      </w:r>
-      <w:proofErr w:type="gramStart"/>
-      <w:r>
-        <w:rPr>
-          <w:rFonts w:ascii="Arial" w:hAnsi="Arial" w:cs="Arial"/>
-        </w:rPr>
-        <w:t>audio;</w:t>
-      </w:r>
-      <w:proofErr w:type="gramEnd"/>
+        <w:t>Theoretical Foundations: identify and interpret core theoretical foundations of audio;</w:t>
+      </w:r>
     </w:p>
     <w:p>
       <w:pPr>
@@ -2191,16 +1961,8 @@
         <w:rPr>
           <w:rFonts w:ascii="Arial" w:hAnsi="Arial" w:cs="Arial"/>
         </w:rPr>
-        <w:t xml:space="preserve">Context: analyze and articulate the importance of context in diverse practices within music </w:t>
-      </w:r>
-      <w:proofErr w:type="gramStart"/>
-      <w:r>
-        <w:rPr>
-          <w:rFonts w:ascii="Arial" w:hAnsi="Arial" w:cs="Arial"/>
-        </w:rPr>
-        <w:t>technology;</w:t>
-      </w:r>
-      <w:proofErr w:type="gramEnd"/>
+        <w:t>Context: analyze and articulate the importance of context in diverse practices within music technology;</w:t>
+      </w:r>
     </w:p>
     <w:p>
       <w:pPr>
@@ -2224,16 +1986,8 @@
         <w:rPr>
           <w:rFonts w:ascii="Arial" w:hAnsi="Arial" w:cs="Arial"/>
         </w:rPr>
-        <w:t xml:space="preserve">Musicianship and Production: integrate traditional, non-Western, and experimental approaches to musicianship and composition with music production </w:t>
-      </w:r>
-      <w:proofErr w:type="gramStart"/>
-      <w:r>
-        <w:rPr>
-          <w:rFonts w:ascii="Arial" w:hAnsi="Arial" w:cs="Arial"/>
-        </w:rPr>
-        <w:t>skills;</w:t>
-      </w:r>
-      <w:proofErr w:type="gramEnd"/>
+        <w:t>Musicianship and Production: integrate traditional, non-Western, and experimental approaches to musicianship and composition with music production skills;</w:t>
+      </w:r>
     </w:p>
     <w:p>
       <w:pPr>
@@ -2395,21 +2149,7 @@
         <w:rPr>
           <w:rFonts w:ascii="Arial" w:hAnsi="Arial" w:cs="Arial"/>
         </w:rPr>
-        <w:t xml:space="preserve">Demonstrate the ability to create programs in </w:t>
-      </w:r>
-      <w:proofErr w:type="spellStart"/>
-      <w:r>
-        <w:rPr>
-          <w:rFonts w:ascii="Arial" w:hAnsi="Arial" w:cs="Arial"/>
-        </w:rPr>
-        <w:t>SuperCollider</w:t>
-      </w:r>
-      <w:proofErr w:type="spellEnd"/>
-      <w:r>
-        <w:rPr>
-          <w:rFonts w:ascii="Arial" w:hAnsi="Arial" w:cs="Arial"/>
-        </w:rPr>
-        <w:t>, Python, Processing and C++ in the production of compositions an</w:t>
+        <w:t>Demonstrate the ability to create programs in SuperCollider, Python, Processing and C++ in the production of compositions an</w:t>
       </w:r>
       <w:r>
         <w:rPr>
@@ -2440,21 +2180,7 @@
         <w:rPr>
           <w:rFonts w:ascii="Arial" w:hAnsi="Arial" w:cs="Arial"/>
         </w:rPr>
-        <w:t xml:space="preserve">Understand the fundamentals of computer programming languages for music and be able to implement them to build original Audio Unit &amp; </w:t>
-      </w:r>
-      <w:proofErr w:type="spellStart"/>
-      <w:r>
-        <w:rPr>
-          <w:rFonts w:ascii="Arial" w:hAnsi="Arial" w:cs="Arial"/>
-        </w:rPr>
-        <w:t>VSTplugins</w:t>
-      </w:r>
-      <w:proofErr w:type="spellEnd"/>
-      <w:r>
-        <w:rPr>
-          <w:rFonts w:ascii="Arial" w:hAnsi="Arial" w:cs="Arial"/>
-        </w:rPr>
-        <w:t xml:space="preserve"> (Projects)</w:t>
+        <w:t>Understand the fundamentals of computer programming languages for music and be able to implement them to build original Audio Unit &amp; VSTplugins (Projects)</w:t>
       </w:r>
     </w:p>
     <w:p>
@@ -2980,25 +2706,7 @@
           <w:sz w:val="24"/>
           <w:szCs w:val="24"/>
         </w:rPr>
-        <w:t xml:space="preserve"> work and experiment in class. Discussions, critiques lectures and demonstrations provide the basis for the successful completion of projects, and they are difficult to re-create outside of class. </w:t>
-      </w:r>
-      <w:proofErr w:type="gramStart"/>
-      <w:r>
-        <w:rPr>
-          <w:color w:val="000000" w:themeColor="text1"/>
-          <w:sz w:val="24"/>
-          <w:szCs w:val="24"/>
-        </w:rPr>
-        <w:t>In order to</w:t>
-      </w:r>
-      <w:proofErr w:type="gramEnd"/>
-      <w:r>
-        <w:rPr>
-          <w:color w:val="000000" w:themeColor="text1"/>
-          <w:sz w:val="24"/>
-          <w:szCs w:val="24"/>
-        </w:rPr>
-        <w:t xml:space="preserve"> participate, you must be in attendance. </w:t>
+        <w:t xml:space="preserve"> work and experiment in class. Discussions, critiques lectures and demonstrations provide the basis for the successful completion of projects, and they are difficult to re-create outside of class. In order to participate, you must be in attendance. </w:t>
       </w:r>
     </w:p>
     <w:p>
@@ -3318,18 +3026,8 @@
           <w:sz w:val="24"/>
           <w:szCs w:val="24"/>
         </w:rPr>
-        <w:t xml:space="preserve">catch </w:t>
-      </w:r>
-      <w:proofErr w:type="gramStart"/>
-      <w:r>
-        <w:rPr>
-          <w:color w:val="000000" w:themeColor="text1"/>
-          <w:sz w:val="24"/>
-          <w:szCs w:val="24"/>
-        </w:rPr>
-        <w:t>up!—</w:t>
-      </w:r>
-      <w:proofErr w:type="gramEnd"/>
+        <w:t>catch up!—</w:t>
+      </w:r>
       <w:r>
         <w:rPr>
           <w:color w:val="000000" w:themeColor="text1"/>
@@ -3580,25 +3278,7 @@
           <w:sz w:val="24"/>
           <w:szCs w:val="24"/>
         </w:rPr>
-        <w:t xml:space="preserve">You </w:t>
-      </w:r>
-      <w:proofErr w:type="gramStart"/>
-      <w:r>
-        <w:rPr>
-          <w:color w:val="000000" w:themeColor="text1"/>
-          <w:sz w:val="24"/>
-          <w:szCs w:val="24"/>
-        </w:rPr>
-        <w:t>have to</w:t>
-      </w:r>
-      <w:proofErr w:type="gramEnd"/>
-      <w:r>
-        <w:rPr>
-          <w:color w:val="000000" w:themeColor="text1"/>
-          <w:sz w:val="24"/>
-          <w:szCs w:val="24"/>
-        </w:rPr>
-        <w:t xml:space="preserve"> identify and explain a technological process.</w:t>
+        <w:t>You have to identify and explain a technological process.</w:t>
       </w:r>
     </w:p>
     <w:p>
@@ -3617,25 +3297,7 @@
           <w:sz w:val="24"/>
           <w:szCs w:val="24"/>
         </w:rPr>
-        <w:t xml:space="preserve">It should be appropriately cited, referenced. You should not just link to </w:t>
-      </w:r>
-      <w:proofErr w:type="spellStart"/>
-      <w:r>
-        <w:rPr>
-          <w:color w:val="000000" w:themeColor="text1"/>
-          <w:sz w:val="24"/>
-          <w:szCs w:val="24"/>
-        </w:rPr>
-        <w:t>Youtube</w:t>
-      </w:r>
-      <w:proofErr w:type="spellEnd"/>
-      <w:r>
-        <w:rPr>
-          <w:color w:val="000000" w:themeColor="text1"/>
-          <w:sz w:val="24"/>
-          <w:szCs w:val="24"/>
-        </w:rPr>
-        <w:t xml:space="preserve"> videos and let the video do the talking.</w:t>
+        <w:t>It should be appropriately cited, referenced. You should not just link to Youtube videos and let the video do the talking.</w:t>
       </w:r>
     </w:p>
     <w:p>
@@ -3987,69 +3649,27 @@
         <w:rPr>
           <w:rFonts w:ascii="Arial" w:hAnsi="Arial" w:cs="Arial"/>
         </w:rPr>
-        <w:t xml:space="preserve">The use of Machine Learning tools such as ChatGPT and Claude are permitted, generally. In some </w:t>
-      </w:r>
-      <w:proofErr w:type="gramStart"/>
-      <w:r>
-        <w:rPr>
-          <w:rFonts w:ascii="Arial" w:hAnsi="Arial" w:cs="Arial"/>
-        </w:rPr>
-        <w:t>cases</w:t>
-      </w:r>
-      <w:proofErr w:type="gramEnd"/>
-      <w:r>
-        <w:rPr>
-          <w:rFonts w:ascii="Arial" w:hAnsi="Arial" w:cs="Arial"/>
-        </w:rPr>
-        <w:t xml:space="preserve"> we will explore them deliberately. In some </w:t>
-      </w:r>
-      <w:proofErr w:type="gramStart"/>
-      <w:r>
-        <w:rPr>
-          <w:rFonts w:ascii="Arial" w:hAnsi="Arial" w:cs="Arial"/>
-        </w:rPr>
-        <w:t>instances</w:t>
-      </w:r>
-      <w:proofErr w:type="gramEnd"/>
-      <w:r>
-        <w:rPr>
-          <w:rFonts w:ascii="Arial" w:hAnsi="Arial" w:cs="Arial"/>
-        </w:rPr>
-        <w:t xml:space="preserve"> you will be discouraged from using these tools. AI represents a sea change for humanity. It also represents a paradigm shift for pedagogy in digital literacy.  </w:t>
-      </w:r>
-    </w:p>
-    <w:p>
-      <w:pPr>
-        <w:rPr>
-          <w:rFonts w:ascii="Arial" w:hAnsi="Arial" w:cs="Arial"/>
-        </w:rPr>
-      </w:pPr>
-    </w:p>
-    <w:p>
-      <w:pPr>
-        <w:rPr>
-          <w:rFonts w:ascii="Arial" w:hAnsi="Arial" w:cs="Arial"/>
-        </w:rPr>
-      </w:pPr>
-      <w:r>
-        <w:rPr>
-          <w:rFonts w:ascii="Arial" w:hAnsi="Arial" w:cs="Arial"/>
-        </w:rPr>
-        <w:t xml:space="preserve">I expect you will want to use AI (ChatGPT and image generation tools, at a minimum), in this class. In fact, some assignments will require it. Learning to use AI is an emerging skill—be aware of its limits. If you provide minimum effort prompts, you will get low quality results. You will need to refine your prompts </w:t>
-      </w:r>
-      <w:proofErr w:type="gramStart"/>
-      <w:r>
-        <w:rPr>
-          <w:rFonts w:ascii="Arial" w:hAnsi="Arial" w:cs="Arial"/>
-        </w:rPr>
-        <w:t>in order to</w:t>
-      </w:r>
-      <w:proofErr w:type="gramEnd"/>
-      <w:r>
-        <w:rPr>
-          <w:rFonts w:ascii="Arial" w:hAnsi="Arial" w:cs="Arial"/>
-        </w:rPr>
-        <w:t xml:space="preserve"> get good outcomes. This will take work.</w:t>
+        <w:t xml:space="preserve">The use of Machine Learning tools such as ChatGPT and Claude are permitted, generally. In some cases we will explore them deliberately. In some instances you will be discouraged from using these tools. AI represents a sea change for humanity. It also represents a paradigm shift for pedagogy in digital literacy.  </w:t>
+      </w:r>
+    </w:p>
+    <w:p>
+      <w:pPr>
+        <w:rPr>
+          <w:rFonts w:ascii="Arial" w:hAnsi="Arial" w:cs="Arial"/>
+        </w:rPr>
+      </w:pPr>
+    </w:p>
+    <w:p>
+      <w:pPr>
+        <w:rPr>
+          <w:rFonts w:ascii="Arial" w:hAnsi="Arial" w:cs="Arial"/>
+        </w:rPr>
+      </w:pPr>
+      <w:r>
+        <w:rPr>
+          <w:rFonts w:ascii="Arial" w:hAnsi="Arial" w:cs="Arial"/>
+        </w:rPr>
+        <w:t>I expect you will want to use AI (ChatGPT and image generation tools, at a minimum), in this class. In fact, some assignments will require it. Learning to use AI is an emerging skill—be aware of its limits. If you provide minimum effort prompts, you will get low quality results. You will need to refine your prompts in order to get good outcomes. This will take work.</w:t>
       </w:r>
     </w:p>
     <w:p>
@@ -4132,146 +3752,114 @@
           <w:rFonts w:ascii="Arial" w:hAnsi="Arial" w:cs="Arial"/>
           <w:color w:val="141414"/>
         </w:rPr>
-        <w:t xml:space="preserve">Ramapo College is committed to fostering a safe, productive learning environment. Title IX and our college policy prohibit discrimination </w:t>
-      </w:r>
-      <w:proofErr w:type="gramStart"/>
-      <w:r>
+        <w:t xml:space="preserve">Ramapo College is committed to fostering a safe, productive learning environment. Title IX and our college policy prohibit discrimination on the basis of sex or gender. Sexual misconduct — including harassment, domestic and dating violence, sexual assault, and stalking are prohibited. The College encourages anyone experiencing sexual misconduct to talk to someone about what happened, so they can get the support they need and our college can respond appropriately. </w:t>
+      </w:r>
+    </w:p>
+    <w:p>
+      <w:pPr>
+        <w:rPr>
+          <w:rFonts w:ascii="Arial" w:hAnsi="Arial" w:cs="Arial"/>
+        </w:rPr>
+      </w:pPr>
+    </w:p>
+    <w:p>
+      <w:pPr>
         <w:rPr>
           <w:rFonts w:ascii="Arial" w:hAnsi="Arial" w:cs="Arial"/>
           <w:color w:val="141414"/>
         </w:rPr>
-        <w:t>on the basis of</w:t>
-      </w:r>
-      <w:proofErr w:type="gramEnd"/>
+      </w:pPr>
       <w:r>
         <w:rPr>
           <w:rFonts w:ascii="Arial" w:hAnsi="Arial" w:cs="Arial"/>
           <w:color w:val="141414"/>
         </w:rPr>
-        <w:t xml:space="preserve"> sex or gender. Sexual misconduct — including harassment, domestic and dating violence, sexual assault, and stalking are prohibited. The College encourages anyone experiencing sexual misconduct to talk to someone about what happened, so they can get the support they need and our college can respond appropriately. </w:t>
-      </w:r>
-    </w:p>
-    <w:p>
-      <w:pPr>
-        <w:rPr>
-          <w:rFonts w:ascii="Arial" w:hAnsi="Arial" w:cs="Arial"/>
-        </w:rPr>
-      </w:pPr>
-    </w:p>
-    <w:p>
-      <w:pPr>
+        <w:t xml:space="preserve">If you wish to speak confidentially about an incident of sexual misconduct, please contact the Counseling Center at </w:t>
+      </w:r>
+      <w:r>
+        <w:rPr>
+          <w:rFonts w:ascii="Arial" w:hAnsi="Arial" w:cs="Arial"/>
+          <w:color w:val="0E24B2"/>
+        </w:rPr>
+        <w:t xml:space="preserve">201-684-7522 </w:t>
+      </w:r>
+      <w:r>
         <w:rPr>
           <w:rFonts w:ascii="Arial" w:hAnsi="Arial" w:cs="Arial"/>
           <w:color w:val="141414"/>
         </w:rPr>
-      </w:pPr>
+        <w:t xml:space="preserve">or </w:t>
+      </w:r>
+      <w:r>
+        <w:rPr>
+          <w:rFonts w:ascii="Arial" w:hAnsi="Arial" w:cs="Arial"/>
+          <w:color w:val="0E24B2"/>
+        </w:rPr>
+        <w:t xml:space="preserve">201-684-6666 </w:t>
+      </w:r>
       <w:r>
         <w:rPr>
           <w:rFonts w:ascii="Arial" w:hAnsi="Arial" w:cs="Arial"/>
           <w:color w:val="141414"/>
         </w:rPr>
-        <w:t xml:space="preserve">If you wish to speak confidentially about an incident of sexual misconduct, please contact the Counseling Center at </w:t>
+        <w:t xml:space="preserve">during nights and weekends. If you wish to report sexual misconduct or have questions about policies and procedures regarding sexual misconduct, please contact the College’s Title IX Coordinator at </w:t>
       </w:r>
       <w:r>
         <w:rPr>
           <w:rFonts w:ascii="Arial" w:hAnsi="Arial" w:cs="Arial"/>
           <w:color w:val="0E24B2"/>
         </w:rPr>
-        <w:t xml:space="preserve">201-684-7522 </w:t>
+        <w:t>201-684-7540</w:t>
       </w:r>
       <w:r>
         <w:rPr>
           <w:rFonts w:ascii="Arial" w:hAnsi="Arial" w:cs="Arial"/>
           <w:color w:val="141414"/>
         </w:rPr>
-        <w:t xml:space="preserve">or </w:t>
-      </w:r>
-      <w:r>
-        <w:rPr>
-          <w:rFonts w:ascii="Arial" w:hAnsi="Arial" w:cs="Arial"/>
-          <w:color w:val="0E24B2"/>
-        </w:rPr>
-        <w:t xml:space="preserve">201-684-6666 </w:t>
-      </w:r>
+        <w:t xml:space="preserve">. </w:t>
+      </w:r>
+    </w:p>
+    <w:p>
+      <w:pPr>
+        <w:rPr>
+          <w:rFonts w:ascii="Arial" w:hAnsi="Arial" w:cs="Arial"/>
+        </w:rPr>
+      </w:pPr>
+    </w:p>
+    <w:p>
+      <w:pPr>
+        <w:rPr>
+          <w:rFonts w:ascii="Arial" w:hAnsi="Arial" w:cs="Arial"/>
+        </w:rPr>
+      </w:pPr>
       <w:r>
         <w:rPr>
           <w:rFonts w:ascii="Arial" w:hAnsi="Arial" w:cs="Arial"/>
           <w:color w:val="141414"/>
         </w:rPr>
-        <w:t xml:space="preserve">during nights and weekends. If you wish to report sexual misconduct or have questions about policies and procedures regarding sexual misconduct, please contact the College’s Title IX Coordinator at </w:t>
-      </w:r>
-      <w:r>
-        <w:rPr>
-          <w:rFonts w:ascii="Arial" w:hAnsi="Arial" w:cs="Arial"/>
-          <w:color w:val="0E24B2"/>
-        </w:rPr>
-        <w:t>201-684-7540</w:t>
-      </w:r>
-      <w:r>
+        <w:t xml:space="preserve">The College is legally obligated to investigate reports of sexual misconduct, and therefore it cannot guarantee the confidentiality of a report, but it will consider a request for confidentiality and respect it to the extent possible. </w:t>
+      </w:r>
+    </w:p>
+    <w:p>
+      <w:pPr>
+        <w:rPr>
+          <w:rFonts w:ascii="Arial" w:hAnsi="Arial" w:cs="Arial"/>
+        </w:rPr>
+      </w:pPr>
+    </w:p>
+    <w:p>
+      <w:pPr>
         <w:rPr>
           <w:rFonts w:ascii="Arial" w:hAnsi="Arial" w:cs="Arial"/>
           <w:color w:val="141414"/>
         </w:rPr>
-        <w:t xml:space="preserve">. </w:t>
-      </w:r>
-    </w:p>
-    <w:p>
-      <w:pPr>
-        <w:rPr>
-          <w:rFonts w:ascii="Arial" w:hAnsi="Arial" w:cs="Arial"/>
-        </w:rPr>
-      </w:pPr>
-    </w:p>
-    <w:p>
-      <w:pPr>
-        <w:rPr>
-          <w:rFonts w:ascii="Arial" w:hAnsi="Arial" w:cs="Arial"/>
-        </w:rPr>
       </w:pPr>
       <w:r>
         <w:rPr>
           <w:rFonts w:ascii="Arial" w:hAnsi="Arial" w:cs="Arial"/>
           <w:color w:val="141414"/>
         </w:rPr>
-        <w:t xml:space="preserve">The College is legally obligated to investigate reports of sexual misconduct, and therefore it cannot guarantee the confidentiality of a report, but it will consider a request for confidentiality and respect it to the extent possible. </w:t>
-      </w:r>
-    </w:p>
-    <w:p>
-      <w:pPr>
-        <w:rPr>
-          <w:rFonts w:ascii="Arial" w:hAnsi="Arial" w:cs="Arial"/>
-        </w:rPr>
-      </w:pPr>
-    </w:p>
-    <w:p>
-      <w:pPr>
-        <w:rPr>
-          <w:rFonts w:ascii="Arial" w:hAnsi="Arial" w:cs="Arial"/>
-          <w:color w:val="141414"/>
-        </w:rPr>
-      </w:pPr>
-      <w:r>
-        <w:rPr>
-          <w:rFonts w:ascii="Arial" w:hAnsi="Arial" w:cs="Arial"/>
-          <w:color w:val="141414"/>
-        </w:rPr>
-        <w:t xml:space="preserve">As a faculty member, I am also required by our </w:t>
-      </w:r>
-      <w:proofErr w:type="gramStart"/>
-      <w:r>
-        <w:rPr>
-          <w:rFonts w:ascii="Arial" w:hAnsi="Arial" w:cs="Arial"/>
-          <w:color w:val="141414"/>
-        </w:rPr>
-        <w:t>College</w:t>
-      </w:r>
-      <w:proofErr w:type="gramEnd"/>
-      <w:r>
-        <w:rPr>
-          <w:rFonts w:ascii="Arial" w:hAnsi="Arial" w:cs="Arial"/>
-          <w:color w:val="141414"/>
-        </w:rPr>
-        <w:t xml:space="preserve"> to report incidents of sexual misconduct and thus cannot guarantee confidentiality, but I will respect your privacy and only share the information with those who have a duty to respond. Should I become aware of an incident involving sexual misconduct, I must provide our Title IX Coordinator with relevant details such as the names of those involved in the incident. </w:t>
+        <w:t xml:space="preserve">As a faculty member, I am also required by our College to report incidents of sexual misconduct and thus cannot guarantee confidentiality, but I will respect your privacy and only share the information with those who have a duty to respond. Should I become aware of an incident involving sexual misconduct, I must provide our Title IX Coordinator with relevant details such as the names of those involved in the incident. </w:t>
       </w:r>
     </w:p>
     <w:p>
@@ -4459,25 +4047,7 @@
           <w:b/>
           <w:bCs/>
         </w:rPr>
-        <w:t xml:space="preserve">Introduction to the </w:t>
-      </w:r>
-      <w:proofErr w:type="spellStart"/>
-      <w:r>
-        <w:rPr>
-          <w:rFonts w:ascii="Arial" w:hAnsi="Arial" w:cs="Arial"/>
-          <w:b/>
-          <w:bCs/>
-        </w:rPr>
-        <w:t>SuperCollider</w:t>
-      </w:r>
-      <w:proofErr w:type="spellEnd"/>
-      <w:r>
-        <w:rPr>
-          <w:rFonts w:ascii="Arial" w:hAnsi="Arial" w:cs="Arial"/>
-          <w:b/>
-          <w:bCs/>
-        </w:rPr>
-        <w:t xml:space="preserve"> 3 </w:t>
+        <w:t xml:space="preserve">Introduction to the SuperCollider 3 </w:t>
       </w:r>
       <w:r>
         <w:rPr>
@@ -4716,14 +4286,22 @@
       <w:pPr>
         <w:rPr>
           <w:rFonts w:ascii="Arial" w:hAnsi="Arial" w:cs="Arial"/>
-        </w:rPr>
-      </w:pPr>
-      <w:r>
-        <w:rPr>
-          <w:rFonts w:ascii="Arial" w:hAnsi="Arial" w:cs="Arial"/>
-          <w:color w:val="000000" w:themeColor="text1"/>
-        </w:rPr>
-        <w:t>Try out all examples from 2 - SC2-examples_1.</w:t>
+          <w:color w:val="000000" w:themeColor="text1"/>
+        </w:rPr>
+      </w:pPr>
+      <w:r>
+        <w:rPr>
+          <w:rFonts w:ascii="Arial" w:hAnsi="Arial" w:cs="Arial"/>
+          <w:color w:val="000000" w:themeColor="text1"/>
+        </w:rPr>
+        <w:t xml:space="preserve">Try out all examples from </w:t>
+      </w:r>
+      <w:r>
+        <w:rPr>
+          <w:rFonts w:ascii="Arial" w:hAnsi="Arial" w:cs="Arial"/>
+          <w:color w:val="000000" w:themeColor="text1"/>
+        </w:rPr>
+        <w:t>3_SC2-examples_1</w:t>
       </w:r>
     </w:p>
     <w:p>
@@ -4752,7 +4330,7 @@
           <w:rFonts w:ascii="Arial" w:hAnsi="Arial" w:cs="Arial"/>
           <w:color w:val="000000" w:themeColor="text1"/>
         </w:rPr>
-        <w:t xml:space="preserve"> Go to </w:t>
+        <w:t xml:space="preserve">Go to </w:t>
       </w:r>
       <w:hyperlink r:id="rId21" w:history="1">
         <w:r>
@@ -4770,11 +4348,50 @@
         </w:rPr>
         <w:t xml:space="preserve">  </w:t>
       </w:r>
-      <w:r>
-        <w:rPr>
-          <w:rFonts w:ascii="Arial" w:hAnsi="Arial" w:cs="Arial"/>
-        </w:rPr>
-        <w:t xml:space="preserve">Try out at least 10 sound examples. </w:t>
+    </w:p>
+    <w:p>
+      <w:pPr>
+        <w:rPr>
+          <w:rFonts w:ascii="Arial" w:hAnsi="Arial" w:cs="Arial"/>
+        </w:rPr>
+      </w:pPr>
+      <w:r>
+        <w:rPr>
+          <w:rFonts w:ascii="Arial" w:hAnsi="Arial" w:cs="Arial"/>
+        </w:rPr>
+        <w:t>Or</w:t>
+      </w:r>
+    </w:p>
+    <w:p>
+      <w:pPr>
+        <w:rPr>
+          <w:rFonts w:ascii="Arial" w:hAnsi="Arial" w:cs="Arial"/>
+        </w:rPr>
+      </w:pPr>
+      <w:r>
+        <w:rPr>
+          <w:rFonts w:ascii="Arial" w:hAnsi="Arial" w:cs="Arial"/>
+        </w:rPr>
+        <w:t>https://ccrma.stanford.edu/~kermit/website/sctweets.html</w:t>
+      </w:r>
+    </w:p>
+    <w:p>
+      <w:pPr>
+        <w:rPr>
+          <w:rFonts w:ascii="Arial" w:hAnsi="Arial" w:cs="Arial"/>
+        </w:rPr>
+      </w:pPr>
+      <w:r>
+        <w:rPr>
+          <w:rFonts w:ascii="Arial" w:hAnsi="Arial" w:cs="Arial"/>
+        </w:rPr>
+        <w:t>T</w:t>
+      </w:r>
+      <w:r>
+        <w:rPr>
+          <w:rFonts w:ascii="Arial" w:hAnsi="Arial" w:cs="Arial"/>
+        </w:rPr>
+        <w:t xml:space="preserve">ry out at least 10 sound examples. </w:t>
       </w:r>
     </w:p>
     <w:p>
@@ -4812,46 +4429,37 @@
         <w:rPr>
           <w:rFonts w:ascii="Arial" w:hAnsi="Arial" w:cs="Arial"/>
         </w:rPr>
+        <w:t>Using Claude or ChatGPT</w:t>
+      </w:r>
+      <w:r>
+        <w:rPr>
+          <w:rFonts w:ascii="Arial" w:hAnsi="Arial" w:cs="Arial"/>
+        </w:rPr>
+        <w:t xml:space="preserve">, </w:t>
+      </w:r>
+      <w:r>
+        <w:rPr>
+          <w:rFonts w:ascii="Arial" w:hAnsi="Arial" w:cs="Arial"/>
+        </w:rPr>
         <w:t>Modify it so it sounds like something you are excited about.</w:t>
       </w:r>
     </w:p>
     <w:p>
       <w:pPr>
-        <w:rPr>
-          <w:rFonts w:ascii="Arial" w:hAnsi="Arial" w:cs="Arial"/>
-        </w:rPr>
-      </w:pPr>
-      <w:r>
-        <w:rPr>
-          <w:rFonts w:ascii="Arial" w:hAnsi="Arial" w:cs="Arial"/>
-        </w:rPr>
-        <w:t>S</w:t>
-      </w:r>
-      <w:r>
-        <w:rPr>
-          <w:rFonts w:ascii="Arial" w:hAnsi="Arial" w:cs="Arial"/>
-        </w:rPr>
-        <w:t xml:space="preserve">ubmit it on </w:t>
-      </w:r>
-      <w:proofErr w:type="spellStart"/>
-      <w:r>
-        <w:rPr>
-          <w:rFonts w:ascii="Arial" w:hAnsi="Arial" w:cs="Arial"/>
-        </w:rPr>
-        <w:t>github</w:t>
-      </w:r>
-      <w:proofErr w:type="spellEnd"/>
-      <w:r>
-        <w:rPr>
-          <w:rFonts w:ascii="Arial" w:hAnsi="Arial" w:cs="Arial"/>
-        </w:rPr>
-        <w:t>.</w:t>
-      </w:r>
-      <w:r>
-        <w:rPr>
-          <w:rFonts w:ascii="Arial" w:hAnsi="Arial" w:cs="Arial"/>
-        </w:rPr>
-        <w:t xml:space="preserve"> </w:t>
+        <w:pStyle w:val="Normal1"/>
+        <w:rPr>
+          <w:color w:val="000000" w:themeColor="text1"/>
+          <w:sz w:val="24"/>
+          <w:szCs w:val="24"/>
+        </w:rPr>
+      </w:pPr>
+      <w:r>
+        <w:rPr>
+          <w:color w:val="000000" w:themeColor="text1"/>
+          <w:sz w:val="24"/>
+          <w:szCs w:val="24"/>
+        </w:rPr>
+        <w:t>Submit the original code, the modified code, and your conversation.</w:t>
       </w:r>
     </w:p>
     <w:p>
@@ -4901,43 +4509,7 @@
           <w:sz w:val="24"/>
           <w:szCs w:val="24"/>
         </w:rPr>
-        <w:t xml:space="preserve">Live Coding in </w:t>
-      </w:r>
-      <w:proofErr w:type="spellStart"/>
-      <w:r>
-        <w:rPr>
-          <w:color w:val="000000" w:themeColor="text1"/>
-          <w:sz w:val="24"/>
-          <w:szCs w:val="24"/>
-        </w:rPr>
-        <w:t>SuperCollider</w:t>
-      </w:r>
-      <w:proofErr w:type="spellEnd"/>
-      <w:r>
-        <w:rPr>
-          <w:color w:val="000000" w:themeColor="text1"/>
-          <w:sz w:val="24"/>
-          <w:szCs w:val="24"/>
-        </w:rPr>
-        <w:t xml:space="preserve">: a Tutorial with Eli </w:t>
-      </w:r>
-      <w:proofErr w:type="spellStart"/>
-      <w:r>
-        <w:rPr>
-          <w:color w:val="000000" w:themeColor="text1"/>
-          <w:sz w:val="24"/>
-          <w:szCs w:val="24"/>
-        </w:rPr>
-        <w:t>Fieldsteel</w:t>
-      </w:r>
-      <w:proofErr w:type="spellEnd"/>
-      <w:r>
-        <w:rPr>
-          <w:color w:val="000000" w:themeColor="text1"/>
-          <w:sz w:val="24"/>
-          <w:szCs w:val="24"/>
-        </w:rPr>
-        <w:t xml:space="preserve"> </w:t>
+        <w:t xml:space="preserve">Live Coding in SuperCollider: a Tutorial with Eli Fieldsteel </w:t>
       </w:r>
       <w:hyperlink r:id="rId22" w:history="1">
         <w:r>
@@ -5114,65 +4686,34 @@
         </w:rPr>
         <w:t xml:space="preserve">Learning </w:t>
       </w:r>
-      <w:proofErr w:type="spellStart"/>
-      <w:r>
-        <w:rPr>
-          <w:iCs/>
-          <w:color w:val="000000" w:themeColor="text1"/>
-          <w:sz w:val="24"/>
-          <w:szCs w:val="24"/>
-        </w:rPr>
-        <w:t>NodeProxy</w:t>
-      </w:r>
-      <w:proofErr w:type="spellEnd"/>
-      <w:r>
-        <w:rPr>
-          <w:iCs/>
-          <w:color w:val="000000" w:themeColor="text1"/>
-          <w:sz w:val="24"/>
-          <w:szCs w:val="24"/>
-        </w:rPr>
-        <w:t>—The simplest and most direct way to recycle and utilize code in instruments, live, in Supercollider.</w:t>
-      </w:r>
-    </w:p>
-    <w:p>
-      <w:pPr>
-        <w:pStyle w:val="Normal1"/>
-        <w:rPr>
-          <w:iCs/>
-          <w:color w:val="000000" w:themeColor="text1"/>
-          <w:sz w:val="24"/>
-          <w:szCs w:val="24"/>
-        </w:rPr>
-      </w:pPr>
-      <w:r>
-        <w:rPr>
-          <w:iCs/>
-          <w:color w:val="000000" w:themeColor="text1"/>
-          <w:sz w:val="24"/>
-          <w:szCs w:val="24"/>
-        </w:rPr>
-        <w:t xml:space="preserve">Learning </w:t>
-      </w:r>
-      <w:proofErr w:type="spellStart"/>
-      <w:r>
-        <w:rPr>
-          <w:iCs/>
-          <w:color w:val="000000" w:themeColor="text1"/>
-          <w:sz w:val="24"/>
-          <w:szCs w:val="24"/>
-        </w:rPr>
-        <w:t>Synthdef</w:t>
-      </w:r>
-      <w:proofErr w:type="spellEnd"/>
-      <w:r>
-        <w:rPr>
-          <w:iCs/>
-          <w:color w:val="000000" w:themeColor="text1"/>
-          <w:sz w:val="24"/>
-          <w:szCs w:val="24"/>
-        </w:rPr>
-        <w:t>—the standard way to program synths for global programming concepts in SC</w:t>
+      <w:r>
+        <w:rPr>
+          <w:iCs/>
+          <w:color w:val="000000" w:themeColor="text1"/>
+          <w:sz w:val="24"/>
+          <w:szCs w:val="24"/>
+        </w:rPr>
+        <w:t>NodeProxy—The simplest and most direct way to recycle and utilize code in instruments, live, in Supercollider.</w:t>
+      </w:r>
+    </w:p>
+    <w:p>
+      <w:pPr>
+        <w:pStyle w:val="Normal1"/>
+        <w:rPr>
+          <w:iCs/>
+          <w:color w:val="000000" w:themeColor="text1"/>
+          <w:sz w:val="24"/>
+          <w:szCs w:val="24"/>
+        </w:rPr>
+      </w:pPr>
+      <w:r>
+        <w:rPr>
+          <w:iCs/>
+          <w:color w:val="000000" w:themeColor="text1"/>
+          <w:sz w:val="24"/>
+          <w:szCs w:val="24"/>
+        </w:rPr>
+        <w:t>Learning Synthdef—the standard way to program synths for global programming concepts in SC</w:t>
       </w:r>
     </w:p>
     <w:p>
@@ -5269,39 +4810,17 @@
           <w:sz w:val="24"/>
           <w:szCs w:val="24"/>
         </w:rPr>
-        <w:t xml:space="preserve">Prepare 3 synthesis tools in Supercollider that work with </w:t>
-      </w:r>
-      <w:proofErr w:type="spellStart"/>
-      <w:r>
-        <w:rPr>
-          <w:iCs/>
-          <w:color w:val="000000" w:themeColor="text1"/>
-          <w:sz w:val="24"/>
-          <w:szCs w:val="24"/>
-        </w:rPr>
-        <w:t>NodeProxy</w:t>
-      </w:r>
-      <w:proofErr w:type="spellEnd"/>
-      <w:r>
-        <w:rPr>
-          <w:iCs/>
-          <w:color w:val="000000" w:themeColor="text1"/>
-          <w:sz w:val="24"/>
-          <w:szCs w:val="24"/>
-        </w:rPr>
-        <w:t xml:space="preserve"> OR </w:t>
-      </w:r>
-      <w:proofErr w:type="spellStart"/>
-      <w:r>
-        <w:rPr>
-          <w:iCs/>
-          <w:color w:val="000000" w:themeColor="text1"/>
-          <w:sz w:val="24"/>
-          <w:szCs w:val="24"/>
-        </w:rPr>
-        <w:t>synthdef</w:t>
-      </w:r>
-      <w:proofErr w:type="spellEnd"/>
+        <w:t>Prepare 3 synthesis tools in Supercollider that work with NodeProxy</w:t>
+      </w:r>
+      <w:r>
+        <w:rPr>
+          <w:iCs/>
+          <w:color w:val="000000" w:themeColor="text1"/>
+          <w:sz w:val="24"/>
+          <w:szCs w:val="24"/>
+        </w:rPr>
+        <w:t xml:space="preserve"> OR synthdef</w:t>
+      </w:r>
       <w:r>
         <w:rPr>
           <w:iCs/>
@@ -5345,114 +4864,103 @@
           <w:sz w:val="24"/>
           <w:szCs w:val="24"/>
         </w:rPr>
+        <w:t xml:space="preserve"> gui</w:t>
+      </w:r>
+      <w:r>
+        <w:rPr>
+          <w:iCs/>
+          <w:color w:val="000000" w:themeColor="text1"/>
+          <w:sz w:val="24"/>
+          <w:szCs w:val="24"/>
+        </w:rPr>
+        <w:t xml:space="preserve">.  </w:t>
+      </w:r>
+    </w:p>
+    <w:p>
+      <w:pPr>
+        <w:pStyle w:val="Normal1"/>
+        <w:rPr>
+          <w:iCs/>
+          <w:color w:val="000000" w:themeColor="text1"/>
+          <w:sz w:val="24"/>
+          <w:szCs w:val="24"/>
+        </w:rPr>
+      </w:pPr>
+      <w:r>
+        <w:rPr>
+          <w:iCs/>
+          <w:color w:val="000000" w:themeColor="text1"/>
+          <w:sz w:val="24"/>
+          <w:szCs w:val="24"/>
+        </w:rPr>
+        <w:t xml:space="preserve">You can use your favorite exercise from the </w:t>
+      </w:r>
+      <w:r>
+        <w:rPr>
+          <w:iCs/>
+          <w:color w:val="000000" w:themeColor="text1"/>
+          <w:sz w:val="24"/>
+          <w:szCs w:val="24"/>
+        </w:rPr>
+        <w:t>SC examples from week 1 to have something that you know works, to work off from.</w:t>
+      </w:r>
+    </w:p>
+    <w:p>
+      <w:pPr>
+        <w:pStyle w:val="Normal1"/>
+        <w:rPr>
+          <w:iCs/>
+          <w:color w:val="000000" w:themeColor="text1"/>
+          <w:sz w:val="24"/>
+          <w:szCs w:val="24"/>
+        </w:rPr>
+      </w:pPr>
+      <w:r>
+        <w:rPr>
+          <w:iCs/>
+          <w:color w:val="000000" w:themeColor="text1"/>
+          <w:sz w:val="24"/>
+          <w:szCs w:val="24"/>
+        </w:rPr>
+        <w:lastRenderedPageBreak/>
+        <w:t xml:space="preserve">Or make something new! </w:t>
+      </w:r>
+      <w:r>
+        <w:rPr>
+          <w:iCs/>
+          <w:color w:val="000000" w:themeColor="text1"/>
+          <w:sz w:val="24"/>
+          <w:szCs w:val="24"/>
+        </w:rPr>
+        <w:sym w:font="Wingdings" w:char="F04A"/>
+      </w:r>
+      <w:r>
+        <w:rPr>
+          <w:iCs/>
+          <w:color w:val="000000" w:themeColor="text1"/>
+          <w:sz w:val="24"/>
+          <w:szCs w:val="24"/>
+        </w:rPr>
         <w:t xml:space="preserve"> </w:t>
       </w:r>
-      <w:proofErr w:type="spellStart"/>
-      <w:r>
-        <w:rPr>
-          <w:iCs/>
-          <w:color w:val="000000" w:themeColor="text1"/>
-          <w:sz w:val="24"/>
-          <w:szCs w:val="24"/>
-        </w:rPr>
-        <w:t>gui</w:t>
-      </w:r>
-      <w:proofErr w:type="spellEnd"/>
-      <w:r>
-        <w:rPr>
-          <w:iCs/>
-          <w:color w:val="000000" w:themeColor="text1"/>
-          <w:sz w:val="24"/>
-          <w:szCs w:val="24"/>
-        </w:rPr>
-        <w:t xml:space="preserve">.  </w:t>
-      </w:r>
-    </w:p>
-    <w:p>
-      <w:pPr>
-        <w:pStyle w:val="Normal1"/>
-        <w:rPr>
-          <w:iCs/>
-          <w:color w:val="000000" w:themeColor="text1"/>
-          <w:sz w:val="24"/>
-          <w:szCs w:val="24"/>
-        </w:rPr>
-      </w:pPr>
-      <w:r>
-        <w:rPr>
-          <w:iCs/>
-          <w:color w:val="000000" w:themeColor="text1"/>
-          <w:sz w:val="24"/>
-          <w:szCs w:val="24"/>
-        </w:rPr>
-        <w:t xml:space="preserve">You can use your favorite exercise from the </w:t>
-      </w:r>
-      <w:r>
-        <w:rPr>
-          <w:iCs/>
-          <w:color w:val="000000" w:themeColor="text1"/>
-          <w:sz w:val="24"/>
-          <w:szCs w:val="24"/>
-        </w:rPr>
-        <w:t>SC examples from week 1 to have something that you know works, to work off from.</w:t>
-      </w:r>
-    </w:p>
-    <w:p>
-      <w:pPr>
-        <w:pStyle w:val="Normal1"/>
-        <w:rPr>
-          <w:iCs/>
-          <w:color w:val="000000" w:themeColor="text1"/>
-          <w:sz w:val="24"/>
-          <w:szCs w:val="24"/>
-        </w:rPr>
-      </w:pPr>
-      <w:r>
-        <w:rPr>
-          <w:iCs/>
-          <w:color w:val="000000" w:themeColor="text1"/>
-          <w:sz w:val="24"/>
-          <w:szCs w:val="24"/>
-        </w:rPr>
-        <w:t xml:space="preserve">Or make something new! </w:t>
-      </w:r>
-      <w:r>
-        <w:rPr>
-          <w:iCs/>
-          <w:color w:val="000000" w:themeColor="text1"/>
-          <w:sz w:val="24"/>
-          <w:szCs w:val="24"/>
-        </w:rPr>
-        <w:sym w:font="Wingdings" w:char="F04A"/>
-      </w:r>
-      <w:r>
-        <w:rPr>
-          <w:iCs/>
-          <w:color w:val="000000" w:themeColor="text1"/>
-          <w:sz w:val="24"/>
-          <w:szCs w:val="24"/>
-        </w:rPr>
-        <w:t xml:space="preserve"> </w:t>
-      </w:r>
-    </w:p>
-    <w:p>
-      <w:pPr>
-        <w:pStyle w:val="Normal1"/>
-        <w:rPr>
-          <w:iCs/>
-          <w:color w:val="000000" w:themeColor="text1"/>
-          <w:sz w:val="24"/>
-          <w:szCs w:val="24"/>
-        </w:rPr>
-      </w:pPr>
-      <w:r>
-        <w:rPr>
-          <w:iCs/>
-          <w:color w:val="000000" w:themeColor="text1"/>
-          <w:sz w:val="24"/>
-          <w:szCs w:val="24"/>
-        </w:rPr>
-        <w:lastRenderedPageBreak/>
+    </w:p>
+    <w:p>
+      <w:pPr>
+        <w:pStyle w:val="Normal1"/>
+        <w:rPr>
+          <w:iCs/>
+          <w:color w:val="000000" w:themeColor="text1"/>
+          <w:sz w:val="24"/>
+          <w:szCs w:val="24"/>
+        </w:rPr>
+      </w:pPr>
+      <w:r>
+        <w:rPr>
+          <w:iCs/>
+          <w:color w:val="000000" w:themeColor="text1"/>
+          <w:sz w:val="24"/>
+          <w:szCs w:val="24"/>
+        </w:rPr>
         <w:t>Bring to class these working instruments and prepare by learning how to use them. We will improvise together!</w:t>
       </w:r>
       <w:r>
@@ -5515,6 +5023,15 @@
         </w:rPr>
         <w:t>9</w:t>
       </w:r>
+      <w:r>
+        <w:rPr>
+          <w:i/>
+          <w:color w:val="000000" w:themeColor="text1"/>
+          <w:sz w:val="24"/>
+          <w:szCs w:val="24"/>
+        </w:rPr>
+        <w:t xml:space="preserve"> CLASS WILL BEONLINE</w:t>
+      </w:r>
     </w:p>
     <w:p>
       <w:pPr>
@@ -5588,21 +5105,8 @@
           <w:sz w:val="24"/>
           <w:szCs w:val="24"/>
         </w:rPr>
-        <w:t xml:space="preserve">Introduction to Max </w:t>
-      </w:r>
-      <w:proofErr w:type="spellStart"/>
-      <w:r>
-        <w:rPr>
-          <w:b/>
-          <w:bCs/>
-          <w:iCs/>
-          <w:color w:val="000000" w:themeColor="text1"/>
-          <w:sz w:val="24"/>
-          <w:szCs w:val="24"/>
-        </w:rPr>
-        <w:t>Msp</w:t>
-      </w:r>
-      <w:proofErr w:type="spellEnd"/>
+        <w:t>Introduction to Max Msp</w:t>
+      </w:r>
     </w:p>
     <w:p>
       <w:pPr>
@@ -5766,23 +5270,7 @@
           <w:sz w:val="24"/>
           <w:szCs w:val="24"/>
         </w:rPr>
-        <w:t xml:space="preserve">David Behrman is a composer and artist active since the 1960s. Over the years he has made sound and multimedia installations for gallery spaces as well as musical compositions for performance in concerts. Most of his pieces feature flexible structures and the use of technology in personal ways; compositions rely on interactive real-time relationships with imaginative performers. Together with Robert Ashley, Alvin Lucier and Gordon Mumma, Behrman founded the Sonic Arts Union in 1966. He had a long association with the Merce Cunningham Dance Company as composer and performer, created music for several of the Company’s repertory pieces, and was a member of the Company’s Music Committee during its last years. He was a fellow at the American Academy in Berlin in 2016. Audio recordings of his works are on the XI, Lovely Music, Pogus, New World, WERGO, Black Truffle Records and Alga </w:t>
-      </w:r>
-      <w:proofErr w:type="spellStart"/>
-      <w:r>
-        <w:rPr>
-          <w:sz w:val="24"/>
-          <w:szCs w:val="24"/>
-        </w:rPr>
-        <w:t>Marghen</w:t>
-      </w:r>
-      <w:proofErr w:type="spellEnd"/>
-      <w:r>
-        <w:rPr>
-          <w:sz w:val="24"/>
-          <w:szCs w:val="24"/>
-        </w:rPr>
-        <w:t xml:space="preserve"> labels. </w:t>
+        <w:t xml:space="preserve">David Behrman is a composer and artist active since the 1960s. Over the years he has made sound and multimedia installations for gallery spaces as well as musical compositions for performance in concerts. Most of his pieces feature flexible structures and the use of technology in personal ways; compositions rely on interactive real-time relationships with imaginative performers. Together with Robert Ashley, Alvin Lucier and Gordon Mumma, Behrman founded the Sonic Arts Union in 1966. He had a long association with the Merce Cunningham Dance Company as composer and performer, created music for several of the Company’s repertory pieces, and was a member of the Company’s Music Committee during its last years. He was a fellow at the American Academy in Berlin in 2016. Audio recordings of his works are on the XI, Lovely Music, Pogus, New World, WERGO, Black Truffle Records and Alga Marghen labels. </w:t>
       </w:r>
       <w:r>
         <w:rPr>
@@ -5812,17 +5300,6 @@
         </w:rPr>
         <w:fldChar w:fldCharType="end"/>
       </w:r>
-    </w:p>
-    <w:p>
-      <w:pPr>
-        <w:pStyle w:val="Normal1"/>
-        <w:rPr>
-          <w:i/>
-          <w:color w:val="000000" w:themeColor="text1"/>
-          <w:sz w:val="24"/>
-          <w:szCs w:val="24"/>
-        </w:rPr>
-      </w:pPr>
       <w:r>
         <w:rPr>
           <w:i/>
@@ -5859,27 +5336,7 @@
           <w:sz w:val="24"/>
           <w:szCs w:val="24"/>
         </w:rPr>
-        <w:t xml:space="preserve">and </w:t>
-      </w:r>
-      <w:proofErr w:type="spellStart"/>
-      <w:r>
-        <w:rPr>
-          <w:iCs/>
-          <w:color w:val="000000" w:themeColor="text1"/>
-          <w:sz w:val="24"/>
-          <w:szCs w:val="24"/>
-        </w:rPr>
-        <w:t>Leapday</w:t>
-      </w:r>
-      <w:proofErr w:type="spellEnd"/>
-      <w:r>
-        <w:rPr>
-          <w:iCs/>
-          <w:color w:val="000000" w:themeColor="text1"/>
-          <w:sz w:val="24"/>
-          <w:szCs w:val="24"/>
-        </w:rPr>
-        <w:t xml:space="preserve"> Night</w:t>
+        <w:t>and Leapday Night</w:t>
       </w:r>
     </w:p>
     <w:p>
@@ -6411,29 +5868,7 @@
           <w:sz w:val="24"/>
           <w:szCs w:val="24"/>
         </w:rPr>
-        <w:t xml:space="preserve">No HW, but if you’re behind schedule office hours. Or write an </w:t>
-      </w:r>
-      <w:proofErr w:type="spellStart"/>
-      <w:r>
-        <w:rPr>
-          <w:rFonts w:ascii="Arial" w:hAnsi="Arial" w:cs="Arial"/>
-          <w:iCs/>
-          <w:color w:val="000000" w:themeColor="text1"/>
-          <w:sz w:val="24"/>
-          <w:szCs w:val="24"/>
-        </w:rPr>
-        <w:t>NodeProxy</w:t>
-      </w:r>
-      <w:proofErr w:type="spellEnd"/>
-      <w:r>
-        <w:rPr>
-          <w:rFonts w:ascii="Arial" w:hAnsi="Arial" w:cs="Arial"/>
-          <w:iCs/>
-          <w:color w:val="000000" w:themeColor="text1"/>
-          <w:sz w:val="24"/>
-          <w:szCs w:val="24"/>
-        </w:rPr>
-        <w:t xml:space="preserve"> instrument from Floating Point Errors or Crows with arguments that can be controlled.</w:t>
+        <w:t>No HW, but if you’re behind schedule office hours. Or write an NodeProxy instrument from Floating Point Errors or Crows with arguments that can be controlled.</w:t>
       </w:r>
     </w:p>
     <w:p>
@@ -6616,25 +6051,14 @@
           <w:szCs w:val="24"/>
         </w:rPr>
       </w:pPr>
-      <w:proofErr w:type="spellStart"/>
-      <w:r>
-        <w:rPr>
-          <w:iCs/>
-          <w:color w:val="000000" w:themeColor="text1"/>
-          <w:sz w:val="24"/>
-          <w:szCs w:val="24"/>
-        </w:rPr>
-        <w:t>bytebeat</w:t>
-      </w:r>
-      <w:proofErr w:type="spellEnd"/>
-      <w:r>
-        <w:rPr>
-          <w:iCs/>
-          <w:color w:val="000000" w:themeColor="text1"/>
-          <w:sz w:val="24"/>
-          <w:szCs w:val="24"/>
-        </w:rPr>
-        <w:t xml:space="preserve"> composer</w:t>
+      <w:r>
+        <w:rPr>
+          <w:iCs/>
+          <w:color w:val="000000" w:themeColor="text1"/>
+          <w:sz w:val="24"/>
+          <w:szCs w:val="24"/>
+        </w:rPr>
+        <w:t>bytebeat composer</w:t>
       </w:r>
     </w:p>
     <w:p>
@@ -6711,29 +6135,7 @@
           <w:szCs w:val="24"/>
           <w:u w:val="single"/>
         </w:rPr>
-        <w:t xml:space="preserve">Transcribe these measures into supercollider code for </w:t>
-      </w:r>
-      <w:proofErr w:type="gramStart"/>
-      <w:r>
-        <w:rPr>
-          <w:iCs/>
-          <w:color w:val="000000" w:themeColor="text1"/>
-          <w:sz w:val="24"/>
-          <w:szCs w:val="24"/>
-          <w:u w:val="single"/>
-        </w:rPr>
-        <w:t>In</w:t>
-      </w:r>
-      <w:proofErr w:type="gramEnd"/>
-      <w:r>
-        <w:rPr>
-          <w:iCs/>
-          <w:color w:val="000000" w:themeColor="text1"/>
-          <w:sz w:val="24"/>
-          <w:szCs w:val="24"/>
-          <w:u w:val="single"/>
-        </w:rPr>
-        <w:t xml:space="preserve"> C, make sure you follow the exact format.</w:t>
+        <w:t>Transcribe these measures into supercollider code for In C, make sure you follow the exact format.</w:t>
       </w:r>
     </w:p>
     <w:p>
@@ -6893,7 +6295,6 @@
           <w:sz w:val="24"/>
           <w:szCs w:val="24"/>
         </w:rPr>
-        <w:lastRenderedPageBreak/>
         <w:t>Joh</w:t>
       </w:r>
       <w:r>
@@ -7000,87 +6401,14 @@
           <w:szCs w:val="24"/>
         </w:rPr>
       </w:pPr>
-      <w:proofErr w:type="spellStart"/>
-      <w:proofErr w:type="gramStart"/>
-      <w:r>
-        <w:rPr>
-          <w:iCs/>
-          <w:color w:val="000000" w:themeColor="text1"/>
-          <w:sz w:val="24"/>
-          <w:szCs w:val="24"/>
-        </w:rPr>
-        <w:t>Its</w:t>
-      </w:r>
-      <w:proofErr w:type="spellEnd"/>
-      <w:proofErr w:type="gramEnd"/>
-      <w:r>
-        <w:rPr>
-          <w:iCs/>
-          <w:color w:val="000000" w:themeColor="text1"/>
-          <w:sz w:val="24"/>
-          <w:szCs w:val="24"/>
-        </w:rPr>
-        <w:t xml:space="preserve"> up to you. You can use stuff from </w:t>
-      </w:r>
-      <w:proofErr w:type="spellStart"/>
-      <w:r>
-        <w:rPr>
-          <w:iCs/>
-          <w:color w:val="000000" w:themeColor="text1"/>
-          <w:sz w:val="24"/>
-          <w:szCs w:val="24"/>
-        </w:rPr>
-        <w:t>thre</w:t>
-      </w:r>
-      <w:proofErr w:type="spellEnd"/>
-      <w:r>
-        <w:rPr>
-          <w:iCs/>
-          <w:color w:val="000000" w:themeColor="text1"/>
-          <w:sz w:val="24"/>
-          <w:szCs w:val="24"/>
-        </w:rPr>
-        <w:t xml:space="preserve"> SCLORK </w:t>
-      </w:r>
-      <w:proofErr w:type="spellStart"/>
-      <w:r>
-        <w:rPr>
-          <w:iCs/>
-          <w:color w:val="000000" w:themeColor="text1"/>
-          <w:sz w:val="24"/>
-          <w:szCs w:val="24"/>
-        </w:rPr>
-        <w:t>respository</w:t>
-      </w:r>
-      <w:proofErr w:type="spellEnd"/>
-      <w:r>
-        <w:rPr>
-          <w:iCs/>
-          <w:color w:val="000000" w:themeColor="text1"/>
-          <w:sz w:val="24"/>
-          <w:szCs w:val="24"/>
-        </w:rPr>
-        <w:t xml:space="preserve"> and you can design your own </w:t>
-      </w:r>
-      <w:proofErr w:type="spellStart"/>
-      <w:r>
-        <w:rPr>
-          <w:iCs/>
-          <w:color w:val="000000" w:themeColor="text1"/>
-          <w:sz w:val="24"/>
-          <w:szCs w:val="24"/>
-        </w:rPr>
-        <w:t>synthdefs</w:t>
-      </w:r>
-      <w:proofErr w:type="spellEnd"/>
-      <w:r>
-        <w:rPr>
-          <w:iCs/>
-          <w:color w:val="000000" w:themeColor="text1"/>
-          <w:sz w:val="24"/>
-          <w:szCs w:val="24"/>
-        </w:rPr>
-        <w:t>. And you can hack on effects like filters and reverbs.</w:t>
+      <w:r>
+        <w:rPr>
+          <w:iCs/>
+          <w:color w:val="000000" w:themeColor="text1"/>
+          <w:sz w:val="24"/>
+          <w:szCs w:val="24"/>
+        </w:rPr>
+        <w:t>Its up to you. You can use stuff from thre SCLORK respository and you can design your own synthdefs. And you can hack on effects like filters and reverbs.</w:t>
       </w:r>
     </w:p>
     <w:p>
@@ -7212,10 +6540,12 @@
           <w:sz w:val="24"/>
           <w:szCs w:val="24"/>
         </w:rPr>
-        <w:t xml:space="preserve">Introduction to </w:t>
-      </w:r>
-      <w:proofErr w:type="spellStart"/>
-      <w:r>
+        <w:t>Introduction to Playbuf</w:t>
+      </w:r>
+    </w:p>
+    <w:p>
+      <w:pPr>
+        <w:pStyle w:val="Normal1"/>
         <w:rPr>
           <w:b/>
           <w:bCs/>
@@ -7224,13 +6554,8 @@
           <w:sz w:val="24"/>
           <w:szCs w:val="24"/>
         </w:rPr>
-        <w:t>Playbuf</w:t>
-      </w:r>
-      <w:proofErr w:type="spellEnd"/>
-    </w:p>
-    <w:p>
-      <w:pPr>
-        <w:pStyle w:val="Normal1"/>
+      </w:pPr>
+      <w:r>
         <w:rPr>
           <w:b/>
           <w:bCs/>
@@ -7239,8 +6564,12 @@
           <w:sz w:val="24"/>
           <w:szCs w:val="24"/>
         </w:rPr>
-      </w:pPr>
-      <w:r>
+        <w:t>Introduction to Granular Synthesis</w:t>
+      </w:r>
+    </w:p>
+    <w:p>
+      <w:pPr>
+        <w:pStyle w:val="Normal1"/>
         <w:rPr>
           <w:b/>
           <w:bCs/>
@@ -7249,12 +6578,8 @@
           <w:sz w:val="24"/>
           <w:szCs w:val="24"/>
         </w:rPr>
-        <w:t>Introduction to Granular Synthesis</w:t>
-      </w:r>
-    </w:p>
-    <w:p>
-      <w:pPr>
-        <w:pStyle w:val="Normal1"/>
+      </w:pPr>
+      <w:r>
         <w:rPr>
           <w:b/>
           <w:bCs/>
@@ -7263,44 +6588,8 @@
           <w:sz w:val="24"/>
           <w:szCs w:val="24"/>
         </w:rPr>
-      </w:pPr>
-      <w:proofErr w:type="spellStart"/>
-      <w:r>
-        <w:rPr>
-          <w:b/>
-          <w:bCs/>
-          <w:iCs/>
-          <w:color w:val="000000" w:themeColor="text1"/>
-          <w:sz w:val="24"/>
-          <w:szCs w:val="24"/>
-        </w:rPr>
-        <w:t>Introduciton</w:t>
-      </w:r>
-      <w:proofErr w:type="spellEnd"/>
-      <w:r>
-        <w:rPr>
-          <w:b/>
-          <w:bCs/>
-          <w:iCs/>
-          <w:color w:val="000000" w:themeColor="text1"/>
-          <w:sz w:val="24"/>
-          <w:szCs w:val="24"/>
-        </w:rPr>
-        <w:t xml:space="preserve"> to 2</w:t>
-      </w:r>
-      <w:proofErr w:type="gramStart"/>
-      <w:r>
-        <w:rPr>
-          <w:b/>
-          <w:bCs/>
-          <w:iCs/>
-          <w:color w:val="000000" w:themeColor="text1"/>
-          <w:sz w:val="24"/>
-          <w:szCs w:val="24"/>
-        </w:rPr>
-        <w:t>d.wave</w:t>
-      </w:r>
-      <w:proofErr w:type="gramEnd"/>
+        <w:t>Introduciton to 2d.wave</w:t>
+      </w:r>
     </w:p>
     <w:p>
       <w:pPr>
@@ -7387,127 +6676,7 @@
           <w:sz w:val="24"/>
           <w:szCs w:val="24"/>
         </w:rPr>
-        <w:t xml:space="preserve">Incorporate a sampler into your favorite </w:t>
-      </w:r>
-      <w:proofErr w:type="spellStart"/>
-      <w:r>
-        <w:rPr>
-          <w:iCs/>
-          <w:color w:val="000000" w:themeColor="text1"/>
-          <w:sz w:val="24"/>
-          <w:szCs w:val="24"/>
-        </w:rPr>
-        <w:t>Synthdef</w:t>
-      </w:r>
-      <w:proofErr w:type="spellEnd"/>
-      <w:r>
-        <w:rPr>
-          <w:iCs/>
-          <w:color w:val="000000" w:themeColor="text1"/>
-          <w:sz w:val="24"/>
-          <w:szCs w:val="24"/>
-        </w:rPr>
-        <w:t xml:space="preserve"> or </w:t>
-      </w:r>
-      <w:proofErr w:type="spellStart"/>
-      <w:r>
-        <w:rPr>
-          <w:iCs/>
-          <w:color w:val="000000" w:themeColor="text1"/>
-          <w:sz w:val="24"/>
-          <w:szCs w:val="24"/>
-        </w:rPr>
-        <w:t>Nodeproxy</w:t>
-      </w:r>
-      <w:proofErr w:type="spellEnd"/>
-      <w:r>
-        <w:rPr>
-          <w:iCs/>
-          <w:color w:val="000000" w:themeColor="text1"/>
-          <w:sz w:val="24"/>
-          <w:szCs w:val="24"/>
-        </w:rPr>
-        <w:t xml:space="preserve"> tools thus far. Remove synthesis engine and replace it with </w:t>
-      </w:r>
-      <w:proofErr w:type="spellStart"/>
-      <w:r>
-        <w:rPr>
-          <w:iCs/>
-          <w:color w:val="000000" w:themeColor="text1"/>
-          <w:sz w:val="24"/>
-          <w:szCs w:val="24"/>
-        </w:rPr>
-        <w:t>Playbuf</w:t>
-      </w:r>
-      <w:proofErr w:type="spellEnd"/>
-      <w:r>
-        <w:rPr>
-          <w:iCs/>
-          <w:color w:val="000000" w:themeColor="text1"/>
-          <w:sz w:val="24"/>
-          <w:szCs w:val="24"/>
-        </w:rPr>
-        <w:t xml:space="preserve">, </w:t>
-      </w:r>
-      <w:proofErr w:type="spellStart"/>
-      <w:r>
-        <w:rPr>
-          <w:iCs/>
-          <w:color w:val="000000" w:themeColor="text1"/>
-          <w:sz w:val="24"/>
-          <w:szCs w:val="24"/>
-        </w:rPr>
-        <w:t>BufRd</w:t>
-      </w:r>
-      <w:proofErr w:type="spellEnd"/>
-      <w:r>
-        <w:rPr>
-          <w:iCs/>
-          <w:color w:val="000000" w:themeColor="text1"/>
-          <w:sz w:val="24"/>
-          <w:szCs w:val="24"/>
-        </w:rPr>
-        <w:t xml:space="preserve">, or </w:t>
-      </w:r>
-      <w:proofErr w:type="spellStart"/>
-      <w:r>
-        <w:rPr>
-          <w:iCs/>
-          <w:color w:val="000000" w:themeColor="text1"/>
-          <w:sz w:val="24"/>
-          <w:szCs w:val="24"/>
-        </w:rPr>
-        <w:t>Grainbuf</w:t>
-      </w:r>
-      <w:proofErr w:type="spellEnd"/>
-      <w:r>
-        <w:rPr>
-          <w:iCs/>
-          <w:color w:val="000000" w:themeColor="text1"/>
-          <w:sz w:val="24"/>
-          <w:szCs w:val="24"/>
-        </w:rPr>
-        <w:t>. You can “</w:t>
-      </w:r>
-      <w:proofErr w:type="spellStart"/>
-      <w:r>
-        <w:rPr>
-          <w:iCs/>
-          <w:color w:val="000000" w:themeColor="text1"/>
-          <w:sz w:val="24"/>
-          <w:szCs w:val="24"/>
-        </w:rPr>
-        <w:t>vibecode</w:t>
-      </w:r>
-      <w:proofErr w:type="spellEnd"/>
-      <w:r>
-        <w:rPr>
-          <w:iCs/>
-          <w:color w:val="000000" w:themeColor="text1"/>
-          <w:sz w:val="24"/>
-          <w:szCs w:val="24"/>
-        </w:rPr>
-        <w:t>.” The point is to get it to work somehow.</w:t>
+        <w:t>Incorporate a sampler into your favorite Synthdef or Nodeproxy tools thus far. Remove synthesis engine and replace it with Playbuf, BufRd, or Grainbuf. You can “vibecode.” The point is to get it to work somehow.</w:t>
       </w:r>
     </w:p>
     <w:p>
@@ -7903,47 +7072,7 @@
           <w:sz w:val="24"/>
           <w:szCs w:val="24"/>
         </w:rPr>
-        <w:t xml:space="preserve">Upload and change your own code to flying fish sampler sketch. But first you need to prepare your sample, first by saving a 0.5 second wav file as an </w:t>
-      </w:r>
-      <w:proofErr w:type="gramStart"/>
-      <w:r>
-        <w:rPr>
-          <w:iCs/>
-          <w:color w:val="000000" w:themeColor="text1"/>
-          <w:sz w:val="24"/>
-          <w:szCs w:val="24"/>
-        </w:rPr>
-        <w:t>8 bit</w:t>
-      </w:r>
-      <w:proofErr w:type="gramEnd"/>
-      <w:r>
-        <w:rPr>
-          <w:iCs/>
-          <w:color w:val="000000" w:themeColor="text1"/>
-          <w:sz w:val="24"/>
-          <w:szCs w:val="24"/>
-        </w:rPr>
-        <w:t xml:space="preserve"> raw </w:t>
-      </w:r>
-      <w:proofErr w:type="gramStart"/>
-      <w:r>
-        <w:rPr>
-          <w:iCs/>
-          <w:color w:val="000000" w:themeColor="text1"/>
-          <w:sz w:val="24"/>
-          <w:szCs w:val="24"/>
-        </w:rPr>
-        <w:t>file, and</w:t>
-      </w:r>
-      <w:proofErr w:type="gramEnd"/>
-      <w:r>
-        <w:rPr>
-          <w:iCs/>
-          <w:color w:val="000000" w:themeColor="text1"/>
-          <w:sz w:val="24"/>
-          <w:szCs w:val="24"/>
-        </w:rPr>
-        <w:t xml:space="preserve"> then using the python script to encode your own digital array from that small sample. It needs to be 0.5 seconds, otherwise it will crash.</w:t>
+        <w:t>Upload and change your own code to flying fish sampler sketch. But first you need to prepare your sample, first by saving a 0.5 second wav file as an 8 bit raw file, and then using the python script to encode your own digital array from that small sample. It needs to be 0.5 seconds, otherwise it will crash.</w:t>
       </w:r>
     </w:p>
     <w:p>
@@ -8153,19 +7282,8 @@
           <w:sz w:val="24"/>
           <w:szCs w:val="24"/>
         </w:rPr>
-        <w:t xml:space="preserve">Daisy </w:t>
-      </w:r>
-      <w:proofErr w:type="spellStart"/>
-      <w:r>
-        <w:rPr>
-          <w:i/>
-          <w:color w:val="000000" w:themeColor="text1"/>
-          <w:sz w:val="24"/>
-          <w:szCs w:val="24"/>
-        </w:rPr>
-        <w:t>ElectroSmith</w:t>
-      </w:r>
-      <w:proofErr w:type="spellEnd"/>
+        <w:t>Daisy ElectroSmith</w:t>
+      </w:r>
     </w:p>
     <w:p>
       <w:pPr>
@@ -8226,27 +7344,7 @@
           <w:sz w:val="24"/>
           <w:szCs w:val="24"/>
         </w:rPr>
-        <w:t xml:space="preserve">Exploration of Daisy </w:t>
-      </w:r>
-      <w:proofErr w:type="spellStart"/>
-      <w:r>
-        <w:rPr>
-          <w:i/>
-          <w:color w:val="000000" w:themeColor="text1"/>
-          <w:sz w:val="24"/>
-          <w:szCs w:val="24"/>
-        </w:rPr>
-        <w:t>Electrosmith</w:t>
-      </w:r>
-      <w:proofErr w:type="spellEnd"/>
-      <w:r>
-        <w:rPr>
-          <w:i/>
-          <w:color w:val="000000" w:themeColor="text1"/>
-          <w:sz w:val="24"/>
-          <w:szCs w:val="24"/>
-        </w:rPr>
-        <w:t xml:space="preserve"> and </w:t>
+        <w:t xml:space="preserve">Exploration of Daisy Electrosmith and </w:t>
       </w:r>
     </w:p>
     <w:p>
@@ -8446,25 +7544,14 @@
         </w:rPr>
         <w:t xml:space="preserve">Get some sounds working on your </w:t>
       </w:r>
-      <w:proofErr w:type="spellStart"/>
-      <w:r>
-        <w:rPr>
-          <w:i/>
-          <w:color w:val="000000" w:themeColor="text1"/>
-          <w:sz w:val="24"/>
-          <w:szCs w:val="24"/>
-        </w:rPr>
-        <w:t>electrosmith</w:t>
-      </w:r>
-      <w:proofErr w:type="spellEnd"/>
-      <w:r>
-        <w:rPr>
-          <w:i/>
-          <w:color w:val="000000" w:themeColor="text1"/>
-          <w:sz w:val="24"/>
-          <w:szCs w:val="24"/>
-        </w:rPr>
-        <w:t xml:space="preserve"> </w:t>
+      <w:r>
+        <w:rPr>
+          <w:i/>
+          <w:color w:val="000000" w:themeColor="text1"/>
+          <w:sz w:val="24"/>
+          <w:szCs w:val="24"/>
+        </w:rPr>
+        <w:t xml:space="preserve">electrosmith </w:t>
       </w:r>
       <w:r>
         <w:rPr>
@@ -8515,45 +7602,45 @@
           <w:sz w:val="24"/>
           <w:szCs w:val="24"/>
         </w:rPr>
+        <w:t xml:space="preserve">Class 10 Wednesday </w:t>
+      </w:r>
+      <w:r>
+        <w:rPr>
+          <w:i/>
+          <w:color w:val="000000" w:themeColor="text1"/>
+          <w:sz w:val="24"/>
+          <w:szCs w:val="24"/>
+        </w:rPr>
+        <w:t>10/2</w:t>
+      </w:r>
+      <w:r>
+        <w:rPr>
+          <w:i/>
+          <w:color w:val="000000" w:themeColor="text1"/>
+          <w:sz w:val="24"/>
+          <w:szCs w:val="24"/>
+        </w:rPr>
+        <w:t>8</w:t>
+      </w:r>
+    </w:p>
+    <w:p>
+      <w:pPr>
+        <w:pStyle w:val="Normal1"/>
+        <w:rPr>
+          <w:i/>
+          <w:color w:val="000000" w:themeColor="text1"/>
+          <w:sz w:val="24"/>
+          <w:szCs w:val="24"/>
+        </w:rPr>
+      </w:pPr>
+      <w:r>
+        <w:rPr>
+          <w:i/>
+          <w:color w:val="000000" w:themeColor="text1"/>
+          <w:sz w:val="24"/>
+          <w:szCs w:val="24"/>
+        </w:rPr>
         <w:lastRenderedPageBreak/>
-        <w:t xml:space="preserve">Class 10 Wednesday </w:t>
-      </w:r>
-      <w:r>
-        <w:rPr>
-          <w:i/>
-          <w:color w:val="000000" w:themeColor="text1"/>
-          <w:sz w:val="24"/>
-          <w:szCs w:val="24"/>
-        </w:rPr>
-        <w:t>10/2</w:t>
-      </w:r>
-      <w:r>
-        <w:rPr>
-          <w:i/>
-          <w:color w:val="000000" w:themeColor="text1"/>
-          <w:sz w:val="24"/>
-          <w:szCs w:val="24"/>
-        </w:rPr>
-        <w:t>8</w:t>
-      </w:r>
-    </w:p>
-    <w:p>
-      <w:pPr>
-        <w:pStyle w:val="Normal1"/>
-        <w:rPr>
-          <w:i/>
-          <w:color w:val="000000" w:themeColor="text1"/>
-          <w:sz w:val="24"/>
-          <w:szCs w:val="24"/>
-        </w:rPr>
-      </w:pPr>
-      <w:r>
-        <w:rPr>
-          <w:i/>
-          <w:color w:val="000000" w:themeColor="text1"/>
-          <w:sz w:val="24"/>
-          <w:szCs w:val="24"/>
-        </w:rPr>
         <w:br/>
         <w:t xml:space="preserve">Project </w:t>
       </w:r>
@@ -8771,27 +7858,7 @@
           <w:sz w:val="24"/>
           <w:szCs w:val="24"/>
         </w:rPr>
-        <w:t>The Fluid Corpus Manipulation project (</w:t>
-      </w:r>
-      <w:proofErr w:type="spellStart"/>
-      <w:r>
-        <w:rPr>
-          <w:iCs/>
-          <w:color w:val="000000" w:themeColor="text1"/>
-          <w:sz w:val="24"/>
-          <w:szCs w:val="24"/>
-        </w:rPr>
-        <w:t>FluCoMa</w:t>
-      </w:r>
-      <w:proofErr w:type="spellEnd"/>
-      <w:r>
-        <w:rPr>
-          <w:iCs/>
-          <w:color w:val="000000" w:themeColor="text1"/>
-          <w:sz w:val="24"/>
-          <w:szCs w:val="24"/>
-        </w:rPr>
-        <w:t>) instigates new musical ways of exploiting ever-growing banks of so</w:t>
+        <w:t>The Fluid Corpus Manipulation project (FluCoMa) instigates new musical ways of exploiting ever-growing banks of so</w:t>
       </w:r>
       <w:r>
         <w:rPr>
@@ -8840,27 +7907,7 @@
           <w:sz w:val="24"/>
           <w:szCs w:val="24"/>
         </w:rPr>
-        <w:t xml:space="preserve">These potent algorithms are currently partially available in closed bespoke software, or in laboratories, but not at a suitable level of modularity within the main coding environments used by the creative researchers, namely Max, Pd and </w:t>
-      </w:r>
-      <w:proofErr w:type="spellStart"/>
-      <w:r>
-        <w:rPr>
-          <w:iCs/>
-          <w:color w:val="000000" w:themeColor="text1"/>
-          <w:sz w:val="24"/>
-          <w:szCs w:val="24"/>
-        </w:rPr>
-        <w:t>SuperCollider</w:t>
-      </w:r>
-      <w:proofErr w:type="spellEnd"/>
-      <w:r>
-        <w:rPr>
-          <w:iCs/>
-          <w:color w:val="000000" w:themeColor="text1"/>
-          <w:sz w:val="24"/>
-          <w:szCs w:val="24"/>
-        </w:rPr>
-        <w:t>, to allow groundbreaking sonic research into a rich unexploited area: the manipulation of large sound corpora. Indeed, with access to, genesis of, and storage of large sound banks now commonplace, novel ways of abstracting and manipulating them are needed to mine their inherent potential.</w:t>
+        <w:t>These potent algorithms are currently partially available in closed bespoke software, or in laboratories, but not at a suitable level of modularity within the main coding environments used by the creative researchers, namely Max, Pd and SuperCollider, to allow groundbreaking sonic research into a rich unexploited area: the manipulation of large sound corpora. Indeed, with access to, genesis of, and storage of large sound banks now commonplace, novel ways of abstracting and manipulating them are needed to mine their inherent potential.</w:t>
       </w:r>
       <w:r>
         <w:rPr>
@@ -9239,74 +8286,74 @@
           <w:sz w:val="24"/>
           <w:szCs w:val="24"/>
         </w:rPr>
+        <w:t>Class 1</w:t>
+      </w:r>
+      <w:r>
+        <w:rPr>
+          <w:i/>
+          <w:color w:val="000000" w:themeColor="text1"/>
+          <w:sz w:val="24"/>
+          <w:szCs w:val="24"/>
+        </w:rPr>
+        <w:t xml:space="preserve">4 </w:t>
+      </w:r>
+      <w:r>
+        <w:rPr>
+          <w:i/>
+          <w:color w:val="000000" w:themeColor="text1"/>
+          <w:sz w:val="24"/>
+          <w:szCs w:val="24"/>
+        </w:rPr>
+        <w:t xml:space="preserve">Wednesday </w:t>
+      </w:r>
+      <w:r>
+        <w:rPr>
+          <w:i/>
+          <w:color w:val="000000" w:themeColor="text1"/>
+          <w:sz w:val="24"/>
+          <w:szCs w:val="24"/>
+        </w:rPr>
+        <w:t>12</w:t>
+      </w:r>
+      <w:r>
+        <w:rPr>
+          <w:i/>
+          <w:color w:val="000000" w:themeColor="text1"/>
+          <w:sz w:val="24"/>
+          <w:szCs w:val="24"/>
+        </w:rPr>
+        <w:t>/</w:t>
+      </w:r>
+      <w:r>
+        <w:rPr>
+          <w:i/>
+          <w:color w:val="000000" w:themeColor="text1"/>
+          <w:sz w:val="24"/>
+          <w:szCs w:val="24"/>
+        </w:rPr>
+        <w:t>2</w:t>
+      </w:r>
+    </w:p>
+    <w:p>
+      <w:pPr>
+        <w:pStyle w:val="Normal1"/>
+        <w:rPr>
+          <w:b/>
+          <w:bCs/>
+          <w:i/>
+          <w:color w:val="000000" w:themeColor="text1"/>
+          <w:sz w:val="24"/>
+          <w:szCs w:val="24"/>
+        </w:rPr>
+      </w:pPr>
+      <w:r>
+        <w:rPr>
+          <w:i/>
+          <w:color w:val="000000" w:themeColor="text1"/>
+          <w:sz w:val="24"/>
+          <w:szCs w:val="24"/>
+        </w:rPr>
         <w:lastRenderedPageBreak/>
-        <w:t>Class 1</w:t>
-      </w:r>
-      <w:r>
-        <w:rPr>
-          <w:i/>
-          <w:color w:val="000000" w:themeColor="text1"/>
-          <w:sz w:val="24"/>
-          <w:szCs w:val="24"/>
-        </w:rPr>
-        <w:t xml:space="preserve">4 </w:t>
-      </w:r>
-      <w:r>
-        <w:rPr>
-          <w:i/>
-          <w:color w:val="000000" w:themeColor="text1"/>
-          <w:sz w:val="24"/>
-          <w:szCs w:val="24"/>
-        </w:rPr>
-        <w:t xml:space="preserve">Wednesday </w:t>
-      </w:r>
-      <w:r>
-        <w:rPr>
-          <w:i/>
-          <w:color w:val="000000" w:themeColor="text1"/>
-          <w:sz w:val="24"/>
-          <w:szCs w:val="24"/>
-        </w:rPr>
-        <w:t>12</w:t>
-      </w:r>
-      <w:r>
-        <w:rPr>
-          <w:i/>
-          <w:color w:val="000000" w:themeColor="text1"/>
-          <w:sz w:val="24"/>
-          <w:szCs w:val="24"/>
-        </w:rPr>
-        <w:t>/</w:t>
-      </w:r>
-      <w:r>
-        <w:rPr>
-          <w:i/>
-          <w:color w:val="000000" w:themeColor="text1"/>
-          <w:sz w:val="24"/>
-          <w:szCs w:val="24"/>
-        </w:rPr>
-        <w:t>2</w:t>
-      </w:r>
-    </w:p>
-    <w:p>
-      <w:pPr>
-        <w:pStyle w:val="Normal1"/>
-        <w:rPr>
-          <w:b/>
-          <w:bCs/>
-          <w:i/>
-          <w:color w:val="000000" w:themeColor="text1"/>
-          <w:sz w:val="24"/>
-          <w:szCs w:val="24"/>
-        </w:rPr>
-      </w:pPr>
-      <w:r>
-        <w:rPr>
-          <w:i/>
-          <w:color w:val="000000" w:themeColor="text1"/>
-          <w:sz w:val="24"/>
-          <w:szCs w:val="24"/>
-        </w:rPr>
         <w:t>TBA</w:t>
       </w:r>
     </w:p>

--- a/Ramapo620-50_syllabus1.1docx.docx
+++ b/Ramapo620-50_syllabus1.1docx.docx
@@ -63,6 +63,7 @@
         </w:rPr>
         <w:t xml:space="preserve">0 - </w:t>
       </w:r>
+      <w:proofErr w:type="gramStart"/>
       <w:r>
         <w:rPr>
           <w:rFonts w:ascii="Arial" w:hAnsi="Arial" w:cs="Arial"/>
@@ -75,7 +76,15 @@
           <w:rFonts w:ascii="Arial" w:hAnsi="Arial" w:cs="Arial"/>
           <w:color w:val="000000" w:themeColor="text1"/>
         </w:rPr>
-        <w:t xml:space="preserve">0 : </w:t>
+        <w:t>0 :</w:t>
+      </w:r>
+      <w:proofErr w:type="gramEnd"/>
+      <w:r>
+        <w:rPr>
+          <w:rFonts w:ascii="Arial" w:hAnsi="Arial" w:cs="Arial"/>
+          <w:color w:val="000000" w:themeColor="text1"/>
+        </w:rPr>
+        <w:t xml:space="preserve"> </w:t>
       </w:r>
       <w:r>
         <w:rPr>
@@ -265,7 +274,39 @@
         <w:rPr>
           <w:rFonts w:ascii="Arial" w:hAnsi="Arial" w:cs="Arial"/>
         </w:rPr>
-        <w:t>Office Hours: Wednesday (by appointment) Thursday 1–3:30pm</w:t>
+        <w:t xml:space="preserve">Office Hours: </w:t>
+      </w:r>
+      <w:r>
+        <w:rPr>
+          <w:rFonts w:ascii="Arial" w:hAnsi="Arial" w:cs="Arial"/>
+        </w:rPr>
+        <w:t>Tuesday (2:00—4:00)</w:t>
+      </w:r>
+    </w:p>
+    <w:p>
+      <w:pPr>
+        <w:ind w:left="720" w:firstLine="720"/>
+        <w:rPr>
+          <w:rFonts w:ascii="Arial" w:hAnsi="Arial" w:cs="Arial"/>
+        </w:rPr>
+      </w:pPr>
+      <w:r>
+        <w:rPr>
+          <w:rFonts w:ascii="Arial" w:hAnsi="Arial" w:cs="Arial"/>
+        </w:rPr>
+        <w:t>Wednesday (</w:t>
+      </w:r>
+      <w:r>
+        <w:rPr>
+          <w:rFonts w:ascii="Arial" w:hAnsi="Arial" w:cs="Arial"/>
+        </w:rPr>
+        <w:t>3:00—5:00</w:t>
+      </w:r>
+      <w:r>
+        <w:rPr>
+          <w:rFonts w:ascii="Arial" w:hAnsi="Arial" w:cs="Arial"/>
+        </w:rPr>
+        <w:t xml:space="preserve">) </w:t>
       </w:r>
     </w:p>
     <w:p>
@@ -348,7 +389,23 @@
           <w:rFonts w:ascii="Arial" w:hAnsi="Arial" w:cs="Arial"/>
           <w:color w:val="000000" w:themeColor="text1"/>
         </w:rPr>
-        <w:t xml:space="preserve">This course provides a foundational introduction to music programming languages. SuperCollider, </w:t>
+        <w:t xml:space="preserve">This course provides a foundational introduction to music programming languages. </w:t>
+      </w:r>
+      <w:proofErr w:type="spellStart"/>
+      <w:r>
+        <w:rPr>
+          <w:rFonts w:ascii="Arial" w:hAnsi="Arial" w:cs="Arial"/>
+          <w:color w:val="000000" w:themeColor="text1"/>
+        </w:rPr>
+        <w:t>SuperCollider</w:t>
+      </w:r>
+      <w:proofErr w:type="spellEnd"/>
+      <w:r>
+        <w:rPr>
+          <w:rFonts w:ascii="Arial" w:hAnsi="Arial" w:cs="Arial"/>
+          <w:color w:val="000000" w:themeColor="text1"/>
+        </w:rPr>
+        <w:t xml:space="preserve">, </w:t>
       </w:r>
       <w:r>
         <w:rPr>
@@ -1103,6 +1160,7 @@
           <w:color w:val="000000"/>
         </w:rPr>
       </w:pPr>
+      <w:proofErr w:type="spellStart"/>
       <w:r>
         <w:rPr>
           <w:rFonts w:ascii="Arial" w:hAnsi="Arial" w:cs="Arial"/>
@@ -1110,7 +1168,17 @@
           <w:iCs/>
           <w:color w:val="000000"/>
         </w:rPr>
-        <w:t>collection:"Tutorials/Max Tutorials@cycling74"</w:t>
+        <w:t>collection:"Tutorials</w:t>
+      </w:r>
+      <w:proofErr w:type="spellEnd"/>
+      <w:r>
+        <w:rPr>
+          <w:rFonts w:ascii="Arial" w:hAnsi="Arial" w:cs="Arial"/>
+          <w:b/>
+          <w:iCs/>
+          <w:color w:val="000000"/>
+        </w:rPr>
+        <w:t>/Max Tutorials@cycling74"</w:t>
       </w:r>
     </w:p>
     <w:p>
@@ -1123,6 +1191,7 @@
           <w:color w:val="000000"/>
         </w:rPr>
       </w:pPr>
+      <w:proofErr w:type="spellStart"/>
       <w:r>
         <w:rPr>
           <w:rFonts w:ascii="Arial" w:hAnsi="Arial" w:cs="Arial"/>
@@ -1130,7 +1199,17 @@
           <w:iCs/>
           <w:color w:val="000000"/>
         </w:rPr>
-        <w:t>collection:"Tutorials/MSP Tutorials@cycling74"</w:t>
+        <w:t>collection:"Tutorials</w:t>
+      </w:r>
+      <w:proofErr w:type="spellEnd"/>
+      <w:r>
+        <w:rPr>
+          <w:rFonts w:ascii="Arial" w:hAnsi="Arial" w:cs="Arial"/>
+          <w:b/>
+          <w:iCs/>
+          <w:color w:val="000000"/>
+        </w:rPr>
+        <w:t>/MSP Tutorials@cycling74"</w:t>
       </w:r>
     </w:p>
     <w:p>
@@ -1318,7 +1397,23 @@
           <w:rFonts w:ascii="Arial" w:hAnsi="Arial" w:cs="Arial"/>
           <w:color w:val="000000" w:themeColor="text1"/>
         </w:rPr>
-        <w:t>Extremely powerful code based platform</w:t>
+        <w:t xml:space="preserve">Extremely powerful </w:t>
+      </w:r>
+      <w:proofErr w:type="gramStart"/>
+      <w:r>
+        <w:rPr>
+          <w:rFonts w:ascii="Arial" w:hAnsi="Arial" w:cs="Arial"/>
+          <w:color w:val="000000" w:themeColor="text1"/>
+        </w:rPr>
+        <w:t>code based</w:t>
+      </w:r>
+      <w:proofErr w:type="gramEnd"/>
+      <w:r>
+        <w:rPr>
+          <w:rFonts w:ascii="Arial" w:hAnsi="Arial" w:cs="Arial"/>
+          <w:color w:val="000000" w:themeColor="text1"/>
+        </w:rPr>
+        <w:t xml:space="preserve"> platform</w:t>
       </w:r>
     </w:p>
     <w:p>
@@ -1489,8 +1584,17 @@
           <w:rFonts w:ascii="Arial" w:hAnsi="Arial" w:cs="Arial"/>
           <w:color w:val="000000" w:themeColor="text1"/>
         </w:rPr>
-        <w:t>Daisy ElectroSmith</w:t>
-      </w:r>
+        <w:t xml:space="preserve">Daisy </w:t>
+      </w:r>
+      <w:proofErr w:type="spellStart"/>
+      <w:r>
+        <w:rPr>
+          <w:rFonts w:ascii="Arial" w:hAnsi="Arial" w:cs="Arial"/>
+          <w:color w:val="000000" w:themeColor="text1"/>
+        </w:rPr>
+        <w:t>ElectroSmith</w:t>
+      </w:r>
+      <w:proofErr w:type="spellEnd"/>
     </w:p>
     <w:p>
       <w:pPr>
@@ -1558,7 +1662,27 @@
           <w:color w:val="000000" w:themeColor="text1"/>
         </w:rPr>
         <w:lastRenderedPageBreak/>
-        <w:t>“Daisy is an embedded platform for music. It features everything you need for creating high fidelity audio hardware devices. Just plug in a USB cable and start making sound! Programming the Daisy is a breeze with support for a number of languages including C++, Arduino, and Max/MSP Gen~. To get started, simply upload an example program over USB, and start tweaking!”</w:t>
+        <w:t xml:space="preserve">“Daisy is an embedded platform for music. It features everything you need for creating high fidelity audio hardware devices. Just plug in a USB cable and start making sound! Programming the Daisy is a breeze with support for </w:t>
+      </w:r>
+      <w:proofErr w:type="gramStart"/>
+      <w:r>
+        <w:rPr>
+          <w:rFonts w:ascii="Arial" w:hAnsi="Arial" w:cs="Arial"/>
+          <w:i/>
+          <w:iCs/>
+          <w:color w:val="000000" w:themeColor="text1"/>
+        </w:rPr>
+        <w:t>a number of</w:t>
+      </w:r>
+      <w:proofErr w:type="gramEnd"/>
+      <w:r>
+        <w:rPr>
+          <w:rFonts w:ascii="Arial" w:hAnsi="Arial" w:cs="Arial"/>
+          <w:i/>
+          <w:iCs/>
+          <w:color w:val="000000" w:themeColor="text1"/>
+        </w:rPr>
+        <w:t xml:space="preserve"> languages including C++, Arduino, and Max/MSP Gen~. To get started, simply upload an example program over USB, and start tweaking!”</w:t>
       </w:r>
     </w:p>
     <w:p>
@@ -1664,8 +1788,25 @@
           <w:rFonts w:ascii="Arial" w:hAnsi="Arial" w:cs="Arial"/>
           <w:color w:val="000000" w:themeColor="text1"/>
         </w:rPr>
-        <w:t xml:space="preserve">Since this is a coding class, we use Git for version tracking. I am constanting updating, refining, refactoring, and revising code bases throughout the semester and many times throughout the week. Please learn to use </w:t>
-      </w:r>
+        <w:t xml:space="preserve">Since this is a coding class, we use Git for version tracking. I am </w:t>
+      </w:r>
+      <w:proofErr w:type="spellStart"/>
+      <w:r>
+        <w:rPr>
+          <w:rFonts w:ascii="Arial" w:hAnsi="Arial" w:cs="Arial"/>
+          <w:color w:val="000000" w:themeColor="text1"/>
+        </w:rPr>
+        <w:t>constanting</w:t>
+      </w:r>
+      <w:proofErr w:type="spellEnd"/>
+      <w:r>
+        <w:rPr>
+          <w:rFonts w:ascii="Arial" w:hAnsi="Arial" w:cs="Arial"/>
+          <w:color w:val="000000" w:themeColor="text1"/>
+        </w:rPr>
+        <w:t xml:space="preserve"> updating, refining, refactoring, and revising code bases throughout the semester and many times throughout the week. Please learn to use </w:t>
+      </w:r>
+      <w:proofErr w:type="spellStart"/>
       <w:r>
         <w:rPr>
           <w:rFonts w:ascii="Arial" w:hAnsi="Arial" w:cs="Arial"/>
@@ -1675,6 +1816,7 @@
         </w:rPr>
         <w:t>Github</w:t>
       </w:r>
+      <w:proofErr w:type="spellEnd"/>
       <w:r>
         <w:rPr>
           <w:rFonts w:ascii="Arial" w:hAnsi="Arial" w:cs="Arial"/>
@@ -1689,7 +1831,23 @@
           <w:rFonts w:ascii="Arial" w:hAnsi="Arial" w:cs="Arial"/>
           <w:color w:val="000000" w:themeColor="text1"/>
         </w:rPr>
-        <w:t>Download Github Desktop and make an account asap.</w:t>
+        <w:t xml:space="preserve">Download </w:t>
+      </w:r>
+      <w:proofErr w:type="spellStart"/>
+      <w:r>
+        <w:rPr>
+          <w:rFonts w:ascii="Arial" w:hAnsi="Arial" w:cs="Arial"/>
+          <w:color w:val="000000" w:themeColor="text1"/>
+        </w:rPr>
+        <w:t>Github</w:t>
+      </w:r>
+      <w:proofErr w:type="spellEnd"/>
+      <w:r>
+        <w:rPr>
+          <w:rFonts w:ascii="Arial" w:hAnsi="Arial" w:cs="Arial"/>
+          <w:color w:val="000000" w:themeColor="text1"/>
+        </w:rPr>
+        <w:t xml:space="preserve"> Desktop and make an account asap.</w:t>
       </w:r>
     </w:p>
     <w:p>
@@ -1844,7 +2002,95 @@
           <w:sz w:val="28"/>
           <w:szCs w:val="28"/>
         </w:rPr>
-        <w:t xml:space="preserve"> Download Github desktop, Go to the link above, and click "open with github desktop". It will automatically download the class repository locally. You must check this every week, and see if I have pushed any changes.</w:t>
+        <w:t xml:space="preserve"> Download </w:t>
+      </w:r>
+      <w:proofErr w:type="spellStart"/>
+      <w:r>
+        <w:rPr>
+          <w:i w:val="0"/>
+          <w:iCs w:val="0"/>
+          <w:color w:val="000000" w:themeColor="text1"/>
+          <w:sz w:val="28"/>
+          <w:szCs w:val="28"/>
+        </w:rPr>
+        <w:t>Github</w:t>
+      </w:r>
+      <w:proofErr w:type="spellEnd"/>
+      <w:r>
+        <w:rPr>
+          <w:i w:val="0"/>
+          <w:iCs w:val="0"/>
+          <w:color w:val="000000" w:themeColor="text1"/>
+          <w:sz w:val="28"/>
+          <w:szCs w:val="28"/>
+        </w:rPr>
+        <w:t xml:space="preserve"> desktop, </w:t>
+      </w:r>
+      <w:proofErr w:type="gramStart"/>
+      <w:r>
+        <w:rPr>
+          <w:i w:val="0"/>
+          <w:iCs w:val="0"/>
+          <w:color w:val="000000" w:themeColor="text1"/>
+          <w:sz w:val="28"/>
+          <w:szCs w:val="28"/>
+        </w:rPr>
+        <w:t>Go</w:t>
+      </w:r>
+      <w:proofErr w:type="gramEnd"/>
+      <w:r>
+        <w:rPr>
+          <w:i w:val="0"/>
+          <w:iCs w:val="0"/>
+          <w:color w:val="000000" w:themeColor="text1"/>
+          <w:sz w:val="28"/>
+          <w:szCs w:val="28"/>
+        </w:rPr>
+        <w:t xml:space="preserve"> to the link above, and click "open with </w:t>
+      </w:r>
+      <w:proofErr w:type="spellStart"/>
+      <w:r>
+        <w:rPr>
+          <w:i w:val="0"/>
+          <w:iCs w:val="0"/>
+          <w:color w:val="000000" w:themeColor="text1"/>
+          <w:sz w:val="28"/>
+          <w:szCs w:val="28"/>
+        </w:rPr>
+        <w:t>github</w:t>
+      </w:r>
+      <w:proofErr w:type="spellEnd"/>
+      <w:r>
+        <w:rPr>
+          <w:i w:val="0"/>
+          <w:iCs w:val="0"/>
+          <w:color w:val="000000" w:themeColor="text1"/>
+          <w:sz w:val="28"/>
+          <w:szCs w:val="28"/>
+        </w:rPr>
+        <w:t xml:space="preserve"> desktop". It will automatically download the class repository locally. You must check this every </w:t>
+      </w:r>
+      <w:proofErr w:type="gramStart"/>
+      <w:r>
+        <w:rPr>
+          <w:i w:val="0"/>
+          <w:iCs w:val="0"/>
+          <w:color w:val="000000" w:themeColor="text1"/>
+          <w:sz w:val="28"/>
+          <w:szCs w:val="28"/>
+        </w:rPr>
+        <w:t>week, and</w:t>
+      </w:r>
+      <w:proofErr w:type="gramEnd"/>
+      <w:r>
+        <w:rPr>
+          <w:i w:val="0"/>
+          <w:iCs w:val="0"/>
+          <w:color w:val="000000" w:themeColor="text1"/>
+          <w:sz w:val="28"/>
+          <w:szCs w:val="28"/>
+        </w:rPr>
+        <w:t xml:space="preserve"> see if I have pushed any changes.</w:t>
       </w:r>
     </w:p>
     <w:p>
@@ -1910,8 +2156,16 @@
         <w:rPr>
           <w:rFonts w:ascii="Arial" w:hAnsi="Arial" w:cs="Arial"/>
         </w:rPr>
-        <w:t>● Production Techniques: evaluate and apply advanced techniques in music production, synthesis, recording, programming, editing, and mastering;</w:t>
-      </w:r>
+        <w:t xml:space="preserve">● Production Techniques: evaluate and apply advanced techniques in music production, synthesis, recording, programming, editing, and </w:t>
+      </w:r>
+      <w:proofErr w:type="gramStart"/>
+      <w:r>
+        <w:rPr>
+          <w:rFonts w:ascii="Arial" w:hAnsi="Arial" w:cs="Arial"/>
+        </w:rPr>
+        <w:t>mastering;</w:t>
+      </w:r>
+      <w:proofErr w:type="gramEnd"/>
     </w:p>
     <w:p>
       <w:pPr>
@@ -1935,8 +2189,16 @@
         <w:rPr>
           <w:rFonts w:ascii="Arial" w:hAnsi="Arial" w:cs="Arial"/>
         </w:rPr>
-        <w:t>Theoretical Foundations: identify and interpret core theoretical foundations of audio;</w:t>
-      </w:r>
+        <w:t xml:space="preserve">Theoretical Foundations: identify and interpret core theoretical foundations of </w:t>
+      </w:r>
+      <w:proofErr w:type="gramStart"/>
+      <w:r>
+        <w:rPr>
+          <w:rFonts w:ascii="Arial" w:hAnsi="Arial" w:cs="Arial"/>
+        </w:rPr>
+        <w:t>audio;</w:t>
+      </w:r>
+      <w:proofErr w:type="gramEnd"/>
     </w:p>
     <w:p>
       <w:pPr>
@@ -1961,8 +2223,16 @@
         <w:rPr>
           <w:rFonts w:ascii="Arial" w:hAnsi="Arial" w:cs="Arial"/>
         </w:rPr>
-        <w:t>Context: analyze and articulate the importance of context in diverse practices within music technology;</w:t>
-      </w:r>
+        <w:t xml:space="preserve">Context: analyze and articulate the importance of context in diverse practices within music </w:t>
+      </w:r>
+      <w:proofErr w:type="gramStart"/>
+      <w:r>
+        <w:rPr>
+          <w:rFonts w:ascii="Arial" w:hAnsi="Arial" w:cs="Arial"/>
+        </w:rPr>
+        <w:t>technology;</w:t>
+      </w:r>
+      <w:proofErr w:type="gramEnd"/>
     </w:p>
     <w:p>
       <w:pPr>
@@ -1986,8 +2256,16 @@
         <w:rPr>
           <w:rFonts w:ascii="Arial" w:hAnsi="Arial" w:cs="Arial"/>
         </w:rPr>
-        <w:t>Musicianship and Production: integrate traditional, non-Western, and experimental approaches to musicianship and composition with music production skills;</w:t>
-      </w:r>
+        <w:t xml:space="preserve">Musicianship and Production: integrate traditional, non-Western, and experimental approaches to musicianship and composition with music production </w:t>
+      </w:r>
+      <w:proofErr w:type="gramStart"/>
+      <w:r>
+        <w:rPr>
+          <w:rFonts w:ascii="Arial" w:hAnsi="Arial" w:cs="Arial"/>
+        </w:rPr>
+        <w:t>skills;</w:t>
+      </w:r>
+      <w:proofErr w:type="gramEnd"/>
     </w:p>
     <w:p>
       <w:pPr>
@@ -2149,7 +2427,21 @@
         <w:rPr>
           <w:rFonts w:ascii="Arial" w:hAnsi="Arial" w:cs="Arial"/>
         </w:rPr>
-        <w:t>Demonstrate the ability to create programs in SuperCollider, Python, Processing and C++ in the production of compositions an</w:t>
+        <w:t xml:space="preserve">Demonstrate the ability to create programs in </w:t>
+      </w:r>
+      <w:proofErr w:type="spellStart"/>
+      <w:r>
+        <w:rPr>
+          <w:rFonts w:ascii="Arial" w:hAnsi="Arial" w:cs="Arial"/>
+        </w:rPr>
+        <w:t>SuperCollider</w:t>
+      </w:r>
+      <w:proofErr w:type="spellEnd"/>
+      <w:r>
+        <w:rPr>
+          <w:rFonts w:ascii="Arial" w:hAnsi="Arial" w:cs="Arial"/>
+        </w:rPr>
+        <w:t>, Python, Processing and C++ in the production of compositions an</w:t>
       </w:r>
       <w:r>
         <w:rPr>
@@ -2180,7 +2472,21 @@
         <w:rPr>
           <w:rFonts w:ascii="Arial" w:hAnsi="Arial" w:cs="Arial"/>
         </w:rPr>
-        <w:t>Understand the fundamentals of computer programming languages for music and be able to implement them to build original Audio Unit &amp; VSTplugins (Projects)</w:t>
+        <w:t xml:space="preserve">Understand the fundamentals of computer programming languages for music and be able to implement them to build original Audio Unit &amp; </w:t>
+      </w:r>
+      <w:proofErr w:type="spellStart"/>
+      <w:r>
+        <w:rPr>
+          <w:rFonts w:ascii="Arial" w:hAnsi="Arial" w:cs="Arial"/>
+        </w:rPr>
+        <w:t>VSTplugins</w:t>
+      </w:r>
+      <w:proofErr w:type="spellEnd"/>
+      <w:r>
+        <w:rPr>
+          <w:rFonts w:ascii="Arial" w:hAnsi="Arial" w:cs="Arial"/>
+        </w:rPr>
+        <w:t xml:space="preserve"> (Projects)</w:t>
       </w:r>
     </w:p>
     <w:p>
@@ -2706,7 +3012,25 @@
           <w:sz w:val="24"/>
           <w:szCs w:val="24"/>
         </w:rPr>
-        <w:t xml:space="preserve"> work and experiment in class. Discussions, critiques lectures and demonstrations provide the basis for the successful completion of projects, and they are difficult to re-create outside of class. In order to participate, you must be in attendance. </w:t>
+        <w:t xml:space="preserve"> work and experiment in class. Discussions, critiques lectures and demonstrations provide the basis for the successful completion of projects, and they are difficult to re-create outside of class. </w:t>
+      </w:r>
+      <w:proofErr w:type="gramStart"/>
+      <w:r>
+        <w:rPr>
+          <w:color w:val="000000" w:themeColor="text1"/>
+          <w:sz w:val="24"/>
+          <w:szCs w:val="24"/>
+        </w:rPr>
+        <w:t>In order to</w:t>
+      </w:r>
+      <w:proofErr w:type="gramEnd"/>
+      <w:r>
+        <w:rPr>
+          <w:color w:val="000000" w:themeColor="text1"/>
+          <w:sz w:val="24"/>
+          <w:szCs w:val="24"/>
+        </w:rPr>
+        <w:t xml:space="preserve"> participate, you must be in attendance. </w:t>
       </w:r>
     </w:p>
     <w:p>
@@ -3026,8 +3350,18 @@
           <w:sz w:val="24"/>
           <w:szCs w:val="24"/>
         </w:rPr>
-        <w:t>catch up!—</w:t>
-      </w:r>
+        <w:t xml:space="preserve">catch </w:t>
+      </w:r>
+      <w:proofErr w:type="gramStart"/>
+      <w:r>
+        <w:rPr>
+          <w:color w:val="000000" w:themeColor="text1"/>
+          <w:sz w:val="24"/>
+          <w:szCs w:val="24"/>
+        </w:rPr>
+        <w:t>up!—</w:t>
+      </w:r>
+      <w:proofErr w:type="gramEnd"/>
       <w:r>
         <w:rPr>
           <w:color w:val="000000" w:themeColor="text1"/>
@@ -3278,7 +3612,25 @@
           <w:sz w:val="24"/>
           <w:szCs w:val="24"/>
         </w:rPr>
-        <w:t>You have to identify and explain a technological process.</w:t>
+        <w:t xml:space="preserve">You </w:t>
+      </w:r>
+      <w:proofErr w:type="gramStart"/>
+      <w:r>
+        <w:rPr>
+          <w:color w:val="000000" w:themeColor="text1"/>
+          <w:sz w:val="24"/>
+          <w:szCs w:val="24"/>
+        </w:rPr>
+        <w:t>have to</w:t>
+      </w:r>
+      <w:proofErr w:type="gramEnd"/>
+      <w:r>
+        <w:rPr>
+          <w:color w:val="000000" w:themeColor="text1"/>
+          <w:sz w:val="24"/>
+          <w:szCs w:val="24"/>
+        </w:rPr>
+        <w:t xml:space="preserve"> identify and explain a technological process.</w:t>
       </w:r>
     </w:p>
     <w:p>
@@ -3297,7 +3649,25 @@
           <w:sz w:val="24"/>
           <w:szCs w:val="24"/>
         </w:rPr>
-        <w:t>It should be appropriately cited, referenced. You should not just link to Youtube videos and let the video do the talking.</w:t>
+        <w:t xml:space="preserve">It should be appropriately cited, referenced. You should not just link to </w:t>
+      </w:r>
+      <w:proofErr w:type="spellStart"/>
+      <w:r>
+        <w:rPr>
+          <w:color w:val="000000" w:themeColor="text1"/>
+          <w:sz w:val="24"/>
+          <w:szCs w:val="24"/>
+        </w:rPr>
+        <w:t>Youtube</w:t>
+      </w:r>
+      <w:proofErr w:type="spellEnd"/>
+      <w:r>
+        <w:rPr>
+          <w:color w:val="000000" w:themeColor="text1"/>
+          <w:sz w:val="24"/>
+          <w:szCs w:val="24"/>
+        </w:rPr>
+        <w:t xml:space="preserve"> videos and let the video do the talking.</w:t>
       </w:r>
     </w:p>
     <w:p>
@@ -3649,27 +4019,69 @@
         <w:rPr>
           <w:rFonts w:ascii="Arial" w:hAnsi="Arial" w:cs="Arial"/>
         </w:rPr>
-        <w:t xml:space="preserve">The use of Machine Learning tools such as ChatGPT and Claude are permitted, generally. In some cases we will explore them deliberately. In some instances you will be discouraged from using these tools. AI represents a sea change for humanity. It also represents a paradigm shift for pedagogy in digital literacy.  </w:t>
-      </w:r>
-    </w:p>
-    <w:p>
-      <w:pPr>
-        <w:rPr>
-          <w:rFonts w:ascii="Arial" w:hAnsi="Arial" w:cs="Arial"/>
-        </w:rPr>
-      </w:pPr>
-    </w:p>
-    <w:p>
-      <w:pPr>
-        <w:rPr>
-          <w:rFonts w:ascii="Arial" w:hAnsi="Arial" w:cs="Arial"/>
-        </w:rPr>
-      </w:pPr>
-      <w:r>
-        <w:rPr>
-          <w:rFonts w:ascii="Arial" w:hAnsi="Arial" w:cs="Arial"/>
-        </w:rPr>
-        <w:t>I expect you will want to use AI (ChatGPT and image generation tools, at a minimum), in this class. In fact, some assignments will require it. Learning to use AI is an emerging skill—be aware of its limits. If you provide minimum effort prompts, you will get low quality results. You will need to refine your prompts in order to get good outcomes. This will take work.</w:t>
+        <w:t xml:space="preserve">The use of Machine Learning tools such as ChatGPT and Claude are permitted, generally. In some </w:t>
+      </w:r>
+      <w:proofErr w:type="gramStart"/>
+      <w:r>
+        <w:rPr>
+          <w:rFonts w:ascii="Arial" w:hAnsi="Arial" w:cs="Arial"/>
+        </w:rPr>
+        <w:t>cases</w:t>
+      </w:r>
+      <w:proofErr w:type="gramEnd"/>
+      <w:r>
+        <w:rPr>
+          <w:rFonts w:ascii="Arial" w:hAnsi="Arial" w:cs="Arial"/>
+        </w:rPr>
+        <w:t xml:space="preserve"> we will explore them deliberately. In some </w:t>
+      </w:r>
+      <w:proofErr w:type="gramStart"/>
+      <w:r>
+        <w:rPr>
+          <w:rFonts w:ascii="Arial" w:hAnsi="Arial" w:cs="Arial"/>
+        </w:rPr>
+        <w:t>instances</w:t>
+      </w:r>
+      <w:proofErr w:type="gramEnd"/>
+      <w:r>
+        <w:rPr>
+          <w:rFonts w:ascii="Arial" w:hAnsi="Arial" w:cs="Arial"/>
+        </w:rPr>
+        <w:t xml:space="preserve"> you will be discouraged from using these tools. AI represents a sea change for humanity. It also represents a paradigm shift for pedagogy in digital literacy.  </w:t>
+      </w:r>
+    </w:p>
+    <w:p>
+      <w:pPr>
+        <w:rPr>
+          <w:rFonts w:ascii="Arial" w:hAnsi="Arial" w:cs="Arial"/>
+        </w:rPr>
+      </w:pPr>
+    </w:p>
+    <w:p>
+      <w:pPr>
+        <w:rPr>
+          <w:rFonts w:ascii="Arial" w:hAnsi="Arial" w:cs="Arial"/>
+        </w:rPr>
+      </w:pPr>
+      <w:r>
+        <w:rPr>
+          <w:rFonts w:ascii="Arial" w:hAnsi="Arial" w:cs="Arial"/>
+        </w:rPr>
+        <w:t xml:space="preserve">I expect you will want to use AI (ChatGPT and image generation tools, at a minimum), in this class. In fact, some assignments will require it. Learning to use AI is an emerging skill—be aware of its limits. If you provide minimum effort prompts, you will get low quality results. You will need to refine your prompts </w:t>
+      </w:r>
+      <w:proofErr w:type="gramStart"/>
+      <w:r>
+        <w:rPr>
+          <w:rFonts w:ascii="Arial" w:hAnsi="Arial" w:cs="Arial"/>
+        </w:rPr>
+        <w:t>in order to</w:t>
+      </w:r>
+      <w:proofErr w:type="gramEnd"/>
+      <w:r>
+        <w:rPr>
+          <w:rFonts w:ascii="Arial" w:hAnsi="Arial" w:cs="Arial"/>
+        </w:rPr>
+        <w:t xml:space="preserve"> get good outcomes. This will take work.</w:t>
       </w:r>
     </w:p>
     <w:p>
@@ -3752,28 +4164,44 @@
           <w:rFonts w:ascii="Arial" w:hAnsi="Arial" w:cs="Arial"/>
           <w:color w:val="141414"/>
         </w:rPr>
-        <w:t xml:space="preserve">Ramapo College is committed to fostering a safe, productive learning environment. Title IX and our college policy prohibit discrimination on the basis of sex or gender. Sexual misconduct — including harassment, domestic and dating violence, sexual assault, and stalking are prohibited. The College encourages anyone experiencing sexual misconduct to talk to someone about what happened, so they can get the support they need and our college can respond appropriately. </w:t>
-      </w:r>
-    </w:p>
-    <w:p>
-      <w:pPr>
-        <w:rPr>
-          <w:rFonts w:ascii="Arial" w:hAnsi="Arial" w:cs="Arial"/>
-        </w:rPr>
-      </w:pPr>
-    </w:p>
-    <w:p>
-      <w:pPr>
+        <w:t xml:space="preserve">Ramapo College is committed to fostering a safe, productive learning environment. Title IX and our college policy prohibit discrimination </w:t>
+      </w:r>
+      <w:proofErr w:type="gramStart"/>
+      <w:r>
         <w:rPr>
           <w:rFonts w:ascii="Arial" w:hAnsi="Arial" w:cs="Arial"/>
           <w:color w:val="141414"/>
         </w:rPr>
-      </w:pPr>
+        <w:t>on the basis of</w:t>
+      </w:r>
+      <w:proofErr w:type="gramEnd"/>
       <w:r>
         <w:rPr>
           <w:rFonts w:ascii="Arial" w:hAnsi="Arial" w:cs="Arial"/>
           <w:color w:val="141414"/>
         </w:rPr>
+        <w:t xml:space="preserve"> sex or gender. Sexual misconduct — including harassment, domestic and dating violence, sexual assault, and stalking are prohibited. The College encourages anyone experiencing sexual misconduct to talk to someone about what happened, so they can get the support they need and our college can respond appropriately. </w:t>
+      </w:r>
+    </w:p>
+    <w:p>
+      <w:pPr>
+        <w:rPr>
+          <w:rFonts w:ascii="Arial" w:hAnsi="Arial" w:cs="Arial"/>
+        </w:rPr>
+      </w:pPr>
+    </w:p>
+    <w:p>
+      <w:pPr>
+        <w:rPr>
+          <w:rFonts w:ascii="Arial" w:hAnsi="Arial" w:cs="Arial"/>
+          <w:color w:val="141414"/>
+        </w:rPr>
+      </w:pPr>
+      <w:r>
+        <w:rPr>
+          <w:rFonts w:ascii="Arial" w:hAnsi="Arial" w:cs="Arial"/>
+          <w:color w:val="141414"/>
+        </w:rPr>
         <w:t xml:space="preserve">If you wish to speak confidentially about an incident of sexual misconduct, please contact the Counseling Center at </w:t>
       </w:r>
       <w:r>
@@ -3859,7 +4287,23 @@
           <w:rFonts w:ascii="Arial" w:hAnsi="Arial" w:cs="Arial"/>
           <w:color w:val="141414"/>
         </w:rPr>
-        <w:t xml:space="preserve">As a faculty member, I am also required by our College to report incidents of sexual misconduct and thus cannot guarantee confidentiality, but I will respect your privacy and only share the information with those who have a duty to respond. Should I become aware of an incident involving sexual misconduct, I must provide our Title IX Coordinator with relevant details such as the names of those involved in the incident. </w:t>
+        <w:t xml:space="preserve">As a faculty member, I am also required by our </w:t>
+      </w:r>
+      <w:proofErr w:type="gramStart"/>
+      <w:r>
+        <w:rPr>
+          <w:rFonts w:ascii="Arial" w:hAnsi="Arial" w:cs="Arial"/>
+          <w:color w:val="141414"/>
+        </w:rPr>
+        <w:t>College</w:t>
+      </w:r>
+      <w:proofErr w:type="gramEnd"/>
+      <w:r>
+        <w:rPr>
+          <w:rFonts w:ascii="Arial" w:hAnsi="Arial" w:cs="Arial"/>
+          <w:color w:val="141414"/>
+        </w:rPr>
+        <w:t xml:space="preserve"> to report incidents of sexual misconduct and thus cannot guarantee confidentiality, but I will respect your privacy and only share the information with those who have a duty to respond. Should I become aware of an incident involving sexual misconduct, I must provide our Title IX Coordinator with relevant details such as the names of those involved in the incident. </w:t>
       </w:r>
     </w:p>
     <w:p>
@@ -4047,7 +4491,25 @@
           <w:b/>
           <w:bCs/>
         </w:rPr>
-        <w:t xml:space="preserve">Introduction to the SuperCollider 3 </w:t>
+        <w:t xml:space="preserve">Introduction to the </w:t>
+      </w:r>
+      <w:proofErr w:type="spellStart"/>
+      <w:r>
+        <w:rPr>
+          <w:rFonts w:ascii="Arial" w:hAnsi="Arial" w:cs="Arial"/>
+          <w:b/>
+          <w:bCs/>
+        </w:rPr>
+        <w:t>SuperCollider</w:t>
+      </w:r>
+      <w:proofErr w:type="spellEnd"/>
+      <w:r>
+        <w:rPr>
+          <w:rFonts w:ascii="Arial" w:hAnsi="Arial" w:cs="Arial"/>
+          <w:b/>
+          <w:bCs/>
+        </w:rPr>
+        <w:t xml:space="preserve"> 3 </w:t>
       </w:r>
       <w:r>
         <w:rPr>
@@ -4437,11 +4899,19 @@
         </w:rPr>
         <w:t xml:space="preserve">, </w:t>
       </w:r>
-      <w:r>
-        <w:rPr>
-          <w:rFonts w:ascii="Arial" w:hAnsi="Arial" w:cs="Arial"/>
-        </w:rPr>
-        <w:t>Modify it so it sounds like something you are excited about.</w:t>
+      <w:proofErr w:type="gramStart"/>
+      <w:r>
+        <w:rPr>
+          <w:rFonts w:ascii="Arial" w:hAnsi="Arial" w:cs="Arial"/>
+        </w:rPr>
+        <w:t>Modify</w:t>
+      </w:r>
+      <w:proofErr w:type="gramEnd"/>
+      <w:r>
+        <w:rPr>
+          <w:rFonts w:ascii="Arial" w:hAnsi="Arial" w:cs="Arial"/>
+        </w:rPr>
+        <w:t xml:space="preserve"> it so it sounds like something you are excited about.</w:t>
       </w:r>
     </w:p>
     <w:p>
@@ -4509,7 +4979,43 @@
           <w:sz w:val="24"/>
           <w:szCs w:val="24"/>
         </w:rPr>
-        <w:t xml:space="preserve">Live Coding in SuperCollider: a Tutorial with Eli Fieldsteel </w:t>
+        <w:t xml:space="preserve">Live Coding in </w:t>
+      </w:r>
+      <w:proofErr w:type="spellStart"/>
+      <w:r>
+        <w:rPr>
+          <w:color w:val="000000" w:themeColor="text1"/>
+          <w:sz w:val="24"/>
+          <w:szCs w:val="24"/>
+        </w:rPr>
+        <w:t>SuperCollider</w:t>
+      </w:r>
+      <w:proofErr w:type="spellEnd"/>
+      <w:r>
+        <w:rPr>
+          <w:color w:val="000000" w:themeColor="text1"/>
+          <w:sz w:val="24"/>
+          <w:szCs w:val="24"/>
+        </w:rPr>
+        <w:t xml:space="preserve">: a Tutorial with Eli </w:t>
+      </w:r>
+      <w:proofErr w:type="spellStart"/>
+      <w:r>
+        <w:rPr>
+          <w:color w:val="000000" w:themeColor="text1"/>
+          <w:sz w:val="24"/>
+          <w:szCs w:val="24"/>
+        </w:rPr>
+        <w:t>Fieldsteel</w:t>
+      </w:r>
+      <w:proofErr w:type="spellEnd"/>
+      <w:r>
+        <w:rPr>
+          <w:color w:val="000000" w:themeColor="text1"/>
+          <w:sz w:val="24"/>
+          <w:szCs w:val="24"/>
+        </w:rPr>
+        <w:t xml:space="preserve"> </w:t>
       </w:r>
       <w:hyperlink r:id="rId22" w:history="1">
         <w:r>
@@ -4686,34 +5192,65 @@
         </w:rPr>
         <w:t xml:space="preserve">Learning </w:t>
       </w:r>
-      <w:r>
-        <w:rPr>
-          <w:iCs/>
-          <w:color w:val="000000" w:themeColor="text1"/>
-          <w:sz w:val="24"/>
-          <w:szCs w:val="24"/>
-        </w:rPr>
-        <w:t>NodeProxy—The simplest and most direct way to recycle and utilize code in instruments, live, in Supercollider.</w:t>
-      </w:r>
-    </w:p>
-    <w:p>
-      <w:pPr>
-        <w:pStyle w:val="Normal1"/>
-        <w:rPr>
-          <w:iCs/>
-          <w:color w:val="000000" w:themeColor="text1"/>
-          <w:sz w:val="24"/>
-          <w:szCs w:val="24"/>
-        </w:rPr>
-      </w:pPr>
-      <w:r>
-        <w:rPr>
-          <w:iCs/>
-          <w:color w:val="000000" w:themeColor="text1"/>
-          <w:sz w:val="24"/>
-          <w:szCs w:val="24"/>
-        </w:rPr>
-        <w:t>Learning Synthdef—the standard way to program synths for global programming concepts in SC</w:t>
+      <w:proofErr w:type="spellStart"/>
+      <w:r>
+        <w:rPr>
+          <w:iCs/>
+          <w:color w:val="000000" w:themeColor="text1"/>
+          <w:sz w:val="24"/>
+          <w:szCs w:val="24"/>
+        </w:rPr>
+        <w:t>NodeProxy</w:t>
+      </w:r>
+      <w:proofErr w:type="spellEnd"/>
+      <w:r>
+        <w:rPr>
+          <w:iCs/>
+          <w:color w:val="000000" w:themeColor="text1"/>
+          <w:sz w:val="24"/>
+          <w:szCs w:val="24"/>
+        </w:rPr>
+        <w:t>—The simplest and most direct way to recycle and utilize code in instruments, live, in Supercollider.</w:t>
+      </w:r>
+    </w:p>
+    <w:p>
+      <w:pPr>
+        <w:pStyle w:val="Normal1"/>
+        <w:rPr>
+          <w:iCs/>
+          <w:color w:val="000000" w:themeColor="text1"/>
+          <w:sz w:val="24"/>
+          <w:szCs w:val="24"/>
+        </w:rPr>
+      </w:pPr>
+      <w:r>
+        <w:rPr>
+          <w:iCs/>
+          <w:color w:val="000000" w:themeColor="text1"/>
+          <w:sz w:val="24"/>
+          <w:szCs w:val="24"/>
+        </w:rPr>
+        <w:t xml:space="preserve">Learning </w:t>
+      </w:r>
+      <w:proofErr w:type="spellStart"/>
+      <w:r>
+        <w:rPr>
+          <w:iCs/>
+          <w:color w:val="000000" w:themeColor="text1"/>
+          <w:sz w:val="24"/>
+          <w:szCs w:val="24"/>
+        </w:rPr>
+        <w:t>Synthdef</w:t>
+      </w:r>
+      <w:proofErr w:type="spellEnd"/>
+      <w:r>
+        <w:rPr>
+          <w:iCs/>
+          <w:color w:val="000000" w:themeColor="text1"/>
+          <w:sz w:val="24"/>
+          <w:szCs w:val="24"/>
+        </w:rPr>
+        <w:t>—the standard way to program synths for global programming concepts in SC</w:t>
       </w:r>
     </w:p>
     <w:p>
@@ -4810,17 +5347,39 @@
           <w:sz w:val="24"/>
           <w:szCs w:val="24"/>
         </w:rPr>
-        <w:t>Prepare 3 synthesis tools in Supercollider that work with NodeProxy</w:t>
-      </w:r>
-      <w:r>
-        <w:rPr>
-          <w:iCs/>
-          <w:color w:val="000000" w:themeColor="text1"/>
-          <w:sz w:val="24"/>
-          <w:szCs w:val="24"/>
-        </w:rPr>
-        <w:t xml:space="preserve"> OR synthdef</w:t>
-      </w:r>
+        <w:t xml:space="preserve">Prepare 3 synthesis tools in Supercollider that work with </w:t>
+      </w:r>
+      <w:proofErr w:type="spellStart"/>
+      <w:r>
+        <w:rPr>
+          <w:iCs/>
+          <w:color w:val="000000" w:themeColor="text1"/>
+          <w:sz w:val="24"/>
+          <w:szCs w:val="24"/>
+        </w:rPr>
+        <w:t>NodeProxy</w:t>
+      </w:r>
+      <w:proofErr w:type="spellEnd"/>
+      <w:r>
+        <w:rPr>
+          <w:iCs/>
+          <w:color w:val="000000" w:themeColor="text1"/>
+          <w:sz w:val="24"/>
+          <w:szCs w:val="24"/>
+        </w:rPr>
+        <w:t xml:space="preserve"> OR </w:t>
+      </w:r>
+      <w:proofErr w:type="spellStart"/>
+      <w:r>
+        <w:rPr>
+          <w:iCs/>
+          <w:color w:val="000000" w:themeColor="text1"/>
+          <w:sz w:val="24"/>
+          <w:szCs w:val="24"/>
+        </w:rPr>
+        <w:t>synthdef</w:t>
+      </w:r>
+      <w:proofErr w:type="spellEnd"/>
       <w:r>
         <w:rPr>
           <w:iCs/>
@@ -4864,8 +5423,19 @@
           <w:sz w:val="24"/>
           <w:szCs w:val="24"/>
         </w:rPr>
-        <w:t xml:space="preserve"> gui</w:t>
-      </w:r>
+        <w:t xml:space="preserve"> </w:t>
+      </w:r>
+      <w:proofErr w:type="spellStart"/>
+      <w:r>
+        <w:rPr>
+          <w:iCs/>
+          <w:color w:val="000000" w:themeColor="text1"/>
+          <w:sz w:val="24"/>
+          <w:szCs w:val="24"/>
+        </w:rPr>
+        <w:t>gui</w:t>
+      </w:r>
+      <w:proofErr w:type="spellEnd"/>
       <w:r>
         <w:rPr>
           <w:iCs/>
@@ -4923,6 +5493,26 @@
           <w:szCs w:val="24"/>
         </w:rPr>
         <w:lastRenderedPageBreak/>
+        <w:t>or you can use an SC tweet.</w:t>
+      </w:r>
+    </w:p>
+    <w:p>
+      <w:pPr>
+        <w:pStyle w:val="Normal1"/>
+        <w:rPr>
+          <w:iCs/>
+          <w:color w:val="000000" w:themeColor="text1"/>
+          <w:sz w:val="24"/>
+          <w:szCs w:val="24"/>
+        </w:rPr>
+      </w:pPr>
+      <w:r>
+        <w:rPr>
+          <w:iCs/>
+          <w:color w:val="000000" w:themeColor="text1"/>
+          <w:sz w:val="24"/>
+          <w:szCs w:val="24"/>
+        </w:rPr>
         <w:t xml:space="preserve">Or make something new! </w:t>
       </w:r>
       <w:r>
@@ -4999,14 +5589,18 @@
       <w:pPr>
         <w:pStyle w:val="Normal1"/>
         <w:rPr>
-          <w:i/>
-          <w:color w:val="000000" w:themeColor="text1"/>
-          <w:sz w:val="24"/>
-          <w:szCs w:val="24"/>
-        </w:rPr>
-      </w:pPr>
-      <w:r>
-        <w:rPr>
+          <w:b/>
+          <w:bCs/>
+          <w:i/>
+          <w:color w:val="000000" w:themeColor="text1"/>
+          <w:sz w:val="24"/>
+          <w:szCs w:val="24"/>
+        </w:rPr>
+      </w:pPr>
+      <w:r>
+        <w:rPr>
+          <w:b/>
+          <w:bCs/>
           <w:i/>
           <w:color w:val="000000" w:themeColor="text1"/>
           <w:sz w:val="24"/>
@@ -5016,6 +5610,8 @@
       </w:r>
       <w:r>
         <w:rPr>
+          <w:b/>
+          <w:bCs/>
           <w:i/>
           <w:color w:val="000000" w:themeColor="text1"/>
           <w:sz w:val="24"/>
@@ -5025,12 +5621,36 @@
       </w:r>
       <w:r>
         <w:rPr>
-          <w:i/>
-          <w:color w:val="000000" w:themeColor="text1"/>
-          <w:sz w:val="24"/>
-          <w:szCs w:val="24"/>
-        </w:rPr>
-        <w:t xml:space="preserve"> CLASS WILL BEONLINE</w:t>
+          <w:b/>
+          <w:bCs/>
+          <w:i/>
+          <w:color w:val="000000" w:themeColor="text1"/>
+          <w:sz w:val="24"/>
+          <w:szCs w:val="24"/>
+        </w:rPr>
+        <w:t xml:space="preserve"> CLASS WILL BE</w:t>
+      </w:r>
+      <w:r>
+        <w:rPr>
+          <w:b/>
+          <w:bCs/>
+          <w:i/>
+          <w:color w:val="000000" w:themeColor="text1"/>
+          <w:sz w:val="24"/>
+          <w:szCs w:val="24"/>
+        </w:rPr>
+        <w:t xml:space="preserve"> </w:t>
+      </w:r>
+      <w:r>
+        <w:rPr>
+          <w:b/>
+          <w:bCs/>
+          <w:i/>
+          <w:color w:val="000000" w:themeColor="text1"/>
+          <w:sz w:val="24"/>
+          <w:szCs w:val="24"/>
+        </w:rPr>
+        <w:t>ONLINE</w:t>
       </w:r>
     </w:p>
     <w:p>
@@ -5074,325 +5694,6 @@
           <w:szCs w:val="24"/>
         </w:rPr>
       </w:pPr>
-    </w:p>
-    <w:p>
-      <w:pPr>
-        <w:pStyle w:val="Normal1"/>
-        <w:rPr>
-          <w:b/>
-          <w:bCs/>
-          <w:iCs/>
-          <w:color w:val="000000" w:themeColor="text1"/>
-          <w:sz w:val="24"/>
-          <w:szCs w:val="24"/>
-        </w:rPr>
-      </w:pPr>
-      <w:r>
-        <w:rPr>
-          <w:iCs/>
-          <w:color w:val="000000" w:themeColor="text1"/>
-          <w:sz w:val="24"/>
-          <w:szCs w:val="24"/>
-        </w:rPr>
-        <w:t xml:space="preserve">Interruption: </w:t>
-      </w:r>
-      <w:r>
-        <w:rPr>
-          <w:b/>
-          <w:bCs/>
-          <w:iCs/>
-          <w:color w:val="000000" w:themeColor="text1"/>
-          <w:sz w:val="24"/>
-          <w:szCs w:val="24"/>
-        </w:rPr>
-        <w:t>Introduction to Max Msp</w:t>
-      </w:r>
-    </w:p>
-    <w:p>
-      <w:pPr>
-        <w:pStyle w:val="Normal1"/>
-        <w:rPr>
-          <w:iCs/>
-          <w:color w:val="000000" w:themeColor="text1"/>
-          <w:sz w:val="24"/>
-          <w:szCs w:val="24"/>
-        </w:rPr>
-      </w:pPr>
-    </w:p>
-    <w:p>
-      <w:pPr>
-        <w:pStyle w:val="Normal1"/>
-        <w:rPr>
-          <w:i/>
-          <w:color w:val="000000" w:themeColor="text1"/>
-          <w:sz w:val="24"/>
-          <w:szCs w:val="24"/>
-        </w:rPr>
-      </w:pPr>
-      <w:r>
-        <w:rPr>
-          <w:b/>
-          <w:bCs/>
-          <w:iCs/>
-          <w:color w:val="000000" w:themeColor="text1"/>
-          <w:sz w:val="24"/>
-          <w:szCs w:val="24"/>
-        </w:rPr>
-        <w:t>Artist Presentation: David Behrman</w:t>
-      </w:r>
-      <w:r>
-        <w:rPr>
-          <w:i/>
-          <w:color w:val="000000" w:themeColor="text1"/>
-          <w:sz w:val="24"/>
-          <w:szCs w:val="24"/>
-        </w:rPr>
-        <w:t xml:space="preserve"> </w:t>
-      </w:r>
-    </w:p>
-    <w:p>
-      <w:pPr>
-        <w:pStyle w:val="Normal1"/>
-        <w:rPr>
-          <w:b/>
-          <w:bCs/>
-          <w:iCs/>
-          <w:color w:val="000000" w:themeColor="text1"/>
-          <w:sz w:val="24"/>
-          <w:szCs w:val="24"/>
-        </w:rPr>
-      </w:pPr>
-      <w:r>
-        <w:rPr>
-          <w:i/>
-          <w:color w:val="000000" w:themeColor="text1"/>
-          <w:sz w:val="24"/>
-          <w:szCs w:val="24"/>
-        </w:rPr>
-        <w:t>Music with Memory</w:t>
-      </w:r>
-    </w:p>
-    <w:p>
-      <w:pPr>
-        <w:pStyle w:val="Normal1"/>
-        <w:rPr>
-          <w:b/>
-          <w:bCs/>
-          <w:iCs/>
-          <w:color w:val="000000" w:themeColor="text1"/>
-          <w:sz w:val="24"/>
-          <w:szCs w:val="24"/>
-        </w:rPr>
-      </w:pPr>
-      <w:r>
-        <w:rPr>
-          <w:noProof/>
-          <w:sz w:val="24"/>
-          <w:szCs w:val="24"/>
-        </w:rPr>
-        <w:drawing>
-          <wp:anchor distT="0" distB="0" distL="114300" distR="114300" simplePos="0" relativeHeight="251659264" behindDoc="1" locked="0" layoutInCell="1" allowOverlap="1" wp14:anchorId="3222DE6E" wp14:editId="23A1C82C">
-            <wp:simplePos x="0" y="0"/>
-            <wp:positionH relativeFrom="column">
-              <wp:posOffset>3693795</wp:posOffset>
-            </wp:positionH>
-            <wp:positionV relativeFrom="paragraph">
-              <wp:posOffset>104140</wp:posOffset>
-            </wp:positionV>
-            <wp:extent cx="2880360" cy="3392170"/>
-            <wp:effectExtent l="0" t="0" r="2540" b="0"/>
-            <wp:wrapNone/>
-            <wp:docPr id="22" name="Picture 22" descr="A person with curly hair wearing glasses&#10;&#10;Description automatically generated"/>
-            <wp:cNvGraphicFramePr>
-              <a:graphicFrameLocks xmlns:a="http://schemas.openxmlformats.org/drawingml/2006/main" noChangeAspect="1"/>
-            </wp:cNvGraphicFramePr>
-            <a:graphic xmlns:a="http://schemas.openxmlformats.org/drawingml/2006/main">
-              <a:graphicData uri="http://schemas.openxmlformats.org/drawingml/2006/picture">
-                <pic:pic xmlns:pic="http://schemas.openxmlformats.org/drawingml/2006/picture">
-                  <pic:nvPicPr>
-                    <pic:cNvPr id="22" name="Picture 22" descr="A person with curly hair wearing glasses&#10;&#10;Description automatically generated"/>
-                    <pic:cNvPicPr>
-                      <a:picLocks noChangeAspect="1" noChangeArrowheads="1"/>
-                    </pic:cNvPicPr>
-                  </pic:nvPicPr>
-                  <pic:blipFill>
-                    <a:blip r:embed="rId24">
-                      <a:extLst>
-                        <a:ext uri="{28A0092B-C50C-407E-A947-70E740481C1C}">
-                          <a14:useLocalDpi xmlns:a14="http://schemas.microsoft.com/office/drawing/2010/main" val="0"/>
-                        </a:ext>
-                      </a:extLst>
-                    </a:blip>
-                    <a:srcRect/>
-                    <a:stretch>
-                      <a:fillRect/>
-                    </a:stretch>
-                  </pic:blipFill>
-                  <pic:spPr bwMode="auto">
-                    <a:xfrm>
-                      <a:off x="0" y="0"/>
-                      <a:ext cx="2880360" cy="3392170"/>
-                    </a:xfrm>
-                    <a:prstGeom prst="rect">
-                      <a:avLst/>
-                    </a:prstGeom>
-                    <a:noFill/>
-                    <a:ln>
-                      <a:noFill/>
-                    </a:ln>
-                  </pic:spPr>
-                </pic:pic>
-              </a:graphicData>
-            </a:graphic>
-            <wp14:sizeRelH relativeFrom="margin">
-              <wp14:pctWidth>0</wp14:pctWidth>
-            </wp14:sizeRelH>
-            <wp14:sizeRelV relativeFrom="margin">
-              <wp14:pctHeight>0</wp14:pctHeight>
-            </wp14:sizeRelV>
-          </wp:anchor>
-        </w:drawing>
-      </w:r>
-    </w:p>
-    <w:p>
-      <w:pPr>
-        <w:pStyle w:val="Normal1"/>
-        <w:ind w:right="3960"/>
-        <w:rPr>
-          <w:i/>
-          <w:color w:val="000000" w:themeColor="text1"/>
-          <w:sz w:val="24"/>
-          <w:szCs w:val="24"/>
-        </w:rPr>
-      </w:pPr>
-      <w:r>
-        <w:rPr>
-          <w:sz w:val="24"/>
-          <w:szCs w:val="24"/>
-        </w:rPr>
-        <w:t xml:space="preserve">David Behrman is a composer and artist active since the 1960s. Over the years he has made sound and multimedia installations for gallery spaces as well as musical compositions for performance in concerts. Most of his pieces feature flexible structures and the use of technology in personal ways; compositions rely on interactive real-time relationships with imaginative performers. Together with Robert Ashley, Alvin Lucier and Gordon Mumma, Behrman founded the Sonic Arts Union in 1966. He had a long association with the Merce Cunningham Dance Company as composer and performer, created music for several of the Company’s repertory pieces, and was a member of the Company’s Music Committee during its last years. He was a fellow at the American Academy in Berlin in 2016. Audio recordings of his works are on the XI, Lovely Music, Pogus, New World, WERGO, Black Truffle Records and Alga Marghen labels. </w:t>
-      </w:r>
-      <w:r>
-        <w:rPr>
-          <w:sz w:val="24"/>
-          <w:szCs w:val="24"/>
-        </w:rPr>
-        <w:fldChar w:fldCharType="begin"/>
-      </w:r>
-      <w:r>
-        <w:rPr>
-          <w:sz w:val="24"/>
-          <w:szCs w:val="24"/>
-        </w:rPr>
-        <w:instrText xml:space="preserve"> INCLUDEPICTURE "https://issueprojectroom.org/sites/default/files/styles/large/public/events/DavidBehrman.png?itok=osI0-UxB" \* MERGEFORMATINET </w:instrText>
-      </w:r>
-      <w:r>
-        <w:rPr>
-          <w:sz w:val="24"/>
-          <w:szCs w:val="24"/>
-        </w:rPr>
-        <w:fldChar w:fldCharType="separate"/>
-      </w:r>
-      <w:r>
-        <w:rPr>
-          <w:sz w:val="24"/>
-          <w:szCs w:val="24"/>
-        </w:rPr>
-        <w:fldChar w:fldCharType="end"/>
-      </w:r>
-      <w:r>
-        <w:rPr>
-          <w:i/>
-          <w:color w:val="000000" w:themeColor="text1"/>
-          <w:sz w:val="24"/>
-          <w:szCs w:val="24"/>
-        </w:rPr>
-        <w:br/>
-      </w:r>
-    </w:p>
-    <w:p>
-      <w:pPr>
-        <w:pStyle w:val="Normal1"/>
-        <w:rPr>
-          <w:iCs/>
-          <w:color w:val="000000" w:themeColor="text1"/>
-          <w:sz w:val="24"/>
-          <w:szCs w:val="24"/>
-        </w:rPr>
-      </w:pPr>
-      <w:r>
-        <w:rPr>
-          <w:iCs/>
-          <w:color w:val="000000" w:themeColor="text1"/>
-          <w:sz w:val="24"/>
-          <w:szCs w:val="24"/>
-        </w:rPr>
-        <w:t xml:space="preserve">Presentation on Behrman’s Interspecies Smalltalk </w:t>
-      </w:r>
-      <w:r>
-        <w:rPr>
-          <w:iCs/>
-          <w:color w:val="000000" w:themeColor="text1"/>
-          <w:sz w:val="24"/>
-          <w:szCs w:val="24"/>
-        </w:rPr>
-        <w:t>and Leapday Night</w:t>
-      </w:r>
-    </w:p>
-    <w:p>
-      <w:pPr>
-        <w:pStyle w:val="Normal1"/>
-        <w:rPr>
-          <w:i/>
-          <w:color w:val="000000" w:themeColor="text1"/>
-          <w:sz w:val="24"/>
-          <w:szCs w:val="24"/>
-        </w:rPr>
-      </w:pPr>
-    </w:p>
-    <w:p>
-      <w:pPr>
-        <w:pStyle w:val="Normal1"/>
-        <w:rPr>
-          <w:i/>
-          <w:color w:val="000000" w:themeColor="text1"/>
-          <w:sz w:val="24"/>
-          <w:szCs w:val="24"/>
-        </w:rPr>
-      </w:pPr>
-      <w:r>
-        <w:rPr>
-          <w:i/>
-          <w:color w:val="000000" w:themeColor="text1"/>
-          <w:sz w:val="24"/>
-          <w:szCs w:val="24"/>
-        </w:rPr>
-        <w:t>Etude 3:</w:t>
-      </w:r>
-    </w:p>
-    <w:p>
-      <w:pPr>
-        <w:pStyle w:val="Normal1"/>
-        <w:rPr>
-          <w:b/>
-          <w:bCs/>
-          <w:iCs/>
-          <w:color w:val="000000" w:themeColor="text1"/>
-          <w:sz w:val="24"/>
-          <w:szCs w:val="24"/>
-        </w:rPr>
-      </w:pPr>
-      <w:r>
-        <w:rPr>
-          <w:b/>
-          <w:bCs/>
-          <w:iCs/>
-          <w:color w:val="000000" w:themeColor="text1"/>
-          <w:sz w:val="24"/>
-          <w:szCs w:val="24"/>
-        </w:rPr>
-        <w:t>Learning Max by Doing</w:t>
-      </w:r>
     </w:p>
     <w:p>
       <w:pPr>
@@ -5868,7 +6169,29 @@
           <w:sz w:val="24"/>
           <w:szCs w:val="24"/>
         </w:rPr>
-        <w:t>No HW, but if you’re behind schedule office hours. Or write an NodeProxy instrument from Floating Point Errors or Crows with arguments that can be controlled.</w:t>
+        <w:t xml:space="preserve">No HW, but if you’re behind schedule office hours. Or write an </w:t>
+      </w:r>
+      <w:proofErr w:type="spellStart"/>
+      <w:r>
+        <w:rPr>
+          <w:rFonts w:ascii="Arial" w:hAnsi="Arial" w:cs="Arial"/>
+          <w:iCs/>
+          <w:color w:val="000000" w:themeColor="text1"/>
+          <w:sz w:val="24"/>
+          <w:szCs w:val="24"/>
+        </w:rPr>
+        <w:t>NodeProxy</w:t>
+      </w:r>
+      <w:proofErr w:type="spellEnd"/>
+      <w:r>
+        <w:rPr>
+          <w:rFonts w:ascii="Arial" w:hAnsi="Arial" w:cs="Arial"/>
+          <w:iCs/>
+          <w:color w:val="000000" w:themeColor="text1"/>
+          <w:sz w:val="24"/>
+          <w:szCs w:val="24"/>
+        </w:rPr>
+        <w:t xml:space="preserve"> instrument from Floating Point Errors or Crows with arguments that can be controlled.</w:t>
       </w:r>
     </w:p>
     <w:p>
@@ -6029,7 +6352,7 @@
           <w:szCs w:val="24"/>
         </w:rPr>
       </w:pPr>
-      <w:hyperlink r:id="rId25" w:anchor="4AAAA+kUzNNDSKLGzM68pqQFSZpraJkC+GpBpaAwRAAA" w:history="1">
+      <w:hyperlink r:id="rId24" w:anchor="4AAAA+kUzNNDSKLGzM68pqQFSZpraJkC+GpBpaAwRAAA" w:history="1">
         <w:r>
           <w:rPr>
             <w:rStyle w:val="Hyperlink"/>
@@ -6051,14 +6374,25 @@
           <w:szCs w:val="24"/>
         </w:rPr>
       </w:pPr>
-      <w:r>
-        <w:rPr>
-          <w:iCs/>
-          <w:color w:val="000000" w:themeColor="text1"/>
-          <w:sz w:val="24"/>
-          <w:szCs w:val="24"/>
-        </w:rPr>
-        <w:t>bytebeat composer</w:t>
+      <w:proofErr w:type="spellStart"/>
+      <w:r>
+        <w:rPr>
+          <w:iCs/>
+          <w:color w:val="000000" w:themeColor="text1"/>
+          <w:sz w:val="24"/>
+          <w:szCs w:val="24"/>
+        </w:rPr>
+        <w:t>bytebeat</w:t>
+      </w:r>
+      <w:proofErr w:type="spellEnd"/>
+      <w:r>
+        <w:rPr>
+          <w:iCs/>
+          <w:color w:val="000000" w:themeColor="text1"/>
+          <w:sz w:val="24"/>
+          <w:szCs w:val="24"/>
+        </w:rPr>
+        <w:t xml:space="preserve"> composer</w:t>
       </w:r>
     </w:p>
     <w:p>
@@ -6135,20 +6469,42 @@
           <w:szCs w:val="24"/>
           <w:u w:val="single"/>
         </w:rPr>
-        <w:t>Transcribe these measures into supercollider code for In C, make sure you follow the exact format.</w:t>
-      </w:r>
-    </w:p>
-    <w:p>
-      <w:pPr>
-        <w:pStyle w:val="Normal1"/>
-        <w:rPr>
-          <w:iCs/>
-          <w:color w:val="000000" w:themeColor="text1"/>
-          <w:sz w:val="24"/>
-          <w:szCs w:val="24"/>
-        </w:rPr>
-      </w:pPr>
-      <w:hyperlink r:id="rId26" w:history="1">
+        <w:t xml:space="preserve">Transcribe these measures into supercollider code for </w:t>
+      </w:r>
+      <w:proofErr w:type="gramStart"/>
+      <w:r>
+        <w:rPr>
+          <w:iCs/>
+          <w:color w:val="000000" w:themeColor="text1"/>
+          <w:sz w:val="24"/>
+          <w:szCs w:val="24"/>
+          <w:u w:val="single"/>
+        </w:rPr>
+        <w:t>In</w:t>
+      </w:r>
+      <w:proofErr w:type="gramEnd"/>
+      <w:r>
+        <w:rPr>
+          <w:iCs/>
+          <w:color w:val="000000" w:themeColor="text1"/>
+          <w:sz w:val="24"/>
+          <w:szCs w:val="24"/>
+          <w:u w:val="single"/>
+        </w:rPr>
+        <w:t xml:space="preserve"> C, make sure you follow the exact format.</w:t>
+      </w:r>
+    </w:p>
+    <w:p>
+      <w:pPr>
+        <w:pStyle w:val="Normal1"/>
+        <w:rPr>
+          <w:iCs/>
+          <w:color w:val="000000" w:themeColor="text1"/>
+          <w:sz w:val="24"/>
+          <w:szCs w:val="24"/>
+        </w:rPr>
+      </w:pPr>
+      <w:hyperlink r:id="rId25" w:history="1">
         <w:r>
           <w:rPr>
             <w:rStyle w:val="Hyperlink"/>
@@ -6401,14 +6757,87 @@
           <w:szCs w:val="24"/>
         </w:rPr>
       </w:pPr>
-      <w:r>
-        <w:rPr>
-          <w:iCs/>
-          <w:color w:val="000000" w:themeColor="text1"/>
-          <w:sz w:val="24"/>
-          <w:szCs w:val="24"/>
-        </w:rPr>
-        <w:t>Its up to you. You can use stuff from thre SCLORK respository and you can design your own synthdefs. And you can hack on effects like filters and reverbs.</w:t>
+      <w:proofErr w:type="spellStart"/>
+      <w:proofErr w:type="gramStart"/>
+      <w:r>
+        <w:rPr>
+          <w:iCs/>
+          <w:color w:val="000000" w:themeColor="text1"/>
+          <w:sz w:val="24"/>
+          <w:szCs w:val="24"/>
+        </w:rPr>
+        <w:t>Its</w:t>
+      </w:r>
+      <w:proofErr w:type="spellEnd"/>
+      <w:proofErr w:type="gramEnd"/>
+      <w:r>
+        <w:rPr>
+          <w:iCs/>
+          <w:color w:val="000000" w:themeColor="text1"/>
+          <w:sz w:val="24"/>
+          <w:szCs w:val="24"/>
+        </w:rPr>
+        <w:t xml:space="preserve"> up to you. You can use stuff from </w:t>
+      </w:r>
+      <w:proofErr w:type="spellStart"/>
+      <w:r>
+        <w:rPr>
+          <w:iCs/>
+          <w:color w:val="000000" w:themeColor="text1"/>
+          <w:sz w:val="24"/>
+          <w:szCs w:val="24"/>
+        </w:rPr>
+        <w:t>thre</w:t>
+      </w:r>
+      <w:proofErr w:type="spellEnd"/>
+      <w:r>
+        <w:rPr>
+          <w:iCs/>
+          <w:color w:val="000000" w:themeColor="text1"/>
+          <w:sz w:val="24"/>
+          <w:szCs w:val="24"/>
+        </w:rPr>
+        <w:t xml:space="preserve"> SCLORK </w:t>
+      </w:r>
+      <w:proofErr w:type="spellStart"/>
+      <w:r>
+        <w:rPr>
+          <w:iCs/>
+          <w:color w:val="000000" w:themeColor="text1"/>
+          <w:sz w:val="24"/>
+          <w:szCs w:val="24"/>
+        </w:rPr>
+        <w:t>respository</w:t>
+      </w:r>
+      <w:proofErr w:type="spellEnd"/>
+      <w:r>
+        <w:rPr>
+          <w:iCs/>
+          <w:color w:val="000000" w:themeColor="text1"/>
+          <w:sz w:val="24"/>
+          <w:szCs w:val="24"/>
+        </w:rPr>
+        <w:t xml:space="preserve"> and you can design your own </w:t>
+      </w:r>
+      <w:proofErr w:type="spellStart"/>
+      <w:r>
+        <w:rPr>
+          <w:iCs/>
+          <w:color w:val="000000" w:themeColor="text1"/>
+          <w:sz w:val="24"/>
+          <w:szCs w:val="24"/>
+        </w:rPr>
+        <w:t>synthdefs</w:t>
+      </w:r>
+      <w:proofErr w:type="spellEnd"/>
+      <w:r>
+        <w:rPr>
+          <w:iCs/>
+          <w:color w:val="000000" w:themeColor="text1"/>
+          <w:sz w:val="24"/>
+          <w:szCs w:val="24"/>
+        </w:rPr>
+        <w:t>. And you can hack on effects like filters and reverbs.</w:t>
       </w:r>
     </w:p>
     <w:p>
@@ -6540,12 +6969,10 @@
           <w:sz w:val="24"/>
           <w:szCs w:val="24"/>
         </w:rPr>
-        <w:t>Introduction to Playbuf</w:t>
-      </w:r>
-    </w:p>
-    <w:p>
-      <w:pPr>
-        <w:pStyle w:val="Normal1"/>
+        <w:t xml:space="preserve">Introduction to </w:t>
+      </w:r>
+      <w:proofErr w:type="spellStart"/>
+      <w:r>
         <w:rPr>
           <w:b/>
           <w:bCs/>
@@ -6554,8 +6981,13 @@
           <w:sz w:val="24"/>
           <w:szCs w:val="24"/>
         </w:rPr>
-      </w:pPr>
-      <w:r>
+        <w:t>Playbuf</w:t>
+      </w:r>
+      <w:proofErr w:type="spellEnd"/>
+    </w:p>
+    <w:p>
+      <w:pPr>
+        <w:pStyle w:val="Normal1"/>
         <w:rPr>
           <w:b/>
           <w:bCs/>
@@ -6564,6 +6996,16 @@
           <w:sz w:val="24"/>
           <w:szCs w:val="24"/>
         </w:rPr>
+      </w:pPr>
+      <w:r>
+        <w:rPr>
+          <w:b/>
+          <w:bCs/>
+          <w:iCs/>
+          <w:color w:val="000000" w:themeColor="text1"/>
+          <w:sz w:val="24"/>
+          <w:szCs w:val="24"/>
+        </w:rPr>
         <w:t>Introduction to Granular Synthesis</w:t>
       </w:r>
     </w:p>
@@ -6579,6 +7021,7 @@
           <w:szCs w:val="24"/>
         </w:rPr>
       </w:pPr>
+      <w:proofErr w:type="spellStart"/>
       <w:r>
         <w:rPr>
           <w:b/>
@@ -6588,8 +7031,33 @@
           <w:sz w:val="24"/>
           <w:szCs w:val="24"/>
         </w:rPr>
-        <w:t>Introduciton to 2d.wave</w:t>
-      </w:r>
+        <w:t>Introduciton</w:t>
+      </w:r>
+      <w:proofErr w:type="spellEnd"/>
+      <w:r>
+        <w:rPr>
+          <w:b/>
+          <w:bCs/>
+          <w:iCs/>
+          <w:color w:val="000000" w:themeColor="text1"/>
+          <w:sz w:val="24"/>
+          <w:szCs w:val="24"/>
+        </w:rPr>
+        <w:t xml:space="preserve"> to 2</w:t>
+      </w:r>
+      <w:proofErr w:type="gramStart"/>
+      <w:r>
+        <w:rPr>
+          <w:b/>
+          <w:bCs/>
+          <w:iCs/>
+          <w:color w:val="000000" w:themeColor="text1"/>
+          <w:sz w:val="24"/>
+          <w:szCs w:val="24"/>
+        </w:rPr>
+        <w:t>d.wave</w:t>
+      </w:r>
+      <w:proofErr w:type="gramEnd"/>
     </w:p>
     <w:p>
       <w:pPr>
@@ -6676,7 +7144,127 @@
           <w:sz w:val="24"/>
           <w:szCs w:val="24"/>
         </w:rPr>
-        <w:t>Incorporate a sampler into your favorite Synthdef or Nodeproxy tools thus far. Remove synthesis engine and replace it with Playbuf, BufRd, or Grainbuf. You can “vibecode.” The point is to get it to work somehow.</w:t>
+        <w:t xml:space="preserve">Incorporate a sampler into your favorite </w:t>
+      </w:r>
+      <w:proofErr w:type="spellStart"/>
+      <w:r>
+        <w:rPr>
+          <w:iCs/>
+          <w:color w:val="000000" w:themeColor="text1"/>
+          <w:sz w:val="24"/>
+          <w:szCs w:val="24"/>
+        </w:rPr>
+        <w:t>Synthdef</w:t>
+      </w:r>
+      <w:proofErr w:type="spellEnd"/>
+      <w:r>
+        <w:rPr>
+          <w:iCs/>
+          <w:color w:val="000000" w:themeColor="text1"/>
+          <w:sz w:val="24"/>
+          <w:szCs w:val="24"/>
+        </w:rPr>
+        <w:t xml:space="preserve"> or </w:t>
+      </w:r>
+      <w:proofErr w:type="spellStart"/>
+      <w:r>
+        <w:rPr>
+          <w:iCs/>
+          <w:color w:val="000000" w:themeColor="text1"/>
+          <w:sz w:val="24"/>
+          <w:szCs w:val="24"/>
+        </w:rPr>
+        <w:t>Nodeproxy</w:t>
+      </w:r>
+      <w:proofErr w:type="spellEnd"/>
+      <w:r>
+        <w:rPr>
+          <w:iCs/>
+          <w:color w:val="000000" w:themeColor="text1"/>
+          <w:sz w:val="24"/>
+          <w:szCs w:val="24"/>
+        </w:rPr>
+        <w:t xml:space="preserve"> tools thus far. Remove synthesis engine and replace it with </w:t>
+      </w:r>
+      <w:proofErr w:type="spellStart"/>
+      <w:r>
+        <w:rPr>
+          <w:iCs/>
+          <w:color w:val="000000" w:themeColor="text1"/>
+          <w:sz w:val="24"/>
+          <w:szCs w:val="24"/>
+        </w:rPr>
+        <w:t>Playbuf</w:t>
+      </w:r>
+      <w:proofErr w:type="spellEnd"/>
+      <w:r>
+        <w:rPr>
+          <w:iCs/>
+          <w:color w:val="000000" w:themeColor="text1"/>
+          <w:sz w:val="24"/>
+          <w:szCs w:val="24"/>
+        </w:rPr>
+        <w:t xml:space="preserve">, </w:t>
+      </w:r>
+      <w:proofErr w:type="spellStart"/>
+      <w:r>
+        <w:rPr>
+          <w:iCs/>
+          <w:color w:val="000000" w:themeColor="text1"/>
+          <w:sz w:val="24"/>
+          <w:szCs w:val="24"/>
+        </w:rPr>
+        <w:t>BufRd</w:t>
+      </w:r>
+      <w:proofErr w:type="spellEnd"/>
+      <w:r>
+        <w:rPr>
+          <w:iCs/>
+          <w:color w:val="000000" w:themeColor="text1"/>
+          <w:sz w:val="24"/>
+          <w:szCs w:val="24"/>
+        </w:rPr>
+        <w:t xml:space="preserve">, or </w:t>
+      </w:r>
+      <w:proofErr w:type="spellStart"/>
+      <w:r>
+        <w:rPr>
+          <w:iCs/>
+          <w:color w:val="000000" w:themeColor="text1"/>
+          <w:sz w:val="24"/>
+          <w:szCs w:val="24"/>
+        </w:rPr>
+        <w:t>Grainbuf</w:t>
+      </w:r>
+      <w:proofErr w:type="spellEnd"/>
+      <w:r>
+        <w:rPr>
+          <w:iCs/>
+          <w:color w:val="000000" w:themeColor="text1"/>
+          <w:sz w:val="24"/>
+          <w:szCs w:val="24"/>
+        </w:rPr>
+        <w:t>. You can “</w:t>
+      </w:r>
+      <w:proofErr w:type="spellStart"/>
+      <w:r>
+        <w:rPr>
+          <w:iCs/>
+          <w:color w:val="000000" w:themeColor="text1"/>
+          <w:sz w:val="24"/>
+          <w:szCs w:val="24"/>
+        </w:rPr>
+        <w:t>vibecode</w:t>
+      </w:r>
+      <w:proofErr w:type="spellEnd"/>
+      <w:r>
+        <w:rPr>
+          <w:iCs/>
+          <w:color w:val="000000" w:themeColor="text1"/>
+          <w:sz w:val="24"/>
+          <w:szCs w:val="24"/>
+        </w:rPr>
+        <w:t>.” The point is to get it to work somehow.</w:t>
       </w:r>
     </w:p>
     <w:p>
@@ -6773,6 +7361,7 @@
           <w:sz w:val="24"/>
           <w:szCs w:val="24"/>
         </w:rPr>
+        <w:lastRenderedPageBreak/>
         <w:t>and testing our guitar pedals</w:t>
       </w:r>
     </w:p>
@@ -7008,7 +7597,7 @@
           <w:szCs w:val="24"/>
         </w:rPr>
       </w:pPr>
-      <w:hyperlink r:id="rId27" w:history="1">
+      <w:hyperlink r:id="rId26" w:history="1">
         <w:r>
           <w:rPr>
             <w:rStyle w:val="Hyperlink"/>
@@ -7072,7 +7661,47 @@
           <w:sz w:val="24"/>
           <w:szCs w:val="24"/>
         </w:rPr>
-        <w:t>Upload and change your own code to flying fish sampler sketch. But first you need to prepare your sample, first by saving a 0.5 second wav file as an 8 bit raw file, and then using the python script to encode your own digital array from that small sample. It needs to be 0.5 seconds, otherwise it will crash.</w:t>
+        <w:t xml:space="preserve">Upload and change your own code to flying fish sampler sketch. But first you need to prepare your sample, first by saving a 0.5 second wav file as an </w:t>
+      </w:r>
+      <w:proofErr w:type="gramStart"/>
+      <w:r>
+        <w:rPr>
+          <w:iCs/>
+          <w:color w:val="000000" w:themeColor="text1"/>
+          <w:sz w:val="24"/>
+          <w:szCs w:val="24"/>
+        </w:rPr>
+        <w:t>8 bit</w:t>
+      </w:r>
+      <w:proofErr w:type="gramEnd"/>
+      <w:r>
+        <w:rPr>
+          <w:iCs/>
+          <w:color w:val="000000" w:themeColor="text1"/>
+          <w:sz w:val="24"/>
+          <w:szCs w:val="24"/>
+        </w:rPr>
+        <w:t xml:space="preserve"> raw </w:t>
+      </w:r>
+      <w:proofErr w:type="gramStart"/>
+      <w:r>
+        <w:rPr>
+          <w:iCs/>
+          <w:color w:val="000000" w:themeColor="text1"/>
+          <w:sz w:val="24"/>
+          <w:szCs w:val="24"/>
+        </w:rPr>
+        <w:t>file, and</w:t>
+      </w:r>
+      <w:proofErr w:type="gramEnd"/>
+      <w:r>
+        <w:rPr>
+          <w:iCs/>
+          <w:color w:val="000000" w:themeColor="text1"/>
+          <w:sz w:val="24"/>
+          <w:szCs w:val="24"/>
+        </w:rPr>
+        <w:t xml:space="preserve"> then using the python script to encode your own digital array from that small sample. It needs to be 0.5 seconds, otherwise it will crash.</w:t>
       </w:r>
     </w:p>
     <w:p>
@@ -7282,20 +7911,31 @@
           <w:sz w:val="24"/>
           <w:szCs w:val="24"/>
         </w:rPr>
-        <w:t>Daisy ElectroSmith</w:t>
-      </w:r>
-    </w:p>
-    <w:p>
-      <w:pPr>
-        <w:pStyle w:val="Normal1"/>
-        <w:rPr>
-          <w:i/>
-          <w:color w:val="000000" w:themeColor="text1"/>
-          <w:sz w:val="24"/>
-          <w:szCs w:val="24"/>
-        </w:rPr>
-      </w:pPr>
-      <w:hyperlink r:id="rId28" w:history="1">
+        <w:t xml:space="preserve">Daisy </w:t>
+      </w:r>
+      <w:proofErr w:type="spellStart"/>
+      <w:r>
+        <w:rPr>
+          <w:i/>
+          <w:color w:val="000000" w:themeColor="text1"/>
+          <w:sz w:val="24"/>
+          <w:szCs w:val="24"/>
+        </w:rPr>
+        <w:t>ElectroSmith</w:t>
+      </w:r>
+      <w:proofErr w:type="spellEnd"/>
+    </w:p>
+    <w:p>
+      <w:pPr>
+        <w:pStyle w:val="Normal1"/>
+        <w:rPr>
+          <w:i/>
+          <w:color w:val="000000" w:themeColor="text1"/>
+          <w:sz w:val="24"/>
+          <w:szCs w:val="24"/>
+        </w:rPr>
+      </w:pPr>
+      <w:hyperlink r:id="rId27" w:history="1">
         <w:r>
           <w:rPr>
             <w:rStyle w:val="Hyperlink"/>
@@ -7344,7 +7984,27 @@
           <w:sz w:val="24"/>
           <w:szCs w:val="24"/>
         </w:rPr>
-        <w:t xml:space="preserve">Exploration of Daisy Electrosmith and </w:t>
+        <w:t xml:space="preserve">Exploration of Daisy </w:t>
+      </w:r>
+      <w:proofErr w:type="spellStart"/>
+      <w:r>
+        <w:rPr>
+          <w:i/>
+          <w:color w:val="000000" w:themeColor="text1"/>
+          <w:sz w:val="24"/>
+          <w:szCs w:val="24"/>
+        </w:rPr>
+        <w:t>Electrosmith</w:t>
+      </w:r>
+      <w:proofErr w:type="spellEnd"/>
+      <w:r>
+        <w:rPr>
+          <w:i/>
+          <w:color w:val="000000" w:themeColor="text1"/>
+          <w:sz w:val="24"/>
+          <w:szCs w:val="24"/>
+        </w:rPr>
+        <w:t xml:space="preserve"> and </w:t>
       </w:r>
     </w:p>
     <w:p>
@@ -7361,6 +8021,7 @@
         </w:rPr>
       </w:pPr>
       <w:r>
+        <w:lastRenderedPageBreak/>
         <w:fldChar w:fldCharType="begin"/>
       </w:r>
       <w:r>
@@ -7403,7 +8064,7 @@
                     </pic:cNvPicPr>
                   </pic:nvPicPr>
                   <pic:blipFill>
-                    <a:blip r:embed="rId29">
+                    <a:blip r:embed="rId28">
                       <a:extLst>
                         <a:ext uri="{28A0092B-C50C-407E-A947-70E740481C1C}">
                           <a14:useLocalDpi xmlns:a14="http://schemas.microsoft.com/office/drawing/2010/main" val="0"/>
@@ -7459,7 +8120,7 @@
                     </pic:cNvPicPr>
                   </pic:nvPicPr>
                   <pic:blipFill>
-                    <a:blip r:embed="rId30">
+                    <a:blip r:embed="rId29">
                       <a:extLst>
                         <a:ext uri="{28A0092B-C50C-407E-A947-70E740481C1C}">
                           <a14:useLocalDpi xmlns:a14="http://schemas.microsoft.com/office/drawing/2010/main" val="0"/>
@@ -7544,14 +8205,25 @@
         </w:rPr>
         <w:t xml:space="preserve">Get some sounds working on your </w:t>
       </w:r>
-      <w:r>
-        <w:rPr>
-          <w:i/>
-          <w:color w:val="000000" w:themeColor="text1"/>
-          <w:sz w:val="24"/>
-          <w:szCs w:val="24"/>
-        </w:rPr>
-        <w:t xml:space="preserve">electrosmith </w:t>
+      <w:proofErr w:type="spellStart"/>
+      <w:r>
+        <w:rPr>
+          <w:i/>
+          <w:color w:val="000000" w:themeColor="text1"/>
+          <w:sz w:val="24"/>
+          <w:szCs w:val="24"/>
+        </w:rPr>
+        <w:t>electrosmith</w:t>
+      </w:r>
+      <w:proofErr w:type="spellEnd"/>
+      <w:r>
+        <w:rPr>
+          <w:i/>
+          <w:color w:val="000000" w:themeColor="text1"/>
+          <w:sz w:val="24"/>
+          <w:szCs w:val="24"/>
+        </w:rPr>
+        <w:t xml:space="preserve"> </w:t>
       </w:r>
       <w:r>
         <w:rPr>
@@ -7640,7 +8312,6 @@
           <w:sz w:val="24"/>
           <w:szCs w:val="24"/>
         </w:rPr>
-        <w:lastRenderedPageBreak/>
         <w:br/>
         <w:t xml:space="preserve">Project </w:t>
       </w:r>
@@ -7827,7 +8498,7 @@
           <w:szCs w:val="24"/>
         </w:rPr>
       </w:pPr>
-      <w:hyperlink r:id="rId31" w:history="1">
+      <w:hyperlink r:id="rId30" w:history="1">
         <w:r>
           <w:rPr>
             <w:rStyle w:val="Hyperlink"/>
@@ -7858,7 +8529,27 @@
           <w:sz w:val="24"/>
           <w:szCs w:val="24"/>
         </w:rPr>
-        <w:t>The Fluid Corpus Manipulation project (FluCoMa) instigates new musical ways of exploiting ever-growing banks of so</w:t>
+        <w:t>The Fluid Corpus Manipulation project (</w:t>
+      </w:r>
+      <w:proofErr w:type="spellStart"/>
+      <w:r>
+        <w:rPr>
+          <w:iCs/>
+          <w:color w:val="000000" w:themeColor="text1"/>
+          <w:sz w:val="24"/>
+          <w:szCs w:val="24"/>
+        </w:rPr>
+        <w:t>FluCoMa</w:t>
+      </w:r>
+      <w:proofErr w:type="spellEnd"/>
+      <w:r>
+        <w:rPr>
+          <w:iCs/>
+          <w:color w:val="000000" w:themeColor="text1"/>
+          <w:sz w:val="24"/>
+          <w:szCs w:val="24"/>
+        </w:rPr>
+        <w:t>) instigates new musical ways of exploiting ever-growing banks of so</w:t>
       </w:r>
       <w:r>
         <w:rPr>
@@ -7907,7 +8598,37 @@
           <w:sz w:val="24"/>
           <w:szCs w:val="24"/>
         </w:rPr>
-        <w:t>These potent algorithms are currently partially available in closed bespoke software, or in laboratories, but not at a suitable level of modularity within the main coding environments used by the creative researchers, namely Max, Pd and SuperCollider, to allow groundbreaking sonic research into a rich unexploited area: the manipulation of large sound corpora. Indeed, with access to, genesis of, and storage of large sound banks now commonplace, novel ways of abstracting and manipulating them are needed to mine their inherent potential.</w:t>
+        <w:t xml:space="preserve">These potent algorithms are currently partially available in closed bespoke software, or in laboratories, but not at a suitable level of modularity within the main coding environments used by the creative researchers, namely Max, Pd and </w:t>
+      </w:r>
+      <w:proofErr w:type="spellStart"/>
+      <w:r>
+        <w:rPr>
+          <w:iCs/>
+          <w:color w:val="000000" w:themeColor="text1"/>
+          <w:sz w:val="24"/>
+          <w:szCs w:val="24"/>
+        </w:rPr>
+        <w:t>SuperCollider</w:t>
+      </w:r>
+      <w:proofErr w:type="spellEnd"/>
+      <w:r>
+        <w:rPr>
+          <w:iCs/>
+          <w:color w:val="000000" w:themeColor="text1"/>
+          <w:sz w:val="24"/>
+          <w:szCs w:val="24"/>
+        </w:rPr>
+        <w:t xml:space="preserve">, to allow groundbreaking sonic research into a rich unexploited area: the manipulation of large sound corpora. Indeed, with access to, genesis of, and storage of large sound banks now commonplace, novel ways of abstracting and manipulating them are needed </w:t>
+      </w:r>
+      <w:r>
+        <w:rPr>
+          <w:iCs/>
+          <w:color w:val="000000" w:themeColor="text1"/>
+          <w:sz w:val="24"/>
+          <w:szCs w:val="24"/>
+        </w:rPr>
+        <w:lastRenderedPageBreak/>
+        <w:t>to mine their inherent potential.</w:t>
       </w:r>
       <w:r>
         <w:rPr>
@@ -8353,7 +9074,6 @@
           <w:sz w:val="24"/>
           <w:szCs w:val="24"/>
         </w:rPr>
-        <w:lastRenderedPageBreak/>
         <w:t>TBA</w:t>
       </w:r>
     </w:p>
@@ -8464,12 +9184,12 @@
       </w:pPr>
     </w:p>
     <w:sectPr>
-      <w:headerReference w:type="even" r:id="rId32"/>
-      <w:headerReference w:type="default" r:id="rId33"/>
-      <w:footerReference w:type="even" r:id="rId34"/>
-      <w:footerReference w:type="default" r:id="rId35"/>
-      <w:headerReference w:type="first" r:id="rId36"/>
-      <w:footerReference w:type="first" r:id="rId37"/>
+      <w:headerReference w:type="even" r:id="rId31"/>
+      <w:headerReference w:type="default" r:id="rId32"/>
+      <w:footerReference w:type="even" r:id="rId33"/>
+      <w:footerReference w:type="default" r:id="rId34"/>
+      <w:headerReference w:type="first" r:id="rId35"/>
+      <w:footerReference w:type="first" r:id="rId36"/>
       <w:type w:val="continuous"/>
       <w:pgSz w:w="12240" w:h="15840"/>
       <w:pgMar w:top="1440" w:right="1440" w:bottom="1440" w:left="1440" w:header="720" w:footer="720" w:gutter="0"/>
